--- a/00-首页/学生讲义Word/配合物深化-超级充实版（自学完整）.docx
+++ b/00-首页/学生讲义Word/配合物深化-超级充实版（自学完整）.docx
@@ -2,7 +2,7 @@
 <file path=word/document.xml><?xml version="1.0" encoding="utf-8"?>
 <w:document xmlns:w="http://schemas.openxmlformats.org/wordprocessingml/2006/main" xmlns:m="http://schemas.openxmlformats.org/officeDocument/2006/math" xmlns:r="http://schemas.openxmlformats.org/officeDocument/2006/relationships" xmlns:o="urn:schemas-microsoft-com:office:office" xmlns:v="urn:schemas-microsoft-com:vml" xmlns:w10="urn:schemas-microsoft-com:office:word" xmlns:a="http://schemas.openxmlformats.org/drawingml/2006/main" xmlns:pic="http://schemas.openxmlformats.org/drawingml/2006/picture" xmlns:wp="http://schemas.openxmlformats.org/drawingml/2006/wordprocessingDrawing">
   <w:body>
-    <w:bookmarkStart w:id="81" w:name="配合物深化从配位场到真题主线"/>
+    <w:bookmarkStart w:id="93" w:name="配合物深化从配位场到真题主线"/>
     <w:p>
       <w:pPr>
         <w:pStyle w:val="Heading1"/>
@@ -290,7 +290,20 @@
         <w:rPr>
           <w:rFonts w:ascii="Times New Roman" w:hAnsi="Times New Roman" w:eastAsia="Times New Roman" w:cs="Times New Roman"/>
         </w:rPr>
-        <w:t xml:space="preserve"> Cu²⁺ </w:t>
+        <w:t xml:space="preserve"> Cu</w:t>
+      </w:r>
+      <w:r>
+        <w:rPr>
+          <w:rFonts w:ascii="Times New Roman" w:hAnsi="Times New Roman" w:eastAsia="Times New Roman" w:cs="Times New Roman"/>
+          <w:vertAlign w:val="superscript"/>
+        </w:rPr>
+        <w:t>2+</w:t>
+      </w:r>
+      <w:r>
+        <w:rPr>
+          <w:rFonts w:ascii="Times New Roman" w:hAnsi="Times New Roman" w:eastAsia="Times New Roman" w:cs="Times New Roman"/>
+        </w:rPr>
+        <w:t xml:space="preserve"> </w:t>
       </w:r>
       <w:r>
         <w:rPr>
@@ -450,7 +463,53 @@
         <w:rPr>
           <w:rFonts w:ascii="Times New Roman" w:hAnsi="Times New Roman" w:eastAsia="Times New Roman" w:cs="Times New Roman"/>
         </w:rPr>
-        <w:t xml:space="preserve"> Re₂Cl₈²⁻ / Mo₂ </w:t>
+        <w:t xml:space="preserve"> Re</w:t>
+      </w:r>
+      <w:r>
+        <w:rPr>
+          <w:rFonts w:ascii="Times New Roman" w:hAnsi="Times New Roman" w:eastAsia="Times New Roman" w:cs="Times New Roman"/>
+          <w:vertAlign w:val="subscript"/>
+        </w:rPr>
+        <w:t>2</w:t>
+      </w:r>
+      <w:r>
+        <w:rPr>
+          <w:rFonts w:ascii="Times New Roman" w:hAnsi="Times New Roman" w:eastAsia="Times New Roman" w:cs="Times New Roman"/>
+        </w:rPr>
+        <w:t>Cl</w:t>
+      </w:r>
+      <w:r>
+        <w:rPr>
+          <w:rFonts w:ascii="Times New Roman" w:hAnsi="Times New Roman" w:eastAsia="Times New Roman" w:cs="Times New Roman"/>
+          <w:vertAlign w:val="subscript"/>
+        </w:rPr>
+        <w:t>8</w:t>
+      </w:r>
+      <w:r>
+        <w:rPr>
+          <w:rFonts w:ascii="Times New Roman" w:hAnsi="Times New Roman" w:eastAsia="Times New Roman" w:cs="Times New Roman"/>
+          <w:vertAlign w:val="superscript"/>
+        </w:rPr>
+        <w:t>2-</w:t>
+      </w:r>
+      <w:r>
+        <w:rPr>
+          <w:rFonts w:ascii="Times New Roman" w:hAnsi="Times New Roman" w:eastAsia="Times New Roman" w:cs="Times New Roman"/>
+        </w:rPr>
+        <w:t xml:space="preserve"> / Mo</w:t>
+      </w:r>
+      <w:r>
+        <w:rPr>
+          <w:rFonts w:ascii="Times New Roman" w:hAnsi="Times New Roman" w:eastAsia="Times New Roman" w:cs="Times New Roman"/>
+          <w:vertAlign w:val="subscript"/>
+        </w:rPr>
+        <w:t>2</w:t>
+      </w:r>
+      <w:r>
+        <w:rPr>
+          <w:rFonts w:ascii="Times New Roman" w:hAnsi="Times New Roman" w:eastAsia="Times New Roman" w:cs="Times New Roman"/>
+        </w:rPr>
+        <w:t xml:space="preserve"> </w:t>
       </w:r>
       <w:r>
         <w:rPr>
@@ -612,7 +671,6 @@
       <w:r>
         <w:rPr>
           <w:rFonts w:hint="eastAsia" w:ascii="Times New Roman" w:hAnsi="Times New Roman" w:eastAsia="SimSun" w:cs="Times New Roman"/>
-          <w:color w:val="1E40AF"/>
         </w:rPr>
         <w:t xml:space="preserve">光谱化学序列的基础记忆</w:t>
       </w:r>
@@ -1837,119 +1895,101 @@
     </w:p>
     <w:p>
       <w:pPr>
-        <w:pStyle w:val="BlockText"/>
-      </w:pPr>
-      <w:r>
-        <w:rPr>
-          <w:rFonts w:hint="eastAsia" w:ascii="Times New Roman" w:hAnsi="Times New Roman" w:eastAsia="SimSun" w:cs="Times New Roman"/>
-          <w:b/>
-          <w:bCs/>
-          <w:color w:val="1E40AF"/>
+        <w:pStyle w:val="MethodologyBlock"/>
+      </w:pPr>
+      <w:r>
+        <w:rPr>
+          <w:rFonts w:hint="eastAsia" w:ascii="Times New Roman" w:hAnsi="Times New Roman" w:eastAsia="SimSun" w:cs="Times New Roman"/>
         </w:rPr>
         <w:t xml:space="preserve">理解要点</w:t>
       </w:r>
       <w:r>
         <w:rPr>
-          <w:rFonts w:hint="eastAsia" w:ascii="Times New Roman" w:hAnsi="Times New Roman" w:eastAsia="Times New Roman" w:cs="Times New Roman"/>
-          <w:color w:val="1E40AF"/>
-        </w:rPr>
-        <w:t>：</w:t>
-      </w:r>
-      <w:r>
-        <w:rPr>
-          <w:rFonts w:hint="eastAsia" w:ascii="Times New Roman" w:hAnsi="Times New Roman" w:eastAsia="SimSun" w:cs="Times New Roman"/>
-          <w:color w:val="1E40AF"/>
+          <w:rFonts w:ascii="Times New Roman" w:hAnsi="Times New Roman" w:eastAsia="Times New Roman" w:cs="Times New Roman"/>
+        </w:rPr>
+        <w:t xml:space="preserve"> </w:t>
+      </w:r>
+      <w:r>
+        <w:rPr>
+          <w:rFonts w:hint="eastAsia" w:ascii="Times New Roman" w:hAnsi="Times New Roman" w:eastAsia="SimSun" w:cs="Times New Roman"/>
         </w:rPr>
         <w:t>很多题不是你不会</w:t>
       </w:r>
       <w:r>
         <w:rPr>
           <w:rFonts w:hint="eastAsia" w:ascii="Times New Roman" w:hAnsi="Times New Roman" w:eastAsia="Times New Roman" w:cs="Times New Roman"/>
-          <w:color w:val="1E40AF"/>
         </w:rPr>
         <w:t>，</w:t>
       </w:r>
       <w:r>
         <w:rPr>
           <w:rFonts w:hint="eastAsia" w:ascii="Times New Roman" w:hAnsi="Times New Roman" w:eastAsia="SimSun" w:cs="Times New Roman"/>
-          <w:color w:val="1E40AF"/>
         </w:rPr>
         <w:t>而是顺序乱了</w:t>
       </w:r>
       <w:r>
         <w:rPr>
           <w:rFonts w:hint="eastAsia" w:ascii="Times New Roman" w:hAnsi="Times New Roman" w:eastAsia="Times New Roman" w:cs="Times New Roman"/>
-          <w:color w:val="1E40AF"/>
         </w:rPr>
         <w:t>。</w:t>
       </w:r>
       <w:r>
         <w:rPr>
           <w:rFonts w:hint="eastAsia" w:ascii="Times New Roman" w:hAnsi="Times New Roman" w:eastAsia="SimSun" w:cs="Times New Roman"/>
-          <w:color w:val="1E40AF"/>
         </w:rPr>
         <w:t>配位题最怕上来就凭印象谈</w:t>
       </w:r>
       <w:r>
         <w:rPr>
           <w:rFonts w:hint="eastAsia" w:ascii="Times New Roman" w:hAnsi="Times New Roman" w:eastAsia="Times New Roman" w:cs="Times New Roman"/>
-          <w:color w:val="1E40AF"/>
         </w:rPr>
         <w:t>“</w:t>
       </w:r>
       <w:r>
         <w:rPr>
           <w:rFonts w:hint="eastAsia" w:ascii="Times New Roman" w:hAnsi="Times New Roman" w:eastAsia="SimSun" w:cs="Times New Roman"/>
-          <w:color w:val="1E40AF"/>
         </w:rPr>
         <w:t>好像是低自旋</w:t>
       </w:r>
       <w:r>
         <w:rPr>
           <w:rFonts w:hint="eastAsia" w:ascii="Times New Roman" w:hAnsi="Times New Roman" w:eastAsia="Times New Roman" w:cs="Times New Roman"/>
-          <w:color w:val="1E40AF"/>
         </w:rPr>
         <w:t>”“</w:t>
       </w:r>
       <w:r>
         <w:rPr>
           <w:rFonts w:hint="eastAsia" w:ascii="Times New Roman" w:hAnsi="Times New Roman" w:eastAsia="SimSun" w:cs="Times New Roman"/>
-          <w:color w:val="1E40AF"/>
         </w:rPr>
         <w:t>好像会拉长</w:t>
       </w:r>
       <w:r>
         <w:rPr>
           <w:rFonts w:hint="eastAsia" w:ascii="Times New Roman" w:hAnsi="Times New Roman" w:eastAsia="Times New Roman" w:cs="Times New Roman"/>
-          <w:color w:val="1E40AF"/>
         </w:rPr>
         <w:t>”，</w:t>
       </w:r>
       <w:r>
         <w:rPr>
           <w:rFonts w:hint="eastAsia" w:ascii="Times New Roman" w:hAnsi="Times New Roman" w:eastAsia="SimSun" w:cs="Times New Roman"/>
-          <w:color w:val="1E40AF"/>
         </w:rPr>
         <w:t>而没有先把</w:t>
       </w:r>
       <w:r>
         <w:rPr>
           <w:rFonts w:ascii="Times New Roman" w:hAnsi="Times New Roman" w:eastAsia="Times New Roman" w:cs="Times New Roman"/>
-          <w:color w:val="1E40AF"/>
         </w:rPr>
         <w:t xml:space="preserve"> d </w:t>
       </w:r>
       <w:r>
         <w:rPr>
           <w:rFonts w:hint="eastAsia" w:ascii="Times New Roman" w:hAnsi="Times New Roman" w:eastAsia="SimSun" w:cs="Times New Roman"/>
-          <w:color w:val="1E40AF"/>
         </w:rPr>
         <w:t>电子数钉死</w:t>
       </w:r>
       <w:r>
         <w:rPr>
           <w:rFonts w:hint="eastAsia" w:ascii="Times New Roman" w:hAnsi="Times New Roman" w:eastAsia="Times New Roman" w:cs="Times New Roman"/>
-          <w:color w:val="1E40AF"/>
         </w:rPr>
         <w:t>。</w:t>
       </w:r>
@@ -2076,7 +2116,22 @@
           <w:rStyle w:val="VerbatimChar"/>
           <w:rFonts w:ascii="Times New Roman" w:hAnsi="Times New Roman" w:eastAsia="Times New Roman" w:cs="Times New Roman"/>
         </w:rPr>
-        <w:t xml:space="preserve">d⁹ → </w:t>
+        <w:t>d</w:t>
+      </w:r>
+      <w:r>
+        <w:rPr>
+          <w:rStyle w:val="VerbatimChar"/>
+          <w:rFonts w:ascii="Times New Roman" w:hAnsi="Times New Roman" w:eastAsia="Times New Roman" w:cs="Times New Roman"/>
+          <w:vertAlign w:val="superscript"/>
+        </w:rPr>
+        <w:t>9</w:t>
+      </w:r>
+      <w:r>
+        <w:rPr>
+          <w:rStyle w:val="VerbatimChar"/>
+          <w:rFonts w:ascii="Times New Roman" w:hAnsi="Times New Roman" w:eastAsia="Times New Roman" w:cs="Times New Roman"/>
+        </w:rPr>
+        <w:t xml:space="preserve"> → </w:t>
       </w:r>
       <w:r>
         <w:rPr>
@@ -2170,7 +2225,37 @@
           <w:rStyle w:val="VerbatimChar"/>
           <w:rFonts w:ascii="Times New Roman" w:hAnsi="Times New Roman" w:eastAsia="Times New Roman" w:cs="Times New Roman"/>
         </w:rPr>
-        <w:t xml:space="preserve"> → d⁸ / d¹⁰ → </w:t>
+        <w:t xml:space="preserve"> → d</w:t>
+      </w:r>
+      <w:r>
+        <w:rPr>
+          <w:rStyle w:val="VerbatimChar"/>
+          <w:rFonts w:ascii="Times New Roman" w:hAnsi="Times New Roman" w:eastAsia="Times New Roman" w:cs="Times New Roman"/>
+          <w:vertAlign w:val="superscript"/>
+        </w:rPr>
+        <w:t>8</w:t>
+      </w:r>
+      <w:r>
+        <w:rPr>
+          <w:rStyle w:val="VerbatimChar"/>
+          <w:rFonts w:ascii="Times New Roman" w:hAnsi="Times New Roman" w:eastAsia="Times New Roman" w:cs="Times New Roman"/>
+        </w:rPr>
+        <w:t xml:space="preserve"> / d</w:t>
+      </w:r>
+      <w:r>
+        <w:rPr>
+          <w:rStyle w:val="VerbatimChar"/>
+          <w:rFonts w:ascii="Times New Roman" w:hAnsi="Times New Roman" w:eastAsia="Times New Roman" w:cs="Times New Roman"/>
+          <w:vertAlign w:val="superscript"/>
+        </w:rPr>
+        <w:t>10</w:t>
+      </w:r>
+      <w:r>
+        <w:rPr>
+          <w:rStyle w:val="VerbatimChar"/>
+          <w:rFonts w:ascii="Times New Roman" w:hAnsi="Times New Roman" w:eastAsia="Times New Roman" w:cs="Times New Roman"/>
+        </w:rPr>
+        <w:t xml:space="preserve"> → </w:t>
       </w:r>
       <w:r>
         <w:rPr>
@@ -2651,7 +2736,7 @@
               <a:graphicData uri="http://schemas.openxmlformats.org/drawingml/2006/picture">
                 <pic:pic>
                   <pic:nvPicPr>
-                    <pic:cNvPr descr="media/八面体场d轨道分裂示意图.关系图.png" id="17" name="Picture"/>
+                    <pic:cNvPr descr="7937fa3a4ad6d5d9124ba067bca2710abd9c4ab591c0e70741f298f0452bda78.png" id="17" name="Picture"/>
                     <pic:cNvPicPr>
                       <a:picLocks noChangeArrowheads="1" noChangeAspect="1"/>
                     </pic:cNvPicPr>
@@ -3305,7 +3390,7 @@
               <a:graphicData uri="http://schemas.openxmlformats.org/drawingml/2006/picture">
                 <pic:pic>
                   <pic:nvPicPr>
-                    <pic:cNvPr descr="media/高低自旋判断决策树.决策图.png" id="21" name="Picture"/>
+                    <pic:cNvPr descr="e2e8ec17997c6b450e61e34f4a577a45945dbb590b9d68d47c67c367085c1250.png" id="21" name="Picture"/>
                     <pic:cNvPicPr>
                       <a:picLocks noChangeArrowheads="1" noChangeAspect="1"/>
                     </pic:cNvPicPr>
@@ -3589,7 +3674,7 @@
               <a:graphicData uri="http://schemas.openxmlformats.org/drawingml/2006/picture">
                 <pic:pic>
                   <pic:nvPicPr>
-                    <pic:cNvPr descr="media/光谱化学序列配体排序图.关系图.png" id="25" name="Picture"/>
+                    <pic:cNvPr descr="d72347c3cfbe30dc1a3de473003eec8081ff501dd0bd3a719c73a5b18f824230.png" id="25" name="Picture"/>
                     <pic:cNvPicPr>
                       <a:picLocks noChangeArrowheads="1" noChangeAspect="1"/>
                     </pic:cNvPicPr>
@@ -3687,7 +3772,150 @@
           <w:rStyle w:val="VerbatimChar"/>
           <w:rFonts w:ascii="Times New Roman" w:hAnsi="Times New Roman" w:eastAsia="Times New Roman" w:cs="Times New Roman"/>
         </w:rPr>
-        <w:t xml:space="preserve">I⁻ &lt; Br⁻ &lt; Cl⁻ &lt; F⁻ &lt; OH⁻ &lt; H₂O &lt; NH₃ &lt; en &lt; NO₂⁻ &lt; CN⁻ &lt; CO</w:t>
+        <w:t>I</w:t>
+      </w:r>
+      <w:r>
+        <w:rPr>
+          <w:rStyle w:val="VerbatimChar"/>
+          <w:rFonts w:ascii="Times New Roman" w:hAnsi="Times New Roman" w:eastAsia="Times New Roman" w:cs="Times New Roman"/>
+          <w:vertAlign w:val="superscript"/>
+        </w:rPr>
+        <w:t>-</w:t>
+      </w:r>
+      <w:r>
+        <w:rPr>
+          <w:rStyle w:val="VerbatimChar"/>
+          <w:rFonts w:ascii="Times New Roman" w:hAnsi="Times New Roman" w:eastAsia="Times New Roman" w:cs="Times New Roman"/>
+        </w:rPr>
+        <w:t xml:space="preserve"> &lt; Br</w:t>
+      </w:r>
+      <w:r>
+        <w:rPr>
+          <w:rStyle w:val="VerbatimChar"/>
+          <w:rFonts w:ascii="Times New Roman" w:hAnsi="Times New Roman" w:eastAsia="Times New Roman" w:cs="Times New Roman"/>
+          <w:vertAlign w:val="superscript"/>
+        </w:rPr>
+        <w:t>-</w:t>
+      </w:r>
+      <w:r>
+        <w:rPr>
+          <w:rStyle w:val="VerbatimChar"/>
+          <w:rFonts w:ascii="Times New Roman" w:hAnsi="Times New Roman" w:eastAsia="Times New Roman" w:cs="Times New Roman"/>
+        </w:rPr>
+        <w:t xml:space="preserve"> &lt; Cl</w:t>
+      </w:r>
+      <w:r>
+        <w:rPr>
+          <w:rStyle w:val="VerbatimChar"/>
+          <w:rFonts w:ascii="Times New Roman" w:hAnsi="Times New Roman" w:eastAsia="Times New Roman" w:cs="Times New Roman"/>
+          <w:vertAlign w:val="superscript"/>
+        </w:rPr>
+        <w:t>-</w:t>
+      </w:r>
+      <w:r>
+        <w:rPr>
+          <w:rStyle w:val="VerbatimChar"/>
+          <w:rFonts w:ascii="Times New Roman" w:hAnsi="Times New Roman" w:eastAsia="Times New Roman" w:cs="Times New Roman"/>
+        </w:rPr>
+        <w:t xml:space="preserve"> &lt; F</w:t>
+      </w:r>
+      <w:r>
+        <w:rPr>
+          <w:rStyle w:val="VerbatimChar"/>
+          <w:rFonts w:ascii="Times New Roman" w:hAnsi="Times New Roman" w:eastAsia="Times New Roman" w:cs="Times New Roman"/>
+          <w:vertAlign w:val="superscript"/>
+        </w:rPr>
+        <w:t>-</w:t>
+      </w:r>
+      <w:r>
+        <w:rPr>
+          <w:rStyle w:val="VerbatimChar"/>
+          <w:rFonts w:ascii="Times New Roman" w:hAnsi="Times New Roman" w:eastAsia="Times New Roman" w:cs="Times New Roman"/>
+        </w:rPr>
+        <w:t xml:space="preserve"> &lt; OH</w:t>
+      </w:r>
+      <w:r>
+        <w:rPr>
+          <w:rStyle w:val="VerbatimChar"/>
+          <w:rFonts w:ascii="Times New Roman" w:hAnsi="Times New Roman" w:eastAsia="Times New Roman" w:cs="Times New Roman"/>
+          <w:vertAlign w:val="superscript"/>
+        </w:rPr>
+        <w:t>-</w:t>
+      </w:r>
+      <w:r>
+        <w:rPr>
+          <w:rStyle w:val="VerbatimChar"/>
+          <w:rFonts w:ascii="Times New Roman" w:hAnsi="Times New Roman" w:eastAsia="Times New Roman" w:cs="Times New Roman"/>
+        </w:rPr>
+        <w:t xml:space="preserve"> &lt; H</w:t>
+      </w:r>
+      <w:r>
+        <w:rPr>
+          <w:rStyle w:val="VerbatimChar"/>
+          <w:rFonts w:ascii="Times New Roman" w:hAnsi="Times New Roman" w:eastAsia="Times New Roman" w:cs="Times New Roman"/>
+          <w:vertAlign w:val="subscript"/>
+        </w:rPr>
+        <w:t>2</w:t>
+      </w:r>
+      <w:r>
+        <w:rPr>
+          <w:rStyle w:val="VerbatimChar"/>
+          <w:rFonts w:ascii="Times New Roman" w:hAnsi="Times New Roman" w:eastAsia="Times New Roman" w:cs="Times New Roman"/>
+        </w:rPr>
+        <w:t>O &lt; NH</w:t>
+      </w:r>
+      <w:r>
+        <w:rPr>
+          <w:rStyle w:val="VerbatimChar"/>
+          <w:rFonts w:ascii="Times New Roman" w:hAnsi="Times New Roman" w:eastAsia="Times New Roman" w:cs="Times New Roman"/>
+          <w:vertAlign w:val="subscript"/>
+        </w:rPr>
+        <w:t>3</w:t>
+      </w:r>
+      <w:r>
+        <w:rPr>
+          <w:rStyle w:val="VerbatimChar"/>
+          <w:rFonts w:ascii="Times New Roman" w:hAnsi="Times New Roman" w:eastAsia="Times New Roman" w:cs="Times New Roman"/>
+        </w:rPr>
+        <w:t xml:space="preserve"> &lt; en &lt; NO</w:t>
+      </w:r>
+      <w:r>
+        <w:rPr>
+          <w:rStyle w:val="VerbatimChar"/>
+          <w:rFonts w:ascii="Times New Roman" w:hAnsi="Times New Roman" w:eastAsia="Times New Roman" w:cs="Times New Roman"/>
+          <w:vertAlign w:val="subscript"/>
+        </w:rPr>
+        <w:t>2</w:t>
+      </w:r>
+      <w:r>
+        <w:rPr>
+          <w:rStyle w:val="VerbatimChar"/>
+          <w:rFonts w:ascii="Times New Roman" w:hAnsi="Times New Roman" w:eastAsia="Times New Roman" w:cs="Times New Roman"/>
+          <w:vertAlign w:val="superscript"/>
+        </w:rPr>
+        <w:t>-</w:t>
+      </w:r>
+      <w:r>
+        <w:rPr>
+          <w:rStyle w:val="VerbatimChar"/>
+          <w:rFonts w:ascii="Times New Roman" w:hAnsi="Times New Roman" w:eastAsia="Times New Roman" w:cs="Times New Roman"/>
+        </w:rPr>
+        <w:t xml:space="preserve"> &lt; CN</w:t>
+      </w:r>
+      <w:r>
+        <w:rPr>
+          <w:rStyle w:val="VerbatimChar"/>
+          <w:rFonts w:ascii="Times New Roman" w:hAnsi="Times New Roman" w:eastAsia="Times New Roman" w:cs="Times New Roman"/>
+          <w:vertAlign w:val="superscript"/>
+        </w:rPr>
+        <w:t>-</w:t>
+      </w:r>
+      <w:r>
+        <w:rPr>
+          <w:rStyle w:val="VerbatimChar"/>
+          <w:rFonts w:ascii="Times New Roman" w:hAnsi="Times New Roman" w:eastAsia="Times New Roman" w:cs="Times New Roman"/>
+        </w:rPr>
+        <w:t xml:space="preserve"> &lt; CO</w:t>
       </w:r>
     </w:p>
     <w:p>
@@ -4098,7 +4326,7 @@
               <a:graphicData uri="http://schemas.openxmlformats.org/drawingml/2006/picture">
                 <pic:pic>
                   <pic:nvPicPr>
-                    <pic:cNvPr descr="media/四面体场与正方形场分裂对比.关系图.png" id="29" name="Picture"/>
+                    <pic:cNvPr descr="f89e4c238e305a028de1a6948f88e8e271b32284021b9432e65674ef6d8a9e9a.png" id="29" name="Picture"/>
                     <pic:cNvPicPr>
                       <a:picLocks noChangeArrowheads="1" noChangeAspect="1"/>
                     </pic:cNvPicPr>
@@ -4371,7 +4599,33 @@
         <w:rPr>
           <w:rFonts w:ascii="Times New Roman" w:hAnsi="Times New Roman" w:eastAsia="Times New Roman" w:cs="Times New Roman"/>
         </w:rPr>
-        <w:t xml:space="preserve"> d⁸ / d⁹ </w:t>
+        <w:t xml:space="preserve"> d</w:t>
+      </w:r>
+      <w:r>
+        <w:rPr>
+          <w:rFonts w:ascii="Times New Roman" w:hAnsi="Times New Roman" w:eastAsia="Times New Roman" w:cs="Times New Roman"/>
+          <w:vertAlign w:val="superscript"/>
+        </w:rPr>
+        <w:t>8</w:t>
+      </w:r>
+      <w:r>
+        <w:rPr>
+          <w:rFonts w:ascii="Times New Roman" w:hAnsi="Times New Roman" w:eastAsia="Times New Roman" w:cs="Times New Roman"/>
+        </w:rPr>
+        <w:t xml:space="preserve"> / d</w:t>
+      </w:r>
+      <w:r>
+        <w:rPr>
+          <w:rFonts w:ascii="Times New Roman" w:hAnsi="Times New Roman" w:eastAsia="Times New Roman" w:cs="Times New Roman"/>
+          <w:vertAlign w:val="superscript"/>
+        </w:rPr>
+        <w:t>9</w:t>
+      </w:r>
+      <w:r>
+        <w:rPr>
+          <w:rFonts w:ascii="Times New Roman" w:hAnsi="Times New Roman" w:eastAsia="Times New Roman" w:cs="Times New Roman"/>
+        </w:rPr>
+        <w:t xml:space="preserve"> </w:t>
       </w:r>
       <w:r>
         <w:rPr>
@@ -4387,14 +4641,12 @@
       <w:r>
         <w:rPr>
           <w:rFonts w:hint="eastAsia" w:ascii="Times New Roman" w:hAnsi="Times New Roman" w:eastAsia="SimSun" w:cs="Times New Roman"/>
-          <w:color w:val="1E40AF"/>
         </w:rPr>
         <w:t>典型应用</w:t>
       </w:r>
       <w:r>
         <w:rPr>
           <w:rFonts w:hint="eastAsia" w:ascii="Times New Roman" w:hAnsi="Times New Roman" w:eastAsia="Times New Roman" w:cs="Times New Roman"/>
-          <w:color w:val="1E40AF"/>
         </w:rPr>
         <w:t>：</w:t>
       </w:r>
@@ -4411,7 +4663,46 @@
         <w:rPr>
           <w:rFonts w:ascii="Times New Roman" w:hAnsi="Times New Roman" w:eastAsia="Times New Roman" w:cs="Times New Roman"/>
         </w:rPr>
-        <w:t xml:space="preserve">Ni²⁺ / Pd²⁺ / Pt²⁺ </w:t>
+        <w:t>Ni</w:t>
+      </w:r>
+      <w:r>
+        <w:rPr>
+          <w:rFonts w:ascii="Times New Roman" w:hAnsi="Times New Roman" w:eastAsia="Times New Roman" w:cs="Times New Roman"/>
+          <w:vertAlign w:val="superscript"/>
+        </w:rPr>
+        <w:t>2+</w:t>
+      </w:r>
+      <w:r>
+        <w:rPr>
+          <w:rFonts w:ascii="Times New Roman" w:hAnsi="Times New Roman" w:eastAsia="Times New Roman" w:cs="Times New Roman"/>
+        </w:rPr>
+        <w:t xml:space="preserve"> / Pd</w:t>
+      </w:r>
+      <w:r>
+        <w:rPr>
+          <w:rFonts w:ascii="Times New Roman" w:hAnsi="Times New Roman" w:eastAsia="Times New Roman" w:cs="Times New Roman"/>
+          <w:vertAlign w:val="superscript"/>
+        </w:rPr>
+        <w:t>2+</w:t>
+      </w:r>
+      <w:r>
+        <w:rPr>
+          <w:rFonts w:ascii="Times New Roman" w:hAnsi="Times New Roman" w:eastAsia="Times New Roman" w:cs="Times New Roman"/>
+        </w:rPr>
+        <w:t xml:space="preserve"> / Pt</w:t>
+      </w:r>
+      <w:r>
+        <w:rPr>
+          <w:rFonts w:ascii="Times New Roman" w:hAnsi="Times New Roman" w:eastAsia="Times New Roman" w:cs="Times New Roman"/>
+          <w:vertAlign w:val="superscript"/>
+        </w:rPr>
+        <w:t>2+</w:t>
+      </w:r>
+      <w:r>
+        <w:rPr>
+          <w:rFonts w:ascii="Times New Roman" w:hAnsi="Times New Roman" w:eastAsia="Times New Roman" w:cs="Times New Roman"/>
+        </w:rPr>
+        <w:t xml:space="preserve"> </w:t>
       </w:r>
       <w:r>
         <w:rPr>
@@ -4432,7 +4723,20 @@
         <w:rPr>
           <w:rFonts w:ascii="Times New Roman" w:hAnsi="Times New Roman" w:eastAsia="Times New Roman" w:cs="Times New Roman"/>
         </w:rPr>
-        <w:t xml:space="preserve">Au³⁺ </w:t>
+        <w:t>Au</w:t>
+      </w:r>
+      <w:r>
+        <w:rPr>
+          <w:rFonts w:ascii="Times New Roman" w:hAnsi="Times New Roman" w:eastAsia="Times New Roman" w:cs="Times New Roman"/>
+          <w:vertAlign w:val="superscript"/>
+        </w:rPr>
+        <w:t>3+</w:t>
+      </w:r>
+      <w:r>
+        <w:rPr>
+          <w:rFonts w:ascii="Times New Roman" w:hAnsi="Times New Roman" w:eastAsia="Times New Roman" w:cs="Times New Roman"/>
+        </w:rPr>
+        <w:t xml:space="preserve"> </w:t>
       </w:r>
       <w:r>
         <w:rPr>
@@ -4453,7 +4757,20 @@
         <w:rPr>
           <w:rFonts w:ascii="Times New Roman" w:hAnsi="Times New Roman" w:eastAsia="Times New Roman" w:cs="Times New Roman"/>
         </w:rPr>
-        <w:t xml:space="preserve">Cu²⁺ </w:t>
+        <w:t>Cu</w:t>
+      </w:r>
+      <w:r>
+        <w:rPr>
+          <w:rFonts w:ascii="Times New Roman" w:hAnsi="Times New Roman" w:eastAsia="Times New Roman" w:cs="Times New Roman"/>
+          <w:vertAlign w:val="superscript"/>
+        </w:rPr>
+        <w:t>2+</w:t>
+      </w:r>
+      <w:r>
+        <w:rPr>
+          <w:rFonts w:ascii="Times New Roman" w:hAnsi="Times New Roman" w:eastAsia="Times New Roman" w:cs="Times New Roman"/>
+        </w:rPr>
+        <w:t xml:space="preserve"> </w:t>
       </w:r>
       <w:r>
         <w:rPr>
@@ -4482,7 +4799,7 @@
     </w:p>
     <w:bookmarkEnd w:id="30"/>
     <w:bookmarkEnd w:id="31"/>
-    <w:bookmarkStart w:id="36" w:name="四jahn-teller-效应cu²-为什么老是不规矩"/>
+    <w:bookmarkStart w:id="42" w:name="四jahn-teller-效应cu²-为什么老是不规矩"/>
     <w:p>
       <w:pPr>
         <w:pStyle w:val="Heading2"/>
@@ -4516,7 +4833,14 @@
         <w:rPr>
           <w:rFonts w:hint="eastAsia" w:ascii="Times New Roman" w:hAnsi="Times New Roman" w:eastAsia="Times New Roman" w:cs="Times New Roman"/>
         </w:rPr>
-        <w:t>：Cu²⁺</w:t>
+        <w:t>：Cu</w:t>
+      </w:r>
+      <w:r>
+        <w:rPr>
+          <w:rFonts w:hint="eastAsia" w:ascii="Times New Roman" w:hAnsi="Times New Roman" w:eastAsia="Times New Roman" w:cs="Times New Roman"/>
+          <w:vertAlign w:val="superscript"/>
+        </w:rPr>
+        <w:t>2+</w:t>
       </w:r>
       <w:r>
         <w:rPr>
@@ -4693,7 +5017,20 @@
         <w:rPr>
           <w:rFonts w:hint="eastAsia" w:ascii="Times New Roman" w:hAnsi="Times New Roman" w:eastAsia="Times New Roman" w:cs="Times New Roman"/>
         </w:rPr>
-        <w:t>Cu²⁺，</w:t>
+        <w:t>Cu</w:t>
+      </w:r>
+      <w:r>
+        <w:rPr>
+          <w:rFonts w:hint="eastAsia" w:ascii="Times New Roman" w:hAnsi="Times New Roman" w:eastAsia="Times New Roman" w:cs="Times New Roman"/>
+          <w:vertAlign w:val="superscript"/>
+        </w:rPr>
+        <w:t>2+</w:t>
+      </w:r>
+      <w:r>
+        <w:rPr>
+          <w:rFonts w:hint="eastAsia" w:ascii="Times New Roman" w:hAnsi="Times New Roman" w:eastAsia="Times New Roman" w:cs="Times New Roman"/>
+        </w:rPr>
+        <w:t>，</w:t>
       </w:r>
       <w:r>
         <w:rPr>
@@ -4712,7 +5049,15 @@
           <w:rStyle w:val="VerbatimChar"/>
           <w:rFonts w:ascii="Times New Roman" w:hAnsi="Times New Roman" w:eastAsia="Times New Roman" w:cs="Times New Roman"/>
         </w:rPr>
-        <w:t xml:space="preserve">d⁹</w:t>
+        <w:t>d</w:t>
+      </w:r>
+      <w:r>
+        <w:rPr>
+          <w:rStyle w:val="VerbatimChar"/>
+          <w:rFonts w:ascii="Times New Roman" w:hAnsi="Times New Roman" w:eastAsia="Times New Roman" w:cs="Times New Roman"/>
+          <w:vertAlign w:val="superscript"/>
+        </w:rPr>
+        <w:t>9</w:t>
       </w:r>
     </w:p>
     <w:p>
@@ -4739,7 +5084,20 @@
         <w:rPr>
           <w:rFonts w:hint="eastAsia" w:ascii="Times New Roman" w:hAnsi="Times New Roman" w:eastAsia="Times New Roman" w:cs="Times New Roman"/>
         </w:rPr>
-        <w:t>Mn³⁺，</w:t>
+        <w:t>Mn</w:t>
+      </w:r>
+      <w:r>
+        <w:rPr>
+          <w:rFonts w:hint="eastAsia" w:ascii="Times New Roman" w:hAnsi="Times New Roman" w:eastAsia="Times New Roman" w:cs="Times New Roman"/>
+          <w:vertAlign w:val="superscript"/>
+        </w:rPr>
+        <w:t>3+</w:t>
+      </w:r>
+      <w:r>
+        <w:rPr>
+          <w:rFonts w:hint="eastAsia" w:ascii="Times New Roman" w:hAnsi="Times New Roman" w:eastAsia="Times New Roman" w:cs="Times New Roman"/>
+        </w:rPr>
+        <w:t>，</w:t>
       </w:r>
       <w:r>
         <w:rPr>
@@ -4758,7 +5116,15 @@
           <w:rStyle w:val="VerbatimChar"/>
           <w:rFonts w:ascii="Times New Roman" w:hAnsi="Times New Roman" w:eastAsia="Times New Roman" w:cs="Times New Roman"/>
         </w:rPr>
-        <w:t xml:space="preserve">d⁴</w:t>
+        <w:t>d</w:t>
+      </w:r>
+      <w:r>
+        <w:rPr>
+          <w:rStyle w:val="VerbatimChar"/>
+          <w:rFonts w:ascii="Times New Roman" w:hAnsi="Times New Roman" w:eastAsia="Times New Roman" w:cs="Times New Roman"/>
+          <w:vertAlign w:val="superscript"/>
+        </w:rPr>
+        <w:t>4</w:t>
       </w:r>
     </w:p>
     <w:p>
@@ -4786,7 +5152,15 @@
           <w:rStyle w:val="VerbatimChar"/>
           <w:rFonts w:ascii="Times New Roman" w:hAnsi="Times New Roman" w:eastAsia="Times New Roman" w:cs="Times New Roman"/>
         </w:rPr>
-        <w:t xml:space="preserve">d⁷</w:t>
+        <w:t>d</w:t>
+      </w:r>
+      <w:r>
+        <w:rPr>
+          <w:rStyle w:val="VerbatimChar"/>
+          <w:rFonts w:ascii="Times New Roman" w:hAnsi="Times New Roman" w:eastAsia="Times New Roman" w:cs="Times New Roman"/>
+          <w:vertAlign w:val="superscript"/>
+        </w:rPr>
+        <w:t>7</w:t>
       </w:r>
     </w:p>
     <w:p>
@@ -4811,7 +5185,16 @@
           <w:b/>
           <w:bCs/>
         </w:rPr>
-        <w:t xml:space="preserve">Cu²⁺</w:t>
+        <w:t>Cu</w:t>
+      </w:r>
+      <w:r>
+        <w:rPr>
+          <w:rFonts w:ascii="Times New Roman" w:hAnsi="Times New Roman" w:eastAsia="Times New Roman" w:cs="Times New Roman"/>
+          <w:b/>
+          <w:bCs/>
+          <w:vertAlign w:val="superscript"/>
+        </w:rPr>
+        <w:t>2+</w:t>
       </w:r>
       <w:r>
         <w:rPr>
@@ -4833,7 +5216,7 @@
       </w:r>
     </w:p>
     <w:bookmarkEnd w:id="32"/>
-    <w:bookmarkStart w:id="33" w:name="为什么-d⁹-这么容易拉长"/>
+    <w:bookmarkStart w:id="36" w:name="为什么-d⁹-这么容易拉长"/>
     <w:p>
       <w:pPr>
         <w:pStyle w:val="Heading3"/>
@@ -4862,7 +5245,15 @@
           <w:rStyle w:val="VerbatimChar"/>
           <w:rFonts w:ascii="Times New Roman" w:hAnsi="Times New Roman" w:eastAsia="Times New Roman" w:cs="Times New Roman"/>
         </w:rPr>
-        <w:t xml:space="preserve">d⁹</w:t>
+        <w:t>d</w:t>
+      </w:r>
+      <w:r>
+        <w:rPr>
+          <w:rStyle w:val="VerbatimChar"/>
+          <w:rFonts w:ascii="Times New Roman" w:hAnsi="Times New Roman" w:eastAsia="Times New Roman" w:cs="Times New Roman"/>
+          <w:vertAlign w:val="superscript"/>
+        </w:rPr>
+        <w:t>9</w:t>
       </w:r>
       <w:r>
         <w:rPr>
@@ -4885,7 +5276,20 @@
         <w:rPr>
           <w:rFonts w:ascii="Times New Roman" w:hAnsi="Times New Roman" w:eastAsia="Times New Roman" w:cs="Times New Roman"/>
         </w:rPr>
-        <w:t xml:space="preserve">Cu²⁺ </w:t>
+        <w:t>Cu</w:t>
+      </w:r>
+      <w:r>
+        <w:rPr>
+          <w:rFonts w:ascii="Times New Roman" w:hAnsi="Times New Roman" w:eastAsia="Times New Roman" w:cs="Times New Roman"/>
+          <w:vertAlign w:val="superscript"/>
+        </w:rPr>
+        <w:t>2+</w:t>
+      </w:r>
+      <w:r>
+        <w:rPr>
+          <w:rFonts w:ascii="Times New Roman" w:hAnsi="Times New Roman" w:eastAsia="Times New Roman" w:cs="Times New Roman"/>
+        </w:rPr>
+        <w:t xml:space="preserve"> </w:t>
       </w:r>
       <w:r>
         <w:rPr>
@@ -5156,6 +5560,284 @@
     </w:p>
     <w:p>
       <w:pPr>
+        <w:pStyle w:val="BodyText"/>
+        <w:spacing w:before="160" w:after="80"/>
+        <w:jc w:val="center"/>
+      </w:pPr>
+      <w:r>
+        <w:rPr>
+          <w:rFonts w:ascii="Times New Roman" w:hAnsi="Times New Roman" w:eastAsia="FangSong" w:cs="Times New Roman"/>
+          <w:b w:val="0"/>
+          <w:i w:val="0"/>
+          <w:sz w:val="21"/>
+        </w:rPr>
+        <w:drawing>
+          <wp:inline>
+            <wp:extent cx="3600000" cy="1239506"/>
+            <wp:effectExtent b="0" l="0" r="0" t="0"/>
+            <wp:docPr descr="420" title="" id="34" name="Picture"/>
+            <a:graphic>
+              <a:graphicData uri="http://schemas.openxmlformats.org/drawingml/2006/picture">
+                <pic:pic>
+                  <pic:nvPicPr>
+                    <pic:cNvPr descr="733d5cd6b7c50c4f85af83fda6c8d39a5745cc400e8c51ada56accd436f38d99.jpg" id="35" name="Picture"/>
+                    <pic:cNvPicPr>
+                      <a:picLocks noChangeArrowheads="1" noChangeAspect="1"/>
+                    </pic:cNvPicPr>
+                  </pic:nvPicPr>
+                  <pic:blipFill>
+                    <a:blip r:embed="rId33"/>
+                    <a:stretch>
+                      <a:fillRect/>
+                    </a:stretch>
+                  </pic:blipFill>
+                  <pic:spPr bwMode="auto">
+                    <a:xfrm>
+                      <a:off x="0" y="0"/>
+                      <a:ext cx="3600000" cy="1239506"/>
+                    </a:xfrm>
+                    <a:prstGeom prst="rect">
+                      <a:avLst/>
+                    </a:prstGeom>
+                    <a:noFill/>
+                    <a:ln w="9525">
+                      <a:noFill/>
+                      <a:headEnd/>
+                      <a:tailEnd/>
+                    </a:ln>
+                  </pic:spPr>
+                </pic:pic>
+              </a:graphicData>
+            </a:graphic>
+          </wp:inline>
+        </w:drawing>
+      </w:r>
+      <w:r>
+        <w:rPr>
+          <w:rFonts w:ascii="Times New Roman" w:hAnsi="Times New Roman" w:eastAsia="FangSong" w:cs="Times New Roman"/>
+          <w:b w:val="0"/>
+          <w:i w:val="0"/>
+          <w:sz w:val="21"/>
+        </w:rPr>
+        <w:t xml:space="preserve"> </w:t>
+      </w:r>
+      <w:r>
+        <w:rPr>
+          <w:rFonts w:hint="eastAsia" w:ascii="Times New Roman" w:hAnsi="Times New Roman" w:eastAsia="FangSong" w:cs="Times New Roman"/>
+          <w:b w:val="0"/>
+          <w:i w:val="0"/>
+          <w:iCs/>
+          <w:sz w:val="21"/>
+        </w:rPr>
+        <w:t xml:space="preserve">图</w:t>
+      </w:r>
+      <w:r>
+        <w:rPr>
+          <w:rFonts w:ascii="Times New Roman" w:hAnsi="Times New Roman" w:eastAsia="FangSong" w:cs="Times New Roman"/>
+          <w:b w:val="0"/>
+          <w:i w:val="0"/>
+          <w:iCs/>
+          <w:sz w:val="21"/>
+        </w:rPr>
+        <w:t xml:space="preserve"> Jahn-Teller </w:t>
+      </w:r>
+      <w:r>
+        <w:rPr>
+          <w:rFonts w:hint="eastAsia" w:ascii="Times New Roman" w:hAnsi="Times New Roman" w:eastAsia="FangSong" w:cs="Times New Roman"/>
+          <w:b w:val="0"/>
+          <w:i w:val="0"/>
+          <w:iCs/>
+          <w:sz w:val="21"/>
+        </w:rPr>
+        <w:t>拉长八面体</w:t>
+      </w:r>
+      <w:r>
+        <w:rPr>
+          <w:rFonts w:hint="eastAsia" w:ascii="Times New Roman" w:hAnsi="Times New Roman" w:eastAsia="FangSong" w:cs="Times New Roman"/>
+          <w:b w:val="0"/>
+          <w:i w:val="0"/>
+          <w:iCs/>
+          <w:sz w:val="21"/>
+        </w:rPr>
+        <w:t>：d</w:t>
+      </w:r>
+      <w:r>
+        <w:rPr>
+          <w:rFonts w:hint="eastAsia" w:ascii="Times New Roman" w:hAnsi="Times New Roman" w:eastAsia="FangSong" w:cs="Times New Roman"/>
+          <w:b w:val="0"/>
+          <w:i w:val="0"/>
+          <w:iCs/>
+          <w:sz w:val="21"/>
+          <w:vertAlign w:val="superscript"/>
+        </w:rPr>
+        <w:t>9</w:t>
+      </w:r>
+      <w:r>
+        <w:rPr>
+          <w:rFonts w:ascii="Times New Roman" w:hAnsi="Times New Roman" w:eastAsia="FangSong" w:cs="Times New Roman"/>
+          <w:b w:val="0"/>
+          <w:i w:val="0"/>
+          <w:iCs/>
+          <w:sz w:val="21"/>
+        </w:rPr>
+        <w:t xml:space="preserve"> </w:t>
+      </w:r>
+      <w:r>
+        <w:rPr>
+          <w:rFonts w:hint="eastAsia" w:ascii="Times New Roman" w:hAnsi="Times New Roman" w:eastAsia="FangSong" w:cs="Times New Roman"/>
+          <w:b w:val="0"/>
+          <w:i w:val="0"/>
+          <w:iCs/>
+          <w:sz w:val="21"/>
+        </w:rPr>
+        <w:t xml:space="preserve">电子在</w:t>
+      </w:r>
+      <w:r>
+        <w:rPr>
+          <w:rFonts w:ascii="Times New Roman" w:hAnsi="Times New Roman" w:eastAsia="FangSong" w:cs="Times New Roman"/>
+          <w:b w:val="0"/>
+          <w:i w:val="0"/>
+          <w:iCs/>
+          <w:sz w:val="21"/>
+        </w:rPr>
+        <w:t xml:space="preserve"> dz</w:t>
+      </w:r>
+      <w:r>
+        <w:rPr>
+          <w:rFonts w:ascii="Times New Roman" w:hAnsi="Times New Roman" w:eastAsia="FangSong" w:cs="Times New Roman"/>
+          <w:b w:val="0"/>
+          <w:i w:val="0"/>
+          <w:iCs/>
+          <w:sz w:val="21"/>
+          <w:vertAlign w:val="superscript"/>
+        </w:rPr>
+        <w:t>2</w:t>
+      </w:r>
+      <w:r>
+        <w:rPr>
+          <w:rFonts w:ascii="Times New Roman" w:hAnsi="Times New Roman" w:eastAsia="FangSong" w:cs="Times New Roman"/>
+          <w:b w:val="0"/>
+          <w:i w:val="0"/>
+          <w:iCs/>
+          <w:sz w:val="21"/>
+        </w:rPr>
+        <w:t xml:space="preserve"> </w:t>
+      </w:r>
+      <w:r>
+        <w:rPr>
+          <w:rFonts w:hint="eastAsia" w:ascii="Times New Roman" w:hAnsi="Times New Roman" w:eastAsia="FangSong" w:cs="Times New Roman"/>
+          <w:b w:val="0"/>
+          <w:i w:val="0"/>
+          <w:iCs/>
+          <w:sz w:val="21"/>
+        </w:rPr>
+        <w:t xml:space="preserve">与</w:t>
+      </w:r>
+      <w:r>
+        <w:rPr>
+          <w:rFonts w:ascii="Times New Roman" w:hAnsi="Times New Roman" w:eastAsia="FangSong" w:cs="Times New Roman"/>
+          <w:b w:val="0"/>
+          <w:i w:val="0"/>
+          <w:iCs/>
+          <w:sz w:val="21"/>
+        </w:rPr>
+        <w:t xml:space="preserve"> dx</w:t>
+      </w:r>
+      <w:r>
+        <w:rPr>
+          <w:rFonts w:ascii="Times New Roman" w:hAnsi="Times New Roman" w:eastAsia="FangSong" w:cs="Times New Roman"/>
+          <w:b w:val="0"/>
+          <w:i w:val="0"/>
+          <w:iCs/>
+          <w:sz w:val="21"/>
+          <w:vertAlign w:val="superscript"/>
+        </w:rPr>
+        <w:t>2</w:t>
+      </w:r>
+      <w:r>
+        <w:rPr>
+          <w:rFonts w:ascii="Times New Roman" w:hAnsi="Times New Roman" w:eastAsia="FangSong" w:cs="Times New Roman"/>
+          <w:b w:val="0"/>
+          <w:i w:val="0"/>
+          <w:iCs/>
+          <w:sz w:val="21"/>
+        </w:rPr>
+        <w:t>-y</w:t>
+      </w:r>
+      <w:r>
+        <w:rPr>
+          <w:rFonts w:ascii="Times New Roman" w:hAnsi="Times New Roman" w:eastAsia="FangSong" w:cs="Times New Roman"/>
+          <w:b w:val="0"/>
+          <w:i w:val="0"/>
+          <w:iCs/>
+          <w:sz w:val="21"/>
+          <w:vertAlign w:val="superscript"/>
+        </w:rPr>
+        <w:t>2</w:t>
+      </w:r>
+      <w:r>
+        <w:rPr>
+          <w:rFonts w:ascii="Times New Roman" w:hAnsi="Times New Roman" w:eastAsia="FangSong" w:cs="Times New Roman"/>
+          <w:b w:val="0"/>
+          <w:i w:val="0"/>
+          <w:iCs/>
+          <w:sz w:val="21"/>
+        </w:rPr>
+        <w:t xml:space="preserve"> </w:t>
+      </w:r>
+      <w:r>
+        <w:rPr>
+          <w:rFonts w:hint="eastAsia" w:ascii="Times New Roman" w:hAnsi="Times New Roman" w:eastAsia="FangSong" w:cs="Times New Roman"/>
+          <w:b w:val="0"/>
+          <w:i w:val="0"/>
+          <w:iCs/>
+          <w:sz w:val="21"/>
+        </w:rPr>
+        <w:t>之间不均匀占据</w:t>
+      </w:r>
+      <w:r>
+        <w:rPr>
+          <w:rFonts w:hint="eastAsia" w:ascii="Times New Roman" w:hAnsi="Times New Roman" w:eastAsia="FangSong" w:cs="Times New Roman"/>
+          <w:b w:val="0"/>
+          <w:i w:val="0"/>
+          <w:iCs/>
+          <w:sz w:val="21"/>
+        </w:rPr>
+        <w:t>，</w:t>
+      </w:r>
+      <w:r>
+        <w:rPr>
+          <w:rFonts w:hint="eastAsia" w:ascii="Times New Roman" w:hAnsi="Times New Roman" w:eastAsia="FangSong" w:cs="Times New Roman"/>
+          <w:b w:val="0"/>
+          <w:i w:val="0"/>
+          <w:iCs/>
+          <w:sz w:val="21"/>
+        </w:rPr>
+        <w:t>沿</w:t>
+      </w:r>
+      <w:r>
+        <w:rPr>
+          <w:rFonts w:ascii="Times New Roman" w:hAnsi="Times New Roman" w:eastAsia="FangSong" w:cs="Times New Roman"/>
+          <w:b w:val="0"/>
+          <w:i w:val="0"/>
+          <w:iCs/>
+          <w:sz w:val="21"/>
+        </w:rPr>
+        <w:t xml:space="preserve"> z </w:t>
+      </w:r>
+      <w:r>
+        <w:rPr>
+          <w:rFonts w:hint="eastAsia" w:ascii="Times New Roman" w:hAnsi="Times New Roman" w:eastAsia="FangSong" w:cs="Times New Roman"/>
+          <w:b w:val="0"/>
+          <w:i w:val="0"/>
+          <w:iCs/>
+          <w:sz w:val="21"/>
+        </w:rPr>
+        <w:t xml:space="preserve">轴拉长使体系能量降低</w:t>
+      </w:r>
+    </w:p>
+    <w:p>
+      <w:pPr>
         <w:pStyle w:val="Compact"/>
         <w:numPr>
           <w:ilvl w:val="0"/>
@@ -5254,8 +5936,8 @@
         <w:t>。</w:t>
       </w:r>
     </w:p>
-    <w:bookmarkEnd w:id="33"/>
-    <w:bookmarkStart w:id="34" w:name="真题为什么爱拿-cu²-开刀"/>
+    <w:bookmarkEnd w:id="36"/>
+    <w:bookmarkStart w:id="37" w:name="真题为什么爱拿-cu²-开刀"/>
     <w:p>
       <w:pPr>
         <w:pStyle w:val="Heading3"/>
@@ -5277,7 +5959,20 @@
         <w:rPr>
           <w:rFonts w:ascii="Times New Roman" w:hAnsi="Times New Roman" w:eastAsia="Times New Roman" w:cs="Times New Roman"/>
         </w:rPr>
-        <w:t xml:space="preserve"> Cu²⁺ </w:t>
+        <w:t xml:space="preserve"> Cu</w:t>
+      </w:r>
+      <w:r>
+        <w:rPr>
+          <w:rFonts w:ascii="Times New Roman" w:hAnsi="Times New Roman" w:eastAsia="Times New Roman" w:cs="Times New Roman"/>
+          <w:vertAlign w:val="superscript"/>
+        </w:rPr>
+        <w:t>2+</w:t>
+      </w:r>
+      <w:r>
+        <w:rPr>
+          <w:rFonts w:ascii="Times New Roman" w:hAnsi="Times New Roman" w:eastAsia="Times New Roman" w:cs="Times New Roman"/>
+        </w:rPr>
+        <w:t xml:space="preserve"> </w:t>
       </w:r>
       <w:r>
         <w:rPr>
@@ -5454,7 +6149,15 @@
           <w:rStyle w:val="VerbatimChar"/>
           <w:rFonts w:ascii="Times New Roman" w:hAnsi="Times New Roman" w:eastAsia="Times New Roman" w:cs="Times New Roman"/>
         </w:rPr>
-        <w:t xml:space="preserve">d⁹</w:t>
+        <w:t>d</w:t>
+      </w:r>
+      <w:r>
+        <w:rPr>
+          <w:rStyle w:val="VerbatimChar"/>
+          <w:rFonts w:ascii="Times New Roman" w:hAnsi="Times New Roman" w:eastAsia="Times New Roman" w:cs="Times New Roman"/>
+          <w:vertAlign w:val="superscript"/>
+        </w:rPr>
+        <w:t>9</w:t>
       </w:r>
       <w:r>
         <w:rPr>
@@ -5598,7 +6301,20 @@
         <w:rPr>
           <w:rFonts w:ascii="Times New Roman" w:hAnsi="Times New Roman" w:eastAsia="Times New Roman" w:cs="Times New Roman"/>
         </w:rPr>
-        <w:t xml:space="preserve"> Cu²⁺ + </w:t>
+        <w:t xml:space="preserve"> Cu</w:t>
+      </w:r>
+      <w:r>
+        <w:rPr>
+          <w:rFonts w:ascii="Times New Roman" w:hAnsi="Times New Roman" w:eastAsia="Times New Roman" w:cs="Times New Roman"/>
+          <w:vertAlign w:val="superscript"/>
+        </w:rPr>
+        <w:t>2+</w:t>
+      </w:r>
+      <w:r>
+        <w:rPr>
+          <w:rFonts w:ascii="Times New Roman" w:hAnsi="Times New Roman" w:eastAsia="Times New Roman" w:cs="Times New Roman"/>
+        </w:rPr>
+        <w:t xml:space="preserve"> + </w:t>
       </w:r>
       <w:r>
         <w:rPr>
@@ -5649,8 +6365,8 @@
         <w:t>。</w:t>
       </w:r>
     </w:p>
-    <w:bookmarkEnd w:id="34"/>
-    <w:bookmarkStart w:id="35" w:name="哪些构型强哪些弱哪些几乎没有"/>
+    <w:bookmarkEnd w:id="37"/>
+    <w:bookmarkStart w:id="41" w:name="哪些构型强哪些弱哪些几乎没有"/>
     <w:p>
       <w:pPr>
         <w:pStyle w:val="Heading3"/>
@@ -5700,14 +6416,12 @@
       <w:r>
         <w:rPr>
           <w:rFonts w:hint="eastAsia" w:ascii="Times New Roman" w:hAnsi="Times New Roman" w:eastAsia="SimSun" w:cs="Times New Roman"/>
-          <w:color w:val="1E40AF"/>
         </w:rPr>
         <w:t>最值得记忆的分层是</w:t>
       </w:r>
       <w:r>
         <w:rPr>
           <w:rFonts w:hint="eastAsia" w:ascii="Times New Roman" w:hAnsi="Times New Roman" w:eastAsia="Times New Roman" w:cs="Times New Roman"/>
-          <w:color w:val="1E40AF"/>
         </w:rPr>
         <w:t>：</w:t>
       </w:r>
@@ -5784,7 +6498,15 @@
           <w:rStyle w:val="VerbatimChar"/>
           <w:rFonts w:ascii="Times New Roman" w:hAnsi="Times New Roman" w:eastAsia="Times New Roman" w:cs="Times New Roman"/>
         </w:rPr>
-        <w:t xml:space="preserve">d⁴</w:t>
+        <w:t>d</w:t>
+      </w:r>
+      <w:r>
+        <w:rPr>
+          <w:rStyle w:val="VerbatimChar"/>
+          <w:rFonts w:ascii="Times New Roman" w:hAnsi="Times New Roman" w:eastAsia="Times New Roman" w:cs="Times New Roman"/>
+          <w:vertAlign w:val="superscript"/>
+        </w:rPr>
+        <w:t>4</w:t>
       </w:r>
       <w:r>
         <w:rPr>
@@ -5809,7 +6531,15 @@
           <w:rStyle w:val="VerbatimChar"/>
           <w:rFonts w:ascii="Times New Roman" w:hAnsi="Times New Roman" w:eastAsia="Times New Roman" w:cs="Times New Roman"/>
         </w:rPr>
-        <w:t xml:space="preserve">d⁷</w:t>
+        <w:t>d</w:t>
+      </w:r>
+      <w:r>
+        <w:rPr>
+          <w:rStyle w:val="VerbatimChar"/>
+          <w:rFonts w:ascii="Times New Roman" w:hAnsi="Times New Roman" w:eastAsia="Times New Roman" w:cs="Times New Roman"/>
+          <w:vertAlign w:val="superscript"/>
+        </w:rPr>
+        <w:t>7</w:t>
       </w:r>
       <w:r>
         <w:rPr>
@@ -5822,7 +6552,15 @@
           <w:rStyle w:val="VerbatimChar"/>
           <w:rFonts w:ascii="Times New Roman" w:hAnsi="Times New Roman" w:eastAsia="Times New Roman" w:cs="Times New Roman"/>
         </w:rPr>
-        <w:t xml:space="preserve">d⁹</w:t>
+        <w:t>d</w:t>
+      </w:r>
+      <w:r>
+        <w:rPr>
+          <w:rStyle w:val="VerbatimChar"/>
+          <w:rFonts w:ascii="Times New Roman" w:hAnsi="Times New Roman" w:eastAsia="Times New Roman" w:cs="Times New Roman"/>
+          <w:vertAlign w:val="superscript"/>
+        </w:rPr>
+        <w:t>9</w:t>
       </w:r>
     </w:p>
     <w:p>
@@ -5970,7 +6708,15 @@
           <w:rStyle w:val="VerbatimChar"/>
           <w:rFonts w:ascii="Times New Roman" w:hAnsi="Times New Roman" w:eastAsia="Times New Roman" w:cs="Times New Roman"/>
         </w:rPr>
-        <w:t xml:space="preserve">d³</w:t>
+        <w:t>d</w:t>
+      </w:r>
+      <w:r>
+        <w:rPr>
+          <w:rStyle w:val="VerbatimChar"/>
+          <w:rFonts w:ascii="Times New Roman" w:hAnsi="Times New Roman" w:eastAsia="Times New Roman" w:cs="Times New Roman"/>
+          <w:vertAlign w:val="superscript"/>
+        </w:rPr>
+        <w:t>3</w:t>
       </w:r>
       <w:r>
         <w:rPr>
@@ -5995,7 +6741,15 @@
           <w:rStyle w:val="VerbatimChar"/>
           <w:rFonts w:ascii="Times New Roman" w:hAnsi="Times New Roman" w:eastAsia="Times New Roman" w:cs="Times New Roman"/>
         </w:rPr>
-        <w:t xml:space="preserve">d⁵</w:t>
+        <w:t>d</w:t>
+      </w:r>
+      <w:r>
+        <w:rPr>
+          <w:rStyle w:val="VerbatimChar"/>
+          <w:rFonts w:ascii="Times New Roman" w:hAnsi="Times New Roman" w:eastAsia="Times New Roman" w:cs="Times New Roman"/>
+          <w:vertAlign w:val="superscript"/>
+        </w:rPr>
+        <w:t>5</w:t>
       </w:r>
       <w:r>
         <w:rPr>
@@ -6020,7 +6774,15 @@
           <w:rStyle w:val="VerbatimChar"/>
           <w:rFonts w:ascii="Times New Roman" w:hAnsi="Times New Roman" w:eastAsia="Times New Roman" w:cs="Times New Roman"/>
         </w:rPr>
-        <w:t xml:space="preserve">d⁶</w:t>
+        <w:t>d</w:t>
+      </w:r>
+      <w:r>
+        <w:rPr>
+          <w:rStyle w:val="VerbatimChar"/>
+          <w:rFonts w:ascii="Times New Roman" w:hAnsi="Times New Roman" w:eastAsia="Times New Roman" w:cs="Times New Roman"/>
+          <w:vertAlign w:val="superscript"/>
+        </w:rPr>
+        <w:t>6</w:t>
       </w:r>
       <w:r>
         <w:rPr>
@@ -6033,12 +6795,236 @@
           <w:rStyle w:val="VerbatimChar"/>
           <w:rFonts w:ascii="Times New Roman" w:hAnsi="Times New Roman" w:eastAsia="Times New Roman" w:cs="Times New Roman"/>
         </w:rPr>
-        <w:t xml:space="preserve">d¹⁰</w:t>
+        <w:t>d</w:t>
+      </w:r>
+      <w:r>
+        <w:rPr>
+          <w:rStyle w:val="VerbatimChar"/>
+          <w:rFonts w:ascii="Times New Roman" w:hAnsi="Times New Roman" w:eastAsia="Times New Roman" w:cs="Times New Roman"/>
+          <w:vertAlign w:val="superscript"/>
+        </w:rPr>
+        <w:t>10</w:t>
       </w:r>
     </w:p>
     <w:p>
       <w:pPr>
         <w:pStyle w:val="FirstParagraph"/>
+        <w:spacing w:before="160" w:after="80"/>
+        <w:jc w:val="center"/>
+      </w:pPr>
+      <w:r>
+        <w:rPr>
+          <w:rFonts w:ascii="Times New Roman" w:hAnsi="Times New Roman" w:eastAsia="FangSong" w:cs="Times New Roman"/>
+          <w:b w:val="0"/>
+          <w:i w:val="0"/>
+          <w:sz w:val="21"/>
+        </w:rPr>
+        <w:drawing>
+          <wp:inline>
+            <wp:extent cx="3600000" cy="680314"/>
+            <wp:effectExtent b="0" l="0" r="0" t="0"/>
+            <wp:docPr descr="520" title="" id="39" name="Picture"/>
+            <a:graphic>
+              <a:graphicData uri="http://schemas.openxmlformats.org/drawingml/2006/picture">
+                <pic:pic>
+                  <pic:nvPicPr>
+                    <pic:cNvPr descr="f90ab8df6868eb136e8007f176fcd01336bdb483c7a7a314ed52ac04bf497cfc.jpg" id="40" name="Picture"/>
+                    <pic:cNvPicPr>
+                      <a:picLocks noChangeArrowheads="1" noChangeAspect="1"/>
+                    </pic:cNvPicPr>
+                  </pic:nvPicPr>
+                  <pic:blipFill>
+                    <a:blip r:embed="rId38"/>
+                    <a:stretch>
+                      <a:fillRect/>
+                    </a:stretch>
+                  </pic:blipFill>
+                  <pic:spPr bwMode="auto">
+                    <a:xfrm>
+                      <a:off x="0" y="0"/>
+                      <a:ext cx="3600000" cy="680314"/>
+                    </a:xfrm>
+                    <a:prstGeom prst="rect">
+                      <a:avLst/>
+                    </a:prstGeom>
+                    <a:noFill/>
+                    <a:ln w="9525">
+                      <a:noFill/>
+                      <a:headEnd/>
+                      <a:tailEnd/>
+                    </a:ln>
+                  </pic:spPr>
+                </pic:pic>
+              </a:graphicData>
+            </a:graphic>
+          </wp:inline>
+        </w:drawing>
+      </w:r>
+      <w:r>
+        <w:rPr>
+          <w:rFonts w:ascii="Times New Roman" w:hAnsi="Times New Roman" w:eastAsia="FangSong" w:cs="Times New Roman"/>
+          <w:b w:val="0"/>
+          <w:i w:val="0"/>
+          <w:sz w:val="21"/>
+        </w:rPr>
+        <w:t xml:space="preserve"> </w:t>
+      </w:r>
+      <w:r>
+        <w:rPr>
+          <w:rFonts w:hint="eastAsia" w:ascii="Times New Roman" w:hAnsi="Times New Roman" w:eastAsia="FangSong" w:cs="Times New Roman"/>
+          <w:b w:val="0"/>
+          <w:i w:val="0"/>
+          <w:iCs/>
+          <w:sz w:val="21"/>
+        </w:rPr>
+        <w:t xml:space="preserve">图</w:t>
+      </w:r>
+      <w:r>
+        <w:rPr>
+          <w:rFonts w:ascii="Times New Roman" w:hAnsi="Times New Roman" w:eastAsia="FangSong" w:cs="Times New Roman"/>
+          <w:b w:val="0"/>
+          <w:i w:val="0"/>
+          <w:iCs/>
+          <w:sz w:val="21"/>
+        </w:rPr>
+        <w:t xml:space="preserve"> d</w:t>
+      </w:r>
+      <w:r>
+        <w:rPr>
+          <w:rFonts w:ascii="Times New Roman" w:hAnsi="Times New Roman" w:eastAsia="FangSong" w:cs="Times New Roman"/>
+          <w:b w:val="0"/>
+          <w:i w:val="0"/>
+          <w:iCs/>
+          <w:sz w:val="21"/>
+          <w:vertAlign w:val="superscript"/>
+        </w:rPr>
+        <w:t>4</w:t>
+      </w:r>
+      <w:r>
+        <w:rPr>
+          <w:rFonts w:ascii="Times New Roman" w:hAnsi="Times New Roman" w:eastAsia="FangSong" w:cs="Times New Roman"/>
+          <w:b w:val="0"/>
+          <w:i w:val="0"/>
+          <w:iCs/>
+          <w:sz w:val="21"/>
+        </w:rPr>
+        <w:t xml:space="preserve"> </w:t>
+      </w:r>
+      <w:r>
+        <w:rPr>
+          <w:rFonts w:hint="eastAsia" w:ascii="Times New Roman" w:hAnsi="Times New Roman" w:eastAsia="FangSong" w:cs="Times New Roman"/>
+          <w:b w:val="0"/>
+          <w:i w:val="0"/>
+          <w:iCs/>
+          <w:sz w:val="21"/>
+        </w:rPr>
+        <w:t xml:space="preserve">高自旋与</w:t>
+      </w:r>
+      <w:r>
+        <w:rPr>
+          <w:rFonts w:ascii="Times New Roman" w:hAnsi="Times New Roman" w:eastAsia="FangSong" w:cs="Times New Roman"/>
+          <w:b w:val="0"/>
+          <w:i w:val="0"/>
+          <w:iCs/>
+          <w:sz w:val="21"/>
+        </w:rPr>
+        <w:t xml:space="preserve"> d</w:t>
+      </w:r>
+      <w:r>
+        <w:rPr>
+          <w:rFonts w:ascii="Times New Roman" w:hAnsi="Times New Roman" w:eastAsia="FangSong" w:cs="Times New Roman"/>
+          <w:b w:val="0"/>
+          <w:i w:val="0"/>
+          <w:iCs/>
+          <w:sz w:val="21"/>
+          <w:vertAlign w:val="superscript"/>
+        </w:rPr>
+        <w:t>7</w:t>
+      </w:r>
+      <w:r>
+        <w:rPr>
+          <w:rFonts w:ascii="Times New Roman" w:hAnsi="Times New Roman" w:eastAsia="FangSong" w:cs="Times New Roman"/>
+          <w:b w:val="0"/>
+          <w:i w:val="0"/>
+          <w:iCs/>
+          <w:sz w:val="21"/>
+        </w:rPr>
+        <w:t xml:space="preserve"> </w:t>
+      </w:r>
+      <w:r>
+        <w:rPr>
+          <w:rFonts w:hint="eastAsia" w:ascii="Times New Roman" w:hAnsi="Times New Roman" w:eastAsia="FangSong" w:cs="Times New Roman"/>
+          <w:b w:val="0"/>
+          <w:i w:val="0"/>
+          <w:iCs/>
+          <w:sz w:val="21"/>
+        </w:rPr>
+        <w:t xml:space="preserve">低自旋的</w:t>
+      </w:r>
+      <w:r>
+        <w:rPr>
+          <w:rFonts w:ascii="Times New Roman" w:hAnsi="Times New Roman" w:eastAsia="FangSong" w:cs="Times New Roman"/>
+          <w:b w:val="0"/>
+          <w:i w:val="0"/>
+          <w:iCs/>
+          <w:sz w:val="21"/>
+        </w:rPr>
+        <w:t xml:space="preserve"> Jahn-Teller </w:t>
+      </w:r>
+      <w:r>
+        <w:rPr>
+          <w:rFonts w:hint="eastAsia" w:ascii="Times New Roman" w:hAnsi="Times New Roman" w:eastAsia="FangSong" w:cs="Times New Roman"/>
+          <w:b w:val="0"/>
+          <w:i w:val="0"/>
+          <w:iCs/>
+          <w:sz w:val="21"/>
+        </w:rPr>
+        <w:t>畸变对比</w:t>
+      </w:r>
+      <w:r>
+        <w:rPr>
+          <w:rFonts w:hint="eastAsia" w:ascii="Times New Roman" w:hAnsi="Times New Roman" w:eastAsia="FangSong" w:cs="Times New Roman"/>
+          <w:b w:val="0"/>
+          <w:i w:val="0"/>
+          <w:iCs/>
+          <w:sz w:val="21"/>
+        </w:rPr>
+        <w:t>——</w:t>
+      </w:r>
+      <w:r>
+        <w:rPr>
+          <w:rFonts w:hint="eastAsia" w:ascii="Times New Roman" w:hAnsi="Times New Roman" w:eastAsia="FangSong" w:cs="Times New Roman"/>
+          <w:b w:val="0"/>
+          <w:i w:val="0"/>
+          <w:iCs/>
+          <w:sz w:val="21"/>
+        </w:rPr>
+        <w:t>强</w:t>
+      </w:r>
+      <w:r>
+        <w:rPr>
+          <w:rFonts w:ascii="Times New Roman" w:hAnsi="Times New Roman" w:eastAsia="FangSong" w:cs="Times New Roman"/>
+          <w:b w:val="0"/>
+          <w:i w:val="0"/>
+          <w:iCs/>
+          <w:sz w:val="21"/>
+        </w:rPr>
+        <w:t xml:space="preserve"> JT </w:t>
+      </w:r>
+      <w:r>
+        <w:rPr>
+          <w:rFonts w:hint="eastAsia" w:ascii="Times New Roman" w:hAnsi="Times New Roman" w:eastAsia="FangSong" w:cs="Times New Roman"/>
+          <w:b w:val="0"/>
+          <w:i w:val="0"/>
+          <w:iCs/>
+          <w:sz w:val="21"/>
+        </w:rPr>
+        <w:t xml:space="preserve">的两个典型代表</w:t>
+      </w:r>
+    </w:p>
+    <w:p>
+      <w:pPr>
+        <w:pStyle w:val="BodyText"/>
       </w:pPr>
       <w:r>
         <w:rPr>
@@ -6065,7 +7051,20 @@
         <w:rPr>
           <w:rFonts w:ascii="Times New Roman" w:hAnsi="Times New Roman" w:eastAsia="Times New Roman" w:cs="Times New Roman"/>
         </w:rPr>
-        <w:t xml:space="preserve">Cu²⁺ </w:t>
+        <w:t>Cu</w:t>
+      </w:r>
+      <w:r>
+        <w:rPr>
+          <w:rFonts w:ascii="Times New Roman" w:hAnsi="Times New Roman" w:eastAsia="Times New Roman" w:cs="Times New Roman"/>
+          <w:vertAlign w:val="superscript"/>
+        </w:rPr>
+        <w:t>2+</w:t>
+      </w:r>
+      <w:r>
+        <w:rPr>
+          <w:rFonts w:ascii="Times New Roman" w:hAnsi="Times New Roman" w:eastAsia="Times New Roman" w:cs="Times New Roman"/>
+        </w:rPr>
+        <w:t xml:space="preserve"> </w:t>
       </w:r>
       <w:r>
         <w:rPr>
@@ -6101,9 +7100,9 @@
         <w:t xml:space="preserve">体系只在更精细的谱学或结构测量中才明显</w:t>
       </w:r>
     </w:p>
-    <w:bookmarkEnd w:id="35"/>
-    <w:bookmarkEnd w:id="36"/>
-    <w:bookmarkStart w:id="41" w:name="五π-给体π-受体与反馈-π-键强场弱场背后的真正原因"/>
+    <w:bookmarkEnd w:id="41"/>
+    <w:bookmarkEnd w:id="42"/>
+    <w:bookmarkStart w:id="50" w:name="五π-给体π-受体与反馈-π-键强场弱场背后的真正原因"/>
     <w:p>
       <w:pPr>
         <w:pStyle w:val="Heading2"/>
@@ -6188,7 +7187,7 @@
         <w:t>弱场背后的真正原因</w:t>
       </w:r>
     </w:p>
-    <w:bookmarkStart w:id="37" w:name="只会背强弱场不够要会区分三类配体"/>
+    <w:bookmarkStart w:id="46" w:name="只会背强弱场不够要会区分三类配体"/>
     <w:p>
       <w:pPr>
         <w:pStyle w:val="Heading3"/>
@@ -6559,8 +7558,302 @@
         <w:t>。</w:t>
       </w:r>
     </w:p>
-    <w:bookmarkEnd w:id="37"/>
-    <w:bookmarkStart w:id="38" w:name="反馈-π-键为什么这么重要"/>
+    <w:p>
+      <w:pPr>
+        <w:pStyle w:val="BodyText"/>
+        <w:spacing w:before="160" w:after="80"/>
+        <w:jc w:val="center"/>
+      </w:pPr>
+      <w:r>
+        <w:rPr>
+          <w:rFonts w:ascii="Times New Roman" w:hAnsi="Times New Roman" w:eastAsia="FangSong" w:cs="Times New Roman"/>
+          <w:b w:val="0"/>
+          <w:i w:val="0"/>
+          <w:sz w:val="21"/>
+        </w:rPr>
+        <w:drawing>
+          <wp:inline>
+            <wp:extent cx="3600000" cy="1749845"/>
+            <wp:effectExtent b="0" l="0" r="0" t="0"/>
+            <wp:docPr descr="520" title="" id="44" name="Picture"/>
+            <a:graphic>
+              <a:graphicData uri="http://schemas.openxmlformats.org/drawingml/2006/picture">
+                <pic:pic>
+                  <pic:nvPicPr>
+                    <pic:cNvPr descr="519355a1d2963cb7e13a9958eec7d708e31bdb051cc89b8fc9b4c1355d39b564.jpg" id="45" name="Picture"/>
+                    <pic:cNvPicPr>
+                      <a:picLocks noChangeArrowheads="1" noChangeAspect="1"/>
+                    </pic:cNvPicPr>
+                  </pic:nvPicPr>
+                  <pic:blipFill>
+                    <a:blip r:embed="rId43"/>
+                    <a:stretch>
+                      <a:fillRect/>
+                    </a:stretch>
+                  </pic:blipFill>
+                  <pic:spPr bwMode="auto">
+                    <a:xfrm>
+                      <a:off x="0" y="0"/>
+                      <a:ext cx="3600000" cy="1749845"/>
+                    </a:xfrm>
+                    <a:prstGeom prst="rect">
+                      <a:avLst/>
+                    </a:prstGeom>
+                    <a:noFill/>
+                    <a:ln w="9525">
+                      <a:noFill/>
+                      <a:headEnd/>
+                      <a:tailEnd/>
+                    </a:ln>
+                  </pic:spPr>
+                </pic:pic>
+              </a:graphicData>
+            </a:graphic>
+          </wp:inline>
+        </w:drawing>
+      </w:r>
+      <w:r>
+        <w:rPr>
+          <w:rFonts w:ascii="Times New Roman" w:hAnsi="Times New Roman" w:eastAsia="FangSong" w:cs="Times New Roman"/>
+          <w:b w:val="0"/>
+          <w:i w:val="0"/>
+          <w:sz w:val="21"/>
+        </w:rPr>
+        <w:t xml:space="preserve"> </w:t>
+      </w:r>
+      <w:r>
+        <w:rPr>
+          <w:rFonts w:hint="eastAsia" w:ascii="Times New Roman" w:hAnsi="Times New Roman" w:eastAsia="FangSong" w:cs="Times New Roman"/>
+          <w:b w:val="0"/>
+          <w:i w:val="0"/>
+          <w:iCs/>
+          <w:sz w:val="21"/>
+        </w:rPr>
+        <w:t xml:space="preserve">图</w:t>
+      </w:r>
+      <w:r>
+        <w:rPr>
+          <w:rFonts w:ascii="Times New Roman" w:hAnsi="Times New Roman" w:eastAsia="FangSong" w:cs="Times New Roman"/>
+          <w:b w:val="0"/>
+          <w:i w:val="0"/>
+          <w:iCs/>
+          <w:sz w:val="21"/>
+        </w:rPr>
+        <w:t xml:space="preserve"> σ </w:t>
+      </w:r>
+      <w:r>
+        <w:rPr>
+          <w:rFonts w:hint="eastAsia" w:ascii="Times New Roman" w:hAnsi="Times New Roman" w:eastAsia="FangSong" w:cs="Times New Roman"/>
+          <w:b w:val="0"/>
+          <w:i w:val="0"/>
+          <w:iCs/>
+          <w:sz w:val="21"/>
+        </w:rPr>
+        <w:t xml:space="preserve">配位键与</w:t>
+      </w:r>
+      <w:r>
+        <w:rPr>
+          <w:rFonts w:ascii="Times New Roman" w:hAnsi="Times New Roman" w:eastAsia="FangSong" w:cs="Times New Roman"/>
+          <w:b w:val="0"/>
+          <w:i w:val="0"/>
+          <w:iCs/>
+          <w:sz w:val="21"/>
+        </w:rPr>
+        <w:t xml:space="preserve"> π </w:t>
+      </w:r>
+      <w:r>
+        <w:rPr>
+          <w:rFonts w:hint="eastAsia" w:ascii="Times New Roman" w:hAnsi="Times New Roman" w:eastAsia="FangSong" w:cs="Times New Roman"/>
+          <w:b w:val="0"/>
+          <w:i w:val="0"/>
+          <w:iCs/>
+          <w:sz w:val="21"/>
+        </w:rPr>
+        <w:t>反馈键的协同机制</w:t>
+      </w:r>
+      <w:r>
+        <w:rPr>
+          <w:rFonts w:hint="eastAsia" w:ascii="Times New Roman" w:hAnsi="Times New Roman" w:eastAsia="FangSong" w:cs="Times New Roman"/>
+          <w:b w:val="0"/>
+          <w:i w:val="0"/>
+          <w:iCs/>
+          <w:sz w:val="21"/>
+        </w:rPr>
+        <w:t>（</w:t>
+      </w:r>
+      <w:r>
+        <w:rPr>
+          <w:rFonts w:hint="eastAsia" w:ascii="Times New Roman" w:hAnsi="Times New Roman" w:eastAsia="FangSong" w:cs="Times New Roman"/>
+          <w:b w:val="0"/>
+          <w:i w:val="0"/>
+          <w:iCs/>
+          <w:sz w:val="21"/>
+        </w:rPr>
+        <w:t>以</w:t>
+      </w:r>
+      <w:r>
+        <w:rPr>
+          <w:rFonts w:ascii="Times New Roman" w:hAnsi="Times New Roman" w:eastAsia="FangSong" w:cs="Times New Roman"/>
+          <w:b w:val="0"/>
+          <w:i w:val="0"/>
+          <w:iCs/>
+          <w:sz w:val="21"/>
+        </w:rPr>
+        <w:t xml:space="preserve"> Zeise </w:t>
+      </w:r>
+      <w:r>
+        <w:rPr>
+          <w:rFonts w:hint="eastAsia" w:ascii="Times New Roman" w:hAnsi="Times New Roman" w:eastAsia="FangSong" w:cs="Times New Roman"/>
+          <w:b w:val="0"/>
+          <w:i w:val="0"/>
+          <w:iCs/>
+          <w:sz w:val="21"/>
+        </w:rPr>
+        <w:t>盐为例</w:t>
+      </w:r>
+      <w:r>
+        <w:rPr>
+          <w:rFonts w:hint="eastAsia" w:ascii="Times New Roman" w:hAnsi="Times New Roman" w:eastAsia="FangSong" w:cs="Times New Roman"/>
+          <w:b w:val="0"/>
+          <w:i w:val="0"/>
+          <w:iCs/>
+          <w:sz w:val="21"/>
+        </w:rPr>
+        <w:t>）：</w:t>
+      </w:r>
+      <w:r>
+        <w:rPr>
+          <w:rFonts w:hint="eastAsia" w:ascii="Times New Roman" w:hAnsi="Times New Roman" w:eastAsia="FangSong" w:cs="Times New Roman"/>
+          <w:b w:val="0"/>
+          <w:i w:val="0"/>
+          <w:iCs/>
+          <w:sz w:val="21"/>
+        </w:rPr>
+        <w:t>配体</w:t>
+      </w:r>
+      <w:r>
+        <w:rPr>
+          <w:rFonts w:ascii="Times New Roman" w:hAnsi="Times New Roman" w:eastAsia="FangSong" w:cs="Times New Roman"/>
+          <w:b w:val="0"/>
+          <w:i w:val="0"/>
+          <w:iCs/>
+          <w:sz w:val="21"/>
+        </w:rPr>
+        <w:t xml:space="preserve"> </w:t>
+      </w:r>
+      <w:r>
+        <w:rPr>
+          <w:rFonts w:hint="eastAsia" w:ascii="Times New Roman" w:hAnsi="Times New Roman" w:eastAsia="FangSong" w:cs="Times New Roman"/>
+          <w:b w:val="0"/>
+          <w:i w:val="0"/>
+          <w:iCs/>
+          <w:sz w:val="21"/>
+        </w:rPr>
+        <w:t>HOMO→</w:t>
+      </w:r>
+      <w:r>
+        <w:rPr>
+          <w:rFonts w:hint="eastAsia" w:ascii="Times New Roman" w:hAnsi="Times New Roman" w:eastAsia="FangSong" w:cs="Times New Roman"/>
+          <w:b w:val="0"/>
+          <w:i w:val="0"/>
+          <w:iCs/>
+          <w:sz w:val="21"/>
+        </w:rPr>
+        <w:t>金属</w:t>
+      </w:r>
+      <w:r>
+        <w:rPr>
+          <w:rFonts w:ascii="Times New Roman" w:hAnsi="Times New Roman" w:eastAsia="FangSong" w:cs="Times New Roman"/>
+          <w:b w:val="0"/>
+          <w:i w:val="0"/>
+          <w:iCs/>
+          <w:sz w:val="21"/>
+        </w:rPr>
+        <w:t xml:space="preserve"> σ </w:t>
+      </w:r>
+      <w:r>
+        <w:rPr>
+          <w:rFonts w:hint="eastAsia" w:ascii="Times New Roman" w:hAnsi="Times New Roman" w:eastAsia="FangSong" w:cs="Times New Roman"/>
+          <w:b w:val="0"/>
+          <w:i w:val="0"/>
+          <w:iCs/>
+          <w:sz w:val="21"/>
+        </w:rPr>
+        <w:t xml:space="preserve">给体</w:t>
+      </w:r>
+      <w:r>
+        <w:rPr>
+          <w:rFonts w:ascii="Times New Roman" w:hAnsi="Times New Roman" w:eastAsia="FangSong" w:cs="Times New Roman"/>
+          <w:b w:val="0"/>
+          <w:i w:val="0"/>
+          <w:iCs/>
+          <w:sz w:val="21"/>
+        </w:rPr>
+        <w:t xml:space="preserve"> + </w:t>
+      </w:r>
+      <w:r>
+        <w:rPr>
+          <w:rFonts w:hint="eastAsia" w:ascii="Times New Roman" w:hAnsi="Times New Roman" w:eastAsia="FangSong" w:cs="Times New Roman"/>
+          <w:b w:val="0"/>
+          <w:i w:val="0"/>
+          <w:iCs/>
+          <w:sz w:val="21"/>
+        </w:rPr>
+        <w:t xml:space="preserve">金属</w:t>
+      </w:r>
+      <w:r>
+        <w:rPr>
+          <w:rFonts w:ascii="Times New Roman" w:hAnsi="Times New Roman" w:eastAsia="FangSong" w:cs="Times New Roman"/>
+          <w:b w:val="0"/>
+          <w:i w:val="0"/>
+          <w:iCs/>
+          <w:sz w:val="21"/>
+        </w:rPr>
+        <w:t xml:space="preserve"> </w:t>
+      </w:r>
+      <w:r>
+        <w:rPr>
+          <w:rFonts w:hint="eastAsia" w:ascii="Times New Roman" w:hAnsi="Times New Roman" w:eastAsia="FangSong" w:cs="Times New Roman"/>
+          <w:b w:val="0"/>
+          <w:i w:val="0"/>
+          <w:iCs/>
+          <w:sz w:val="21"/>
+        </w:rPr>
+        <w:t>d→</w:t>
+      </w:r>
+      <w:r>
+        <w:rPr>
+          <w:rFonts w:hint="eastAsia" w:ascii="Times New Roman" w:hAnsi="Times New Roman" w:eastAsia="FangSong" w:cs="Times New Roman"/>
+          <w:b w:val="0"/>
+          <w:i w:val="0"/>
+          <w:iCs/>
+          <w:sz w:val="21"/>
+        </w:rPr>
+        <w:t>配体</w:t>
+      </w:r>
+      <w:r>
+        <w:rPr>
+          <w:rFonts w:ascii="Times New Roman" w:hAnsi="Times New Roman" w:eastAsia="FangSong" w:cs="Times New Roman"/>
+          <w:b w:val="0"/>
+          <w:i w:val="0"/>
+          <w:iCs/>
+          <w:sz w:val="21"/>
+        </w:rPr>
+        <w:t xml:space="preserve"> π* </w:t>
+      </w:r>
+      <w:r>
+        <w:rPr>
+          <w:rFonts w:hint="eastAsia" w:ascii="Times New Roman" w:hAnsi="Times New Roman" w:eastAsia="FangSong" w:cs="Times New Roman"/>
+          <w:b w:val="0"/>
+          <w:i w:val="0"/>
+          <w:iCs/>
+          <w:sz w:val="21"/>
+        </w:rPr>
+        <w:t xml:space="preserve">反馈</w:t>
+      </w:r>
+    </w:p>
+    <w:bookmarkEnd w:id="46"/>
+    <w:bookmarkStart w:id="47" w:name="反馈-π-键为什么这么重要"/>
     <w:p>
       <w:pPr>
         <w:pStyle w:val="Heading3"/>
@@ -6743,7 +8036,14 @@
         <w:rPr>
           <w:rFonts w:ascii="Times New Roman" w:hAnsi="Times New Roman" w:eastAsia="Times New Roman" w:cs="Times New Roman"/>
         </w:rPr>
-        <w:t xml:space="preserve">CN⁻</w:t>
+        <w:t>CN</w:t>
+      </w:r>
+      <w:r>
+        <w:rPr>
+          <w:rFonts w:ascii="Times New Roman" w:hAnsi="Times New Roman" w:eastAsia="Times New Roman" w:cs="Times New Roman"/>
+          <w:vertAlign w:val="superscript"/>
+        </w:rPr>
+        <w:t>-</w:t>
       </w:r>
     </w:p>
     <w:p>
@@ -6770,7 +8070,20 @@
         <w:rPr>
           <w:rFonts w:hint="eastAsia" w:ascii="Times New Roman" w:hAnsi="Times New Roman" w:eastAsia="Times New Roman" w:cs="Times New Roman"/>
         </w:rPr>
-        <w:t>NO、N₂、</w:t>
+        <w:t>NO、N</w:t>
+      </w:r>
+      <w:r>
+        <w:rPr>
+          <w:rFonts w:hint="eastAsia" w:ascii="Times New Roman" w:hAnsi="Times New Roman" w:eastAsia="Times New Roman" w:cs="Times New Roman"/>
+          <w:vertAlign w:val="subscript"/>
+        </w:rPr>
+        <w:t>2</w:t>
+      </w:r>
+      <w:r>
+        <w:rPr>
+          <w:rFonts w:hint="eastAsia" w:ascii="Times New Roman" w:hAnsi="Times New Roman" w:eastAsia="Times New Roman" w:cs="Times New Roman"/>
+        </w:rPr>
+        <w:t>、</w:t>
       </w:r>
       <w:r>
         <w:rPr>
@@ -6873,7 +8186,20 @@
         <w:rPr>
           <w:rFonts w:ascii="Times New Roman" w:hAnsi="Times New Roman" w:eastAsia="Times New Roman" w:cs="Times New Roman"/>
         </w:rPr>
-        <w:t xml:space="preserve"> CO / CN⁻ </w:t>
+        <w:t xml:space="preserve"> CO / CN</w:t>
+      </w:r>
+      <w:r>
+        <w:rPr>
+          <w:rFonts w:ascii="Times New Roman" w:hAnsi="Times New Roman" w:eastAsia="Times New Roman" w:cs="Times New Roman"/>
+          <w:vertAlign w:val="superscript"/>
+        </w:rPr>
+        <w:t>-</w:t>
+      </w:r>
+      <w:r>
+        <w:rPr>
+          <w:rFonts w:ascii="Times New Roman" w:hAnsi="Times New Roman" w:eastAsia="Times New Roman" w:cs="Times New Roman"/>
+        </w:rPr>
+        <w:t xml:space="preserve"> </w:t>
       </w:r>
       <w:r>
         <w:rPr>
@@ -6900,8 +8226,133 @@
         <w:t>。</w:t>
       </w:r>
     </w:p>
-    <w:bookmarkEnd w:id="38"/>
-    <w:bookmarkStart w:id="39" w:name="这套图像怎样接回真题"/>
+    <w:p>
+      <w:pPr>
+        <w:pStyle w:val="MethodologyBlock"/>
+      </w:pPr>
+      <w:r>
+        <w:rPr>
+          <w:rFonts w:hint="eastAsia" w:ascii="Times New Roman" w:hAnsi="Times New Roman" w:eastAsia="SimSun" w:cs="Times New Roman"/>
+        </w:rPr>
+        <w:t xml:space="preserve">理解要点</w:t>
+      </w:r>
+      <w:r>
+        <w:rPr>
+          <w:rFonts w:ascii="Times New Roman" w:hAnsi="Times New Roman" w:eastAsia="Times New Roman" w:cs="Times New Roman"/>
+        </w:rPr>
+        <w:t xml:space="preserve"> </w:t>
+      </w:r>
+      <w:r>
+        <w:rPr>
+          <w:rFonts w:hint="eastAsia" w:ascii="Times New Roman" w:hAnsi="Times New Roman" w:eastAsia="SimSun" w:cs="Times New Roman"/>
+        </w:rPr>
+        <w:t xml:space="preserve">反馈</w:t>
+      </w:r>
+      <w:r>
+        <w:rPr>
+          <w:rFonts w:ascii="Times New Roman" w:hAnsi="Times New Roman" w:eastAsia="Times New Roman" w:cs="Times New Roman"/>
+        </w:rPr>
+        <w:t xml:space="preserve"> π </w:t>
+      </w:r>
+      <w:r>
+        <w:rPr>
+          <w:rFonts w:hint="eastAsia" w:ascii="Times New Roman" w:hAnsi="Times New Roman" w:eastAsia="SimSun" w:cs="Times New Roman"/>
+        </w:rPr>
+        <w:t xml:space="preserve">键</w:t>
+      </w:r>
+      <w:r>
+        <w:rPr>
+          <w:rFonts w:ascii="Times New Roman" w:hAnsi="Times New Roman" w:eastAsia="Times New Roman" w:cs="Times New Roman"/>
+        </w:rPr>
+        <w:t xml:space="preserve"> = </w:t>
+      </w:r>
+      <w:r>
+        <w:rPr>
+          <w:rFonts w:hint="eastAsia" w:ascii="Times New Roman" w:hAnsi="Times New Roman" w:eastAsia="SimSun" w:cs="Times New Roman"/>
+        </w:rPr>
+        <w:t>金属</w:t>
+      </w:r>
+      <w:r>
+        <w:rPr>
+          <w:rFonts w:hint="eastAsia" w:ascii="Times New Roman" w:hAnsi="Times New Roman" w:eastAsia="Times New Roman" w:cs="Times New Roman"/>
+        </w:rPr>
+        <w:t>→</w:t>
+      </w:r>
+      <w:r>
+        <w:rPr>
+          <w:rFonts w:hint="eastAsia" w:ascii="Times New Roman" w:hAnsi="Times New Roman" w:eastAsia="SimSun" w:cs="Times New Roman"/>
+        </w:rPr>
+        <w:t>配体的</w:t>
+      </w:r>
+      <w:r>
+        <w:rPr>
+          <w:rFonts w:hint="eastAsia" w:ascii="Times New Roman" w:hAnsi="Times New Roman" w:eastAsia="Times New Roman" w:cs="Times New Roman"/>
+        </w:rPr>
+        <w:t>”</w:t>
+      </w:r>
+      <w:r>
+        <w:rPr>
+          <w:rFonts w:hint="eastAsia" w:ascii="Times New Roman" w:hAnsi="Times New Roman" w:eastAsia="SimSun" w:cs="Times New Roman"/>
+        </w:rPr>
+        <w:t>回礼</w:t>
+      </w:r>
+      <w:r>
+        <w:rPr>
+          <w:rFonts w:hint="eastAsia" w:ascii="Times New Roman" w:hAnsi="Times New Roman" w:eastAsia="Times New Roman" w:cs="Times New Roman"/>
+        </w:rPr>
+        <w:t>”。</w:t>
+      </w:r>
+      <w:r>
+        <w:rPr>
+          <w:rFonts w:hint="eastAsia" w:ascii="Times New Roman" w:hAnsi="Times New Roman" w:eastAsia="SimSun" w:cs="Times New Roman"/>
+        </w:rPr>
+        <w:t>正是这种双向电子转移</w:t>
+      </w:r>
+      <w:r>
+        <w:rPr>
+          <w:rFonts w:hint="eastAsia" w:ascii="Times New Roman" w:hAnsi="Times New Roman" w:eastAsia="Times New Roman" w:cs="Times New Roman"/>
+        </w:rPr>
+        <w:t>，</w:t>
+      </w:r>
+      <w:r>
+        <w:rPr>
+          <w:rFonts w:hint="eastAsia" w:ascii="Times New Roman" w:hAnsi="Times New Roman" w:eastAsia="SimSun" w:cs="Times New Roman"/>
+        </w:rPr>
+        <w:t>使</w:t>
+      </w:r>
+      <w:r>
+        <w:rPr>
+          <w:rFonts w:ascii="Times New Roman" w:hAnsi="Times New Roman" w:eastAsia="Times New Roman" w:cs="Times New Roman"/>
+        </w:rPr>
+        <w:t xml:space="preserve"> CO </w:t>
+      </w:r>
+      <w:r>
+        <w:rPr>
+          <w:rFonts w:hint="eastAsia" w:ascii="Times New Roman" w:hAnsi="Times New Roman" w:eastAsia="SimSun" w:cs="Times New Roman"/>
+        </w:rPr>
+        <w:t>成为最强场配体之一</w:t>
+      </w:r>
+      <w:r>
+        <w:rPr>
+          <w:rFonts w:hint="eastAsia" w:ascii="Times New Roman" w:hAnsi="Times New Roman" w:eastAsia="Times New Roman" w:cs="Times New Roman"/>
+        </w:rPr>
+        <w:t>，</w:t>
+      </w:r>
+      <w:r>
+        <w:rPr>
+          <w:rFonts w:hint="eastAsia" w:ascii="Times New Roman" w:hAnsi="Times New Roman" w:eastAsia="SimSun" w:cs="Times New Roman"/>
+        </w:rPr>
+        <w:t>也解释了为什么过渡金属羰基配合物如此稳定</w:t>
+      </w:r>
+      <w:r>
+        <w:rPr>
+          <w:rFonts w:hint="eastAsia" w:ascii="Times New Roman" w:hAnsi="Times New Roman" w:eastAsia="Times New Roman" w:cs="Times New Roman"/>
+        </w:rPr>
+        <w:t>。</w:t>
+      </w:r>
+    </w:p>
+    <w:bookmarkEnd w:id="47"/>
+    <w:bookmarkStart w:id="48" w:name="这套图像怎样接回真题"/>
     <w:p>
       <w:pPr>
         <w:pStyle w:val="Heading3"/>
@@ -6991,7 +8442,20 @@
         <w:rPr>
           <w:rFonts w:ascii="Times New Roman" w:hAnsi="Times New Roman" w:eastAsia="Times New Roman" w:cs="Times New Roman"/>
         </w:rPr>
-        <w:t xml:space="preserve"> N₂ </w:t>
+        <w:t xml:space="preserve"> N</w:t>
+      </w:r>
+      <w:r>
+        <w:rPr>
+          <w:rFonts w:ascii="Times New Roman" w:hAnsi="Times New Roman" w:eastAsia="Times New Roman" w:cs="Times New Roman"/>
+          <w:vertAlign w:val="subscript"/>
+        </w:rPr>
+        <w:t>2</w:t>
+      </w:r>
+      <w:r>
+        <w:rPr>
+          <w:rFonts w:ascii="Times New Roman" w:hAnsi="Times New Roman" w:eastAsia="Times New Roman" w:cs="Times New Roman"/>
+        </w:rPr>
+        <w:t xml:space="preserve"> </w:t>
       </w:r>
       <w:r>
         <w:rPr>
@@ -7221,8 +8685,8 @@
         <w:t>。</w:t>
       </w:r>
     </w:p>
-    <w:bookmarkEnd w:id="39"/>
-    <w:bookmarkStart w:id="40" w:name="这也是后面金属有机和催化题的桥"/>
+    <w:bookmarkEnd w:id="48"/>
+    <w:bookmarkStart w:id="49" w:name="这也是后面金属有机和催化题的桥"/>
     <w:p>
       <w:pPr>
         <w:pStyle w:val="Heading3"/>
@@ -7297,7 +8761,20 @@
         <w:rPr>
           <w:rFonts w:ascii="Times New Roman" w:hAnsi="Times New Roman" w:eastAsia="Times New Roman" w:cs="Times New Roman"/>
         </w:rPr>
-        <w:t xml:space="preserve">N₂ </w:t>
+        <w:t>N</w:t>
+      </w:r>
+      <w:r>
+        <w:rPr>
+          <w:rFonts w:ascii="Times New Roman" w:hAnsi="Times New Roman" w:eastAsia="Times New Roman" w:cs="Times New Roman"/>
+          <w:vertAlign w:val="subscript"/>
+        </w:rPr>
+        <w:t>2</w:t>
+      </w:r>
+      <w:r>
+        <w:rPr>
+          <w:rFonts w:ascii="Times New Roman" w:hAnsi="Times New Roman" w:eastAsia="Times New Roman" w:cs="Times New Roman"/>
+        </w:rPr>
+        <w:t xml:space="preserve"> </w:t>
       </w:r>
       <w:r>
         <w:rPr>
@@ -7409,9 +8886,9 @@
         <w:t>。</w:t>
       </w:r>
     </w:p>
-    <w:bookmarkEnd w:id="40"/>
-    <w:bookmarkEnd w:id="41"/>
-    <w:bookmarkStart w:id="49" w:name="六反位效应为什么平面四方取代老是偏到那个位置"/>
+    <w:bookmarkEnd w:id="49"/>
+    <w:bookmarkEnd w:id="50"/>
+    <w:bookmarkStart w:id="61" w:name="六反位效应为什么平面四方取代老是偏到那个位置"/>
     <w:p>
       <w:pPr>
         <w:pStyle w:val="Heading2"/>
@@ -7466,7 +8943,7 @@
         <w:t>”</w:t>
       </w:r>
     </w:p>
-    <w:bookmarkStart w:id="42" w:name="先把对象限定清楚"/>
+    <w:bookmarkStart w:id="51" w:name="先把对象限定清楚"/>
     <w:p>
       <w:pPr>
         <w:pStyle w:val="Heading3"/>
@@ -7514,7 +8991,14 @@
         <w:rPr>
           <w:rFonts w:ascii="Times New Roman" w:hAnsi="Times New Roman" w:eastAsia="Times New Roman" w:cs="Times New Roman"/>
         </w:rPr>
-        <w:t xml:space="preserve">d⁸</w:t>
+        <w:t>d</w:t>
+      </w:r>
+      <w:r>
+        <w:rPr>
+          <w:rFonts w:ascii="Times New Roman" w:hAnsi="Times New Roman" w:eastAsia="Times New Roman" w:cs="Times New Roman"/>
+          <w:vertAlign w:val="superscript"/>
+        </w:rPr>
+        <w:t>8</w:t>
       </w:r>
     </w:p>
     <w:p>
@@ -7652,8 +9136,8 @@
         <w:t>。</w:t>
       </w:r>
     </w:p>
-    <w:bookmarkEnd w:id="42"/>
-    <w:bookmarkStart w:id="43" w:name="最实用的记忆方式"/>
+    <w:bookmarkEnd w:id="51"/>
+    <w:bookmarkStart w:id="55" w:name="最实用的记忆方式"/>
     <w:p>
       <w:pPr>
         <w:pStyle w:val="Heading3"/>
@@ -7662,14 +9146,12 @@
       <w:r>
         <w:rPr>
           <w:rFonts w:ascii="Times New Roman" w:hAnsi="Times New Roman" w:eastAsia="Times New Roman" w:cs="Times New Roman"/>
-          <w:color w:val="1E40AF"/>
         </w:rPr>
         <w:t xml:space="preserve">6.2 </w:t>
       </w:r>
       <w:r>
         <w:rPr>
           <w:rFonts w:hint="eastAsia" w:ascii="Times New Roman" w:hAnsi="Times New Roman" w:eastAsia="SimHei" w:cs="Times New Roman"/>
-          <w:color w:val="1E40AF"/>
         </w:rPr>
         <w:t xml:space="preserve">最实用的记忆方式</w:t>
       </w:r>
@@ -7709,7 +9191,40 @@
         <w:rPr>
           <w:rFonts w:hint="eastAsia" w:ascii="Times New Roman" w:hAnsi="Times New Roman" w:eastAsia="Times New Roman" w:cs="Times New Roman"/>
         </w:rPr>
-        <w:t>：H₂O、OH⁻、NH₃</w:t>
+        <w:t>：H</w:t>
+      </w:r>
+      <w:r>
+        <w:rPr>
+          <w:rFonts w:hint="eastAsia" w:ascii="Times New Roman" w:hAnsi="Times New Roman" w:eastAsia="Times New Roman" w:cs="Times New Roman"/>
+          <w:vertAlign w:val="subscript"/>
+        </w:rPr>
+        <w:t>2</w:t>
+      </w:r>
+      <w:r>
+        <w:rPr>
+          <w:rFonts w:hint="eastAsia" w:ascii="Times New Roman" w:hAnsi="Times New Roman" w:eastAsia="Times New Roman" w:cs="Times New Roman"/>
+        </w:rPr>
+        <w:t>O、OH</w:t>
+      </w:r>
+      <w:r>
+        <w:rPr>
+          <w:rFonts w:hint="eastAsia" w:ascii="Times New Roman" w:hAnsi="Times New Roman" w:eastAsia="Times New Roman" w:cs="Times New Roman"/>
+          <w:vertAlign w:val="superscript"/>
+        </w:rPr>
+        <w:t>-</w:t>
+      </w:r>
+      <w:r>
+        <w:rPr>
+          <w:rFonts w:hint="eastAsia" w:ascii="Times New Roman" w:hAnsi="Times New Roman" w:eastAsia="Times New Roman" w:cs="Times New Roman"/>
+        </w:rPr>
+        <w:t>、NH</w:t>
+      </w:r>
+      <w:r>
+        <w:rPr>
+          <w:rFonts w:hint="eastAsia" w:ascii="Times New Roman" w:hAnsi="Times New Roman" w:eastAsia="Times New Roman" w:cs="Times New Roman"/>
+          <w:vertAlign w:val="subscript"/>
+        </w:rPr>
+        <w:t>3</w:t>
       </w:r>
     </w:p>
     <w:p>
@@ -7730,7 +9245,40 @@
         <w:rPr>
           <w:rFonts w:hint="eastAsia" w:ascii="Times New Roman" w:hAnsi="Times New Roman" w:eastAsia="Times New Roman" w:cs="Times New Roman"/>
         </w:rPr>
-        <w:t>：Cl⁻、Br⁻、I⁻</w:t>
+        <w:t>：Cl</w:t>
+      </w:r>
+      <w:r>
+        <w:rPr>
+          <w:rFonts w:hint="eastAsia" w:ascii="Times New Roman" w:hAnsi="Times New Roman" w:eastAsia="Times New Roman" w:cs="Times New Roman"/>
+          <w:vertAlign w:val="superscript"/>
+        </w:rPr>
+        <w:t>-</w:t>
+      </w:r>
+      <w:r>
+        <w:rPr>
+          <w:rFonts w:hint="eastAsia" w:ascii="Times New Roman" w:hAnsi="Times New Roman" w:eastAsia="Times New Roman" w:cs="Times New Roman"/>
+        </w:rPr>
+        <w:t>、Br</w:t>
+      </w:r>
+      <w:r>
+        <w:rPr>
+          <w:rFonts w:hint="eastAsia" w:ascii="Times New Roman" w:hAnsi="Times New Roman" w:eastAsia="Times New Roman" w:cs="Times New Roman"/>
+          <w:vertAlign w:val="superscript"/>
+        </w:rPr>
+        <w:t>-</w:t>
+      </w:r>
+      <w:r>
+        <w:rPr>
+          <w:rFonts w:hint="eastAsia" w:ascii="Times New Roman" w:hAnsi="Times New Roman" w:eastAsia="Times New Roman" w:cs="Times New Roman"/>
+        </w:rPr>
+        <w:t>、I</w:t>
+      </w:r>
+      <w:r>
+        <w:rPr>
+          <w:rFonts w:hint="eastAsia" w:ascii="Times New Roman" w:hAnsi="Times New Roman" w:eastAsia="Times New Roman" w:cs="Times New Roman"/>
+          <w:vertAlign w:val="superscript"/>
+        </w:rPr>
+        <w:t>-</w:t>
       </w:r>
     </w:p>
     <w:p>
@@ -7751,7 +9299,66 @@
         <w:rPr>
           <w:rFonts w:hint="eastAsia" w:ascii="Times New Roman" w:hAnsi="Times New Roman" w:eastAsia="Times New Roman" w:cs="Times New Roman"/>
         </w:rPr>
-        <w:t>：NO₂⁻、SCN⁻、PR₃、CO、CN⁻、</w:t>
+        <w:t>：NO</w:t>
+      </w:r>
+      <w:r>
+        <w:rPr>
+          <w:rFonts w:hint="eastAsia" w:ascii="Times New Roman" w:hAnsi="Times New Roman" w:eastAsia="Times New Roman" w:cs="Times New Roman"/>
+          <w:vertAlign w:val="subscript"/>
+        </w:rPr>
+        <w:t>2</w:t>
+      </w:r>
+      <w:r>
+        <w:rPr>
+          <w:rFonts w:hint="eastAsia" w:ascii="Times New Roman" w:hAnsi="Times New Roman" w:eastAsia="Times New Roman" w:cs="Times New Roman"/>
+          <w:vertAlign w:val="superscript"/>
+        </w:rPr>
+        <w:t>-</w:t>
+      </w:r>
+      <w:r>
+        <w:rPr>
+          <w:rFonts w:hint="eastAsia" w:ascii="Times New Roman" w:hAnsi="Times New Roman" w:eastAsia="Times New Roman" w:cs="Times New Roman"/>
+        </w:rPr>
+        <w:t>、SCN</w:t>
+      </w:r>
+      <w:r>
+        <w:rPr>
+          <w:rFonts w:hint="eastAsia" w:ascii="Times New Roman" w:hAnsi="Times New Roman" w:eastAsia="Times New Roman" w:cs="Times New Roman"/>
+          <w:vertAlign w:val="superscript"/>
+        </w:rPr>
+        <w:t>-</w:t>
+      </w:r>
+      <w:r>
+        <w:rPr>
+          <w:rFonts w:hint="eastAsia" w:ascii="Times New Roman" w:hAnsi="Times New Roman" w:eastAsia="Times New Roman" w:cs="Times New Roman"/>
+        </w:rPr>
+        <w:t>、PR</w:t>
+      </w:r>
+      <w:r>
+        <w:rPr>
+          <w:rFonts w:hint="eastAsia" w:ascii="Times New Roman" w:hAnsi="Times New Roman" w:eastAsia="Times New Roman" w:cs="Times New Roman"/>
+          <w:vertAlign w:val="subscript"/>
+        </w:rPr>
+        <w:t>3</w:t>
+      </w:r>
+      <w:r>
+        <w:rPr>
+          <w:rFonts w:hint="eastAsia" w:ascii="Times New Roman" w:hAnsi="Times New Roman" w:eastAsia="Times New Roman" w:cs="Times New Roman"/>
+        </w:rPr>
+        <w:t>、CO、CN</w:t>
+      </w:r>
+      <w:r>
+        <w:rPr>
+          <w:rFonts w:hint="eastAsia" w:ascii="Times New Roman" w:hAnsi="Times New Roman" w:eastAsia="Times New Roman" w:cs="Times New Roman"/>
+          <w:vertAlign w:val="superscript"/>
+        </w:rPr>
+        <w:t>-</w:t>
+      </w:r>
+      <w:r>
+        <w:rPr>
+          <w:rFonts w:hint="eastAsia" w:ascii="Times New Roman" w:hAnsi="Times New Roman" w:eastAsia="Times New Roman" w:cs="Times New Roman"/>
+        </w:rPr>
+        <w:t>、</w:t>
       </w:r>
       <w:r>
         <w:rPr>
@@ -7778,7 +9385,20 @@
         <w:rPr>
           <w:rFonts w:hint="eastAsia" w:ascii="Times New Roman" w:hAnsi="Times New Roman" w:eastAsia="Times New Roman" w:cs="Times New Roman"/>
         </w:rPr>
-        <w:t>：H⁻、</w:t>
+        <w:t>：H</w:t>
+      </w:r>
+      <w:r>
+        <w:rPr>
+          <w:rFonts w:hint="eastAsia" w:ascii="Times New Roman" w:hAnsi="Times New Roman" w:eastAsia="Times New Roman" w:cs="Times New Roman"/>
+          <w:vertAlign w:val="superscript"/>
+        </w:rPr>
+        <w:t>-</w:t>
+      </w:r>
+      <w:r>
+        <w:rPr>
+          <w:rFonts w:hint="eastAsia" w:ascii="Times New Roman" w:hAnsi="Times New Roman" w:eastAsia="Times New Roman" w:cs="Times New Roman"/>
+        </w:rPr>
+        <w:t>、</w:t>
       </w:r>
       <w:r>
         <w:rPr>
@@ -7822,7 +9442,7 @@
         <w:rPr>
           <w:rFonts w:hint="eastAsia" w:ascii="Times New Roman" w:hAnsi="Times New Roman" w:eastAsia="Times New Roman" w:cs="Times New Roman"/>
         </w:rPr>
-        <w:t>“</w:t>
+        <w:t>”</w:t>
       </w:r>
       <w:r>
         <w:rPr>
@@ -7858,100 +9478,9 @@
         <w:t xml:space="preserve">因而新配体更容易出现在它的反位</w:t>
       </w:r>
     </w:p>
-    <w:bookmarkEnd w:id="43"/>
-    <w:bookmarkStart w:id="47" w:name="顺铂-反铂为什么是经典题"/>
-    <w:p>
-      <w:pPr>
-        <w:pStyle w:val="Heading3"/>
-        <w:spacing w:before="280" w:after="120"/>
-      </w:pPr>
-      <w:r>
-        <w:rPr>
-          <w:rFonts w:ascii="Times New Roman" w:hAnsi="Times New Roman" w:eastAsia="Times New Roman" w:cs="Times New Roman"/>
-        </w:rPr>
-        <w:t xml:space="preserve">6.3 </w:t>
-      </w:r>
-      <w:r>
-        <w:rPr>
-          <w:rFonts w:hint="eastAsia" w:ascii="Times New Roman" w:hAnsi="Times New Roman" w:eastAsia="SimHei" w:cs="Times New Roman"/>
-        </w:rPr>
-        <w:t xml:space="preserve">顺铂</w:t>
-      </w:r>
-      <w:r>
-        <w:rPr>
-          <w:rFonts w:ascii="Times New Roman" w:hAnsi="Times New Roman" w:eastAsia="Times New Roman" w:cs="Times New Roman"/>
-        </w:rPr>
-        <w:t xml:space="preserve"> / </w:t>
-      </w:r>
-      <w:r>
-        <w:rPr>
-          <w:rFonts w:hint="eastAsia" w:ascii="Times New Roman" w:hAnsi="Times New Roman" w:eastAsia="SimHei" w:cs="Times New Roman"/>
-        </w:rPr>
-        <w:t xml:space="preserve">反铂为什么是经典题</w:t>
-      </w:r>
-    </w:p>
     <w:p>
       <w:pPr>
         <w:pStyle w:val="FirstParagraph"/>
-      </w:pPr>
-      <w:r>
-        <w:rPr>
-          <w:rFonts w:hint="eastAsia" w:ascii="Times New Roman" w:hAnsi="Times New Roman" w:eastAsia="SimSun" w:cs="Times New Roman"/>
-        </w:rPr>
-        <w:t>真题</w:t>
-      </w:r>
-      <w:r>
-        <w:rPr>
-          <w:rFonts w:hint="eastAsia" w:ascii="Times New Roman" w:hAnsi="Times New Roman" w:eastAsia="Times New Roman" w:cs="Times New Roman"/>
-        </w:rPr>
-        <w:t>-</w:t>
-      </w:r>
-      <w:r>
-        <w:rPr>
-          <w:rFonts w:hint="eastAsia" w:ascii="Times New Roman" w:hAnsi="Times New Roman" w:eastAsia="SimSun" w:cs="Times New Roman"/>
-        </w:rPr>
-        <w:t>无机</w:t>
-      </w:r>
-      <w:r>
-        <w:rPr>
-          <w:rFonts w:hint="eastAsia" w:ascii="Times New Roman" w:hAnsi="Times New Roman" w:eastAsia="Times New Roman" w:cs="Times New Roman"/>
-        </w:rPr>
-        <w:t>-</w:t>
-      </w:r>
-      <w:r>
-        <w:rPr>
-          <w:rFonts w:hint="eastAsia" w:ascii="Times New Roman" w:hAnsi="Times New Roman" w:eastAsia="SimSun" w:cs="Times New Roman"/>
-        </w:rPr>
-        <w:t>反位效应</w:t>
-      </w:r>
-      <w:r>
-        <w:rPr>
-          <w:rFonts w:hint="eastAsia" w:ascii="Times New Roman" w:hAnsi="Times New Roman" w:eastAsia="Times New Roman" w:cs="Times New Roman"/>
-        </w:rPr>
-        <w:t>-001</w:t>
-      </w:r>
-      <w:r>
-        <w:rPr>
-          <w:rFonts w:ascii="Times New Roman" w:hAnsi="Times New Roman" w:eastAsia="Times New Roman" w:cs="Times New Roman"/>
-        </w:rPr>
-        <w:t xml:space="preserve"> </w:t>
-      </w:r>
-      <w:r>
-        <w:rPr>
-          <w:rFonts w:hint="eastAsia" w:ascii="Times New Roman" w:hAnsi="Times New Roman" w:eastAsia="SimSun" w:cs="Times New Roman"/>
-        </w:rPr>
-        <w:t>其实就是这部分的标准模型题</w:t>
-      </w:r>
-      <w:r>
-        <w:rPr>
-          <w:rFonts w:hint="eastAsia" w:ascii="Times New Roman" w:hAnsi="Times New Roman" w:eastAsia="Times New Roman" w:cs="Times New Roman"/>
-        </w:rPr>
-        <w:t>。</w:t>
-      </w:r>
-    </w:p>
-    <w:p>
-      <w:pPr>
-        <w:pStyle w:val="BodyText"/>
         <w:spacing w:before="160" w:after="80"/>
         <w:jc w:val="center"/>
       </w:pPr>
@@ -7964,20 +9493,472 @@
         </w:rPr>
         <w:drawing>
           <wp:inline>
-            <wp:extent cx="3600000" cy="1837344"/>
+            <wp:extent cx="3600000" cy="888386"/>
             <wp:effectExtent b="0" l="0" r="0" t="0"/>
-            <wp:docPr descr="420" title="" id="45" name="Picture"/>
+            <wp:docPr descr="520" title="" id="53" name="Picture"/>
             <a:graphic>
               <a:graphicData uri="http://schemas.openxmlformats.org/drawingml/2006/picture">
                 <pic:pic>
                   <pic:nvPicPr>
-                    <pic:cNvPr descr="media/coord-pt-cis-trans-puha-15-5.jpg" id="46" name="Picture"/>
+                    <pic:cNvPr descr="b6cad1e8751a1996d7f9f262f4a72caaa81077100f178579ab10795fed76636c.jpg" id="54" name="Picture"/>
                     <pic:cNvPicPr>
                       <a:picLocks noChangeArrowheads="1" noChangeAspect="1"/>
                     </pic:cNvPicPr>
                   </pic:nvPicPr>
                   <pic:blipFill>
-                    <a:blip r:embed="rId44"/>
+                    <a:blip r:embed="rId52"/>
+                    <a:stretch>
+                      <a:fillRect/>
+                    </a:stretch>
+                  </pic:blipFill>
+                  <pic:spPr bwMode="auto">
+                    <a:xfrm>
+                      <a:off x="0" y="0"/>
+                      <a:ext cx="3600000" cy="888386"/>
+                    </a:xfrm>
+                    <a:prstGeom prst="rect">
+                      <a:avLst/>
+                    </a:prstGeom>
+                    <a:noFill/>
+                    <a:ln w="9525">
+                      <a:noFill/>
+                      <a:headEnd/>
+                      <a:tailEnd/>
+                    </a:ln>
+                  </pic:spPr>
+                </pic:pic>
+              </a:graphicData>
+            </a:graphic>
+          </wp:inline>
+        </w:drawing>
+      </w:r>
+      <w:r>
+        <w:rPr>
+          <w:rFonts w:ascii="Times New Roman" w:hAnsi="Times New Roman" w:eastAsia="FangSong" w:cs="Times New Roman"/>
+          <w:b w:val="0"/>
+          <w:i w:val="0"/>
+          <w:sz w:val="21"/>
+        </w:rPr>
+        <w:t xml:space="preserve"> </w:t>
+      </w:r>
+      <w:r>
+        <w:rPr>
+          <w:rFonts w:hint="eastAsia" w:ascii="Times New Roman" w:hAnsi="Times New Roman" w:eastAsia="FangSong" w:cs="Times New Roman"/>
+          <w:b w:val="0"/>
+          <w:i w:val="0"/>
+          <w:iCs/>
+          <w:sz w:val="21"/>
+        </w:rPr>
+        <w:t xml:space="preserve">图</w:t>
+      </w:r>
+      <w:r>
+        <w:rPr>
+          <w:rFonts w:ascii="Times New Roman" w:hAnsi="Times New Roman" w:eastAsia="FangSong" w:cs="Times New Roman"/>
+          <w:b w:val="0"/>
+          <w:i w:val="0"/>
+          <w:iCs/>
+          <w:sz w:val="21"/>
+        </w:rPr>
+        <w:t xml:space="preserve"> </w:t>
+      </w:r>
+      <w:r>
+        <w:rPr>
+          <w:rFonts w:hint="eastAsia" w:ascii="Times New Roman" w:hAnsi="Times New Roman" w:eastAsia="FangSong" w:cs="Times New Roman"/>
+          <w:b w:val="0"/>
+          <w:i w:val="0"/>
+          <w:iCs/>
+          <w:sz w:val="21"/>
+        </w:rPr>
+        <w:t>反位效应指导合成路线</w:t>
+      </w:r>
+      <w:r>
+        <w:rPr>
+          <w:rFonts w:hint="eastAsia" w:ascii="Times New Roman" w:hAnsi="Times New Roman" w:eastAsia="FangSong" w:cs="Times New Roman"/>
+          <w:b w:val="0"/>
+          <w:i w:val="0"/>
+          <w:iCs/>
+          <w:sz w:val="21"/>
+        </w:rPr>
+        <w:t>：</w:t>
+      </w:r>
+      <w:r>
+        <w:rPr>
+          <w:rFonts w:hint="eastAsia" w:ascii="Times New Roman" w:hAnsi="Times New Roman" w:eastAsia="FangSong" w:cs="Times New Roman"/>
+          <w:b w:val="0"/>
+          <w:i w:val="0"/>
+          <w:iCs/>
+          <w:sz w:val="21"/>
+        </w:rPr>
+        <w:t>利用</w:t>
+      </w:r>
+      <w:r>
+        <w:rPr>
+          <w:rFonts w:ascii="Times New Roman" w:hAnsi="Times New Roman" w:eastAsia="FangSong" w:cs="Times New Roman"/>
+          <w:b w:val="0"/>
+          <w:i w:val="0"/>
+          <w:iCs/>
+          <w:sz w:val="21"/>
+        </w:rPr>
+        <w:t xml:space="preserve"> Cl</w:t>
+      </w:r>
+      <w:r>
+        <w:rPr>
+          <w:rFonts w:ascii="Times New Roman" w:hAnsi="Times New Roman" w:eastAsia="FangSong" w:cs="Times New Roman"/>
+          <w:b w:val="0"/>
+          <w:i w:val="0"/>
+          <w:iCs/>
+          <w:sz w:val="21"/>
+          <w:vertAlign w:val="superscript"/>
+        </w:rPr>
+        <w:t>-</w:t>
+      </w:r>
+      <w:r>
+        <w:rPr>
+          <w:rFonts w:ascii="Times New Roman" w:hAnsi="Times New Roman" w:eastAsia="FangSong" w:cs="Times New Roman"/>
+          <w:b w:val="0"/>
+          <w:i w:val="0"/>
+          <w:iCs/>
+          <w:sz w:val="21"/>
+        </w:rPr>
+        <w:t xml:space="preserve"> </w:t>
+      </w:r>
+      <w:r>
+        <w:rPr>
+          <w:rFonts w:hint="eastAsia" w:ascii="Times New Roman" w:hAnsi="Times New Roman" w:eastAsia="FangSong" w:cs="Times New Roman"/>
+          <w:b w:val="0"/>
+          <w:i w:val="0"/>
+          <w:iCs/>
+          <w:sz w:val="21"/>
+        </w:rPr>
+        <w:t xml:space="preserve">与</w:t>
+      </w:r>
+      <w:r>
+        <w:rPr>
+          <w:rFonts w:ascii="Times New Roman" w:hAnsi="Times New Roman" w:eastAsia="FangSong" w:cs="Times New Roman"/>
+          <w:b w:val="0"/>
+          <w:i w:val="0"/>
+          <w:iCs/>
+          <w:sz w:val="21"/>
+        </w:rPr>
+        <w:t xml:space="preserve"> NH</w:t>
+      </w:r>
+      <w:r>
+        <w:rPr>
+          <w:rFonts w:ascii="Times New Roman" w:hAnsi="Times New Roman" w:eastAsia="FangSong" w:cs="Times New Roman"/>
+          <w:b w:val="0"/>
+          <w:i w:val="0"/>
+          <w:iCs/>
+          <w:sz w:val="21"/>
+          <w:vertAlign w:val="subscript"/>
+        </w:rPr>
+        <w:t>3</w:t>
+      </w:r>
+      <w:r>
+        <w:rPr>
+          <w:rFonts w:ascii="Times New Roman" w:hAnsi="Times New Roman" w:eastAsia="FangSong" w:cs="Times New Roman"/>
+          <w:b w:val="0"/>
+          <w:i w:val="0"/>
+          <w:iCs/>
+          <w:sz w:val="21"/>
+        </w:rPr>
+        <w:t xml:space="preserve"> </w:t>
+      </w:r>
+      <w:r>
+        <w:rPr>
+          <w:rFonts w:hint="eastAsia" w:ascii="Times New Roman" w:hAnsi="Times New Roman" w:eastAsia="FangSong" w:cs="Times New Roman"/>
+          <w:b w:val="0"/>
+          <w:i w:val="0"/>
+          <w:iCs/>
+          <w:sz w:val="21"/>
+        </w:rPr>
+        <w:t>反位效应强度差异</w:t>
+      </w:r>
+      <w:r>
+        <w:rPr>
+          <w:rFonts w:hint="eastAsia" w:ascii="Times New Roman" w:hAnsi="Times New Roman" w:eastAsia="FangSong" w:cs="Times New Roman"/>
+          <w:b w:val="0"/>
+          <w:i w:val="0"/>
+          <w:iCs/>
+          <w:sz w:val="21"/>
+        </w:rPr>
+        <w:t>，</w:t>
+      </w:r>
+      <w:r>
+        <w:rPr>
+          <w:rFonts w:hint="eastAsia" w:ascii="Times New Roman" w:hAnsi="Times New Roman" w:eastAsia="FangSong" w:cs="Times New Roman"/>
+          <w:b w:val="0"/>
+          <w:i w:val="0"/>
+          <w:iCs/>
+          <w:sz w:val="21"/>
+        </w:rPr>
+        <w:t>分别从</w:t>
+      </w:r>
+      <w:r>
+        <w:rPr>
+          <w:rFonts w:ascii="Times New Roman" w:hAnsi="Times New Roman" w:eastAsia="FangSong" w:cs="Times New Roman"/>
+          <w:b w:val="0"/>
+          <w:i w:val="0"/>
+          <w:iCs/>
+          <w:sz w:val="21"/>
+        </w:rPr>
+        <w:t xml:space="preserve"> [PtCl</w:t>
+      </w:r>
+      <w:r>
+        <w:rPr>
+          <w:rFonts w:ascii="Times New Roman" w:hAnsi="Times New Roman" w:eastAsia="FangSong" w:cs="Times New Roman"/>
+          <w:b w:val="0"/>
+          <w:i w:val="0"/>
+          <w:iCs/>
+          <w:sz w:val="21"/>
+          <w:vertAlign w:val="subscript"/>
+        </w:rPr>
+        <w:t>4</w:t>
+      </w:r>
+      <w:r>
+        <w:rPr>
+          <w:rFonts w:ascii="Times New Roman" w:hAnsi="Times New Roman" w:eastAsia="FangSong" w:cs="Times New Roman"/>
+          <w:b w:val="0"/>
+          <w:i w:val="0"/>
+          <w:iCs/>
+          <w:sz w:val="21"/>
+        </w:rPr>
+        <w:t>]</w:t>
+      </w:r>
+      <w:r>
+        <w:rPr>
+          <w:rFonts w:ascii="Times New Roman" w:hAnsi="Times New Roman" w:eastAsia="FangSong" w:cs="Times New Roman"/>
+          <w:b w:val="0"/>
+          <w:i w:val="0"/>
+          <w:iCs/>
+          <w:sz w:val="21"/>
+          <w:vertAlign w:val="superscript"/>
+        </w:rPr>
+        <w:t>2-</w:t>
+      </w:r>
+      <w:r>
+        <w:rPr>
+          <w:rFonts w:ascii="Times New Roman" w:hAnsi="Times New Roman" w:eastAsia="FangSong" w:cs="Times New Roman"/>
+          <w:b w:val="0"/>
+          <w:i w:val="0"/>
+          <w:iCs/>
+          <w:sz w:val="21"/>
+        </w:rPr>
+        <w:t xml:space="preserve"> </w:t>
+      </w:r>
+      <w:r>
+        <w:rPr>
+          <w:rFonts w:hint="eastAsia" w:ascii="Times New Roman" w:hAnsi="Times New Roman" w:eastAsia="FangSong" w:cs="Times New Roman"/>
+          <w:b w:val="0"/>
+          <w:i w:val="0"/>
+          <w:iCs/>
+          <w:sz w:val="21"/>
+        </w:rPr>
+        <w:t xml:space="preserve">和</w:t>
+      </w:r>
+      <w:r>
+        <w:rPr>
+          <w:rFonts w:ascii="Times New Roman" w:hAnsi="Times New Roman" w:eastAsia="FangSong" w:cs="Times New Roman"/>
+          <w:b w:val="0"/>
+          <w:i w:val="0"/>
+          <w:iCs/>
+          <w:sz w:val="21"/>
+        </w:rPr>
+        <w:t xml:space="preserve"> [Pt(NH</w:t>
+      </w:r>
+      <w:r>
+        <w:rPr>
+          <w:rFonts w:ascii="Times New Roman" w:hAnsi="Times New Roman" w:eastAsia="FangSong" w:cs="Times New Roman"/>
+          <w:b w:val="0"/>
+          <w:i w:val="0"/>
+          <w:iCs/>
+          <w:sz w:val="21"/>
+          <w:vertAlign w:val="subscript"/>
+        </w:rPr>
+        <w:t>3</w:t>
+      </w:r>
+      <w:r>
+        <w:rPr>
+          <w:rFonts w:ascii="Times New Roman" w:hAnsi="Times New Roman" w:eastAsia="FangSong" w:cs="Times New Roman"/>
+          <w:b w:val="0"/>
+          <w:i w:val="0"/>
+          <w:iCs/>
+          <w:sz w:val="21"/>
+        </w:rPr>
+        <w:t>)</w:t>
+      </w:r>
+      <w:r>
+        <w:rPr>
+          <w:rFonts w:ascii="Times New Roman" w:hAnsi="Times New Roman" w:eastAsia="FangSong" w:cs="Times New Roman"/>
+          <w:b w:val="0"/>
+          <w:i w:val="0"/>
+          <w:iCs/>
+          <w:sz w:val="21"/>
+          <w:vertAlign w:val="subscript"/>
+        </w:rPr>
+        <w:t>4</w:t>
+      </w:r>
+      <w:r>
+        <w:rPr>
+          <w:rFonts w:ascii="Times New Roman" w:hAnsi="Times New Roman" w:eastAsia="FangSong" w:cs="Times New Roman"/>
+          <w:b w:val="0"/>
+          <w:i w:val="0"/>
+          <w:iCs/>
+          <w:sz w:val="21"/>
+        </w:rPr>
+        <w:t>]</w:t>
+      </w:r>
+      <w:r>
+        <w:rPr>
+          <w:rFonts w:ascii="Times New Roman" w:hAnsi="Times New Roman" w:eastAsia="FangSong" w:cs="Times New Roman"/>
+          <w:b w:val="0"/>
+          <w:i w:val="0"/>
+          <w:iCs/>
+          <w:sz w:val="21"/>
+          <w:vertAlign w:val="superscript"/>
+        </w:rPr>
+        <w:t>2+</w:t>
+      </w:r>
+      <w:r>
+        <w:rPr>
+          <w:rFonts w:ascii="Times New Roman" w:hAnsi="Times New Roman" w:eastAsia="FangSong" w:cs="Times New Roman"/>
+          <w:b w:val="0"/>
+          <w:i w:val="0"/>
+          <w:iCs/>
+          <w:sz w:val="21"/>
+        </w:rPr>
+        <w:t xml:space="preserve"> </w:t>
+      </w:r>
+      <w:r>
+        <w:rPr>
+          <w:rFonts w:hint="eastAsia" w:ascii="Times New Roman" w:hAnsi="Times New Roman" w:eastAsia="FangSong" w:cs="Times New Roman"/>
+          <w:b w:val="0"/>
+          <w:i w:val="0"/>
+          <w:iCs/>
+          <w:sz w:val="21"/>
+        </w:rPr>
+        <w:t xml:space="preserve">出发合成顺铂和反铂</w:t>
+      </w:r>
+    </w:p>
+    <w:bookmarkEnd w:id="55"/>
+    <w:bookmarkStart w:id="59" w:name="顺铂-反铂为什么是经典题"/>
+    <w:p>
+      <w:pPr>
+        <w:pStyle w:val="Heading3"/>
+        <w:spacing w:before="280" w:after="120"/>
+      </w:pPr>
+      <w:r>
+        <w:rPr>
+          <w:rFonts w:ascii="Times New Roman" w:hAnsi="Times New Roman" w:eastAsia="Times New Roman" w:cs="Times New Roman"/>
+        </w:rPr>
+        <w:t xml:space="preserve">6.3 </w:t>
+      </w:r>
+      <w:r>
+        <w:rPr>
+          <w:rFonts w:hint="eastAsia" w:ascii="Times New Roman" w:hAnsi="Times New Roman" w:eastAsia="SimHei" w:cs="Times New Roman"/>
+        </w:rPr>
+        <w:t xml:space="preserve">顺铂</w:t>
+      </w:r>
+      <w:r>
+        <w:rPr>
+          <w:rFonts w:ascii="Times New Roman" w:hAnsi="Times New Roman" w:eastAsia="Times New Roman" w:cs="Times New Roman"/>
+        </w:rPr>
+        <w:t xml:space="preserve"> / </w:t>
+      </w:r>
+      <w:r>
+        <w:rPr>
+          <w:rFonts w:hint="eastAsia" w:ascii="Times New Roman" w:hAnsi="Times New Roman" w:eastAsia="SimHei" w:cs="Times New Roman"/>
+        </w:rPr>
+        <w:t xml:space="preserve">反铂为什么是经典题</w:t>
+      </w:r>
+    </w:p>
+    <w:p>
+      <w:pPr>
+        <w:pStyle w:val="FirstParagraph"/>
+      </w:pPr>
+      <w:r>
+        <w:rPr>
+          <w:rFonts w:hint="eastAsia" w:ascii="Times New Roman" w:hAnsi="Times New Roman" w:eastAsia="SimSun" w:cs="Times New Roman"/>
+        </w:rPr>
+        <w:t>真题</w:t>
+      </w:r>
+      <w:r>
+        <w:rPr>
+          <w:rFonts w:hint="eastAsia" w:ascii="Times New Roman" w:hAnsi="Times New Roman" w:eastAsia="Times New Roman" w:cs="Times New Roman"/>
+        </w:rPr>
+        <w:t>-</w:t>
+      </w:r>
+      <w:r>
+        <w:rPr>
+          <w:rFonts w:hint="eastAsia" w:ascii="Times New Roman" w:hAnsi="Times New Roman" w:eastAsia="SimSun" w:cs="Times New Roman"/>
+        </w:rPr>
+        <w:t>无机</w:t>
+      </w:r>
+      <w:r>
+        <w:rPr>
+          <w:rFonts w:hint="eastAsia" w:ascii="Times New Roman" w:hAnsi="Times New Roman" w:eastAsia="Times New Roman" w:cs="Times New Roman"/>
+        </w:rPr>
+        <w:t>-</w:t>
+      </w:r>
+      <w:r>
+        <w:rPr>
+          <w:rFonts w:hint="eastAsia" w:ascii="Times New Roman" w:hAnsi="Times New Roman" w:eastAsia="SimSun" w:cs="Times New Roman"/>
+        </w:rPr>
+        <w:t>反位效应</w:t>
+      </w:r>
+      <w:r>
+        <w:rPr>
+          <w:rFonts w:hint="eastAsia" w:ascii="Times New Roman" w:hAnsi="Times New Roman" w:eastAsia="Times New Roman" w:cs="Times New Roman"/>
+        </w:rPr>
+        <w:t>-001</w:t>
+      </w:r>
+      <w:r>
+        <w:rPr>
+          <w:rFonts w:ascii="Times New Roman" w:hAnsi="Times New Roman" w:eastAsia="Times New Roman" w:cs="Times New Roman"/>
+        </w:rPr>
+        <w:t xml:space="preserve"> </w:t>
+      </w:r>
+      <w:r>
+        <w:rPr>
+          <w:rFonts w:hint="eastAsia" w:ascii="Times New Roman" w:hAnsi="Times New Roman" w:eastAsia="SimSun" w:cs="Times New Roman"/>
+        </w:rPr>
+        <w:t>其实就是这部分的标准模型题</w:t>
+      </w:r>
+      <w:r>
+        <w:rPr>
+          <w:rFonts w:hint="eastAsia" w:ascii="Times New Roman" w:hAnsi="Times New Roman" w:eastAsia="Times New Roman" w:cs="Times New Roman"/>
+        </w:rPr>
+        <w:t>。</w:t>
+      </w:r>
+    </w:p>
+    <w:p>
+      <w:pPr>
+        <w:pStyle w:val="BodyText"/>
+        <w:spacing w:before="160" w:after="80"/>
+        <w:jc w:val="center"/>
+      </w:pPr>
+      <w:r>
+        <w:rPr>
+          <w:rFonts w:ascii="Times New Roman" w:hAnsi="Times New Roman" w:eastAsia="FangSong" w:cs="Times New Roman"/>
+          <w:b w:val="0"/>
+          <w:i w:val="0"/>
+          <w:sz w:val="21"/>
+        </w:rPr>
+        <w:drawing>
+          <wp:inline>
+            <wp:extent cx="3600000" cy="1837344"/>
+            <wp:effectExtent b="0" l="0" r="0" t="0"/>
+            <wp:docPr descr="420" title="" id="57" name="Picture"/>
+            <a:graphic>
+              <a:graphicData uri="http://schemas.openxmlformats.org/drawingml/2006/picture">
+                <pic:pic>
+                  <pic:nvPicPr>
+                    <pic:cNvPr descr="5097664b1e3ddf262494a7ad69bc284567d027354d28d849281fb9515743f2cf.jpg" id="58" name="Picture"/>
+                    <pic:cNvPicPr>
+                      <a:picLocks noChangeArrowheads="1" noChangeAspect="1"/>
+                    </pic:cNvPicPr>
+                  </pic:nvPicPr>
+                  <pic:blipFill>
+                    <a:blip r:embed="rId56"/>
                     <a:stretch>
                       <a:fillRect/>
                     </a:stretch>
@@ -8166,83 +10147,71 @@
     </w:p>
     <w:p>
       <w:pPr>
-        <w:pStyle w:val="BlockText"/>
-      </w:pPr>
-      <w:r>
-        <w:rPr>
-          <w:rFonts w:hint="eastAsia" w:ascii="Times New Roman" w:hAnsi="Times New Roman" w:eastAsia="SimSun" w:cs="Times New Roman"/>
-          <w:b/>
-          <w:bCs/>
-          <w:color w:val="1E40AF"/>
+        <w:pStyle w:val="MethodologyBlock"/>
+      </w:pPr>
+      <w:r>
+        <w:rPr>
+          <w:rFonts w:hint="eastAsia" w:ascii="Times New Roman" w:hAnsi="Times New Roman" w:eastAsia="SimSun" w:cs="Times New Roman"/>
         </w:rPr>
         <w:t xml:space="preserve">理解要点</w:t>
       </w:r>
       <w:r>
         <w:rPr>
-          <w:rFonts w:hint="eastAsia" w:ascii="Times New Roman" w:hAnsi="Times New Roman" w:eastAsia="Times New Roman" w:cs="Times New Roman"/>
-          <w:color w:val="1E40AF"/>
-        </w:rPr>
-        <w:t>：</w:t>
-      </w:r>
-      <w:r>
-        <w:rPr>
-          <w:rFonts w:hint="eastAsia" w:ascii="Times New Roman" w:hAnsi="Times New Roman" w:eastAsia="SimSun" w:cs="Times New Roman"/>
-          <w:color w:val="1E40AF"/>
+          <w:rFonts w:ascii="Times New Roman" w:hAnsi="Times New Roman" w:eastAsia="Times New Roman" w:cs="Times New Roman"/>
+        </w:rPr>
+        <w:t xml:space="preserve"> </w:t>
+      </w:r>
+      <w:r>
+        <w:rPr>
+          <w:rFonts w:hint="eastAsia" w:ascii="Times New Roman" w:hAnsi="Times New Roman" w:eastAsia="SimSun" w:cs="Times New Roman"/>
         </w:rPr>
         <w:t>反位效应的价值</w:t>
       </w:r>
       <w:r>
         <w:rPr>
           <w:rFonts w:hint="eastAsia" w:ascii="Times New Roman" w:hAnsi="Times New Roman" w:eastAsia="Times New Roman" w:cs="Times New Roman"/>
-          <w:color w:val="1E40AF"/>
         </w:rPr>
         <w:t>，</w:t>
       </w:r>
       <w:r>
         <w:rPr>
           <w:rFonts w:hint="eastAsia" w:ascii="Times New Roman" w:hAnsi="Times New Roman" w:eastAsia="SimSun" w:cs="Times New Roman"/>
-          <w:color w:val="1E40AF"/>
         </w:rPr>
         <w:t>是让你第一次真正感受到</w:t>
       </w:r>
       <w:r>
         <w:rPr>
           <w:rFonts w:hint="eastAsia" w:ascii="Times New Roman" w:hAnsi="Times New Roman" w:eastAsia="Times New Roman" w:cs="Times New Roman"/>
-          <w:color w:val="1E40AF"/>
         </w:rPr>
         <w:t>“</w:t>
       </w:r>
       <w:r>
         <w:rPr>
           <w:rFonts w:hint="eastAsia" w:ascii="Times New Roman" w:hAnsi="Times New Roman" w:eastAsia="SimSun" w:cs="Times New Roman"/>
-          <w:color w:val="1E40AF"/>
         </w:rPr>
         <w:t>配合物结构不是静态结果</w:t>
       </w:r>
       <w:r>
         <w:rPr>
           <w:rFonts w:hint="eastAsia" w:ascii="Times New Roman" w:hAnsi="Times New Roman" w:eastAsia="Times New Roman" w:cs="Times New Roman"/>
-          <w:color w:val="1E40AF"/>
         </w:rPr>
         <w:t>，</w:t>
       </w:r>
       <w:r>
         <w:rPr>
           <w:rFonts w:hint="eastAsia" w:ascii="Times New Roman" w:hAnsi="Times New Roman" w:eastAsia="SimSun" w:cs="Times New Roman"/>
-          <w:color w:val="1E40AF"/>
         </w:rPr>
         <w:t>而是可以被反应路径主动编排</w:t>
       </w:r>
       <w:r>
         <w:rPr>
           <w:rFonts w:hint="eastAsia" w:ascii="Times New Roman" w:hAnsi="Times New Roman" w:eastAsia="Times New Roman" w:cs="Times New Roman"/>
-          <w:color w:val="1E40AF"/>
         </w:rPr>
         <w:t>”。</w:t>
       </w:r>
     </w:p>
-    <w:bookmarkEnd w:id="47"/>
-    <w:bookmarkStart w:id="48" w:name="这一块为什么和分子结构补充是连着的"/>
+    <w:bookmarkEnd w:id="59"/>
+    <w:bookmarkStart w:id="60" w:name="这一块为什么和分子结构补充是连着的"/>
     <w:p>
       <w:pPr>
         <w:pStyle w:val="Heading3"/>
@@ -8373,9 +10342,9 @@
         <w:t>。</w:t>
       </w:r>
     </w:p>
-    <w:bookmarkEnd w:id="48"/>
-    <w:bookmarkEnd w:id="49"/>
-    <w:bookmarkStart w:id="60" w:name="七金属-金属多重键决赛配位题的拔高工具"/>
+    <w:bookmarkEnd w:id="60"/>
+    <w:bookmarkEnd w:id="61"/>
+    <w:bookmarkStart w:id="72" w:name="七金属-金属多重键决赛配位题的拔高工具"/>
     <w:p>
       <w:pPr>
         <w:pStyle w:val="Heading2"/>
@@ -8424,7 +10393,7 @@
         <w:t>决赛配位题的拔高工具</w:t>
       </w:r>
     </w:p>
-    <w:bookmarkStart w:id="50" w:name="为什么这一块值得放进决赛03"/>
+    <w:bookmarkStart w:id="62" w:name="为什么这一块值得放进决赛03"/>
     <w:p>
       <w:pPr>
         <w:pStyle w:val="Heading3"/>
@@ -8586,8 +10555,8 @@
         <w:t xml:space="preserve">磁性与键级</w:t>
       </w:r>
     </w:p>
-    <w:bookmarkEnd w:id="50"/>
-    <w:bookmarkStart w:id="57" w:name="先记最核心的图像"/>
+    <w:bookmarkEnd w:id="62"/>
+    <w:bookmarkStart w:id="69" w:name="先记最核心的图像"/>
     <w:p>
       <w:pPr>
         <w:pStyle w:val="Heading3"/>
@@ -8808,18 +10777,18 @@
           <wp:inline>
             <wp:extent cx="3240000" cy="4319999"/>
             <wp:effectExtent b="0" l="0" r="0" t="0"/>
-            <wp:docPr descr="420" title="" id="52" name="Picture"/>
+            <wp:docPr descr="420" title="" id="64" name="Picture"/>
             <a:graphic>
               <a:graphicData uri="http://schemas.openxmlformats.org/drawingml/2006/picture">
                 <pic:pic>
                   <pic:nvPicPr>
-                    <pic:cNvPr descr="media/re2cl8-mo-diagram.jpg" id="53" name="Picture"/>
+                    <pic:cNvPr descr="23dda00dde38b339b9ab88f2811a0d5964b48be34da772322950fcbbada82a6e.jpg" id="65" name="Picture"/>
                     <pic:cNvPicPr>
                       <a:picLocks noChangeArrowheads="1" noChangeAspect="1"/>
                     </pic:cNvPicPr>
                   </pic:nvPicPr>
                   <pic:blipFill>
-                    <a:blip r:embed="rId51"/>
+                    <a:blip r:embed="rId63"/>
                     <a:stretch>
                       <a:fillRect/>
                     </a:stretch>
@@ -8872,7 +10841,60 @@
           <w:iCs/>
           <w:sz w:val="21"/>
         </w:rPr>
-        <w:t xml:space="preserve"> 6 Re₂Cl₈²⁻ </w:t>
+        <w:t xml:space="preserve"> 6 Re</w:t>
+      </w:r>
+      <w:r>
+        <w:rPr>
+          <w:rFonts w:ascii="Times New Roman" w:hAnsi="Times New Roman" w:eastAsia="FangSong" w:cs="Times New Roman"/>
+          <w:b w:val="0"/>
+          <w:i w:val="0"/>
+          <w:iCs/>
+          <w:sz w:val="21"/>
+          <w:vertAlign w:val="subscript"/>
+        </w:rPr>
+        <w:t>2</w:t>
+      </w:r>
+      <w:r>
+        <w:rPr>
+          <w:rFonts w:ascii="Times New Roman" w:hAnsi="Times New Roman" w:eastAsia="FangSong" w:cs="Times New Roman"/>
+          <w:b w:val="0"/>
+          <w:i w:val="0"/>
+          <w:iCs/>
+          <w:sz w:val="21"/>
+        </w:rPr>
+        <w:t>Cl</w:t>
+      </w:r>
+      <w:r>
+        <w:rPr>
+          <w:rFonts w:ascii="Times New Roman" w:hAnsi="Times New Roman" w:eastAsia="FangSong" w:cs="Times New Roman"/>
+          <w:b w:val="0"/>
+          <w:i w:val="0"/>
+          <w:iCs/>
+          <w:sz w:val="21"/>
+          <w:vertAlign w:val="subscript"/>
+        </w:rPr>
+        <w:t>8</w:t>
+      </w:r>
+      <w:r>
+        <w:rPr>
+          <w:rFonts w:ascii="Times New Roman" w:hAnsi="Times New Roman" w:eastAsia="FangSong" w:cs="Times New Roman"/>
+          <w:b w:val="0"/>
+          <w:i w:val="0"/>
+          <w:iCs/>
+          <w:sz w:val="21"/>
+          <w:vertAlign w:val="superscript"/>
+        </w:rPr>
+        <w:t>2-</w:t>
+      </w:r>
+      <w:r>
+        <w:rPr>
+          <w:rFonts w:ascii="Times New Roman" w:hAnsi="Times New Roman" w:eastAsia="FangSong" w:cs="Times New Roman"/>
+          <w:b w:val="0"/>
+          <w:i w:val="0"/>
+          <w:iCs/>
+          <w:sz w:val="21"/>
+        </w:rPr>
+        <w:t xml:space="preserve"> </w:t>
       </w:r>
       <w:r>
         <w:rPr>
@@ -8942,18 +10964,18 @@
           <wp:inline>
             <wp:extent cx="3240000" cy="2852853"/>
             <wp:effectExtent b="0" l="0" r="0" t="0"/>
-            <wp:docPr descr="300" title="" id="55" name="Picture"/>
+            <wp:docPr descr="300" title="" id="67" name="Picture"/>
             <a:graphic>
               <a:graphicData uri="http://schemas.openxmlformats.org/drawingml/2006/picture">
                 <pic:pic>
                   <pic:nvPicPr>
-                    <pic:cNvPr descr="media/mo2-delta-bond-3d.png" id="56" name="Picture"/>
+                    <pic:cNvPr descr="3b9af84fb5638c015b4ee6e95d855a5f2dc59589bf6f797983ea9deefe723dad.png" id="68" name="Picture"/>
                     <pic:cNvPicPr>
                       <a:picLocks noChangeArrowheads="1" noChangeAspect="1"/>
                     </pic:cNvPicPr>
                   </pic:nvPicPr>
                   <pic:blipFill>
-                    <a:blip r:embed="rId54"/>
+                    <a:blip r:embed="rId66"/>
                     <a:stretch>
                       <a:fillRect/>
                     </a:stretch>
@@ -9059,8 +11081,8 @@
         <w:t xml:space="preserve">键的三维形状示意</w:t>
       </w:r>
     </w:p>
-    <w:bookmarkEnd w:id="57"/>
-    <w:bookmarkStart w:id="58" w:name="什么时候你该想到金属-金属键"/>
+    <w:bookmarkEnd w:id="69"/>
+    <w:bookmarkStart w:id="70" w:name="什么时候你该想到金属-金属键"/>
     <w:p>
       <w:pPr>
         <w:pStyle w:val="Heading3"/>
@@ -9322,8 +11344,8 @@
         <w:t>。</w:t>
       </w:r>
     </w:p>
-    <w:bookmarkEnd w:id="58"/>
-    <w:bookmarkStart w:id="59" w:name="决赛里要掌握到什么程度"/>
+    <w:bookmarkEnd w:id="70"/>
+    <w:bookmarkStart w:id="71" w:name="决赛里要掌握到什么程度"/>
     <w:p>
       <w:pPr>
         <w:pStyle w:val="Heading3"/>
@@ -9551,9 +11573,9 @@
         <w:t>解释抗磁性或异常短键</w:t>
       </w:r>
     </w:p>
-    <w:bookmarkEnd w:id="59"/>
-    <w:bookmarkEnd w:id="60"/>
-    <w:bookmarkStart w:id="67" w:name="八把深化内容接回做题近年真题常怎么考"/>
+    <w:bookmarkEnd w:id="71"/>
+    <w:bookmarkEnd w:id="72"/>
+    <w:bookmarkStart w:id="79" w:name="八把深化内容接回做题近年真题常怎么考"/>
     <w:p>
       <w:pPr>
         <w:pStyle w:val="Heading2"/>
@@ -9590,7 +11612,7 @@
         <w:t>近年真题常怎么考</w:t>
       </w:r>
     </w:p>
-    <w:bookmarkStart w:id="61" w:name="高频落点-1d9jahn-teller-与畸变结构"/>
+    <w:bookmarkStart w:id="73" w:name="高频落点-1d9jahn-teller-与畸变结构"/>
     <w:p>
       <w:pPr>
         <w:pStyle w:val="Heading3"/>
@@ -9857,7 +11879,20 @@
         <w:rPr>
           <w:rFonts w:ascii="Times New Roman" w:hAnsi="Times New Roman" w:eastAsia="Times New Roman" w:cs="Times New Roman"/>
         </w:rPr>
-        <w:t xml:space="preserve"> Cu²⁺ </w:t>
+        <w:t xml:space="preserve"> Cu</w:t>
+      </w:r>
+      <w:r>
+        <w:rPr>
+          <w:rFonts w:ascii="Times New Roman" w:hAnsi="Times New Roman" w:eastAsia="Times New Roman" w:cs="Times New Roman"/>
+          <w:vertAlign w:val="superscript"/>
+        </w:rPr>
+        <w:t>2+</w:t>
+      </w:r>
+      <w:r>
+        <w:rPr>
+          <w:rFonts w:ascii="Times New Roman" w:hAnsi="Times New Roman" w:eastAsia="Times New Roman" w:cs="Times New Roman"/>
+        </w:rPr>
+        <w:t xml:space="preserve"> </w:t>
       </w:r>
       <w:r>
         <w:rPr>
@@ -9869,7 +11904,20 @@
         <w:rPr>
           <w:rFonts w:ascii="Times New Roman" w:hAnsi="Times New Roman" w:eastAsia="Times New Roman" w:cs="Times New Roman"/>
         </w:rPr>
-        <w:t xml:space="preserve"> Ni²⁺ </w:t>
+        <w:t xml:space="preserve"> Ni</w:t>
+      </w:r>
+      <w:r>
+        <w:rPr>
+          <w:rFonts w:ascii="Times New Roman" w:hAnsi="Times New Roman" w:eastAsia="Times New Roman" w:cs="Times New Roman"/>
+          <w:vertAlign w:val="superscript"/>
+        </w:rPr>
+        <w:t>2+</w:t>
+      </w:r>
+      <w:r>
+        <w:rPr>
+          <w:rFonts w:ascii="Times New Roman" w:hAnsi="Times New Roman" w:eastAsia="Times New Roman" w:cs="Times New Roman"/>
+        </w:rPr>
+        <w:t xml:space="preserve"> </w:t>
       </w:r>
       <w:r>
         <w:rPr>
@@ -9878,8 +11926,8 @@
         <w:t xml:space="preserve">结果截然不同</w:t>
       </w:r>
     </w:p>
-    <w:bookmarkEnd w:id="61"/>
-    <w:bookmarkStart w:id="62" w:name="高频落点-2磁性反推自旋态与-d-电子数"/>
+    <w:bookmarkEnd w:id="73"/>
+    <w:bookmarkStart w:id="74" w:name="高频落点-2磁性反推自旋态与-d-电子数"/>
     <w:p>
       <w:pPr>
         <w:pStyle w:val="Heading3"/>
@@ -10121,8 +12169,8 @@
         <w:t>反推分裂方式和电子排布</w:t>
       </w:r>
     </w:p>
-    <w:bookmarkEnd w:id="62"/>
-    <w:bookmarkStart w:id="63" w:name="高频落点-3强场-弱场为什么这样"/>
+    <w:bookmarkEnd w:id="74"/>
+    <w:bookmarkStart w:id="75" w:name="高频落点-3强场-弱场为什么这样"/>
     <w:p>
       <w:pPr>
         <w:pStyle w:val="Heading3"/>
@@ -10221,7 +12269,33 @@
         <w:rPr>
           <w:rFonts w:ascii="Times New Roman" w:hAnsi="Times New Roman" w:eastAsia="Times New Roman" w:cs="Times New Roman"/>
         </w:rPr>
-        <w:t xml:space="preserve"> CO / CN⁻ / NO / N₂ </w:t>
+        <w:t xml:space="preserve"> CO / CN</w:t>
+      </w:r>
+      <w:r>
+        <w:rPr>
+          <w:rFonts w:ascii="Times New Roman" w:hAnsi="Times New Roman" w:eastAsia="Times New Roman" w:cs="Times New Roman"/>
+          <w:vertAlign w:val="superscript"/>
+        </w:rPr>
+        <w:t>-</w:t>
+      </w:r>
+      <w:r>
+        <w:rPr>
+          <w:rFonts w:ascii="Times New Roman" w:hAnsi="Times New Roman" w:eastAsia="Times New Roman" w:cs="Times New Roman"/>
+        </w:rPr>
+        <w:t xml:space="preserve"> / NO / N</w:t>
+      </w:r>
+      <w:r>
+        <w:rPr>
+          <w:rFonts w:ascii="Times New Roman" w:hAnsi="Times New Roman" w:eastAsia="Times New Roman" w:cs="Times New Roman"/>
+          <w:vertAlign w:val="subscript"/>
+        </w:rPr>
+        <w:t>2</w:t>
+      </w:r>
+      <w:r>
+        <w:rPr>
+          <w:rFonts w:ascii="Times New Roman" w:hAnsi="Times New Roman" w:eastAsia="Times New Roman" w:cs="Times New Roman"/>
+        </w:rPr>
+        <w:t xml:space="preserve"> </w:t>
       </w:r>
       <w:r>
         <w:rPr>
@@ -10265,7 +12339,20 @@
         <w:rPr>
           <w:rFonts w:ascii="Times New Roman" w:hAnsi="Times New Roman" w:eastAsia="Times New Roman" w:cs="Times New Roman"/>
         </w:rPr>
-        <w:t xml:space="preserve"> CO、CN⁻ </w:t>
+        <w:t xml:space="preserve"> CO、CN</w:t>
+      </w:r>
+      <w:r>
+        <w:rPr>
+          <w:rFonts w:ascii="Times New Roman" w:hAnsi="Times New Roman" w:eastAsia="Times New Roman" w:cs="Times New Roman"/>
+          <w:vertAlign w:val="superscript"/>
+        </w:rPr>
+        <w:t>-</w:t>
+      </w:r>
+      <w:r>
+        <w:rPr>
+          <w:rFonts w:ascii="Times New Roman" w:hAnsi="Times New Roman" w:eastAsia="Times New Roman" w:cs="Times New Roman"/>
+        </w:rPr>
+        <w:t xml:space="preserve"> </w:t>
       </w:r>
       <w:r>
         <w:rPr>
@@ -10316,8 +12403,8 @@
         <w:t xml:space="preserve">受体配体特别稳定</w:t>
       </w:r>
     </w:p>
-    <w:bookmarkEnd w:id="63"/>
-    <w:bookmarkStart w:id="64" w:name="高频落点-4平面四方与反位效应"/>
+    <w:bookmarkEnd w:id="75"/>
+    <w:bookmarkStart w:id="76" w:name="高频落点-4平面四方与反位效应"/>
     <w:p>
       <w:pPr>
         <w:pStyle w:val="Heading3"/>
@@ -10490,8 +12577,8 @@
         <w:t xml:space="preserve">位置</w:t>
       </w:r>
     </w:p>
-    <w:bookmarkEnd w:id="64"/>
-    <w:bookmarkStart w:id="65" w:name="高频落点-5多核簇桥联与金属-金属作用"/>
+    <w:bookmarkEnd w:id="76"/>
+    <w:bookmarkStart w:id="77" w:name="高频落点-5多核簇桥联与金属-金属作用"/>
     <w:p>
       <w:pPr>
         <w:pStyle w:val="Heading3"/>
@@ -10697,8 +12784,8 @@
         <w:t>金属直接成键</w:t>
       </w:r>
     </w:p>
-    <w:bookmarkEnd w:id="65"/>
-    <w:bookmarkStart w:id="66" w:name="真题触发词与解题工具速查表"/>
+    <w:bookmarkEnd w:id="77"/>
+    <w:bookmarkStart w:id="78" w:name="真题触发词与解题工具速查表"/>
     <w:p>
       <w:pPr>
         <w:pStyle w:val="Heading3"/>
@@ -10811,7 +12898,20 @@
               <w:rPr>
                 <w:rFonts w:hint="eastAsia" w:ascii="Times New Roman" w:hAnsi="Times New Roman" w:eastAsia="Times New Roman" w:cs="Times New Roman"/>
               </w:rPr>
-              <w:t>Cu²⁺、</w:t>
+              <w:t>Cu</w:t>
+            </w:r>
+            <w:r>
+              <w:rPr>
+                <w:rFonts w:hint="eastAsia" w:ascii="Times New Roman" w:hAnsi="Times New Roman" w:eastAsia="Times New Roman" w:cs="Times New Roman"/>
+                <w:vertAlign w:val="superscript"/>
+              </w:rPr>
+              <w:t>2+</w:t>
+            </w:r>
+            <w:r>
+              <w:rPr>
+                <w:rFonts w:hint="eastAsia" w:ascii="Times New Roman" w:hAnsi="Times New Roman" w:eastAsia="Times New Roman" w:cs="Times New Roman"/>
+              </w:rPr>
+              <w:t>、</w:t>
             </w:r>
             <w:r>
               <w:rPr>
@@ -10884,7 +12984,15 @@
                 <w:rStyle w:val="VerbatimChar"/>
                 <w:rFonts w:ascii="Times New Roman" w:hAnsi="Times New Roman" w:eastAsia="Times New Roman" w:cs="Times New Roman"/>
               </w:rPr>
-              <w:t xml:space="preserve">d⁹</w:t>
+              <w:t>d</w:t>
+            </w:r>
+            <w:r>
+              <w:rPr>
+                <w:rStyle w:val="VerbatimChar"/>
+                <w:rFonts w:ascii="Times New Roman" w:hAnsi="Times New Roman" w:eastAsia="Times New Roman" w:cs="Times New Roman"/>
+                <w:vertAlign w:val="superscript"/>
+              </w:rPr>
+              <w:t>9</w:t>
             </w:r>
             <w:r>
               <w:rPr>
@@ -11288,13 +13396,39 @@
               <w:rPr>
                 <w:rFonts w:ascii="Times New Roman" w:hAnsi="Times New Roman" w:eastAsia="Times New Roman" w:cs="Times New Roman"/>
               </w:rPr>
-              <w:t xml:space="preserve">CO / CN⁻ / </w:t>
+              <w:t>CO / CN</w:t>
+            </w:r>
+            <w:r>
+              <w:rPr>
+                <w:rFonts w:ascii="Times New Roman" w:hAnsi="Times New Roman" w:eastAsia="Times New Roman" w:cs="Times New Roman"/>
+                <w:vertAlign w:val="superscript"/>
+              </w:rPr>
+              <w:t>-</w:t>
+            </w:r>
+            <w:r>
+              <w:rPr>
+                <w:rFonts w:ascii="Times New Roman" w:hAnsi="Times New Roman" w:eastAsia="Times New Roman" w:cs="Times New Roman"/>
+              </w:rPr>
+              <w:t xml:space="preserve"> / </w:t>
             </w:r>
             <w:r>
               <w:rPr>
                 <w:rFonts w:hint="eastAsia" w:ascii="Times New Roman" w:hAnsi="Times New Roman" w:eastAsia="Times New Roman" w:cs="Times New Roman"/>
               </w:rPr>
-              <w:t>N₂、</w:t>
+              <w:t>N</w:t>
+            </w:r>
+            <w:r>
+              <w:rPr>
+                <w:rFonts w:hint="eastAsia" w:ascii="Times New Roman" w:hAnsi="Times New Roman" w:eastAsia="Times New Roman" w:cs="Times New Roman"/>
+                <w:vertAlign w:val="subscript"/>
+              </w:rPr>
+              <w:t>2</w:t>
+            </w:r>
+            <w:r>
+              <w:rPr>
+                <w:rFonts w:hint="eastAsia" w:ascii="Times New Roman" w:hAnsi="Times New Roman" w:eastAsia="Times New Roman" w:cs="Times New Roman"/>
+              </w:rPr>
+              <w:t>、</w:t>
             </w:r>
             <w:r>
               <w:rPr>
@@ -11599,9 +13733,9 @@
         </w:tc>
       </w:tr>
     </w:tbl>
-    <w:bookmarkEnd w:id="66"/>
-    <w:bookmarkEnd w:id="67"/>
-    <w:bookmarkStart w:id="73" w:name="九例题"/>
+    <w:bookmarkEnd w:id="78"/>
+    <w:bookmarkEnd w:id="79"/>
+    <w:bookmarkStart w:id="85" w:name="九例题"/>
     <w:p>
       <w:pPr>
         <w:pStyle w:val="Heading2"/>
@@ -11626,7 +13760,7 @@
         <w:t>例题</w:t>
       </w:r>
     </w:p>
-    <w:bookmarkStart w:id="68" w:name="例1-jahn-teller综合"/>
+    <w:bookmarkStart w:id="80" w:name="例1-jahn-teller综合"/>
     <w:p>
       <w:pPr>
         <w:pStyle w:val="Heading3"/>
@@ -11697,7 +13831,20 @@
         <w:rPr>
           <w:rFonts w:ascii="Times New Roman" w:hAnsi="Times New Roman" w:eastAsia="Times New Roman" w:cs="Times New Roman"/>
         </w:rPr>
-        <w:t xml:space="preserve"> Cu²⁺ </w:t>
+        <w:t xml:space="preserve"> Cu</w:t>
+      </w:r>
+      <w:r>
+        <w:rPr>
+          <w:rFonts w:ascii="Times New Roman" w:hAnsi="Times New Roman" w:eastAsia="Times New Roman" w:cs="Times New Roman"/>
+          <w:vertAlign w:val="superscript"/>
+        </w:rPr>
+        <w:t>2+</w:t>
+      </w:r>
+      <w:r>
+        <w:rPr>
+          <w:rFonts w:ascii="Times New Roman" w:hAnsi="Times New Roman" w:eastAsia="Times New Roman" w:cs="Times New Roman"/>
+        </w:rPr>
+        <w:t xml:space="preserve"> </w:t>
       </w:r>
       <w:r>
         <w:rPr>
@@ -11721,7 +13868,20 @@
         <w:rPr>
           <w:rFonts w:ascii="Times New Roman" w:hAnsi="Times New Roman" w:eastAsia="Times New Roman" w:cs="Times New Roman"/>
         </w:rPr>
-        <w:t xml:space="preserve"> Ni²⁺ </w:t>
+        <w:t xml:space="preserve"> Ni</w:t>
+      </w:r>
+      <w:r>
+        <w:rPr>
+          <w:rFonts w:ascii="Times New Roman" w:hAnsi="Times New Roman" w:eastAsia="Times New Roman" w:cs="Times New Roman"/>
+          <w:vertAlign w:val="superscript"/>
+        </w:rPr>
+        <w:t>2+</w:t>
+      </w:r>
+      <w:r>
+        <w:rPr>
+          <w:rFonts w:ascii="Times New Roman" w:hAnsi="Times New Roman" w:eastAsia="Times New Roman" w:cs="Times New Roman"/>
+        </w:rPr>
+        <w:t xml:space="preserve"> </w:t>
       </w:r>
       <w:r>
         <w:rPr>
@@ -11767,7 +13927,20 @@
         <w:rPr>
           <w:rFonts w:ascii="Times New Roman" w:hAnsi="Times New Roman" w:eastAsia="Times New Roman" w:cs="Times New Roman"/>
         </w:rPr>
-        <w:t xml:space="preserve">Cu²⁺ </w:t>
+        <w:t>Cu</w:t>
+      </w:r>
+      <w:r>
+        <w:rPr>
+          <w:rFonts w:ascii="Times New Roman" w:hAnsi="Times New Roman" w:eastAsia="Times New Roman" w:cs="Times New Roman"/>
+          <w:vertAlign w:val="superscript"/>
+        </w:rPr>
+        <w:t>2+</w:t>
+      </w:r>
+      <w:r>
+        <w:rPr>
+          <w:rFonts w:ascii="Times New Roman" w:hAnsi="Times New Roman" w:eastAsia="Times New Roman" w:cs="Times New Roman"/>
+        </w:rPr>
+        <w:t xml:space="preserve"> </w:t>
       </w:r>
       <w:r>
         <w:rPr>
@@ -11786,7 +13959,15 @@
           <w:rStyle w:val="VerbatimChar"/>
           <w:rFonts w:ascii="Times New Roman" w:hAnsi="Times New Roman" w:eastAsia="Times New Roman" w:cs="Times New Roman"/>
         </w:rPr>
-        <w:t xml:space="preserve">d⁹</w:t>
+        <w:t>d</w:t>
+      </w:r>
+      <w:r>
+        <w:rPr>
+          <w:rStyle w:val="VerbatimChar"/>
+          <w:rFonts w:ascii="Times New Roman" w:hAnsi="Times New Roman" w:eastAsia="Times New Roman" w:cs="Times New Roman"/>
+          <w:vertAlign w:val="superscript"/>
+        </w:rPr>
+        <w:t>9</w:t>
       </w:r>
       <w:r>
         <w:rPr>
@@ -11914,7 +14095,20 @@
         <w:rPr>
           <w:rFonts w:ascii="Times New Roman" w:hAnsi="Times New Roman" w:eastAsia="Times New Roman" w:cs="Times New Roman"/>
         </w:rPr>
-        <w:t xml:space="preserve">Ni²⁺ </w:t>
+        <w:t>Ni</w:t>
+      </w:r>
+      <w:r>
+        <w:rPr>
+          <w:rFonts w:ascii="Times New Roman" w:hAnsi="Times New Roman" w:eastAsia="Times New Roman" w:cs="Times New Roman"/>
+          <w:vertAlign w:val="superscript"/>
+        </w:rPr>
+        <w:t>2+</w:t>
+      </w:r>
+      <w:r>
+        <w:rPr>
+          <w:rFonts w:ascii="Times New Roman" w:hAnsi="Times New Roman" w:eastAsia="Times New Roman" w:cs="Times New Roman"/>
+        </w:rPr>
+        <w:t xml:space="preserve"> </w:t>
       </w:r>
       <w:r>
         <w:rPr>
@@ -11933,7 +14127,15 @@
           <w:rStyle w:val="VerbatimChar"/>
           <w:rFonts w:ascii="Times New Roman" w:hAnsi="Times New Roman" w:eastAsia="Times New Roman" w:cs="Times New Roman"/>
         </w:rPr>
-        <w:t xml:space="preserve">d⁸</w:t>
+        <w:t>d</w:t>
+      </w:r>
+      <w:r>
+        <w:rPr>
+          <w:rStyle w:val="VerbatimChar"/>
+          <w:rFonts w:ascii="Times New Roman" w:hAnsi="Times New Roman" w:eastAsia="Times New Roman" w:cs="Times New Roman"/>
+          <w:vertAlign w:val="superscript"/>
+        </w:rPr>
+        <w:t>8</w:t>
       </w:r>
       <w:r>
         <w:rPr>
@@ -11997,7 +14199,20 @@
         <w:rPr>
           <w:rFonts w:ascii="Times New Roman" w:hAnsi="Times New Roman" w:eastAsia="Times New Roman" w:cs="Times New Roman"/>
         </w:rPr>
-        <w:t xml:space="preserve"> Cu²⁺ </w:t>
+        <w:t xml:space="preserve"> Cu</w:t>
+      </w:r>
+      <w:r>
+        <w:rPr>
+          <w:rFonts w:ascii="Times New Roman" w:hAnsi="Times New Roman" w:eastAsia="Times New Roman" w:cs="Times New Roman"/>
+          <w:vertAlign w:val="superscript"/>
+        </w:rPr>
+        <w:t>2+</w:t>
+      </w:r>
+      <w:r>
+        <w:rPr>
+          <w:rFonts w:ascii="Times New Roman" w:hAnsi="Times New Roman" w:eastAsia="Times New Roman" w:cs="Times New Roman"/>
+        </w:rPr>
+        <w:t xml:space="preserve"> </w:t>
       </w:r>
       <w:r>
         <w:rPr>
@@ -12021,7 +14236,20 @@
         <w:rPr>
           <w:rFonts w:ascii="Times New Roman" w:hAnsi="Times New Roman" w:eastAsia="Times New Roman" w:cs="Times New Roman"/>
         </w:rPr>
-        <w:t xml:space="preserve"> Ni²⁺ </w:t>
+        <w:t xml:space="preserve"> Ni</w:t>
+      </w:r>
+      <w:r>
+        <w:rPr>
+          <w:rFonts w:ascii="Times New Roman" w:hAnsi="Times New Roman" w:eastAsia="Times New Roman" w:cs="Times New Roman"/>
+          <w:vertAlign w:val="superscript"/>
+        </w:rPr>
+        <w:t>2+</w:t>
+      </w:r>
+      <w:r>
+        <w:rPr>
+          <w:rFonts w:ascii="Times New Roman" w:hAnsi="Times New Roman" w:eastAsia="Times New Roman" w:cs="Times New Roman"/>
+        </w:rPr>
+        <w:t xml:space="preserve"> </w:t>
       </w:r>
       <w:r>
         <w:rPr>
@@ -12036,8 +14264,8 @@
         <w:t>。</w:t>
       </w:r>
     </w:p>
-    <w:bookmarkEnd w:id="68"/>
-    <w:bookmarkStart w:id="69" w:name="例2-高低自旋进阶"/>
+    <w:bookmarkEnd w:id="80"/>
+    <w:bookmarkStart w:id="81" w:name="例2-高低自旋进阶"/>
     <w:p>
       <w:pPr>
         <w:pStyle w:val="Heading3"/>
@@ -12127,7 +14355,22 @@
           <w:rStyle w:val="VerbatimChar"/>
           <w:rFonts w:ascii="Times New Roman" w:hAnsi="Times New Roman" w:eastAsia="Times New Roman" w:cs="Times New Roman"/>
         </w:rPr>
-        <w:t xml:space="preserve">[Fe(CN)₆]^{4-}</w:t>
+        <w:t>[Fe(CN)</w:t>
+      </w:r>
+      <w:r>
+        <w:rPr>
+          <w:rStyle w:val="VerbatimChar"/>
+          <w:rFonts w:ascii="Times New Roman" w:hAnsi="Times New Roman" w:eastAsia="Times New Roman" w:cs="Times New Roman"/>
+          <w:vertAlign w:val="subscript"/>
+        </w:rPr>
+        <w:t>6</w:t>
+      </w:r>
+      <w:r>
+        <w:rPr>
+          <w:rStyle w:val="VerbatimChar"/>
+          <w:rFonts w:ascii="Times New Roman" w:hAnsi="Times New Roman" w:eastAsia="Times New Roman" w:cs="Times New Roman"/>
+        </w:rPr>
+        <w:t>]^{4-}</w:t>
       </w:r>
       <w:r>
         <w:rPr>
@@ -12164,7 +14407,22 @@
           <w:rStyle w:val="VerbatimChar"/>
           <w:rFonts w:ascii="Times New Roman" w:hAnsi="Times New Roman" w:eastAsia="Times New Roman" w:cs="Times New Roman"/>
         </w:rPr>
-        <w:t xml:space="preserve">[FeF₆]^{4-}</w:t>
+        <w:t>[FeF</w:t>
+      </w:r>
+      <w:r>
+        <w:rPr>
+          <w:rStyle w:val="VerbatimChar"/>
+          <w:rFonts w:ascii="Times New Roman" w:hAnsi="Times New Roman" w:eastAsia="Times New Roman" w:cs="Times New Roman"/>
+          <w:vertAlign w:val="subscript"/>
+        </w:rPr>
+        <w:t>6</w:t>
+      </w:r>
+      <w:r>
+        <w:rPr>
+          <w:rStyle w:val="VerbatimChar"/>
+          <w:rFonts w:ascii="Times New Roman" w:hAnsi="Times New Roman" w:eastAsia="Times New Roman" w:cs="Times New Roman"/>
+        </w:rPr>
+        <w:t>]^{4-}</w:t>
       </w:r>
       <w:r>
         <w:rPr>
@@ -12261,7 +14519,20 @@
         <w:rPr>
           <w:rFonts w:ascii="Times New Roman" w:hAnsi="Times New Roman" w:eastAsia="Times New Roman" w:cs="Times New Roman"/>
         </w:rPr>
-        <w:t xml:space="preserve">CN⁻ </w:t>
+        <w:t>CN</w:t>
+      </w:r>
+      <w:r>
+        <w:rPr>
+          <w:rFonts w:ascii="Times New Roman" w:hAnsi="Times New Roman" w:eastAsia="Times New Roman" w:cs="Times New Roman"/>
+          <w:vertAlign w:val="superscript"/>
+        </w:rPr>
+        <w:t>-</w:t>
+      </w:r>
+      <w:r>
+        <w:rPr>
+          <w:rFonts w:ascii="Times New Roman" w:hAnsi="Times New Roman" w:eastAsia="Times New Roman" w:cs="Times New Roman"/>
+        </w:rPr>
+        <w:t xml:space="preserve"> </w:t>
       </w:r>
       <w:r>
         <w:rPr>
@@ -12349,7 +14620,20 @@
         <w:rPr>
           <w:rFonts w:ascii="Times New Roman" w:hAnsi="Times New Roman" w:eastAsia="Times New Roman" w:cs="Times New Roman"/>
         </w:rPr>
-        <w:t xml:space="preserve">F⁻ </w:t>
+        <w:t>F</w:t>
+      </w:r>
+      <w:r>
+        <w:rPr>
+          <w:rFonts w:ascii="Times New Roman" w:hAnsi="Times New Roman" w:eastAsia="Times New Roman" w:cs="Times New Roman"/>
+          <w:vertAlign w:val="superscript"/>
+        </w:rPr>
+        <w:t>-</w:t>
+      </w:r>
+      <w:r>
+        <w:rPr>
+          <w:rFonts w:ascii="Times New Roman" w:hAnsi="Times New Roman" w:eastAsia="Times New Roman" w:cs="Times New Roman"/>
+        </w:rPr>
+        <w:t xml:space="preserve"> </w:t>
       </w:r>
       <w:r>
         <w:rPr>
@@ -12448,8 +14732,8 @@
         <w:t xml:space="preserve">。</w:t>
       </w:r>
     </w:p>
-    <w:bookmarkEnd w:id="69"/>
-    <w:bookmarkStart w:id="70" w:name="例3-反馈π键综合"/>
+    <w:bookmarkEnd w:id="81"/>
+    <w:bookmarkStart w:id="82" w:name="例3-反馈π键综合"/>
     <w:p>
       <w:pPr>
         <w:pStyle w:val="Heading3"/>
@@ -12831,8 +15115,8 @@
         <w:t>。</w:t>
       </w:r>
     </w:p>
-    <w:bookmarkEnd w:id="70"/>
-    <w:bookmarkStart w:id="71" w:name="例4-反位效应综合"/>
+    <w:bookmarkEnd w:id="82"/>
+    <w:bookmarkStart w:id="83" w:name="例4-反位效应综合"/>
     <w:p>
       <w:pPr>
         <w:pStyle w:val="Heading3"/>
@@ -13081,8 +15365,8 @@
         <w:t>。</w:t>
       </w:r>
     </w:p>
-    <w:bookmarkEnd w:id="71"/>
-    <w:bookmarkStart w:id="72" w:name="例5-金属-金属键挑战"/>
+    <w:bookmarkEnd w:id="83"/>
+    <w:bookmarkStart w:id="84" w:name="例5-金属-金属键挑战"/>
     <w:p>
       <w:pPr>
         <w:pStyle w:val="Heading3"/>
@@ -13416,9 +15700,9 @@
         <w:t>。</w:t>
       </w:r>
     </w:p>
-    <w:bookmarkEnd w:id="72"/>
-    <w:bookmarkEnd w:id="73"/>
-    <w:bookmarkStart w:id="77" w:name="十练习"/>
+    <w:bookmarkEnd w:id="84"/>
+    <w:bookmarkEnd w:id="85"/>
+    <w:bookmarkStart w:id="89" w:name="十练习"/>
     <w:p>
       <w:pPr>
         <w:pStyle w:val="Heading2"/>
@@ -13443,7 +15727,7 @@
         <w:t>练习</w:t>
       </w:r>
     </w:p>
-    <w:bookmarkStart w:id="74" w:name="基础巩固"/>
+    <w:bookmarkStart w:id="86" w:name="基础巩固"/>
     <w:p>
       <w:pPr>
         <w:pStyle w:val="Heading3"/>
@@ -13534,7 +15818,20 @@
         <w:rPr>
           <w:rFonts w:ascii="Times New Roman" w:hAnsi="Times New Roman" w:eastAsia="Times New Roman" w:cs="Times New Roman"/>
         </w:rPr>
-        <w:t xml:space="preserve"> Cu²⁺ </w:t>
+        <w:t xml:space="preserve"> Cu</w:t>
+      </w:r>
+      <w:r>
+        <w:rPr>
+          <w:rFonts w:ascii="Times New Roman" w:hAnsi="Times New Roman" w:eastAsia="Times New Roman" w:cs="Times New Roman"/>
+          <w:vertAlign w:val="superscript"/>
+        </w:rPr>
+        <w:t>2+</w:t>
+      </w:r>
+      <w:r>
+        <w:rPr>
+          <w:rFonts w:ascii="Times New Roman" w:hAnsi="Times New Roman" w:eastAsia="Times New Roman" w:cs="Times New Roman"/>
+        </w:rPr>
+        <w:t xml:space="preserve"> </w:t>
       </w:r>
       <w:r>
         <w:rPr>
@@ -13546,7 +15843,20 @@
         <w:rPr>
           <w:rFonts w:ascii="Times New Roman" w:hAnsi="Times New Roman" w:eastAsia="Times New Roman" w:cs="Times New Roman"/>
         </w:rPr>
-        <w:t xml:space="preserve"> Zn²⁺ </w:t>
+        <w:t xml:space="preserve"> Zn</w:t>
+      </w:r>
+      <w:r>
+        <w:rPr>
+          <w:rFonts w:ascii="Times New Roman" w:hAnsi="Times New Roman" w:eastAsia="Times New Roman" w:cs="Times New Roman"/>
+          <w:vertAlign w:val="superscript"/>
+        </w:rPr>
+        <w:t>2+</w:t>
+      </w:r>
+      <w:r>
+        <w:rPr>
+          <w:rFonts w:ascii="Times New Roman" w:hAnsi="Times New Roman" w:eastAsia="Times New Roman" w:cs="Times New Roman"/>
+        </w:rPr>
+        <w:t xml:space="preserve"> </w:t>
       </w:r>
       <w:r>
         <w:rPr>
@@ -13573,8 +15883,8 @@
         <w:t>？</w:t>
       </w:r>
     </w:p>
-    <w:bookmarkEnd w:id="74"/>
-    <w:bookmarkStart w:id="75" w:name="提高训练"/>
+    <w:bookmarkEnd w:id="86"/>
+    <w:bookmarkStart w:id="87" w:name="提高训练"/>
     <w:p>
       <w:pPr>
         <w:pStyle w:val="Heading3"/>
@@ -13611,7 +15921,46 @@
         <w:rPr>
           <w:rFonts w:ascii="Times New Roman" w:hAnsi="Times New Roman" w:eastAsia="Times New Roman" w:cs="Times New Roman"/>
         </w:rPr>
-        <w:t xml:space="preserve"> NH₃、Cl⁻、CN⁻ </w:t>
+        <w:t xml:space="preserve"> NH</w:t>
+      </w:r>
+      <w:r>
+        <w:rPr>
+          <w:rFonts w:ascii="Times New Roman" w:hAnsi="Times New Roman" w:eastAsia="Times New Roman" w:cs="Times New Roman"/>
+          <w:vertAlign w:val="subscript"/>
+        </w:rPr>
+        <w:t>3</w:t>
+      </w:r>
+      <w:r>
+        <w:rPr>
+          <w:rFonts w:ascii="Times New Roman" w:hAnsi="Times New Roman" w:eastAsia="Times New Roman" w:cs="Times New Roman"/>
+        </w:rPr>
+        <w:t>、Cl</w:t>
+      </w:r>
+      <w:r>
+        <w:rPr>
+          <w:rFonts w:ascii="Times New Roman" w:hAnsi="Times New Roman" w:eastAsia="Times New Roman" w:cs="Times New Roman"/>
+          <w:vertAlign w:val="superscript"/>
+        </w:rPr>
+        <w:t>-</w:t>
+      </w:r>
+      <w:r>
+        <w:rPr>
+          <w:rFonts w:ascii="Times New Roman" w:hAnsi="Times New Roman" w:eastAsia="Times New Roman" w:cs="Times New Roman"/>
+        </w:rPr>
+        <w:t>、CN</w:t>
+      </w:r>
+      <w:r>
+        <w:rPr>
+          <w:rFonts w:ascii="Times New Roman" w:hAnsi="Times New Roman" w:eastAsia="Times New Roman" w:cs="Times New Roman"/>
+          <w:vertAlign w:val="superscript"/>
+        </w:rPr>
+        <w:t>-</w:t>
+      </w:r>
+      <w:r>
+        <w:rPr>
+          <w:rFonts w:ascii="Times New Roman" w:hAnsi="Times New Roman" w:eastAsia="Times New Roman" w:cs="Times New Roman"/>
+        </w:rPr>
+        <w:t xml:space="preserve"> </w:t>
       </w:r>
       <w:r>
         <w:rPr>
@@ -13740,8 +16089,8 @@
         <w:t>？</w:t>
       </w:r>
     </w:p>
-    <w:bookmarkEnd w:id="75"/>
-    <w:bookmarkStart w:id="76" w:name="挑战题"/>
+    <w:bookmarkEnd w:id="87"/>
+    <w:bookmarkStart w:id="88" w:name="挑战题"/>
     <w:p>
       <w:pPr>
         <w:pStyle w:val="Heading3"/>
@@ -14013,7 +16362,20 @@
         <w:rPr>
           <w:rFonts w:ascii="Times New Roman" w:hAnsi="Times New Roman" w:eastAsia="Times New Roman" w:cs="Times New Roman"/>
         </w:rPr>
-        <w:t xml:space="preserve"> CO / CN⁻ </w:t>
+        <w:t xml:space="preserve"> CO / CN</w:t>
+      </w:r>
+      <w:r>
+        <w:rPr>
+          <w:rFonts w:ascii="Times New Roman" w:hAnsi="Times New Roman" w:eastAsia="Times New Roman" w:cs="Times New Roman"/>
+          <w:vertAlign w:val="superscript"/>
+        </w:rPr>
+        <w:t>-</w:t>
+      </w:r>
+      <w:r>
+        <w:rPr>
+          <w:rFonts w:ascii="Times New Roman" w:hAnsi="Times New Roman" w:eastAsia="Times New Roman" w:cs="Times New Roman"/>
+        </w:rPr>
+        <w:t xml:space="preserve"> </w:t>
       </w:r>
       <w:r>
         <w:rPr>
@@ -14052,9 +16414,9 @@
         <w:t>。</w:t>
       </w:r>
     </w:p>
-    <w:bookmarkEnd w:id="76"/>
-    <w:bookmarkEnd w:id="77"/>
-    <w:bookmarkStart w:id="78" w:name="十一练习参考答案"/>
+    <w:bookmarkEnd w:id="88"/>
+    <w:bookmarkEnd w:id="89"/>
+    <w:bookmarkStart w:id="90" w:name="十一练习参考答案"/>
     <w:p>
       <w:pPr>
         <w:pStyle w:val="Heading2"/>
@@ -14212,7 +16574,20 @@
         <w:rPr>
           <w:rFonts w:ascii="Times New Roman" w:hAnsi="Times New Roman" w:eastAsia="Times New Roman" w:cs="Times New Roman"/>
         </w:rPr>
-        <w:t xml:space="preserve"> Cu²⁺ </w:t>
+        <w:t xml:space="preserve"> Cu</w:t>
+      </w:r>
+      <w:r>
+        <w:rPr>
+          <w:rFonts w:ascii="Times New Roman" w:hAnsi="Times New Roman" w:eastAsia="Times New Roman" w:cs="Times New Roman"/>
+          <w:vertAlign w:val="superscript"/>
+        </w:rPr>
+        <w:t>2+</w:t>
+      </w:r>
+      <w:r>
+        <w:rPr>
+          <w:rFonts w:ascii="Times New Roman" w:hAnsi="Times New Roman" w:eastAsia="Times New Roman" w:cs="Times New Roman"/>
+        </w:rPr>
+        <w:t xml:space="preserve"> </w:t>
       </w:r>
       <w:r>
         <w:rPr>
@@ -14231,7 +16606,15 @@
           <w:rStyle w:val="VerbatimChar"/>
           <w:rFonts w:ascii="Times New Roman" w:hAnsi="Times New Roman" w:eastAsia="Times New Roman" w:cs="Times New Roman"/>
         </w:rPr>
-        <w:t xml:space="preserve">d⁹</w:t>
+        <w:t>d</w:t>
+      </w:r>
+      <w:r>
+        <w:rPr>
+          <w:rStyle w:val="VerbatimChar"/>
+          <w:rFonts w:ascii="Times New Roman" w:hAnsi="Times New Roman" w:eastAsia="Times New Roman" w:cs="Times New Roman"/>
+          <w:vertAlign w:val="superscript"/>
+        </w:rPr>
+        <w:t>9</w:t>
       </w:r>
       <w:r>
         <w:rPr>
@@ -14274,7 +16657,14 @@
         <w:rPr>
           <w:rFonts w:hint="eastAsia" w:ascii="Times New Roman" w:hAnsi="Times New Roman" w:eastAsia="Times New Roman" w:cs="Times New Roman"/>
         </w:rPr>
-        <w:t>；Zn²⁺</w:t>
+        <w:t>；Zn</w:t>
+      </w:r>
+      <w:r>
+        <w:rPr>
+          <w:rFonts w:hint="eastAsia" w:ascii="Times New Roman" w:hAnsi="Times New Roman" w:eastAsia="Times New Roman" w:cs="Times New Roman"/>
+          <w:vertAlign w:val="superscript"/>
+        </w:rPr>
+        <w:t>2+</w:t>
       </w:r>
       <w:r>
         <w:rPr>
@@ -14299,7 +16689,15 @@
           <w:rStyle w:val="VerbatimChar"/>
           <w:rFonts w:ascii="Times New Roman" w:hAnsi="Times New Roman" w:eastAsia="Times New Roman" w:cs="Times New Roman"/>
         </w:rPr>
-        <w:t xml:space="preserve">d¹⁰</w:t>
+        <w:t>d</w:t>
+      </w:r>
+      <w:r>
+        <w:rPr>
+          <w:rStyle w:val="VerbatimChar"/>
+          <w:rFonts w:ascii="Times New Roman" w:hAnsi="Times New Roman" w:eastAsia="Times New Roman" w:cs="Times New Roman"/>
+          <w:vertAlign w:val="superscript"/>
+        </w:rPr>
+        <w:t>10</w:t>
       </w:r>
       <w:r>
         <w:rPr>
@@ -14356,7 +16754,20 @@
         <w:rPr>
           <w:rFonts w:ascii="Times New Roman" w:hAnsi="Times New Roman" w:eastAsia="Times New Roman" w:cs="Times New Roman"/>
         </w:rPr>
-        <w:t xml:space="preserve">NH₃ </w:t>
+        <w:t>NH</w:t>
+      </w:r>
+      <w:r>
+        <w:rPr>
+          <w:rFonts w:ascii="Times New Roman" w:hAnsi="Times New Roman" w:eastAsia="Times New Roman" w:cs="Times New Roman"/>
+          <w:vertAlign w:val="subscript"/>
+        </w:rPr>
+        <w:t>3</w:t>
+      </w:r>
+      <w:r>
+        <w:rPr>
+          <w:rFonts w:ascii="Times New Roman" w:hAnsi="Times New Roman" w:eastAsia="Times New Roman" w:cs="Times New Roman"/>
+        </w:rPr>
+        <w:t xml:space="preserve"> </w:t>
       </w:r>
       <w:r>
         <w:rPr>
@@ -14392,7 +16803,14 @@
         <w:rPr>
           <w:rFonts w:hint="eastAsia" w:ascii="Times New Roman" w:hAnsi="Times New Roman" w:eastAsia="Times New Roman" w:cs="Times New Roman"/>
         </w:rPr>
-        <w:t>；Cl⁻</w:t>
+        <w:t>；Cl</w:t>
+      </w:r>
+      <w:r>
+        <w:rPr>
+          <w:rFonts w:hint="eastAsia" w:ascii="Times New Roman" w:hAnsi="Times New Roman" w:eastAsia="Times New Roman" w:cs="Times New Roman"/>
+          <w:vertAlign w:val="superscript"/>
+        </w:rPr>
+        <w:t>-</w:t>
       </w:r>
       <w:r>
         <w:rPr>
@@ -14434,7 +16852,14 @@
         <w:rPr>
           <w:rFonts w:hint="eastAsia" w:ascii="Times New Roman" w:hAnsi="Times New Roman" w:eastAsia="Times New Roman" w:cs="Times New Roman"/>
         </w:rPr>
-        <w:t>；CN⁻</w:t>
+        <w:t>；CN</w:t>
+      </w:r>
+      <w:r>
+        <w:rPr>
+          <w:rFonts w:hint="eastAsia" w:ascii="Times New Roman" w:hAnsi="Times New Roman" w:eastAsia="Times New Roman" w:cs="Times New Roman"/>
+          <w:vertAlign w:val="superscript"/>
+        </w:rPr>
+        <w:t>-</w:t>
       </w:r>
       <w:r>
         <w:rPr>
@@ -14647,7 +17072,20 @@
         <w:rPr>
           <w:rFonts w:ascii="Times New Roman" w:hAnsi="Times New Roman" w:eastAsia="Times New Roman" w:cs="Times New Roman"/>
         </w:rPr>
-        <w:t xml:space="preserve"> Cu²⁺ </w:t>
+        <w:t xml:space="preserve"> Cu</w:t>
+      </w:r>
+      <w:r>
+        <w:rPr>
+          <w:rFonts w:ascii="Times New Roman" w:hAnsi="Times New Roman" w:eastAsia="Times New Roman" w:cs="Times New Roman"/>
+          <w:vertAlign w:val="superscript"/>
+        </w:rPr>
+        <w:t>2+</w:t>
+      </w:r>
+      <w:r>
+        <w:rPr>
+          <w:rFonts w:ascii="Times New Roman" w:hAnsi="Times New Roman" w:eastAsia="Times New Roman" w:cs="Times New Roman"/>
+        </w:rPr>
+        <w:t xml:space="preserve"> </w:t>
       </w:r>
       <w:r>
         <w:rPr>
@@ -14666,7 +17104,15 @@
           <w:rStyle w:val="VerbatimChar"/>
           <w:rFonts w:ascii="Times New Roman" w:hAnsi="Times New Roman" w:eastAsia="Times New Roman" w:cs="Times New Roman"/>
         </w:rPr>
-        <w:t xml:space="preserve">d⁹</w:t>
+        <w:t>d</w:t>
+      </w:r>
+      <w:r>
+        <w:rPr>
+          <w:rStyle w:val="VerbatimChar"/>
+          <w:rFonts w:ascii="Times New Roman" w:hAnsi="Times New Roman" w:eastAsia="Times New Roman" w:cs="Times New Roman"/>
+          <w:vertAlign w:val="superscript"/>
+        </w:rPr>
+        <w:t>9</w:t>
       </w:r>
       <w:r>
         <w:rPr>
@@ -14887,8 +17333,8 @@
         <w:t>。</w:t>
       </w:r>
     </w:p>
-    <w:bookmarkEnd w:id="78"/>
-    <w:bookmarkStart w:id="79" w:name="十二这一讲最值得直接带走的六句话"/>
+    <w:bookmarkEnd w:id="90"/>
+    <w:bookmarkStart w:id="91" w:name="十二这一讲最值得直接带走的六句话"/>
     <w:p>
       <w:pPr>
         <w:pStyle w:val="Heading2"/>
@@ -15012,7 +17458,20 @@
         <w:rPr>
           <w:rFonts w:ascii="Times New Roman" w:hAnsi="Times New Roman" w:eastAsia="Times New Roman" w:cs="Times New Roman"/>
         </w:rPr>
-        <w:t xml:space="preserve">Cu²⁺ </w:t>
+        <w:t>Cu</w:t>
+      </w:r>
+      <w:r>
+        <w:rPr>
+          <w:rFonts w:ascii="Times New Roman" w:hAnsi="Times New Roman" w:eastAsia="Times New Roman" w:cs="Times New Roman"/>
+          <w:vertAlign w:val="superscript"/>
+        </w:rPr>
+        <w:t>2+</w:t>
+      </w:r>
+      <w:r>
+        <w:rPr>
+          <w:rFonts w:ascii="Times New Roman" w:hAnsi="Times New Roman" w:eastAsia="Times New Roman" w:cs="Times New Roman"/>
+        </w:rPr>
+        <w:t xml:space="preserve"> </w:t>
       </w:r>
       <w:r>
         <w:rPr>
@@ -15267,8 +17726,8 @@
         <w:t>。</w:t>
       </w:r>
     </w:p>
-    <w:bookmarkEnd w:id="79"/>
-    <w:bookmarkStart w:id="80" w:name="十三建议回看与后续衔接"/>
+    <w:bookmarkEnd w:id="91"/>
+    <w:bookmarkStart w:id="92" w:name="十三建议回看与后续衔接"/>
     <w:p>
       <w:pPr>
         <w:pStyle w:val="Heading2"/>
@@ -15509,7 +17968,14 @@
         <w:rPr>
           <w:rFonts w:hint="eastAsia" w:ascii="Times New Roman" w:hAnsi="Times New Roman" w:eastAsia="Times New Roman" w:cs="Times New Roman"/>
         </w:rPr>
-        <w:t>“Cu²⁺</w:t>
+        <w:t>“Cu</w:t>
+      </w:r>
+      <w:r>
+        <w:rPr>
+          <w:rFonts w:hint="eastAsia" w:ascii="Times New Roman" w:hAnsi="Times New Roman" w:eastAsia="Times New Roman" w:cs="Times New Roman"/>
+          <w:vertAlign w:val="superscript"/>
+        </w:rPr>
+        <w:t>2+</w:t>
       </w:r>
       <w:r>
         <w:rPr>
@@ -15662,8 +18128,8 @@
         <w:t>配位光谱与金属有机中的催化循环</w:t>
       </w:r>
     </w:p>
-    <w:bookmarkEnd w:id="80"/>
-    <w:bookmarkEnd w:id="81"/>
+    <w:bookmarkEnd w:id="92"/>
+    <w:bookmarkEnd w:id="93"/>
     <w:sectPr>
       <w:footerReference w:type="default" r:id="rId9"/>
       <w:footnotePr>
@@ -16930,7 +19396,6 @@
       <ns0:rFonts ns0:ascii="Times New Roman" ns0:cs="Times New Roman" ns0:eastAsia="SimSun" ns0:hAnsi="Times New Roman"/>
       <ns0:b ns0:val="0"/>
       <ns0:color ns0:val="5B6975"/>
-      <ns0:spacing ns0:val="15"/>
       <ns0:sz ns0:val="24"/>
       <ns0:szCs ns0:val="28"/>
     </ns0:rPr>
@@ -16944,7 +19409,6 @@
     <ns0:rPr>
       <ns0:rFonts ns0:ascii="Times New Roman" ns0:hAnsi="Times New Roman" ns0:eastAsia="SimSun" ns0:cs="Times New Roman"/>
       <ns0:color ns0:themeColor="text1" ns0:themeTint="A6" ns0:val="595959"/>
-      <ns0:spacing ns0:val="15"/>
       <ns0:sz ns0:val="28"/>
       <ns0:szCs ns0:val="28"/>
     </ns0:rPr>
@@ -17547,6 +20011,14 @@
       <ns0:color ns0:themeColor="accent1" ns0:themeShade="BF" ns0:val="365F91"/>
     </ns0:rPr>
   </ns0:style>
+  <w:style w:type="paragraph" w:customStyle="1" w:styleId="MethodologyBlock">
+    <w:name w:val="Methodology Block"/>
+    <w:basedOn w:val="BodyText"/>
+    <w:qFormat/>
+    <ns0:rPr>
+      <w:rFonts ns0:ascii="Times New Roman" ns0:hAnsi="Times New Roman" ns0:eastAsia="SimSun" ns0:cs="Times New Roman"/>
+    </ns0:rPr>
+  </w:style>
   <w:style w:type="paragraph" w:customStyle="1" w:styleId="SourceCode">
     <w:name w:val="Source Code"/>
     <w:basedOn w:val="Normal"/>

--- a/00-首页/学生讲义Word/配合物深化-超级充实版（自学完整）.docx
+++ b/00-首页/学生讲义Word/配合物深化-超级充实版（自学完整）.docx
@@ -51,7 +51,7 @@
       </w:pPr>
       <w:r>
         <w:rPr>
-          <w:rFonts w:hint="eastAsia" w:ascii="Times New Roman" w:hAnsi="Times New Roman" w:eastAsia="SimSun" w:cs="Times New Roman"/>
+          <w:rFonts w:hint="eastAsia" w:ascii="Times New Roman" w:hAnsi="Times New Roman" w:eastAsia="FangSong" w:cs="Times New Roman"/>
         </w:rPr>
         <w:t>能把配位题最核心的三条线串起来</w:t>
       </w:r>
@@ -64,7 +64,7 @@
       <w:r>
         <w:rPr>
           <w:rStyle w:val="VerbatimChar"/>
-          <w:rFonts w:hint="eastAsia" w:ascii="Times New Roman" w:hAnsi="Times New Roman" w:eastAsia="SimSun" w:cs="Times New Roman"/>
+          <w:rFonts w:hint="eastAsia" w:ascii="Times New Roman" w:hAnsi="Times New Roman" w:eastAsia="FangSong" w:cs="Times New Roman"/>
         </w:rPr>
         <w:t xml:space="preserve">氧化态</w:t>
       </w:r>
@@ -85,7 +85,7 @@
       <w:r>
         <w:rPr>
           <w:rStyle w:val="VerbatimChar"/>
-          <w:rFonts w:hint="eastAsia" w:ascii="Times New Roman" w:hAnsi="Times New Roman" w:eastAsia="SimSun" w:cs="Times New Roman"/>
+          <w:rFonts w:hint="eastAsia" w:ascii="Times New Roman" w:hAnsi="Times New Roman" w:eastAsia="FangSong" w:cs="Times New Roman"/>
         </w:rPr>
         <w:t>电子数</w:t>
       </w:r>
@@ -98,7 +98,7 @@
       <w:r>
         <w:rPr>
           <w:rStyle w:val="VerbatimChar"/>
-          <w:rFonts w:hint="eastAsia" w:ascii="Times New Roman" w:hAnsi="Times New Roman" w:eastAsia="SimSun" w:cs="Times New Roman"/>
+          <w:rFonts w:hint="eastAsia" w:ascii="Times New Roman" w:hAnsi="Times New Roman" w:eastAsia="FangSong" w:cs="Times New Roman"/>
         </w:rPr>
         <w:t xml:space="preserve">配位几何</w:t>
       </w:r>
@@ -112,7 +112,7 @@
       <w:r>
         <w:rPr>
           <w:rStyle w:val="VerbatimChar"/>
-          <w:rFonts w:hint="eastAsia" w:ascii="Times New Roman" w:hAnsi="Times New Roman" w:eastAsia="SimSun" w:cs="Times New Roman"/>
+          <w:rFonts w:hint="eastAsia" w:ascii="Times New Roman" w:hAnsi="Times New Roman" w:eastAsia="FangSong" w:cs="Times New Roman"/>
         </w:rPr>
         <w:t xml:space="preserve">分裂方式</w:t>
       </w:r>
@@ -125,7 +125,7 @@
       <w:r>
         <w:rPr>
           <w:rStyle w:val="VerbatimChar"/>
-          <w:rFonts w:hint="eastAsia" w:ascii="Times New Roman" w:hAnsi="Times New Roman" w:eastAsia="SimSun" w:cs="Times New Roman"/>
+          <w:rFonts w:hint="eastAsia" w:ascii="Times New Roman" w:hAnsi="Times New Roman" w:eastAsia="FangSong" w:cs="Times New Roman"/>
         </w:rPr>
         <w:t xml:space="preserve">磁性</w:t>
       </w:r>
@@ -139,7 +139,7 @@
       <w:r>
         <w:rPr>
           <w:rStyle w:val="VerbatimChar"/>
-          <w:rFonts w:hint="eastAsia" w:ascii="Times New Roman" w:hAnsi="Times New Roman" w:eastAsia="SimSun" w:cs="Times New Roman"/>
+          <w:rFonts w:hint="eastAsia" w:ascii="Times New Roman" w:hAnsi="Times New Roman" w:eastAsia="FangSong" w:cs="Times New Roman"/>
         </w:rPr>
         <w:t xml:space="preserve">光谱</w:t>
       </w:r>
@@ -153,7 +153,7 @@
       <w:r>
         <w:rPr>
           <w:rStyle w:val="VerbatimChar"/>
-          <w:rFonts w:hint="eastAsia" w:ascii="Times New Roman" w:hAnsi="Times New Roman" w:eastAsia="SimSun" w:cs="Times New Roman"/>
+          <w:rFonts w:hint="eastAsia" w:ascii="Times New Roman" w:hAnsi="Times New Roman" w:eastAsia="FangSong" w:cs="Times New Roman"/>
         </w:rPr>
         <w:t xml:space="preserve">反应性</w:t>
       </w:r>
@@ -168,7 +168,7 @@
       </w:pPr>
       <w:r>
         <w:rPr>
-          <w:rFonts w:hint="eastAsia" w:ascii="Times New Roman" w:hAnsi="Times New Roman" w:eastAsia="SimSun" w:cs="Times New Roman"/>
+          <w:rFonts w:hint="eastAsia" w:ascii="Times New Roman" w:hAnsi="Times New Roman" w:eastAsia="FangSong" w:cs="Times New Roman"/>
         </w:rPr>
         <w:t xml:space="preserve">能比较</w:t>
       </w:r>
@@ -219,7 +219,7 @@
       </w:r>
       <w:r>
         <w:rPr>
-          <w:rFonts w:hint="eastAsia" w:ascii="Times New Roman" w:hAnsi="Times New Roman" w:eastAsia="SimSun" w:cs="Times New Roman"/>
+          <w:rFonts w:hint="eastAsia" w:ascii="Times New Roman" w:hAnsi="Times New Roman" w:eastAsia="FangSong" w:cs="Times New Roman"/>
         </w:rPr>
         <w:t xml:space="preserve">三类场中的</w:t>
       </w:r>
@@ -231,7 +231,7 @@
       </w:r>
       <w:r>
         <w:rPr>
-          <w:rFonts w:hint="eastAsia" w:ascii="Times New Roman" w:hAnsi="Times New Roman" w:eastAsia="SimSun" w:cs="Times New Roman"/>
+          <w:rFonts w:hint="eastAsia" w:ascii="Times New Roman" w:hAnsi="Times New Roman" w:eastAsia="FangSong" w:cs="Times New Roman"/>
         </w:rPr>
         <w:t>轨道分裂</w:t>
       </w:r>
@@ -243,7 +243,7 @@
       </w:r>
       <w:r>
         <w:rPr>
-          <w:rFonts w:hint="eastAsia" w:ascii="Times New Roman" w:hAnsi="Times New Roman" w:eastAsia="SimSun" w:cs="Times New Roman"/>
+          <w:rFonts w:hint="eastAsia" w:ascii="Times New Roman" w:hAnsi="Times New Roman" w:eastAsia="FangSong" w:cs="Times New Roman"/>
         </w:rPr>
         <w:t>并据此判断高低自旋</w:t>
       </w:r>
@@ -255,7 +255,7 @@
       </w:r>
       <w:r>
         <w:rPr>
-          <w:rFonts w:hint="eastAsia" w:ascii="Times New Roman" w:hAnsi="Times New Roman" w:eastAsia="SimSun" w:cs="Times New Roman"/>
+          <w:rFonts w:hint="eastAsia" w:ascii="Times New Roman" w:hAnsi="Times New Roman" w:eastAsia="FangSong" w:cs="Times New Roman"/>
         </w:rPr>
         <w:t>颜色与磁矩</w:t>
       </w:r>
@@ -270,7 +270,7 @@
       </w:pPr>
       <w:r>
         <w:rPr>
-          <w:rFonts w:hint="eastAsia" w:ascii="Times New Roman" w:hAnsi="Times New Roman" w:eastAsia="SimSun" w:cs="Times New Roman"/>
+          <w:rFonts w:hint="eastAsia" w:ascii="Times New Roman" w:hAnsi="Times New Roman" w:eastAsia="FangSong" w:cs="Times New Roman"/>
         </w:rPr>
         <w:t xml:space="preserve">能用</w:t>
       </w:r>
@@ -282,7 +282,7 @@
       </w:r>
       <w:r>
         <w:rPr>
-          <w:rFonts w:hint="eastAsia" w:ascii="Times New Roman" w:hAnsi="Times New Roman" w:eastAsia="SimSun" w:cs="Times New Roman"/>
+          <w:rFonts w:hint="eastAsia" w:ascii="Times New Roman" w:hAnsi="Times New Roman" w:eastAsia="FangSong" w:cs="Times New Roman"/>
         </w:rPr>
         <w:t xml:space="preserve">效应解释</w:t>
       </w:r>
@@ -307,7 +307,7 @@
       </w:r>
       <w:r>
         <w:rPr>
-          <w:rFonts w:hint="eastAsia" w:ascii="Times New Roman" w:hAnsi="Times New Roman" w:eastAsia="SimSun" w:cs="Times New Roman"/>
+          <w:rFonts w:hint="eastAsia" w:ascii="Times New Roman" w:hAnsi="Times New Roman" w:eastAsia="FangSong" w:cs="Times New Roman"/>
         </w:rPr>
         <w:t xml:space="preserve">等典型体系为什么偏离理想八面体</w:t>
       </w:r>
@@ -322,7 +322,7 @@
       </w:pPr>
       <w:r>
         <w:rPr>
-          <w:rFonts w:hint="eastAsia" w:ascii="Times New Roman" w:hAnsi="Times New Roman" w:eastAsia="SimSun" w:cs="Times New Roman"/>
+          <w:rFonts w:hint="eastAsia" w:ascii="Times New Roman" w:hAnsi="Times New Roman" w:eastAsia="FangSong" w:cs="Times New Roman"/>
         </w:rPr>
         <w:t xml:space="preserve">能理解</w:t>
       </w:r>
@@ -334,7 +334,7 @@
       </w:r>
       <w:r>
         <w:rPr>
-          <w:rFonts w:hint="eastAsia" w:ascii="Times New Roman" w:hAnsi="Times New Roman" w:eastAsia="SimSun" w:cs="Times New Roman"/>
+          <w:rFonts w:hint="eastAsia" w:ascii="Times New Roman" w:hAnsi="Times New Roman" w:eastAsia="FangSong" w:cs="Times New Roman"/>
         </w:rPr>
         <w:t>给体</w:t>
       </w:r>
@@ -352,7 +352,7 @@
       </w:r>
       <w:r>
         <w:rPr>
-          <w:rFonts w:hint="eastAsia" w:ascii="Times New Roman" w:hAnsi="Times New Roman" w:eastAsia="SimSun" w:cs="Times New Roman"/>
+          <w:rFonts w:hint="eastAsia" w:ascii="Times New Roman" w:hAnsi="Times New Roman" w:eastAsia="FangSong" w:cs="Times New Roman"/>
         </w:rPr>
         <w:t>受体</w:t>
       </w:r>
@@ -364,7 +364,7 @@
       </w:r>
       <w:r>
         <w:rPr>
-          <w:rFonts w:hint="eastAsia" w:ascii="Times New Roman" w:hAnsi="Times New Roman" w:eastAsia="SimSun" w:cs="Times New Roman"/>
+          <w:rFonts w:hint="eastAsia" w:ascii="Times New Roman" w:hAnsi="Times New Roman" w:eastAsia="FangSong" w:cs="Times New Roman"/>
         </w:rPr>
         <w:t>反馈</w:t>
       </w:r>
@@ -376,7 +376,7 @@
       </w:r>
       <w:r>
         <w:rPr>
-          <w:rFonts w:hint="eastAsia" w:ascii="Times New Roman" w:hAnsi="Times New Roman" w:eastAsia="SimSun" w:cs="Times New Roman"/>
+          <w:rFonts w:hint="eastAsia" w:ascii="Times New Roman" w:hAnsi="Times New Roman" w:eastAsia="FangSong" w:cs="Times New Roman"/>
         </w:rPr>
         <w:t xml:space="preserve">键如何决定光谱化学序列与配位场强弱</w:t>
       </w:r>
@@ -391,7 +391,7 @@
       </w:pPr>
       <w:r>
         <w:rPr>
-          <w:rFonts w:hint="eastAsia" w:ascii="Times New Roman" w:hAnsi="Times New Roman" w:eastAsia="SimSun" w:cs="Times New Roman"/>
+          <w:rFonts w:hint="eastAsia" w:ascii="Times New Roman" w:hAnsi="Times New Roman" w:eastAsia="FangSong" w:cs="Times New Roman"/>
         </w:rPr>
         <w:t xml:space="preserve">能用反位效应解释平面四方配合物的定向取代与顺反产物控制</w:t>
       </w:r>
@@ -406,7 +406,7 @@
       </w:pPr>
       <w:r>
         <w:rPr>
-          <w:rFonts w:hint="eastAsia" w:ascii="Times New Roman" w:hAnsi="Times New Roman" w:eastAsia="SimSun" w:cs="Times New Roman"/>
+          <w:rFonts w:hint="eastAsia" w:ascii="Times New Roman" w:hAnsi="Times New Roman" w:eastAsia="FangSong" w:cs="Times New Roman"/>
         </w:rPr>
         <w:t>能读懂金属</w:t>
       </w:r>
@@ -418,7 +418,7 @@
       </w:r>
       <w:r>
         <w:rPr>
-          <w:rFonts w:hint="eastAsia" w:ascii="Times New Roman" w:hAnsi="Times New Roman" w:eastAsia="SimSun" w:cs="Times New Roman"/>
+          <w:rFonts w:hint="eastAsia" w:ascii="Times New Roman" w:hAnsi="Times New Roman" w:eastAsia="FangSong" w:cs="Times New Roman"/>
         </w:rPr>
         <w:t>金属多重键中的</w:t>
       </w:r>
@@ -443,7 +443,7 @@
       </w:r>
       <w:r>
         <w:rPr>
-          <w:rFonts w:hint="eastAsia" w:ascii="Times New Roman" w:hAnsi="Times New Roman" w:eastAsia="SimSun" w:cs="Times New Roman"/>
+          <w:rFonts w:hint="eastAsia" w:ascii="Times New Roman" w:hAnsi="Times New Roman" w:eastAsia="FangSong" w:cs="Times New Roman"/>
         </w:rPr>
         <w:t>图像</w:t>
       </w:r>
@@ -455,7 +455,7 @@
       </w:r>
       <w:r>
         <w:rPr>
-          <w:rFonts w:hint="eastAsia" w:ascii="Times New Roman" w:hAnsi="Times New Roman" w:eastAsia="SimSun" w:cs="Times New Roman"/>
+          <w:rFonts w:hint="eastAsia" w:ascii="Times New Roman" w:hAnsi="Times New Roman" w:eastAsia="FangSong" w:cs="Times New Roman"/>
         </w:rPr>
         <w:t>至少会解释</w:t>
       </w:r>
@@ -513,7 +513,7 @@
       </w:r>
       <w:r>
         <w:rPr>
-          <w:rFonts w:hint="eastAsia" w:ascii="Times New Roman" w:hAnsi="Times New Roman" w:eastAsia="SimSun" w:cs="Times New Roman"/>
+          <w:rFonts w:hint="eastAsia" w:ascii="Times New Roman" w:hAnsi="Times New Roman" w:eastAsia="FangSong" w:cs="Times New Roman"/>
         </w:rPr>
         <w:t xml:space="preserve">一类典型对象</w:t>
       </w:r>
@@ -528,7 +528,7 @@
       </w:pPr>
       <w:r>
         <w:rPr>
-          <w:rFonts w:hint="eastAsia" w:ascii="Times New Roman" w:hAnsi="Times New Roman" w:eastAsia="SimSun" w:cs="Times New Roman"/>
+          <w:rFonts w:hint="eastAsia" w:ascii="Times New Roman" w:hAnsi="Times New Roman" w:eastAsia="FangSong" w:cs="Times New Roman"/>
         </w:rPr>
         <w:t xml:space="preserve">能把这些工具直接接回近五年决赛和高质量真题中的配位结构题</w:t>
       </w:r>
@@ -565,7 +565,7 @@
       </w:pPr>
       <w:r>
         <w:rPr>
-          <w:rFonts w:hint="eastAsia" w:ascii="Times New Roman" w:hAnsi="Times New Roman" w:eastAsia="SimSun" w:cs="Times New Roman"/>
+          <w:rFonts w:hint="eastAsia" w:ascii="Times New Roman" w:hAnsi="Times New Roman" w:eastAsia="FangSong" w:cs="Times New Roman"/>
         </w:rPr>
         <w:t>第一轮配位化学已经给了我们一套相当好用的基础工具</w:t>
       </w:r>
@@ -586,7 +586,7 @@
       </w:pPr>
       <w:r>
         <w:rPr>
-          <w:rFonts w:hint="eastAsia" w:ascii="Times New Roman" w:hAnsi="Times New Roman" w:eastAsia="SimSun" w:cs="Times New Roman"/>
+          <w:rFonts w:hint="eastAsia" w:ascii="Times New Roman" w:hAnsi="Times New Roman" w:eastAsia="FangSong" w:cs="Times New Roman"/>
         </w:rPr>
         <w:t>配合物组成</w:t>
       </w:r>
@@ -598,7 +598,7 @@
       </w:r>
       <w:r>
         <w:rPr>
-          <w:rFonts w:hint="eastAsia" w:ascii="Times New Roman" w:hAnsi="Times New Roman" w:eastAsia="SimSun" w:cs="Times New Roman"/>
+          <w:rFonts w:hint="eastAsia" w:ascii="Times New Roman" w:hAnsi="Times New Roman" w:eastAsia="FangSong" w:cs="Times New Roman"/>
         </w:rPr>
         <w:t>命名</w:t>
       </w:r>
@@ -610,7 +610,7 @@
       </w:r>
       <w:r>
         <w:rPr>
-          <w:rFonts w:hint="eastAsia" w:ascii="Times New Roman" w:hAnsi="Times New Roman" w:eastAsia="SimSun" w:cs="Times New Roman"/>
+          <w:rFonts w:hint="eastAsia" w:ascii="Times New Roman" w:hAnsi="Times New Roman" w:eastAsia="FangSong" w:cs="Times New Roman"/>
         </w:rPr>
         <w:t>异构</w:t>
       </w:r>
@@ -625,7 +625,7 @@
       </w:pPr>
       <w:r>
         <w:rPr>
-          <w:rFonts w:hint="eastAsia" w:ascii="Times New Roman" w:hAnsi="Times New Roman" w:eastAsia="SimSun" w:cs="Times New Roman"/>
+          <w:rFonts w:hint="eastAsia" w:ascii="Times New Roman" w:hAnsi="Times New Roman" w:eastAsia="FangSong" w:cs="Times New Roman"/>
         </w:rPr>
         <w:t xml:space="preserve">价键理论与基本几何</w:t>
       </w:r>
@@ -640,7 +640,7 @@
       </w:pPr>
       <w:r>
         <w:rPr>
-          <w:rFonts w:hint="eastAsia" w:ascii="Times New Roman" w:hAnsi="Times New Roman" w:eastAsia="SimSun" w:cs="Times New Roman"/>
+          <w:rFonts w:hint="eastAsia" w:ascii="Times New Roman" w:hAnsi="Times New Roman" w:eastAsia="FangSong" w:cs="Times New Roman"/>
         </w:rPr>
         <w:t xml:space="preserve">第一轮晶体场理论</w:t>
       </w:r>
@@ -655,7 +655,7 @@
       </w:pPr>
       <w:r>
         <w:rPr>
-          <w:rFonts w:hint="eastAsia" w:ascii="Times New Roman" w:hAnsi="Times New Roman" w:eastAsia="SimSun" w:cs="Times New Roman"/>
+          <w:rFonts w:hint="eastAsia" w:ascii="Times New Roman" w:hAnsi="Times New Roman" w:eastAsia="FangSong" w:cs="Times New Roman"/>
         </w:rPr>
         <w:t xml:space="preserve">磁矩公式</w:t>
       </w:r>
@@ -670,7 +670,7 @@
       </w:pPr>
       <w:r>
         <w:rPr>
-          <w:rFonts w:hint="eastAsia" w:ascii="Times New Roman" w:hAnsi="Times New Roman" w:eastAsia="SimSun" w:cs="Times New Roman"/>
+          <w:rFonts w:hint="eastAsia" w:ascii="Times New Roman" w:hAnsi="Times New Roman" w:eastAsia="FangSong" w:cs="Times New Roman"/>
         </w:rPr>
         <w:t xml:space="preserve">光谱化学序列的基础记忆</w:t>
       </w:r>
@@ -681,7 +681,7 @@
       </w:pPr>
       <w:r>
         <w:rPr>
-          <w:rFonts w:hint="eastAsia" w:ascii="Times New Roman" w:hAnsi="Times New Roman" w:eastAsia="SimSun" w:cs="Times New Roman"/>
+          <w:rFonts w:hint="eastAsia" w:ascii="Times New Roman" w:hAnsi="Times New Roman" w:eastAsia="FangSong" w:cs="Times New Roman"/>
         </w:rPr>
         <w:t>但到了第三轮或决赛</w:t>
       </w:r>
@@ -693,7 +693,7 @@
       </w:r>
       <w:r>
         <w:rPr>
-          <w:rFonts w:hint="eastAsia" w:ascii="Times New Roman" w:hAnsi="Times New Roman" w:eastAsia="SimSun" w:cs="Times New Roman"/>
+          <w:rFonts w:hint="eastAsia" w:ascii="Times New Roman" w:hAnsi="Times New Roman" w:eastAsia="FangSong" w:cs="Times New Roman"/>
         </w:rPr>
         <w:t>题目会在三个地方明显加深</w:t>
       </w:r>
@@ -713,7 +713,7 @@
       </w:pPr>
       <w:r>
         <w:rPr>
-          <w:rFonts w:hint="eastAsia" w:ascii="Times New Roman" w:hAnsi="Times New Roman" w:eastAsia="SimSun" w:cs="Times New Roman"/>
+          <w:rFonts w:hint="eastAsia" w:ascii="Times New Roman" w:hAnsi="Times New Roman" w:eastAsia="FangSong" w:cs="Times New Roman"/>
           <w:b/>
           <w:bCs/>
         </w:rPr>
@@ -729,7 +729,7 @@
       </w:r>
       <w:r>
         <w:rPr>
-          <w:rFonts w:hint="eastAsia" w:ascii="Times New Roman" w:hAnsi="Times New Roman" w:eastAsia="SimSun" w:cs="Times New Roman"/>
+          <w:rFonts w:hint="eastAsia" w:ascii="Times New Roman" w:hAnsi="Times New Roman" w:eastAsia="FangSong" w:cs="Times New Roman"/>
           <w:b/>
           <w:bCs/>
         </w:rPr>
@@ -745,7 +745,7 @@
       </w:r>
       <w:r>
         <w:rPr>
-          <w:rFonts w:hint="eastAsia" w:ascii="Times New Roman" w:hAnsi="Times New Roman" w:eastAsia="SimSun" w:cs="Times New Roman"/>
+          <w:rFonts w:hint="eastAsia" w:ascii="Times New Roman" w:hAnsi="Times New Roman" w:eastAsia="FangSong" w:cs="Times New Roman"/>
           <w:b/>
           <w:bCs/>
         </w:rPr>
@@ -761,7 +761,7 @@
       </w:r>
       <w:r>
         <w:rPr>
-          <w:rFonts w:hint="eastAsia" w:ascii="Times New Roman" w:hAnsi="Times New Roman" w:eastAsia="SimSun" w:cs="Times New Roman"/>
+          <w:rFonts w:hint="eastAsia" w:ascii="Times New Roman" w:hAnsi="Times New Roman" w:eastAsia="FangSong" w:cs="Times New Roman"/>
           <w:b/>
           <w:bCs/>
         </w:rPr>
@@ -783,7 +783,7 @@
       </w:r>
       <w:r>
         <w:rPr>
-          <w:rFonts w:hint="eastAsia" w:ascii="Times New Roman" w:hAnsi="Times New Roman" w:eastAsia="SimSun" w:cs="Times New Roman"/>
+          <w:rFonts w:hint="eastAsia" w:ascii="Times New Roman" w:hAnsi="Times New Roman" w:eastAsia="FangSong" w:cs="Times New Roman"/>
         </w:rPr>
         <w:t xml:space="preserve">这就需要</w:t>
       </w:r>
@@ -801,7 +801,7 @@
       </w:r>
       <w:r>
         <w:rPr>
-          <w:rFonts w:hint="eastAsia" w:ascii="Times New Roman" w:hAnsi="Times New Roman" w:eastAsia="SimSun" w:cs="Times New Roman"/>
+          <w:rFonts w:hint="eastAsia" w:ascii="Times New Roman" w:hAnsi="Times New Roman" w:eastAsia="FangSong" w:cs="Times New Roman"/>
         </w:rPr>
         <w:t>场分裂细化和多几何场比较</w:t>
       </w:r>
@@ -821,7 +821,7 @@
       </w:pPr>
       <w:r>
         <w:rPr>
-          <w:rFonts w:hint="eastAsia" w:ascii="Times New Roman" w:hAnsi="Times New Roman" w:eastAsia="SimSun" w:cs="Times New Roman"/>
+          <w:rFonts w:hint="eastAsia" w:ascii="Times New Roman" w:hAnsi="Times New Roman" w:eastAsia="FangSong" w:cs="Times New Roman"/>
           <w:b/>
           <w:bCs/>
         </w:rPr>
@@ -837,7 +837,7 @@
       </w:r>
       <w:r>
         <w:rPr>
-          <w:rFonts w:hint="eastAsia" w:ascii="Times New Roman" w:hAnsi="Times New Roman" w:eastAsia="SimSun" w:cs="Times New Roman"/>
+          <w:rFonts w:hint="eastAsia" w:ascii="Times New Roman" w:hAnsi="Times New Roman" w:eastAsia="FangSong" w:cs="Times New Roman"/>
           <w:b/>
           <w:bCs/>
         </w:rPr>
@@ -853,7 +853,7 @@
       </w:r>
       <w:r>
         <w:rPr>
-          <w:rFonts w:hint="eastAsia" w:ascii="Times New Roman" w:hAnsi="Times New Roman" w:eastAsia="SimSun" w:cs="Times New Roman"/>
+          <w:rFonts w:hint="eastAsia" w:ascii="Times New Roman" w:hAnsi="Times New Roman" w:eastAsia="FangSong" w:cs="Times New Roman"/>
           <w:b/>
           <w:bCs/>
         </w:rPr>
@@ -869,7 +869,7 @@
       </w:r>
       <w:r>
         <w:rPr>
-          <w:rFonts w:hint="eastAsia" w:ascii="Times New Roman" w:hAnsi="Times New Roman" w:eastAsia="SimSun" w:cs="Times New Roman"/>
+          <w:rFonts w:hint="eastAsia" w:ascii="Times New Roman" w:hAnsi="Times New Roman" w:eastAsia="FangSong" w:cs="Times New Roman"/>
           <w:b/>
           <w:bCs/>
         </w:rPr>
@@ -885,7 +885,7 @@
       </w:r>
       <w:r>
         <w:rPr>
-          <w:rFonts w:hint="eastAsia" w:ascii="Times New Roman" w:hAnsi="Times New Roman" w:eastAsia="SimSun" w:cs="Times New Roman"/>
+          <w:rFonts w:hint="eastAsia" w:ascii="Times New Roman" w:hAnsi="Times New Roman" w:eastAsia="FangSong" w:cs="Times New Roman"/>
           <w:b/>
           <w:bCs/>
         </w:rPr>
@@ -907,7 +907,7 @@
       </w:r>
       <w:r>
         <w:rPr>
-          <w:rFonts w:hint="eastAsia" w:ascii="Times New Roman" w:hAnsi="Times New Roman" w:eastAsia="SimSun" w:cs="Times New Roman"/>
+          <w:rFonts w:hint="eastAsia" w:ascii="Times New Roman" w:hAnsi="Times New Roman" w:eastAsia="FangSong" w:cs="Times New Roman"/>
         </w:rPr>
         <w:t xml:space="preserve">这就要引入</w:t>
       </w:r>
@@ -919,7 +919,7 @@
       </w:r>
       <w:r>
         <w:rPr>
-          <w:rFonts w:hint="eastAsia" w:ascii="Times New Roman" w:hAnsi="Times New Roman" w:eastAsia="SimSun" w:cs="Times New Roman"/>
+          <w:rFonts w:hint="eastAsia" w:ascii="Times New Roman" w:hAnsi="Times New Roman" w:eastAsia="FangSong" w:cs="Times New Roman"/>
         </w:rPr>
         <w:t>给受</w:t>
       </w:r>
@@ -931,7 +931,7 @@
       </w:r>
       <w:r>
         <w:rPr>
-          <w:rFonts w:hint="eastAsia" w:ascii="Times New Roman" w:hAnsi="Times New Roman" w:eastAsia="SimSun" w:cs="Times New Roman"/>
+          <w:rFonts w:hint="eastAsia" w:ascii="Times New Roman" w:hAnsi="Times New Roman" w:eastAsia="FangSong" w:cs="Times New Roman"/>
         </w:rPr>
         <w:t>反馈</w:t>
       </w:r>
@@ -943,7 +943,7 @@
       </w:r>
       <w:r>
         <w:rPr>
-          <w:rFonts w:hint="eastAsia" w:ascii="Times New Roman" w:hAnsi="Times New Roman" w:eastAsia="SimSun" w:cs="Times New Roman"/>
+          <w:rFonts w:hint="eastAsia" w:ascii="Times New Roman" w:hAnsi="Times New Roman" w:eastAsia="FangSong" w:cs="Times New Roman"/>
         </w:rPr>
         <w:t>键和前线轨道图像</w:t>
       </w:r>
@@ -963,7 +963,7 @@
       </w:pPr>
       <w:r>
         <w:rPr>
-          <w:rFonts w:hint="eastAsia" w:ascii="Times New Roman" w:hAnsi="Times New Roman" w:eastAsia="SimSun" w:cs="Times New Roman"/>
+          <w:rFonts w:hint="eastAsia" w:ascii="Times New Roman" w:hAnsi="Times New Roman" w:eastAsia="FangSong" w:cs="Times New Roman"/>
           <w:b/>
           <w:bCs/>
         </w:rPr>
@@ -979,7 +979,7 @@
       </w:r>
       <w:r>
         <w:rPr>
-          <w:rFonts w:hint="eastAsia" w:ascii="Times New Roman" w:hAnsi="Times New Roman" w:eastAsia="SimSun" w:cs="Times New Roman"/>
+          <w:rFonts w:hint="eastAsia" w:ascii="Times New Roman" w:hAnsi="Times New Roman" w:eastAsia="FangSong" w:cs="Times New Roman"/>
           <w:b/>
           <w:bCs/>
         </w:rPr>
@@ -995,7 +995,7 @@
       </w:r>
       <w:r>
         <w:rPr>
-          <w:rFonts w:hint="eastAsia" w:ascii="Times New Roman" w:hAnsi="Times New Roman" w:eastAsia="SimSun" w:cs="Times New Roman"/>
+          <w:rFonts w:hint="eastAsia" w:ascii="Times New Roman" w:hAnsi="Times New Roman" w:eastAsia="FangSong" w:cs="Times New Roman"/>
           <w:b/>
           <w:bCs/>
         </w:rPr>
@@ -1011,7 +1011,7 @@
       </w:r>
       <w:r>
         <w:rPr>
-          <w:rFonts w:hint="eastAsia" w:ascii="Times New Roman" w:hAnsi="Times New Roman" w:eastAsia="SimSun" w:cs="Times New Roman"/>
+          <w:rFonts w:hint="eastAsia" w:ascii="Times New Roman" w:hAnsi="Times New Roman" w:eastAsia="FangSong" w:cs="Times New Roman"/>
           <w:b/>
           <w:bCs/>
         </w:rPr>
@@ -1033,7 +1033,7 @@
       </w:r>
       <w:r>
         <w:rPr>
-          <w:rFonts w:hint="eastAsia" w:ascii="Times New Roman" w:hAnsi="Times New Roman" w:eastAsia="SimSun" w:cs="Times New Roman"/>
+          <w:rFonts w:hint="eastAsia" w:ascii="Times New Roman" w:hAnsi="Times New Roman" w:eastAsia="FangSong" w:cs="Times New Roman"/>
         </w:rPr>
         <w:t>这就要上反位效应和动力学选择性</w:t>
       </w:r>
@@ -1050,7 +1050,7 @@
       </w:pPr>
       <w:r>
         <w:rPr>
-          <w:rFonts w:hint="eastAsia" w:ascii="Times New Roman" w:hAnsi="Times New Roman" w:eastAsia="SimSun" w:cs="Times New Roman"/>
+          <w:rFonts w:hint="eastAsia" w:ascii="Times New Roman" w:hAnsi="Times New Roman" w:eastAsia="FangSong" w:cs="Times New Roman"/>
         </w:rPr>
         <w:t>再往上一层</w:t>
       </w:r>
@@ -1062,7 +1062,7 @@
       </w:r>
       <w:r>
         <w:rPr>
-          <w:rFonts w:hint="eastAsia" w:ascii="Times New Roman" w:hAnsi="Times New Roman" w:eastAsia="SimSun" w:cs="Times New Roman"/>
+          <w:rFonts w:hint="eastAsia" w:ascii="Times New Roman" w:hAnsi="Times New Roman" w:eastAsia="FangSong" w:cs="Times New Roman"/>
         </w:rPr>
         <w:t>决赛还会偶尔加入</w:t>
       </w:r>
@@ -1083,7 +1083,7 @@
       </w:pPr>
       <w:r>
         <w:rPr>
-          <w:rFonts w:hint="eastAsia" w:ascii="Times New Roman" w:hAnsi="Times New Roman" w:eastAsia="SimSun" w:cs="Times New Roman"/>
+          <w:rFonts w:hint="eastAsia" w:ascii="Times New Roman" w:hAnsi="Times New Roman" w:eastAsia="FangSong" w:cs="Times New Roman"/>
         </w:rPr>
         <w:t xml:space="preserve">多核簇与桥联配体</w:t>
       </w:r>
@@ -1098,7 +1098,7 @@
       </w:pPr>
       <w:r>
         <w:rPr>
-          <w:rFonts w:hint="eastAsia" w:ascii="Times New Roman" w:hAnsi="Times New Roman" w:eastAsia="SimSun" w:cs="Times New Roman"/>
+          <w:rFonts w:hint="eastAsia" w:ascii="Times New Roman" w:hAnsi="Times New Roman" w:eastAsia="FangSong" w:cs="Times New Roman"/>
         </w:rPr>
         <w:t>金属</w:t>
       </w:r>
@@ -1110,7 +1110,7 @@
       </w:r>
       <w:r>
         <w:rPr>
-          <w:rFonts w:hint="eastAsia" w:ascii="Times New Roman" w:hAnsi="Times New Roman" w:eastAsia="SimSun" w:cs="Times New Roman"/>
+          <w:rFonts w:hint="eastAsia" w:ascii="Times New Roman" w:hAnsi="Times New Roman" w:eastAsia="FangSong" w:cs="Times New Roman"/>
         </w:rPr>
         <w:t>金属多重键</w:t>
       </w:r>
@@ -1125,7 +1125,7 @@
       </w:pPr>
       <w:r>
         <w:rPr>
-          <w:rFonts w:hint="eastAsia" w:ascii="Times New Roman" w:hAnsi="Times New Roman" w:eastAsia="SimSun" w:cs="Times New Roman"/>
+          <w:rFonts w:hint="eastAsia" w:ascii="Times New Roman" w:hAnsi="Times New Roman" w:eastAsia="FangSong" w:cs="Times New Roman"/>
         </w:rPr>
         <w:t>与颜色</w:t>
       </w:r>
@@ -1137,7 +1137,7 @@
       </w:r>
       <w:r>
         <w:rPr>
-          <w:rFonts w:hint="eastAsia" w:ascii="Times New Roman" w:hAnsi="Times New Roman" w:eastAsia="SimSun" w:cs="Times New Roman"/>
+          <w:rFonts w:hint="eastAsia" w:ascii="Times New Roman" w:hAnsi="Times New Roman" w:eastAsia="FangSong" w:cs="Times New Roman"/>
         </w:rPr>
         <w:t>磁性</w:t>
       </w:r>
@@ -1149,7 +1149,7 @@
       </w:r>
       <w:r>
         <w:rPr>
-          <w:rFonts w:hint="eastAsia" w:ascii="Times New Roman" w:hAnsi="Times New Roman" w:eastAsia="SimSun" w:cs="Times New Roman"/>
+          <w:rFonts w:hint="eastAsia" w:ascii="Times New Roman" w:hAnsi="Times New Roman" w:eastAsia="FangSong" w:cs="Times New Roman"/>
         </w:rPr>
         <w:t>谱学</w:t>
       </w:r>
@@ -1161,7 +1161,7 @@
       </w:r>
       <w:r>
         <w:rPr>
-          <w:rFonts w:hint="eastAsia" w:ascii="Times New Roman" w:hAnsi="Times New Roman" w:eastAsia="SimSun" w:cs="Times New Roman"/>
+          <w:rFonts w:hint="eastAsia" w:ascii="Times New Roman" w:hAnsi="Times New Roman" w:eastAsia="FangSong" w:cs="Times New Roman"/>
         </w:rPr>
         <w:t>催化循环的联动</w:t>
       </w:r>
@@ -1172,7 +1172,7 @@
       </w:pPr>
       <w:r>
         <w:rPr>
-          <w:rFonts w:hint="eastAsia" w:ascii="Times New Roman" w:hAnsi="Times New Roman" w:eastAsia="SimSun" w:cs="Times New Roman"/>
+          <w:rFonts w:hint="eastAsia" w:ascii="Times New Roman" w:hAnsi="Times New Roman" w:eastAsia="FangSong" w:cs="Times New Roman"/>
         </w:rPr>
         <w:t>所以这讲真正要补的</w:t>
       </w:r>
@@ -1184,7 +1184,7 @@
       </w:r>
       <w:r>
         <w:rPr>
-          <w:rFonts w:hint="eastAsia" w:ascii="Times New Roman" w:hAnsi="Times New Roman" w:eastAsia="SimSun" w:cs="Times New Roman"/>
+          <w:rFonts w:hint="eastAsia" w:ascii="Times New Roman" w:hAnsi="Times New Roman" w:eastAsia="FangSong" w:cs="Times New Roman"/>
         </w:rPr>
         <w:t>是五套决赛工具</w:t>
       </w:r>
@@ -1205,7 +1205,7 @@
       </w:pPr>
       <w:r>
         <w:rPr>
-          <w:rFonts w:hint="eastAsia" w:ascii="Times New Roman" w:hAnsi="Times New Roman" w:eastAsia="SimSun" w:cs="Times New Roman"/>
+          <w:rFonts w:hint="eastAsia" w:ascii="Times New Roman" w:hAnsi="Times New Roman" w:eastAsia="FangSong" w:cs="Times New Roman"/>
           <w:b/>
           <w:bCs/>
         </w:rPr>
@@ -1230,7 +1230,7 @@
       </w:r>
       <w:r>
         <w:rPr>
-          <w:rFonts w:hint="eastAsia" w:ascii="Times New Roman" w:hAnsi="Times New Roman" w:eastAsia="SimSun" w:cs="Times New Roman"/>
+          <w:rFonts w:hint="eastAsia" w:ascii="Times New Roman" w:hAnsi="Times New Roman" w:eastAsia="FangSong" w:cs="Times New Roman"/>
           <w:b/>
           <w:bCs/>
         </w:rPr>
@@ -1255,7 +1255,7 @@
       </w:r>
       <w:r>
         <w:rPr>
-          <w:rFonts w:hint="eastAsia" w:ascii="Times New Roman" w:hAnsi="Times New Roman" w:eastAsia="SimSun" w:cs="Times New Roman"/>
+          <w:rFonts w:hint="eastAsia" w:ascii="Times New Roman" w:hAnsi="Times New Roman" w:eastAsia="FangSong" w:cs="Times New Roman"/>
           <w:b/>
           <w:bCs/>
         </w:rPr>
@@ -1271,7 +1271,7 @@
       </w:r>
       <w:r>
         <w:rPr>
-          <w:rFonts w:hint="eastAsia" w:ascii="Times New Roman" w:hAnsi="Times New Roman" w:eastAsia="SimSun" w:cs="Times New Roman"/>
+          <w:rFonts w:hint="eastAsia" w:ascii="Times New Roman" w:hAnsi="Times New Roman" w:eastAsia="FangSong" w:cs="Times New Roman"/>
           <w:b/>
           <w:bCs/>
         </w:rPr>
@@ -1288,7 +1288,7 @@
       </w:pPr>
       <w:r>
         <w:rPr>
-          <w:rFonts w:hint="eastAsia" w:ascii="Times New Roman" w:hAnsi="Times New Roman" w:eastAsia="SimSun" w:cs="Times New Roman"/>
+          <w:rFonts w:hint="eastAsia" w:ascii="Times New Roman" w:hAnsi="Times New Roman" w:eastAsia="FangSong" w:cs="Times New Roman"/>
           <w:b/>
           <w:bCs/>
         </w:rPr>
@@ -1305,7 +1305,7 @@
       </w:pPr>
       <w:r>
         <w:rPr>
-          <w:rFonts w:hint="eastAsia" w:ascii="Times New Roman" w:hAnsi="Times New Roman" w:eastAsia="SimSun" w:cs="Times New Roman"/>
+          <w:rFonts w:hint="eastAsia" w:ascii="Times New Roman" w:hAnsi="Times New Roman" w:eastAsia="FangSong" w:cs="Times New Roman"/>
           <w:b/>
           <w:bCs/>
         </w:rPr>
@@ -1321,7 +1321,7 @@
       </w:r>
       <w:r>
         <w:rPr>
-          <w:rFonts w:hint="eastAsia" w:ascii="Times New Roman" w:hAnsi="Times New Roman" w:eastAsia="SimSun" w:cs="Times New Roman"/>
+          <w:rFonts w:hint="eastAsia" w:ascii="Times New Roman" w:hAnsi="Times New Roman" w:eastAsia="FangSong" w:cs="Times New Roman"/>
           <w:b/>
           <w:bCs/>
         </w:rPr>
@@ -1421,7 +1421,7 @@
       </w:pPr>
       <w:r>
         <w:rPr>
-          <w:rFonts w:hint="eastAsia" w:ascii="Times New Roman" w:hAnsi="Times New Roman" w:eastAsia="SimSun" w:cs="Times New Roman"/>
+          <w:rFonts w:hint="eastAsia" w:ascii="Times New Roman" w:hAnsi="Times New Roman" w:eastAsia="FangSong" w:cs="Times New Roman"/>
         </w:rPr>
         <w:t>不管题目外衣是</w:t>
       </w:r>
@@ -1442,7 +1442,7 @@
       </w:pPr>
       <w:r>
         <w:rPr>
-          <w:rFonts w:hint="eastAsia" w:ascii="Times New Roman" w:hAnsi="Times New Roman" w:eastAsia="SimSun" w:cs="Times New Roman"/>
+          <w:rFonts w:hint="eastAsia" w:ascii="Times New Roman" w:hAnsi="Times New Roman" w:eastAsia="FangSong" w:cs="Times New Roman"/>
         </w:rPr>
         <w:t xml:space="preserve">超导铜氧化物</w:t>
       </w:r>
@@ -1457,7 +1457,7 @@
       </w:pPr>
       <w:r>
         <w:rPr>
-          <w:rFonts w:hint="eastAsia" w:ascii="Times New Roman" w:hAnsi="Times New Roman" w:eastAsia="SimSun" w:cs="Times New Roman"/>
+          <w:rFonts w:hint="eastAsia" w:ascii="Times New Roman" w:hAnsi="Times New Roman" w:eastAsia="FangSong" w:cs="Times New Roman"/>
         </w:rPr>
         <w:t xml:space="preserve">金属羰基</w:t>
       </w:r>
@@ -1472,7 +1472,7 @@
       </w:pPr>
       <w:r>
         <w:rPr>
-          <w:rFonts w:hint="eastAsia" w:ascii="Times New Roman" w:hAnsi="Times New Roman" w:eastAsia="SimSun" w:cs="Times New Roman"/>
+          <w:rFonts w:hint="eastAsia" w:ascii="Times New Roman" w:hAnsi="Times New Roman" w:eastAsia="FangSong" w:cs="Times New Roman"/>
         </w:rPr>
         <w:t xml:space="preserve">顺铂</w:t>
       </w:r>
@@ -1484,7 +1484,7 @@
       </w:r>
       <w:r>
         <w:rPr>
-          <w:rFonts w:hint="eastAsia" w:ascii="Times New Roman" w:hAnsi="Times New Roman" w:eastAsia="SimSun" w:cs="Times New Roman"/>
+          <w:rFonts w:hint="eastAsia" w:ascii="Times New Roman" w:hAnsi="Times New Roman" w:eastAsia="FangSong" w:cs="Times New Roman"/>
         </w:rPr>
         <w:t xml:space="preserve">反铂</w:t>
       </w:r>
@@ -1505,7 +1505,7 @@
       </w:r>
       <w:r>
         <w:rPr>
-          <w:rFonts w:hint="eastAsia" w:ascii="Times New Roman" w:hAnsi="Times New Roman" w:eastAsia="SimSun" w:cs="Times New Roman"/>
+          <w:rFonts w:hint="eastAsia" w:ascii="Times New Roman" w:hAnsi="Times New Roman" w:eastAsia="FangSong" w:cs="Times New Roman"/>
         </w:rPr>
         <w:t xml:space="preserve">配合物</w:t>
       </w:r>
@@ -1520,7 +1520,7 @@
       </w:pPr>
       <w:r>
         <w:rPr>
-          <w:rFonts w:hint="eastAsia" w:ascii="Times New Roman" w:hAnsi="Times New Roman" w:eastAsia="SimSun" w:cs="Times New Roman"/>
+          <w:rFonts w:hint="eastAsia" w:ascii="Times New Roman" w:hAnsi="Times New Roman" w:eastAsia="FangSong" w:cs="Times New Roman"/>
         </w:rPr>
         <w:t xml:space="preserve">多核铜簇</w:t>
       </w:r>
@@ -1535,7 +1535,7 @@
       </w:pPr>
       <w:r>
         <w:rPr>
-          <w:rFonts w:hint="eastAsia" w:ascii="Times New Roman" w:hAnsi="Times New Roman" w:eastAsia="SimSun" w:cs="Times New Roman"/>
+          <w:rFonts w:hint="eastAsia" w:ascii="Times New Roman" w:hAnsi="Times New Roman" w:eastAsia="FangSong" w:cs="Times New Roman"/>
         </w:rPr>
         <w:t>低价钴</w:t>
       </w:r>
@@ -1547,7 +1547,7 @@
       </w:r>
       <w:r>
         <w:rPr>
-          <w:rFonts w:hint="eastAsia" w:ascii="Times New Roman" w:hAnsi="Times New Roman" w:eastAsia="SimSun" w:cs="Times New Roman"/>
+          <w:rFonts w:hint="eastAsia" w:ascii="Times New Roman" w:hAnsi="Times New Roman" w:eastAsia="FangSong" w:cs="Times New Roman"/>
         </w:rPr>
         <w:t>金</w:t>
       </w:r>
@@ -1559,7 +1559,7 @@
       </w:r>
       <w:r>
         <w:rPr>
-          <w:rFonts w:hint="eastAsia" w:ascii="Times New Roman" w:hAnsi="Times New Roman" w:eastAsia="SimSun" w:cs="Times New Roman"/>
+          <w:rFonts w:hint="eastAsia" w:ascii="Times New Roman" w:hAnsi="Times New Roman" w:eastAsia="FangSong" w:cs="Times New Roman"/>
         </w:rPr>
         <w:t>铁体系</w:t>
       </w:r>
@@ -1570,7 +1570,7 @@
       </w:pPr>
       <w:r>
         <w:rPr>
-          <w:rFonts w:hint="eastAsia" w:ascii="Times New Roman" w:hAnsi="Times New Roman" w:eastAsia="SimSun" w:cs="Times New Roman"/>
+          <w:rFonts w:hint="eastAsia" w:ascii="Times New Roman" w:hAnsi="Times New Roman" w:eastAsia="FangSong" w:cs="Times New Roman"/>
         </w:rPr>
         <w:t>底层几乎都在反复调用同一个框架</w:t>
       </w:r>
@@ -1591,7 +1591,7 @@
       </w:pPr>
       <w:r>
         <w:rPr>
-          <w:rFonts w:hint="eastAsia" w:ascii="Times New Roman" w:hAnsi="Times New Roman" w:eastAsia="SimSun" w:cs="Times New Roman"/>
+          <w:rFonts w:hint="eastAsia" w:ascii="Times New Roman" w:hAnsi="Times New Roman" w:eastAsia="FangSong" w:cs="Times New Roman"/>
           <w:b/>
           <w:bCs/>
         </w:rPr>
@@ -1615,7 +1615,7 @@
       </w:r>
       <w:r>
         <w:rPr>
-          <w:rFonts w:hint="eastAsia" w:ascii="Times New Roman" w:hAnsi="Times New Roman" w:eastAsia="SimSun" w:cs="Times New Roman"/>
+          <w:rFonts w:hint="eastAsia" w:ascii="Times New Roman" w:hAnsi="Times New Roman" w:eastAsia="FangSong" w:cs="Times New Roman"/>
           <w:b/>
           <w:bCs/>
         </w:rPr>
@@ -1632,7 +1632,7 @@
       </w:pPr>
       <w:r>
         <w:rPr>
-          <w:rFonts w:hint="eastAsia" w:ascii="Times New Roman" w:hAnsi="Times New Roman" w:eastAsia="SimSun" w:cs="Times New Roman"/>
+          <w:rFonts w:hint="eastAsia" w:ascii="Times New Roman" w:hAnsi="Times New Roman" w:eastAsia="FangSong" w:cs="Times New Roman"/>
           <w:b/>
           <w:bCs/>
         </w:rPr>
@@ -1648,7 +1648,7 @@
       </w:r>
       <w:r>
         <w:rPr>
-          <w:rFonts w:hint="eastAsia" w:ascii="Times New Roman" w:hAnsi="Times New Roman" w:eastAsia="SimSun" w:cs="Times New Roman"/>
+          <w:rFonts w:hint="eastAsia" w:ascii="Times New Roman" w:hAnsi="Times New Roman" w:eastAsia="FangSong" w:cs="Times New Roman"/>
           <w:b/>
           <w:bCs/>
         </w:rPr>
@@ -1665,7 +1665,7 @@
       </w:pPr>
       <w:r>
         <w:rPr>
-          <w:rFonts w:hint="eastAsia" w:ascii="Times New Roman" w:hAnsi="Times New Roman" w:eastAsia="SimSun" w:cs="Times New Roman"/>
+          <w:rFonts w:hint="eastAsia" w:ascii="Times New Roman" w:hAnsi="Times New Roman" w:eastAsia="FangSong" w:cs="Times New Roman"/>
           <w:b/>
           <w:bCs/>
         </w:rPr>
@@ -1681,7 +1681,7 @@
       </w:r>
       <w:r>
         <w:rPr>
-          <w:rFonts w:hint="eastAsia" w:ascii="Times New Roman" w:hAnsi="Times New Roman" w:eastAsia="SimSun" w:cs="Times New Roman"/>
+          <w:rFonts w:hint="eastAsia" w:ascii="Times New Roman" w:hAnsi="Times New Roman" w:eastAsia="FangSong" w:cs="Times New Roman"/>
           <w:b/>
           <w:bCs/>
         </w:rPr>
@@ -1697,7 +1697,7 @@
       </w:r>
       <w:r>
         <w:rPr>
-          <w:rFonts w:hint="eastAsia" w:ascii="Times New Roman" w:hAnsi="Times New Roman" w:eastAsia="SimSun" w:cs="Times New Roman"/>
+          <w:rFonts w:hint="eastAsia" w:ascii="Times New Roman" w:hAnsi="Times New Roman" w:eastAsia="FangSong" w:cs="Times New Roman"/>
           <w:b/>
           <w:bCs/>
         </w:rPr>
@@ -1710,7 +1710,7 @@
       </w:pPr>
       <w:r>
         <w:rPr>
-          <w:rFonts w:hint="eastAsia" w:ascii="Times New Roman" w:hAnsi="Times New Roman" w:eastAsia="SimSun" w:cs="Times New Roman"/>
+          <w:rFonts w:hint="eastAsia" w:ascii="Times New Roman" w:hAnsi="Times New Roman" w:eastAsia="FangSong" w:cs="Times New Roman"/>
         </w:rPr>
         <w:t>其中任意两块确定</w:t>
       </w:r>
@@ -1722,7 +1722,7 @@
       </w:r>
       <w:r>
         <w:rPr>
-          <w:rFonts w:hint="eastAsia" w:ascii="Times New Roman" w:hAnsi="Times New Roman" w:eastAsia="SimSun" w:cs="Times New Roman"/>
+          <w:rFonts w:hint="eastAsia" w:ascii="Times New Roman" w:hAnsi="Times New Roman" w:eastAsia="FangSong" w:cs="Times New Roman"/>
         </w:rPr>
         <w:t>第三块通常就能被大幅锁死</w:t>
       </w:r>
@@ -1759,7 +1759,7 @@
       </w:pPr>
       <w:r>
         <w:rPr>
-          <w:rFonts w:hint="eastAsia" w:ascii="Times New Roman" w:hAnsi="Times New Roman" w:eastAsia="SimSun" w:cs="Times New Roman"/>
+          <w:rFonts w:hint="eastAsia" w:ascii="Times New Roman" w:hAnsi="Times New Roman" w:eastAsia="FangSong" w:cs="Times New Roman"/>
         </w:rPr>
         <w:t>在决赛配位题里</w:t>
       </w:r>
@@ -1771,7 +1771,7 @@
       </w:r>
       <w:r>
         <w:rPr>
-          <w:rFonts w:hint="eastAsia" w:ascii="Times New Roman" w:hAnsi="Times New Roman" w:eastAsia="SimSun" w:cs="Times New Roman"/>
+          <w:rFonts w:hint="eastAsia" w:ascii="Times New Roman" w:hAnsi="Times New Roman" w:eastAsia="FangSong" w:cs="Times New Roman"/>
         </w:rPr>
         <w:t>我更推荐这样开题</w:t>
       </w:r>
@@ -1792,7 +1792,7 @@
       </w:pPr>
       <w:r>
         <w:rPr>
-          <w:rFonts w:hint="eastAsia" w:ascii="Times New Roman" w:hAnsi="Times New Roman" w:eastAsia="SimSun" w:cs="Times New Roman"/>
+          <w:rFonts w:hint="eastAsia" w:ascii="Times New Roman" w:hAnsi="Times New Roman" w:eastAsia="FangSong" w:cs="Times New Roman"/>
         </w:rPr>
         <w:t xml:space="preserve">先定中心金属的形式氧化态</w:t>
       </w:r>
@@ -1807,7 +1807,7 @@
       </w:pPr>
       <w:r>
         <w:rPr>
-          <w:rFonts w:hint="eastAsia" w:ascii="Times New Roman" w:hAnsi="Times New Roman" w:eastAsia="SimSun" w:cs="Times New Roman"/>
+          <w:rFonts w:hint="eastAsia" w:ascii="Times New Roman" w:hAnsi="Times New Roman" w:eastAsia="FangSong" w:cs="Times New Roman"/>
         </w:rPr>
         <w:t xml:space="preserve">再定</w:t>
       </w:r>
@@ -1819,7 +1819,7 @@
       </w:r>
       <w:r>
         <w:rPr>
-          <w:rFonts w:hint="eastAsia" w:ascii="Times New Roman" w:hAnsi="Times New Roman" w:eastAsia="SimSun" w:cs="Times New Roman"/>
+          <w:rFonts w:hint="eastAsia" w:ascii="Times New Roman" w:hAnsi="Times New Roman" w:eastAsia="FangSong" w:cs="Times New Roman"/>
         </w:rPr>
         <w:t xml:space="preserve">电子数</w:t>
       </w:r>
@@ -1834,7 +1834,7 @@
       </w:pPr>
       <w:r>
         <w:rPr>
-          <w:rFonts w:hint="eastAsia" w:ascii="Times New Roman" w:hAnsi="Times New Roman" w:eastAsia="SimSun" w:cs="Times New Roman"/>
+          <w:rFonts w:hint="eastAsia" w:ascii="Times New Roman" w:hAnsi="Times New Roman" w:eastAsia="FangSong" w:cs="Times New Roman"/>
         </w:rPr>
         <w:t xml:space="preserve">再看配位数与几何</w:t>
       </w:r>
@@ -1849,7 +1849,7 @@
       </w:pPr>
       <w:r>
         <w:rPr>
-          <w:rFonts w:hint="eastAsia" w:ascii="Times New Roman" w:hAnsi="Times New Roman" w:eastAsia="SimSun" w:cs="Times New Roman"/>
+          <w:rFonts w:hint="eastAsia" w:ascii="Times New Roman" w:hAnsi="Times New Roman" w:eastAsia="FangSong" w:cs="Times New Roman"/>
         </w:rPr>
         <w:t xml:space="preserve">再选对应的分裂方式</w:t>
       </w:r>
@@ -1864,7 +1864,7 @@
       </w:pPr>
       <w:r>
         <w:rPr>
-          <w:rFonts w:hint="eastAsia" w:ascii="Times New Roman" w:hAnsi="Times New Roman" w:eastAsia="SimSun" w:cs="Times New Roman"/>
+          <w:rFonts w:hint="eastAsia" w:ascii="Times New Roman" w:hAnsi="Times New Roman" w:eastAsia="FangSong" w:cs="Times New Roman"/>
         </w:rPr>
         <w:t>最后才谈磁性</w:t>
       </w:r>
@@ -1876,7 +1876,7 @@
       </w:r>
       <w:r>
         <w:rPr>
-          <w:rFonts w:hint="eastAsia" w:ascii="Times New Roman" w:hAnsi="Times New Roman" w:eastAsia="SimSun" w:cs="Times New Roman"/>
+          <w:rFonts w:hint="eastAsia" w:ascii="Times New Roman" w:hAnsi="Times New Roman" w:eastAsia="FangSong" w:cs="Times New Roman"/>
         </w:rPr>
         <w:t>颜色</w:t>
       </w:r>
@@ -1888,7 +1888,7 @@
       </w:r>
       <w:r>
         <w:rPr>
-          <w:rFonts w:hint="eastAsia" w:ascii="Times New Roman" w:hAnsi="Times New Roman" w:eastAsia="SimSun" w:cs="Times New Roman"/>
+          <w:rFonts w:hint="eastAsia" w:ascii="Times New Roman" w:hAnsi="Times New Roman" w:eastAsia="FangSong" w:cs="Times New Roman"/>
         </w:rPr>
         <w:t>畸变或取代方向</w:t>
       </w:r>
@@ -1899,7 +1899,7 @@
       </w:pPr>
       <w:r>
         <w:rPr>
-          <w:rFonts w:hint="eastAsia" w:ascii="Times New Roman" w:hAnsi="Times New Roman" w:eastAsia="SimSun" w:cs="Times New Roman"/>
+          <w:rFonts w:hint="eastAsia" w:ascii="Times New Roman" w:hAnsi="Times New Roman" w:eastAsia="FangSong" w:cs="Times New Roman"/>
         </w:rPr>
         <w:t xml:space="preserve">理解要点</w:t>
       </w:r>
@@ -1911,7 +1911,7 @@
       </w:r>
       <w:r>
         <w:rPr>
-          <w:rFonts w:hint="eastAsia" w:ascii="Times New Roman" w:hAnsi="Times New Roman" w:eastAsia="SimSun" w:cs="Times New Roman"/>
+          <w:rFonts w:hint="eastAsia" w:ascii="Times New Roman" w:hAnsi="Times New Roman" w:eastAsia="FangSong" w:cs="Times New Roman"/>
         </w:rPr>
         <w:t>很多题不是你不会</w:t>
       </w:r>
@@ -1923,7 +1923,7 @@
       </w:r>
       <w:r>
         <w:rPr>
-          <w:rFonts w:hint="eastAsia" w:ascii="Times New Roman" w:hAnsi="Times New Roman" w:eastAsia="SimSun" w:cs="Times New Roman"/>
+          <w:rFonts w:hint="eastAsia" w:ascii="Times New Roman" w:hAnsi="Times New Roman" w:eastAsia="FangSong" w:cs="Times New Roman"/>
         </w:rPr>
         <w:t>而是顺序乱了</w:t>
       </w:r>
@@ -1935,7 +1935,7 @@
       </w:r>
       <w:r>
         <w:rPr>
-          <w:rFonts w:hint="eastAsia" w:ascii="Times New Roman" w:hAnsi="Times New Roman" w:eastAsia="SimSun" w:cs="Times New Roman"/>
+          <w:rFonts w:hint="eastAsia" w:ascii="Times New Roman" w:hAnsi="Times New Roman" w:eastAsia="FangSong" w:cs="Times New Roman"/>
         </w:rPr>
         <w:t>配位题最怕上来就凭印象谈</w:t>
       </w:r>
@@ -1947,7 +1947,7 @@
       </w:r>
       <w:r>
         <w:rPr>
-          <w:rFonts w:hint="eastAsia" w:ascii="Times New Roman" w:hAnsi="Times New Roman" w:eastAsia="SimSun" w:cs="Times New Roman"/>
+          <w:rFonts w:hint="eastAsia" w:ascii="Times New Roman" w:hAnsi="Times New Roman" w:eastAsia="FangSong" w:cs="Times New Roman"/>
         </w:rPr>
         <w:t>好像是低自旋</w:t>
       </w:r>
@@ -1959,7 +1959,7 @@
       </w:r>
       <w:r>
         <w:rPr>
-          <w:rFonts w:hint="eastAsia" w:ascii="Times New Roman" w:hAnsi="Times New Roman" w:eastAsia="SimSun" w:cs="Times New Roman"/>
+          <w:rFonts w:hint="eastAsia" w:ascii="Times New Roman" w:hAnsi="Times New Roman" w:eastAsia="FangSong" w:cs="Times New Roman"/>
         </w:rPr>
         <w:t>好像会拉长</w:t>
       </w:r>
@@ -1971,7 +1971,7 @@
       </w:r>
       <w:r>
         <w:rPr>
-          <w:rFonts w:hint="eastAsia" w:ascii="Times New Roman" w:hAnsi="Times New Roman" w:eastAsia="SimSun" w:cs="Times New Roman"/>
+          <w:rFonts w:hint="eastAsia" w:ascii="Times New Roman" w:hAnsi="Times New Roman" w:eastAsia="FangSong" w:cs="Times New Roman"/>
         </w:rPr>
         <w:t>而没有先把</w:t>
       </w:r>
@@ -1983,7 +1983,7 @@
       </w:r>
       <w:r>
         <w:rPr>
-          <w:rFonts w:hint="eastAsia" w:ascii="Times New Roman" w:hAnsi="Times New Roman" w:eastAsia="SimSun" w:cs="Times New Roman"/>
+          <w:rFonts w:hint="eastAsia" w:ascii="Times New Roman" w:hAnsi="Times New Roman" w:eastAsia="FangSong" w:cs="Times New Roman"/>
         </w:rPr>
         <w:t>电子数钉死</w:t>
       </w:r>
@@ -2020,7 +2020,7 @@
       </w:pPr>
       <w:r>
         <w:rPr>
-          <w:rFonts w:hint="eastAsia" w:ascii="Times New Roman" w:hAnsi="Times New Roman" w:eastAsia="SimSun" w:cs="Times New Roman"/>
+          <w:rFonts w:hint="eastAsia" w:ascii="Times New Roman" w:hAnsi="Times New Roman" w:eastAsia="FangSong" w:cs="Times New Roman"/>
         </w:rPr>
         <w:t>配位化学</w:t>
       </w:r>
@@ -2032,7 +2032,7 @@
       </w:r>
       <w:r>
         <w:rPr>
-          <w:rFonts w:hint="eastAsia" w:ascii="Times New Roman" w:hAnsi="Times New Roman" w:eastAsia="SimSun" w:cs="Times New Roman"/>
+          <w:rFonts w:hint="eastAsia" w:ascii="Times New Roman" w:hAnsi="Times New Roman" w:eastAsia="FangSong" w:cs="Times New Roman"/>
         </w:rPr>
         <w:t>决赛横向对比</w:t>
       </w:r>
@@ -2044,7 +2044,7 @@
       </w:r>
       <w:r>
         <w:rPr>
-          <w:rFonts w:hint="eastAsia" w:ascii="Times New Roman" w:hAnsi="Times New Roman" w:eastAsia="SimSun" w:cs="Times New Roman"/>
+          <w:rFonts w:hint="eastAsia" w:ascii="Times New Roman" w:hAnsi="Times New Roman" w:eastAsia="FangSong" w:cs="Times New Roman"/>
         </w:rPr>
         <w:t>已经把近年决赛主线总结得很清楚</w:t>
       </w:r>
@@ -2056,7 +2056,7 @@
       </w:r>
       <w:r>
         <w:rPr>
-          <w:rFonts w:hint="eastAsia" w:ascii="Times New Roman" w:hAnsi="Times New Roman" w:eastAsia="SimSun" w:cs="Times New Roman"/>
+          <w:rFonts w:hint="eastAsia" w:ascii="Times New Roman" w:hAnsi="Times New Roman" w:eastAsia="FangSong" w:cs="Times New Roman"/>
         </w:rPr>
         <w:t>尤其高频的是</w:t>
       </w:r>
@@ -2077,7 +2077,7 @@
       </w:pPr>
       <w:r>
         <w:rPr>
-          <w:rFonts w:hint="eastAsia" w:ascii="Times New Roman" w:hAnsi="Times New Roman" w:eastAsia="SimSun" w:cs="Times New Roman"/>
+          <w:rFonts w:hint="eastAsia" w:ascii="Times New Roman" w:hAnsi="Times New Roman" w:eastAsia="FangSong" w:cs="Times New Roman"/>
         </w:rPr>
         <w:t>题</w:t>
       </w:r>
@@ -2089,7 +2089,7 @@
       </w:r>
       <w:r>
         <w:rPr>
-          <w:rFonts w:hint="eastAsia" w:ascii="Times New Roman" w:hAnsi="Times New Roman" w:eastAsia="SimSun" w:cs="Times New Roman"/>
+          <w:rFonts w:hint="eastAsia" w:ascii="Times New Roman" w:hAnsi="Times New Roman" w:eastAsia="FangSong" w:cs="Times New Roman"/>
         </w:rPr>
         <w:t>决理</w:t>
       </w:r>
@@ -2101,7 +2101,7 @@
       </w:r>
       <w:r>
         <w:rPr>
-          <w:rFonts w:hint="eastAsia" w:ascii="Times New Roman" w:hAnsi="Times New Roman" w:eastAsia="SimSun" w:cs="Times New Roman"/>
+          <w:rFonts w:hint="eastAsia" w:ascii="Times New Roman" w:hAnsi="Times New Roman" w:eastAsia="FangSong" w:cs="Times New Roman"/>
         </w:rPr>
         <w:t>铜的配位化学</w:t>
       </w:r>
@@ -2136,7 +2136,7 @@
       <w:r>
         <w:rPr>
           <w:rStyle w:val="VerbatimChar"/>
-          <w:rFonts w:hint="eastAsia" w:ascii="Times New Roman" w:hAnsi="Times New Roman" w:eastAsia="SimSun" w:cs="Times New Roman"/>
+          <w:rFonts w:hint="eastAsia" w:ascii="Times New Roman" w:hAnsi="Times New Roman" w:eastAsia="FangSong" w:cs="Times New Roman"/>
         </w:rPr>
         <w:t xml:space="preserve">分裂</w:t>
       </w:r>
@@ -2150,7 +2150,7 @@
       <w:r>
         <w:rPr>
           <w:rStyle w:val="VerbatimChar"/>
-          <w:rFonts w:hint="eastAsia" w:ascii="Times New Roman" w:hAnsi="Times New Roman" w:eastAsia="SimSun" w:cs="Times New Roman"/>
+          <w:rFonts w:hint="eastAsia" w:ascii="Times New Roman" w:hAnsi="Times New Roman" w:eastAsia="FangSong" w:cs="Times New Roman"/>
         </w:rPr>
         <w:t xml:space="preserve">畸变</w:t>
       </w:r>
@@ -2164,7 +2164,7 @@
       <w:r>
         <w:rPr>
           <w:rStyle w:val="VerbatimChar"/>
-          <w:rFonts w:hint="eastAsia" w:ascii="Times New Roman" w:hAnsi="Times New Roman" w:eastAsia="SimSun" w:cs="Times New Roman"/>
+          <w:rFonts w:hint="eastAsia" w:ascii="Times New Roman" w:hAnsi="Times New Roman" w:eastAsia="FangSong" w:cs="Times New Roman"/>
         </w:rPr>
         <w:t xml:space="preserve">磁矩</w:t>
       </w:r>
@@ -2179,7 +2179,7 @@
       </w:pPr>
       <w:r>
         <w:rPr>
-          <w:rFonts w:hint="eastAsia" w:ascii="Times New Roman" w:hAnsi="Times New Roman" w:eastAsia="SimSun" w:cs="Times New Roman"/>
+          <w:rFonts w:hint="eastAsia" w:ascii="Times New Roman" w:hAnsi="Times New Roman" w:eastAsia="FangSong" w:cs="Times New Roman"/>
         </w:rPr>
         <w:t>题</w:t>
       </w:r>
@@ -2191,7 +2191,7 @@
       </w:r>
       <w:r>
         <w:rPr>
-          <w:rFonts w:hint="eastAsia" w:ascii="Times New Roman" w:hAnsi="Times New Roman" w:eastAsia="SimSun" w:cs="Times New Roman"/>
+          <w:rFonts w:hint="eastAsia" w:ascii="Times New Roman" w:hAnsi="Times New Roman" w:eastAsia="FangSong" w:cs="Times New Roman"/>
         </w:rPr>
         <w:t>决理</w:t>
       </w:r>
@@ -2203,7 +2203,7 @@
       </w:r>
       <w:r>
         <w:rPr>
-          <w:rFonts w:hint="eastAsia" w:ascii="Times New Roman" w:hAnsi="Times New Roman" w:eastAsia="SimSun" w:cs="Times New Roman"/>
+          <w:rFonts w:hint="eastAsia" w:ascii="Times New Roman" w:hAnsi="Times New Roman" w:eastAsia="FangSong" w:cs="Times New Roman"/>
         </w:rPr>
         <w:t>金的氯化物与金化物</w:t>
       </w:r>
@@ -2216,7 +2216,7 @@
       <w:r>
         <w:rPr>
           <w:rStyle w:val="VerbatimChar"/>
-          <w:rFonts w:hint="eastAsia" w:ascii="Times New Roman" w:hAnsi="Times New Roman" w:eastAsia="SimSun" w:cs="Times New Roman"/>
+          <w:rFonts w:hint="eastAsia" w:ascii="Times New Roman" w:hAnsi="Times New Roman" w:eastAsia="FangSong" w:cs="Times New Roman"/>
         </w:rPr>
         <w:t xml:space="preserve">氧化态</w:t>
       </w:r>
@@ -2260,7 +2260,7 @@
       <w:r>
         <w:rPr>
           <w:rStyle w:val="VerbatimChar"/>
-          <w:rFonts w:hint="eastAsia" w:ascii="Times New Roman" w:hAnsi="Times New Roman" w:eastAsia="SimSun" w:cs="Times New Roman"/>
+          <w:rFonts w:hint="eastAsia" w:ascii="Times New Roman" w:hAnsi="Times New Roman" w:eastAsia="FangSong" w:cs="Times New Roman"/>
         </w:rPr>
         <w:t xml:space="preserve">几何</w:t>
       </w:r>
@@ -2274,7 +2274,7 @@
       <w:r>
         <w:rPr>
           <w:rStyle w:val="VerbatimChar"/>
-          <w:rFonts w:hint="eastAsia" w:ascii="Times New Roman" w:hAnsi="Times New Roman" w:eastAsia="SimSun" w:cs="Times New Roman"/>
+          <w:rFonts w:hint="eastAsia" w:ascii="Times New Roman" w:hAnsi="Times New Roman" w:eastAsia="FangSong" w:cs="Times New Roman"/>
         </w:rPr>
         <w:t xml:space="preserve">畸变</w:t>
       </w:r>
@@ -2289,7 +2289,7 @@
       </w:pPr>
       <w:r>
         <w:rPr>
-          <w:rFonts w:hint="eastAsia" w:ascii="Times New Roman" w:hAnsi="Times New Roman" w:eastAsia="SimSun" w:cs="Times New Roman"/>
+          <w:rFonts w:hint="eastAsia" w:ascii="Times New Roman" w:hAnsi="Times New Roman" w:eastAsia="FangSong" w:cs="Times New Roman"/>
         </w:rPr>
         <w:t>题</w:t>
       </w:r>
@@ -2301,7 +2301,7 @@
       </w:r>
       <w:r>
         <w:rPr>
-          <w:rFonts w:hint="eastAsia" w:ascii="Times New Roman" w:hAnsi="Times New Roman" w:eastAsia="SimSun" w:cs="Times New Roman"/>
+          <w:rFonts w:hint="eastAsia" w:ascii="Times New Roman" w:hAnsi="Times New Roman" w:eastAsia="FangSong" w:cs="Times New Roman"/>
         </w:rPr>
         <w:t>决理</w:t>
       </w:r>
@@ -2313,7 +2313,7 @@
       </w:r>
       <w:r>
         <w:rPr>
-          <w:rFonts w:hint="eastAsia" w:ascii="Times New Roman" w:hAnsi="Times New Roman" w:eastAsia="SimSun" w:cs="Times New Roman"/>
+          <w:rFonts w:hint="eastAsia" w:ascii="Times New Roman" w:hAnsi="Times New Roman" w:eastAsia="FangSong" w:cs="Times New Roman"/>
         </w:rPr>
         <w:t>明星分子的配位作用</w:t>
       </w:r>
@@ -2326,7 +2326,7 @@
       <w:r>
         <w:rPr>
           <w:rStyle w:val="VerbatimChar"/>
-          <w:rFonts w:hint="eastAsia" w:ascii="Times New Roman" w:hAnsi="Times New Roman" w:eastAsia="SimSun" w:cs="Times New Roman"/>
+          <w:rFonts w:hint="eastAsia" w:ascii="Times New Roman" w:hAnsi="Times New Roman" w:eastAsia="FangSong" w:cs="Times New Roman"/>
         </w:rPr>
         <w:t xml:space="preserve">磁性</w:t>
       </w:r>
@@ -2340,7 +2340,7 @@
       <w:r>
         <w:rPr>
           <w:rStyle w:val="VerbatimChar"/>
-          <w:rFonts w:hint="eastAsia" w:ascii="Times New Roman" w:hAnsi="Times New Roman" w:eastAsia="SimSun" w:cs="Times New Roman"/>
+          <w:rFonts w:hint="eastAsia" w:ascii="Times New Roman" w:hAnsi="Times New Roman" w:eastAsia="FangSong" w:cs="Times New Roman"/>
         </w:rPr>
         <w:t xml:space="preserve">自旋态</w:t>
       </w:r>
@@ -2361,7 +2361,7 @@
       <w:r>
         <w:rPr>
           <w:rStyle w:val="VerbatimChar"/>
-          <w:rFonts w:hint="eastAsia" w:ascii="Times New Roman" w:hAnsi="Times New Roman" w:eastAsia="SimSun" w:cs="Times New Roman"/>
+          <w:rFonts w:hint="eastAsia" w:ascii="Times New Roman" w:hAnsi="Times New Roman" w:eastAsia="FangSong" w:cs="Times New Roman"/>
         </w:rPr>
         <w:t>电子数</w:t>
       </w:r>
@@ -2375,7 +2375,7 @@
       <w:r>
         <w:rPr>
           <w:rStyle w:val="VerbatimChar"/>
-          <w:rFonts w:hint="eastAsia" w:ascii="Times New Roman" w:hAnsi="Times New Roman" w:eastAsia="SimSun" w:cs="Times New Roman"/>
+          <w:rFonts w:hint="eastAsia" w:ascii="Times New Roman" w:hAnsi="Times New Roman" w:eastAsia="FangSong" w:cs="Times New Roman"/>
         </w:rPr>
         <w:t xml:space="preserve">氧化态</w:t>
       </w:r>
@@ -2386,7 +2386,7 @@
       </w:pPr>
       <w:r>
         <w:rPr>
-          <w:rFonts w:hint="eastAsia" w:ascii="Times New Roman" w:hAnsi="Times New Roman" w:eastAsia="SimSun" w:cs="Times New Roman"/>
+          <w:rFonts w:hint="eastAsia" w:ascii="Times New Roman" w:hAnsi="Times New Roman" w:eastAsia="FangSong" w:cs="Times New Roman"/>
         </w:rPr>
         <w:t>所以决赛</w:t>
       </w:r>
@@ -2404,7 +2404,7 @@
       </w:r>
       <w:r>
         <w:rPr>
-          <w:rFonts w:hint="eastAsia" w:ascii="Times New Roman" w:hAnsi="Times New Roman" w:eastAsia="SimSun" w:cs="Times New Roman"/>
+          <w:rFonts w:hint="eastAsia" w:ascii="Times New Roman" w:hAnsi="Times New Roman" w:eastAsia="FangSong" w:cs="Times New Roman"/>
         </w:rPr>
         <w:t>的本质</w:t>
       </w:r>
@@ -2416,7 +2416,7 @@
       </w:r>
       <w:r>
         <w:rPr>
-          <w:rFonts w:hint="eastAsia" w:ascii="Times New Roman" w:hAnsi="Times New Roman" w:eastAsia="SimSun" w:cs="Times New Roman"/>
+          <w:rFonts w:hint="eastAsia" w:ascii="Times New Roman" w:hAnsi="Times New Roman" w:eastAsia="FangSong" w:cs="Times New Roman"/>
         </w:rPr>
         <w:t>并不是</w:t>
       </w:r>
@@ -2428,7 +2428,7 @@
       </w:r>
       <w:r>
         <w:rPr>
-          <w:rFonts w:hint="eastAsia" w:ascii="Times New Roman" w:hAnsi="Times New Roman" w:eastAsia="SimSun" w:cs="Times New Roman"/>
+          <w:rFonts w:hint="eastAsia" w:ascii="Times New Roman" w:hAnsi="Times New Roman" w:eastAsia="FangSong" w:cs="Times New Roman"/>
         </w:rPr>
         <w:t>再背更多配合物</w:t>
       </w:r>
@@ -2440,7 +2440,7 @@
       </w:r>
       <w:r>
         <w:rPr>
-          <w:rFonts w:hint="eastAsia" w:ascii="Times New Roman" w:hAnsi="Times New Roman" w:eastAsia="SimSun" w:cs="Times New Roman"/>
+          <w:rFonts w:hint="eastAsia" w:ascii="Times New Roman" w:hAnsi="Times New Roman" w:eastAsia="FangSong" w:cs="Times New Roman"/>
         </w:rPr>
         <w:t>而是学会把这条铁三角在不同题壳里重复使用</w:t>
       </w:r>
@@ -2539,7 +2539,7 @@
       </w:pPr>
       <w:r>
         <w:rPr>
-          <w:rFonts w:hint="eastAsia" w:ascii="Times New Roman" w:hAnsi="Times New Roman" w:eastAsia="SimSun" w:cs="Times New Roman"/>
+          <w:rFonts w:hint="eastAsia" w:ascii="Times New Roman" w:hAnsi="Times New Roman" w:eastAsia="FangSong" w:cs="Times New Roman"/>
         </w:rPr>
         <w:t>八面体场是配位化学的主战场</w:t>
       </w:r>
@@ -2557,7 +2557,7 @@
       </w:r>
       <w:r>
         <w:rPr>
-          <w:rFonts w:hint="eastAsia" w:ascii="Times New Roman" w:hAnsi="Times New Roman" w:eastAsia="SimSun" w:cs="Times New Roman"/>
+          <w:rFonts w:hint="eastAsia" w:ascii="Times New Roman" w:hAnsi="Times New Roman" w:eastAsia="FangSong" w:cs="Times New Roman"/>
         </w:rPr>
         <w:t xml:space="preserve">在</w:t>
       </w:r>
@@ -2582,7 +2582,7 @@
       </w:r>
       <w:r>
         <w:rPr>
-          <w:rFonts w:hint="eastAsia" w:ascii="Times New Roman" w:hAnsi="Times New Roman" w:eastAsia="SimSun" w:cs="Times New Roman"/>
+          <w:rFonts w:hint="eastAsia" w:ascii="Times New Roman" w:hAnsi="Times New Roman" w:eastAsia="FangSong" w:cs="Times New Roman"/>
         </w:rPr>
         <w:t>场中</w:t>
       </w:r>
@@ -2594,7 +2594,7 @@
       </w:r>
       <w:r>
         <w:rPr>
-          <w:rFonts w:hint="eastAsia" w:ascii="Times New Roman" w:hAnsi="Times New Roman" w:eastAsia="SimSun" w:cs="Times New Roman"/>
+          <w:rFonts w:hint="eastAsia" w:ascii="Times New Roman" w:hAnsi="Times New Roman" w:eastAsia="FangSong" w:cs="Times New Roman"/>
         </w:rPr>
         <w:t>五个</w:t>
       </w:r>
@@ -2606,7 +2606,7 @@
       </w:r>
       <w:r>
         <w:rPr>
-          <w:rFonts w:hint="eastAsia" w:ascii="Times New Roman" w:hAnsi="Times New Roman" w:eastAsia="SimSun" w:cs="Times New Roman"/>
+          <w:rFonts w:hint="eastAsia" w:ascii="Times New Roman" w:hAnsi="Times New Roman" w:eastAsia="FangSong" w:cs="Times New Roman"/>
         </w:rPr>
         <w:t>轨道裂分为两组</w:t>
       </w:r>
@@ -2834,7 +2834,7 @@
       </w:pPr>
       <w:r>
         <w:rPr>
-          <w:rFonts w:hint="eastAsia" w:ascii="Times New Roman" w:hAnsi="Times New Roman" w:eastAsia="SimSun" w:cs="Times New Roman"/>
+          <w:rFonts w:hint="eastAsia" w:ascii="Times New Roman" w:hAnsi="Times New Roman" w:eastAsia="FangSong" w:cs="Times New Roman"/>
         </w:rPr>
         <w:t>第一轮常把它学成一句结论</w:t>
       </w:r>
@@ -2871,7 +2871,7 @@
       </w:r>
       <w:r>
         <w:rPr>
-          <w:rFonts w:hint="eastAsia" w:ascii="Times New Roman" w:hAnsi="Times New Roman" w:eastAsia="SimSun" w:cs="Times New Roman"/>
+          <w:rFonts w:hint="eastAsia" w:ascii="Times New Roman" w:hAnsi="Times New Roman" w:eastAsia="FangSong" w:cs="Times New Roman"/>
         </w:rPr>
         <w:t>高</w:t>
       </w:r>
@@ -2896,7 +2896,7 @@
       </w:r>
       <w:r>
         <w:rPr>
-          <w:rFonts w:hint="eastAsia" w:ascii="Times New Roman" w:hAnsi="Times New Roman" w:eastAsia="SimSun" w:cs="Times New Roman"/>
+          <w:rFonts w:hint="eastAsia" w:ascii="Times New Roman" w:hAnsi="Times New Roman" w:eastAsia="FangSong" w:cs="Times New Roman"/>
         </w:rPr>
         <w:t>低</w:t>
       </w:r>
@@ -2914,7 +2914,7 @@
       </w:r>
       <w:r>
         <w:rPr>
-          <w:rFonts w:hint="eastAsia" w:ascii="Times New Roman" w:hAnsi="Times New Roman" w:eastAsia="SimSun" w:cs="Times New Roman"/>
+          <w:rFonts w:hint="eastAsia" w:ascii="Times New Roman" w:hAnsi="Times New Roman" w:eastAsia="FangSong" w:cs="Times New Roman"/>
         </w:rPr>
         <w:t>但决赛里你要再往前一步</w:t>
       </w:r>
@@ -2935,7 +2935,7 @@
       </w:pPr>
       <w:r>
         <w:rPr>
-          <w:rFonts w:hint="eastAsia" w:ascii="Times New Roman" w:hAnsi="Times New Roman" w:eastAsia="SimSun" w:cs="Times New Roman"/>
+          <w:rFonts w:hint="eastAsia" w:ascii="Times New Roman" w:hAnsi="Times New Roman" w:eastAsia="FangSong" w:cs="Times New Roman"/>
         </w:rPr>
         <w:t xml:space="preserve">为什么</w:t>
       </w:r>
@@ -2960,7 +2960,7 @@
       </w:r>
       <w:r>
         <w:rPr>
-          <w:rFonts w:hint="eastAsia" w:ascii="Times New Roman" w:hAnsi="Times New Roman" w:eastAsia="SimSun" w:cs="Times New Roman"/>
+          <w:rFonts w:hint="eastAsia" w:ascii="Times New Roman" w:hAnsi="Times New Roman" w:eastAsia="FangSong" w:cs="Times New Roman"/>
         </w:rPr>
         <w:t>高</w:t>
       </w:r>
@@ -2972,7 +2972,7 @@
       </w:r>
       <w:r>
         <w:rPr>
-          <w:rFonts w:hint="eastAsia" w:ascii="Times New Roman" w:hAnsi="Times New Roman" w:eastAsia="SimSun" w:cs="Times New Roman"/>
+          <w:rFonts w:hint="eastAsia" w:ascii="Times New Roman" w:hAnsi="Times New Roman" w:eastAsia="FangSong" w:cs="Times New Roman"/>
         </w:rPr>
         <w:t>因为轨道直接指向配体</w:t>
       </w:r>
@@ -2987,7 +2987,7 @@
       </w:pPr>
       <w:r>
         <w:rPr>
-          <w:rFonts w:hint="eastAsia" w:ascii="Times New Roman" w:hAnsi="Times New Roman" w:eastAsia="SimSun" w:cs="Times New Roman"/>
+          <w:rFonts w:hint="eastAsia" w:ascii="Times New Roman" w:hAnsi="Times New Roman" w:eastAsia="FangSong" w:cs="Times New Roman"/>
         </w:rPr>
         <w:t xml:space="preserve">为什么</w:t>
       </w:r>
@@ -3012,7 +3012,7 @@
       </w:r>
       <w:r>
         <w:rPr>
-          <w:rFonts w:hint="eastAsia" w:ascii="Times New Roman" w:hAnsi="Times New Roman" w:eastAsia="SimSun" w:cs="Times New Roman"/>
+          <w:rFonts w:hint="eastAsia" w:ascii="Times New Roman" w:hAnsi="Times New Roman" w:eastAsia="FangSong" w:cs="Times New Roman"/>
         </w:rPr>
         <w:t>低</w:t>
       </w:r>
@@ -3024,7 +3024,7 @@
       </w:r>
       <w:r>
         <w:rPr>
-          <w:rFonts w:hint="eastAsia" w:ascii="Times New Roman" w:hAnsi="Times New Roman" w:eastAsia="SimSun" w:cs="Times New Roman"/>
+          <w:rFonts w:hint="eastAsia" w:ascii="Times New Roman" w:hAnsi="Times New Roman" w:eastAsia="FangSong" w:cs="Times New Roman"/>
         </w:rPr>
         <w:t>因为轨道位于配体间</w:t>
       </w:r>
@@ -3039,7 +3039,7 @@
       </w:pPr>
       <w:r>
         <w:rPr>
-          <w:rFonts w:hint="eastAsia" w:ascii="Times New Roman" w:hAnsi="Times New Roman" w:eastAsia="SimSun" w:cs="Times New Roman"/>
+          <w:rFonts w:hint="eastAsia" w:ascii="Times New Roman" w:hAnsi="Times New Roman" w:eastAsia="FangSong" w:cs="Times New Roman"/>
         </w:rPr>
         <w:t>为什么这会进一步决定磁性与颜色</w:t>
       </w:r>
@@ -3051,7 +3051,7 @@
       </w:r>
       <w:r>
         <w:rPr>
-          <w:rFonts w:hint="eastAsia" w:ascii="Times New Roman" w:hAnsi="Times New Roman" w:eastAsia="SimSun" w:cs="Times New Roman"/>
+          <w:rFonts w:hint="eastAsia" w:ascii="Times New Roman" w:hAnsi="Times New Roman" w:eastAsia="FangSong" w:cs="Times New Roman"/>
         </w:rPr>
         <w:t>因为电子会在这两组轨道之间重新排布</w:t>
       </w:r>
@@ -3144,7 +3144,7 @@
       </w:pPr>
       <w:r>
         <w:rPr>
-          <w:rFonts w:hint="eastAsia" w:ascii="Times New Roman" w:hAnsi="Times New Roman" w:eastAsia="SimSun" w:cs="Times New Roman"/>
+          <w:rFonts w:hint="eastAsia" w:ascii="Times New Roman" w:hAnsi="Times New Roman" w:eastAsia="FangSong" w:cs="Times New Roman"/>
         </w:rPr>
         <w:t>真正的判断不是</w:t>
       </w:r>
@@ -3156,7 +3156,7 @@
       </w:r>
       <w:r>
         <w:rPr>
-          <w:rFonts w:hint="eastAsia" w:ascii="Times New Roman" w:hAnsi="Times New Roman" w:eastAsia="SimSun" w:cs="Times New Roman"/>
+          <w:rFonts w:hint="eastAsia" w:ascii="Times New Roman" w:hAnsi="Times New Roman" w:eastAsia="FangSong" w:cs="Times New Roman"/>
         </w:rPr>
         <w:t>背哪个离子高自旋</w:t>
       </w:r>
@@ -3168,7 +3168,7 @@
       </w:r>
       <w:r>
         <w:rPr>
-          <w:rFonts w:hint="eastAsia" w:ascii="Times New Roman" w:hAnsi="Times New Roman" w:eastAsia="SimSun" w:cs="Times New Roman"/>
+          <w:rFonts w:hint="eastAsia" w:ascii="Times New Roman" w:hAnsi="Times New Roman" w:eastAsia="FangSong" w:cs="Times New Roman"/>
         </w:rPr>
         <w:t>而是问</w:t>
       </w:r>
@@ -3189,7 +3189,7 @@
       </w:pPr>
       <w:r>
         <w:rPr>
-          <w:rFonts w:hint="eastAsia" w:ascii="Times New Roman" w:hAnsi="Times New Roman" w:eastAsia="SimSun" w:cs="Times New Roman"/>
+          <w:rFonts w:hint="eastAsia" w:ascii="Times New Roman" w:hAnsi="Times New Roman" w:eastAsia="FangSong" w:cs="Times New Roman"/>
         </w:rPr>
         <w:t xml:space="preserve">分裂能</w:t>
       </w:r>
@@ -3214,7 +3214,7 @@
       </w:r>
       <w:r>
         <w:rPr>
-          <w:rFonts w:hint="eastAsia" w:ascii="Times New Roman" w:hAnsi="Times New Roman" w:eastAsia="SimSun" w:cs="Times New Roman"/>
+          <w:rFonts w:hint="eastAsia" w:ascii="Times New Roman" w:hAnsi="Times New Roman" w:eastAsia="FangSong" w:cs="Times New Roman"/>
         </w:rPr>
         <w:t xml:space="preserve">大不大</w:t>
       </w:r>
@@ -3229,7 +3229,7 @@
       </w:pPr>
       <w:r>
         <w:rPr>
-          <w:rFonts w:hint="eastAsia" w:ascii="Times New Roman" w:hAnsi="Times New Roman" w:eastAsia="SimSun" w:cs="Times New Roman"/>
+          <w:rFonts w:hint="eastAsia" w:ascii="Times New Roman" w:hAnsi="Times New Roman" w:eastAsia="FangSong" w:cs="Times New Roman"/>
         </w:rPr>
         <w:t xml:space="preserve">成对能</w:t>
       </w:r>
@@ -3254,7 +3254,7 @@
       </w:r>
       <w:r>
         <w:rPr>
-          <w:rFonts w:hint="eastAsia" w:ascii="Times New Roman" w:hAnsi="Times New Roman" w:eastAsia="SimSun" w:cs="Times New Roman"/>
+          <w:rFonts w:hint="eastAsia" w:ascii="Times New Roman" w:hAnsi="Times New Roman" w:eastAsia="FangSong" w:cs="Times New Roman"/>
         </w:rPr>
         <w:t xml:space="preserve">大不大</w:t>
       </w:r>
@@ -3265,7 +3265,7 @@
       </w:pPr>
       <w:r>
         <w:rPr>
-          <w:rFonts w:hint="eastAsia" w:ascii="Times New Roman" w:hAnsi="Times New Roman" w:eastAsia="SimSun" w:cs="Times New Roman"/>
+          <w:rFonts w:hint="eastAsia" w:ascii="Times New Roman" w:hAnsi="Times New Roman" w:eastAsia="FangSong" w:cs="Times New Roman"/>
         </w:rPr>
         <w:t xml:space="preserve">若</w:t>
       </w:r>
@@ -3290,7 +3290,7 @@
       </w:r>
       <w:r>
         <w:rPr>
-          <w:rFonts w:hint="eastAsia" w:ascii="Times New Roman" w:hAnsi="Times New Roman" w:eastAsia="SimSun" w:cs="Times New Roman"/>
+          <w:rFonts w:hint="eastAsia" w:ascii="Times New Roman" w:hAnsi="Times New Roman" w:eastAsia="FangSong" w:cs="Times New Roman"/>
         </w:rPr>
         <w:t>更愿意先配对</w:t>
       </w:r>
@@ -3302,7 +3302,7 @@
       </w:r>
       <w:r>
         <w:rPr>
-          <w:rFonts w:hint="eastAsia" w:ascii="Times New Roman" w:hAnsi="Times New Roman" w:eastAsia="SimSun" w:cs="Times New Roman"/>
+          <w:rFonts w:hint="eastAsia" w:ascii="Times New Roman" w:hAnsi="Times New Roman" w:eastAsia="FangSong" w:cs="Times New Roman"/>
         </w:rPr>
         <w:t>偏低自旋</w:t>
       </w:r>
@@ -3320,7 +3320,7 @@
       </w:r>
       <w:r>
         <w:rPr>
-          <w:rFonts w:hint="eastAsia" w:ascii="Times New Roman" w:hAnsi="Times New Roman" w:eastAsia="SimSun" w:cs="Times New Roman"/>
+          <w:rFonts w:hint="eastAsia" w:ascii="Times New Roman" w:hAnsi="Times New Roman" w:eastAsia="FangSong" w:cs="Times New Roman"/>
         </w:rPr>
         <w:t xml:space="preserve">若</w:t>
       </w:r>
@@ -3345,7 +3345,7 @@
       </w:r>
       <w:r>
         <w:rPr>
-          <w:rFonts w:hint="eastAsia" w:ascii="Times New Roman" w:hAnsi="Times New Roman" w:eastAsia="SimSun" w:cs="Times New Roman"/>
+          <w:rFonts w:hint="eastAsia" w:ascii="Times New Roman" w:hAnsi="Times New Roman" w:eastAsia="FangSong" w:cs="Times New Roman"/>
         </w:rPr>
         <w:t>更愿意先占高轨道</w:t>
       </w:r>
@@ -3357,7 +3357,7 @@
       </w:r>
       <w:r>
         <w:rPr>
-          <w:rFonts w:hint="eastAsia" w:ascii="Times New Roman" w:hAnsi="Times New Roman" w:eastAsia="SimSun" w:cs="Times New Roman"/>
+          <w:rFonts w:hint="eastAsia" w:ascii="Times New Roman" w:hAnsi="Times New Roman" w:eastAsia="FangSong" w:cs="Times New Roman"/>
         </w:rPr>
         <w:t>偏高自旋</w:t>
       </w:r>
@@ -3528,7 +3528,7 @@
       </w:pPr>
       <w:r>
         <w:rPr>
-          <w:rFonts w:hint="eastAsia" w:ascii="Times New Roman" w:hAnsi="Times New Roman" w:eastAsia="SimSun" w:cs="Times New Roman"/>
+          <w:rFonts w:hint="eastAsia" w:ascii="Times New Roman" w:hAnsi="Times New Roman" w:eastAsia="FangSong" w:cs="Times New Roman"/>
         </w:rPr>
         <w:t>这张图最值得你带走的</w:t>
       </w:r>
@@ -3540,7 +3540,7 @@
       </w:r>
       <w:r>
         <w:rPr>
-          <w:rFonts w:hint="eastAsia" w:ascii="Times New Roman" w:hAnsi="Times New Roman" w:eastAsia="SimSun" w:cs="Times New Roman"/>
+          <w:rFonts w:hint="eastAsia" w:ascii="Times New Roman" w:hAnsi="Times New Roman" w:eastAsia="FangSong" w:cs="Times New Roman"/>
         </w:rPr>
         <w:t>不是它本身</w:t>
       </w:r>
@@ -3552,7 +3552,7 @@
       </w:r>
       <w:r>
         <w:rPr>
-          <w:rFonts w:hint="eastAsia" w:ascii="Times New Roman" w:hAnsi="Times New Roman" w:eastAsia="SimSun" w:cs="Times New Roman"/>
+          <w:rFonts w:hint="eastAsia" w:ascii="Times New Roman" w:hAnsi="Times New Roman" w:eastAsia="FangSong" w:cs="Times New Roman"/>
         </w:rPr>
         <w:t>而是它传达的判断顺序</w:t>
       </w:r>
@@ -3573,7 +3573,7 @@
       </w:pPr>
       <w:r>
         <w:rPr>
-          <w:rFonts w:hint="eastAsia" w:ascii="Times New Roman" w:hAnsi="Times New Roman" w:eastAsia="SimSun" w:cs="Times New Roman"/>
+          <w:rFonts w:hint="eastAsia" w:ascii="Times New Roman" w:hAnsi="Times New Roman" w:eastAsia="FangSong" w:cs="Times New Roman"/>
         </w:rPr>
         <w:t xml:space="preserve">并不是所有</w:t>
       </w:r>
@@ -3585,7 +3585,7 @@
       </w:r>
       <w:r>
         <w:rPr>
-          <w:rFonts w:hint="eastAsia" w:ascii="Times New Roman" w:hAnsi="Times New Roman" w:eastAsia="SimSun" w:cs="Times New Roman"/>
+          <w:rFonts w:hint="eastAsia" w:ascii="Times New Roman" w:hAnsi="Times New Roman" w:eastAsia="FangSong" w:cs="Times New Roman"/>
         </w:rPr>
         <w:t xml:space="preserve">电子体系都有高低自旋之分</w:t>
       </w:r>
@@ -3600,7 +3600,7 @@
       </w:pPr>
       <w:r>
         <w:rPr>
-          <w:rFonts w:hint="eastAsia" w:ascii="Times New Roman" w:hAnsi="Times New Roman" w:eastAsia="SimSun" w:cs="Times New Roman"/>
+          <w:rFonts w:hint="eastAsia" w:ascii="Times New Roman" w:hAnsi="Times New Roman" w:eastAsia="FangSong" w:cs="Times New Roman"/>
         </w:rPr>
         <w:t xml:space="preserve">四面体场几乎总是高自旋</w:t>
       </w:r>
@@ -3615,7 +3615,7 @@
       </w:pPr>
       <w:r>
         <w:rPr>
-          <w:rFonts w:hint="eastAsia" w:ascii="Times New Roman" w:hAnsi="Times New Roman" w:eastAsia="SimSun" w:cs="Times New Roman"/>
+          <w:rFonts w:hint="eastAsia" w:ascii="Times New Roman" w:hAnsi="Times New Roman" w:eastAsia="FangSong" w:cs="Times New Roman"/>
         </w:rPr>
         <w:t xml:space="preserve">平面四方常常天然对应大分裂与低自旋</w:t>
       </w:r>
@@ -3752,7 +3752,7 @@
       </w:pPr>
       <w:r>
         <w:rPr>
-          <w:rFonts w:hint="eastAsia" w:ascii="Times New Roman" w:hAnsi="Times New Roman" w:eastAsia="SimSun" w:cs="Times New Roman"/>
+          <w:rFonts w:hint="eastAsia" w:ascii="Times New Roman" w:hAnsi="Times New Roman" w:eastAsia="FangSong" w:cs="Times New Roman"/>
         </w:rPr>
         <w:t>第一轮会让你背</w:t>
       </w:r>
@@ -3924,7 +3924,7 @@
       </w:pPr>
       <w:r>
         <w:rPr>
-          <w:rFonts w:hint="eastAsia" w:ascii="Times New Roman" w:hAnsi="Times New Roman" w:eastAsia="SimSun" w:cs="Times New Roman"/>
+          <w:rFonts w:hint="eastAsia" w:ascii="Times New Roman" w:hAnsi="Times New Roman" w:eastAsia="FangSong" w:cs="Times New Roman"/>
         </w:rPr>
         <w:t>但决赛更在意下面这层</w:t>
       </w:r>
@@ -3945,7 +3945,7 @@
       </w:pPr>
       <w:r>
         <w:rPr>
-          <w:rFonts w:hint="eastAsia" w:ascii="Times New Roman" w:hAnsi="Times New Roman" w:eastAsia="SimSun" w:cs="Times New Roman"/>
+          <w:rFonts w:hint="eastAsia" w:ascii="Times New Roman" w:hAnsi="Times New Roman" w:eastAsia="FangSong" w:cs="Times New Roman"/>
           <w:b/>
           <w:bCs/>
         </w:rPr>
@@ -3959,7 +3959,7 @@
       </w:r>
       <w:r>
         <w:rPr>
-          <w:rFonts w:hint="eastAsia" w:ascii="Times New Roman" w:hAnsi="Times New Roman" w:eastAsia="SimSun" w:cs="Times New Roman"/>
+          <w:rFonts w:hint="eastAsia" w:ascii="Times New Roman" w:hAnsi="Times New Roman" w:eastAsia="FangSong" w:cs="Times New Roman"/>
         </w:rPr>
         <w:t>常带明显</w:t>
       </w:r>
@@ -3971,7 +3971,7 @@
       </w:r>
       <w:r>
         <w:rPr>
-          <w:rFonts w:hint="eastAsia" w:ascii="Times New Roman" w:hAnsi="Times New Roman" w:eastAsia="SimSun" w:cs="Times New Roman"/>
+          <w:rFonts w:hint="eastAsia" w:ascii="Times New Roman" w:hAnsi="Times New Roman" w:eastAsia="FangSong" w:cs="Times New Roman"/>
         </w:rPr>
         <w:t>给体特征</w:t>
       </w:r>
@@ -3983,7 +3983,7 @@
       </w:r>
       <w:r>
         <w:rPr>
-          <w:rFonts w:hint="eastAsia" w:ascii="Times New Roman" w:hAnsi="Times New Roman" w:eastAsia="SimSun" w:cs="Times New Roman"/>
+          <w:rFonts w:hint="eastAsia" w:ascii="Times New Roman" w:hAnsi="Times New Roman" w:eastAsia="FangSong" w:cs="Times New Roman"/>
         </w:rPr>
         <w:t>会把金属</w:t>
       </w:r>
@@ -4008,7 +4008,7 @@
       </w:r>
       <w:r>
         <w:rPr>
-          <w:rFonts w:hint="eastAsia" w:ascii="Times New Roman" w:hAnsi="Times New Roman" w:eastAsia="SimSun" w:cs="Times New Roman"/>
+          <w:rFonts w:hint="eastAsia" w:ascii="Times New Roman" w:hAnsi="Times New Roman" w:eastAsia="FangSong" w:cs="Times New Roman"/>
         </w:rPr>
         <w:t xml:space="preserve">推高</w:t>
       </w:r>
@@ -4023,7 +4023,7 @@
       </w:pPr>
       <w:r>
         <w:rPr>
-          <w:rFonts w:hint="eastAsia" w:ascii="Times New Roman" w:hAnsi="Times New Roman" w:eastAsia="SimSun" w:cs="Times New Roman"/>
+          <w:rFonts w:hint="eastAsia" w:ascii="Times New Roman" w:hAnsi="Times New Roman" w:eastAsia="FangSong" w:cs="Times New Roman"/>
           <w:b/>
           <w:bCs/>
         </w:rPr>
@@ -4037,7 +4037,7 @@
       </w:r>
       <w:r>
         <w:rPr>
-          <w:rFonts w:hint="eastAsia" w:ascii="Times New Roman" w:hAnsi="Times New Roman" w:eastAsia="SimSun" w:cs="Times New Roman"/>
+          <w:rFonts w:hint="eastAsia" w:ascii="Times New Roman" w:hAnsi="Times New Roman" w:eastAsia="FangSong" w:cs="Times New Roman"/>
         </w:rPr>
         <w:t>主要是</w:t>
       </w:r>
@@ -4049,7 +4049,7 @@
       </w:r>
       <w:r>
         <w:rPr>
-          <w:rFonts w:hint="eastAsia" w:ascii="Times New Roman" w:hAnsi="Times New Roman" w:eastAsia="SimSun" w:cs="Times New Roman"/>
+          <w:rFonts w:hint="eastAsia" w:ascii="Times New Roman" w:hAnsi="Times New Roman" w:eastAsia="FangSong" w:cs="Times New Roman"/>
         </w:rPr>
         <w:t xml:space="preserve">给体</w:t>
       </w:r>
@@ -4064,7 +4064,7 @@
       </w:pPr>
       <w:r>
         <w:rPr>
-          <w:rFonts w:hint="eastAsia" w:ascii="Times New Roman" w:hAnsi="Times New Roman" w:eastAsia="SimSun" w:cs="Times New Roman"/>
+          <w:rFonts w:hint="eastAsia" w:ascii="Times New Roman" w:hAnsi="Times New Roman" w:eastAsia="FangSong" w:cs="Times New Roman"/>
           <w:b/>
           <w:bCs/>
         </w:rPr>
@@ -4078,7 +4078,7 @@
       </w:r>
       <w:r>
         <w:rPr>
-          <w:rFonts w:hint="eastAsia" w:ascii="Times New Roman" w:hAnsi="Times New Roman" w:eastAsia="SimSun" w:cs="Times New Roman"/>
+          <w:rFonts w:hint="eastAsia" w:ascii="Times New Roman" w:hAnsi="Times New Roman" w:eastAsia="FangSong" w:cs="Times New Roman"/>
         </w:rPr>
         <w:t>常带</w:t>
       </w:r>
@@ -4090,7 +4090,7 @@
       </w:r>
       <w:r>
         <w:rPr>
-          <w:rFonts w:hint="eastAsia" w:ascii="Times New Roman" w:hAnsi="Times New Roman" w:eastAsia="SimSun" w:cs="Times New Roman"/>
+          <w:rFonts w:hint="eastAsia" w:ascii="Times New Roman" w:hAnsi="Times New Roman" w:eastAsia="FangSong" w:cs="Times New Roman"/>
         </w:rPr>
         <w:t>受体特征</w:t>
       </w:r>
@@ -4102,7 +4102,7 @@
       </w:r>
       <w:r>
         <w:rPr>
-          <w:rFonts w:hint="eastAsia" w:ascii="Times New Roman" w:hAnsi="Times New Roman" w:eastAsia="SimSun" w:cs="Times New Roman"/>
+          <w:rFonts w:hint="eastAsia" w:ascii="Times New Roman" w:hAnsi="Times New Roman" w:eastAsia="FangSong" w:cs="Times New Roman"/>
         </w:rPr>
         <w:t>能把金属</w:t>
       </w:r>
@@ -4127,7 +4127,7 @@
       </w:r>
       <w:r>
         <w:rPr>
-          <w:rFonts w:hint="eastAsia" w:ascii="Times New Roman" w:hAnsi="Times New Roman" w:eastAsia="SimSun" w:cs="Times New Roman"/>
+          <w:rFonts w:hint="eastAsia" w:ascii="Times New Roman" w:hAnsi="Times New Roman" w:eastAsia="FangSong" w:cs="Times New Roman"/>
         </w:rPr>
         <w:t xml:space="preserve">拉低</w:t>
       </w:r>
@@ -4138,7 +4138,7 @@
       </w:pPr>
       <w:r>
         <w:rPr>
-          <w:rFonts w:hint="eastAsia" w:ascii="Times New Roman" w:hAnsi="Times New Roman" w:eastAsia="SimSun" w:cs="Times New Roman"/>
+          <w:rFonts w:hint="eastAsia" w:ascii="Times New Roman" w:hAnsi="Times New Roman" w:eastAsia="FangSong" w:cs="Times New Roman"/>
         </w:rPr>
         <w:t>所以</w:t>
       </w:r>
@@ -4150,7 +4150,7 @@
       </w:r>
       <w:r>
         <w:rPr>
-          <w:rFonts w:hint="eastAsia" w:ascii="Times New Roman" w:hAnsi="Times New Roman" w:eastAsia="SimSun" w:cs="Times New Roman"/>
+          <w:rFonts w:hint="eastAsia" w:ascii="Times New Roman" w:hAnsi="Times New Roman" w:eastAsia="FangSong" w:cs="Times New Roman"/>
         </w:rPr>
         <w:t>场强</w:t>
       </w:r>
@@ -4162,13 +4162,13 @@
       </w:r>
       <w:r>
         <w:rPr>
-          <w:rFonts w:hint="eastAsia" w:ascii="Times New Roman" w:hAnsi="Times New Roman" w:eastAsia="SimSun" w:cs="Times New Roman"/>
+          <w:rFonts w:hint="eastAsia" w:ascii="Times New Roman" w:hAnsi="Times New Roman" w:eastAsia="FangSong" w:cs="Times New Roman"/>
         </w:rPr>
         <w:t>背后其实是</w:t>
       </w:r>
       <w:r>
         <w:rPr>
-          <w:rFonts w:hint="eastAsia" w:ascii="Times New Roman" w:hAnsi="Times New Roman" w:eastAsia="SimSun" w:cs="Times New Roman"/>
+          <w:rFonts w:hint="eastAsia" w:ascii="Times New Roman" w:hAnsi="Times New Roman" w:eastAsia="FangSong" w:cs="Times New Roman"/>
           <w:b/>
           <w:bCs/>
         </w:rPr>
@@ -4187,7 +4187,7 @@
       </w:pPr>
       <w:r>
         <w:rPr>
-          <w:rFonts w:hint="eastAsia" w:ascii="Times New Roman" w:hAnsi="Times New Roman" w:eastAsia="SimSun" w:cs="Times New Roman"/>
+          <w:rFonts w:hint="eastAsia" w:ascii="Times New Roman" w:hAnsi="Times New Roman" w:eastAsia="FangSong" w:cs="Times New Roman"/>
           <w:b/>
           <w:bCs/>
         </w:rPr>
@@ -4201,7 +4201,7 @@
       </w:r>
       <w:r>
         <w:rPr>
-          <w:rFonts w:hint="eastAsia" w:ascii="Times New Roman" w:hAnsi="Times New Roman" w:eastAsia="SimSun" w:cs="Times New Roman"/>
+          <w:rFonts w:hint="eastAsia" w:ascii="Times New Roman" w:hAnsi="Times New Roman" w:eastAsia="FangSong" w:cs="Times New Roman"/>
         </w:rPr>
         <w:t>光谱化学序列不是</w:t>
       </w:r>
@@ -4213,7 +4213,7 @@
       </w:r>
       <w:r>
         <w:rPr>
-          <w:rFonts w:hint="eastAsia" w:ascii="Times New Roman" w:hAnsi="Times New Roman" w:eastAsia="SimSun" w:cs="Times New Roman"/>
+          <w:rFonts w:hint="eastAsia" w:ascii="Times New Roman" w:hAnsi="Times New Roman" w:eastAsia="FangSong" w:cs="Times New Roman"/>
         </w:rPr>
         <w:t>配体天生脾气不同</w:t>
       </w:r>
@@ -4225,7 +4225,7 @@
       </w:r>
       <w:r>
         <w:rPr>
-          <w:rFonts w:hint="eastAsia" w:ascii="Times New Roman" w:hAnsi="Times New Roman" w:eastAsia="SimSun" w:cs="Times New Roman"/>
+          <w:rFonts w:hint="eastAsia" w:ascii="Times New Roman" w:hAnsi="Times New Roman" w:eastAsia="FangSong" w:cs="Times New Roman"/>
         </w:rPr>
         <w:t>的经验表</w:t>
       </w:r>
@@ -4237,7 +4237,7 @@
       </w:r>
       <w:r>
         <w:rPr>
-          <w:rFonts w:hint="eastAsia" w:ascii="Times New Roman" w:hAnsi="Times New Roman" w:eastAsia="SimSun" w:cs="Times New Roman"/>
+          <w:rFonts w:hint="eastAsia" w:ascii="Times New Roman" w:hAnsi="Times New Roman" w:eastAsia="FangSong" w:cs="Times New Roman"/>
         </w:rPr>
         <w:t>而是金属</w:t>
       </w:r>
@@ -4249,7 +4249,7 @@
       </w:r>
       <w:r>
         <w:rPr>
-          <w:rFonts w:hint="eastAsia" w:ascii="Times New Roman" w:hAnsi="Times New Roman" w:eastAsia="SimSun" w:cs="Times New Roman"/>
+          <w:rFonts w:hint="eastAsia" w:ascii="Times New Roman" w:hAnsi="Times New Roman" w:eastAsia="FangSong" w:cs="Times New Roman"/>
         </w:rPr>
         <w:t>配体</w:t>
       </w:r>
@@ -4261,7 +4261,7 @@
       </w:r>
       <w:r>
         <w:rPr>
-          <w:rFonts w:hint="eastAsia" w:ascii="Times New Roman" w:hAnsi="Times New Roman" w:eastAsia="SimSun" w:cs="Times New Roman"/>
+          <w:rFonts w:hint="eastAsia" w:ascii="Times New Roman" w:hAnsi="Times New Roman" w:eastAsia="FangSong" w:cs="Times New Roman"/>
         </w:rPr>
         <w:t>相互作用方式的压缩总结</w:t>
       </w:r>
@@ -4444,7 +4444,7 @@
       </w:pPr>
       <w:r>
         <w:rPr>
-          <w:rFonts w:hint="eastAsia" w:ascii="Times New Roman" w:hAnsi="Times New Roman" w:eastAsia="SimSun" w:cs="Times New Roman"/>
+          <w:rFonts w:hint="eastAsia" w:ascii="Times New Roman" w:hAnsi="Times New Roman" w:eastAsia="FangSong" w:cs="Times New Roman"/>
         </w:rPr>
         <w:t>这张图对决赛特别有价值</w:t>
       </w:r>
@@ -4456,7 +4456,7 @@
       </w:r>
       <w:r>
         <w:rPr>
-          <w:rFonts w:hint="eastAsia" w:ascii="Times New Roman" w:hAnsi="Times New Roman" w:eastAsia="SimSun" w:cs="Times New Roman"/>
+          <w:rFonts w:hint="eastAsia" w:ascii="Times New Roman" w:hAnsi="Times New Roman" w:eastAsia="FangSong" w:cs="Times New Roman"/>
         </w:rPr>
         <w:t>因为它把三件事一下打通</w:t>
       </w:r>
@@ -4477,7 +4477,7 @@
       </w:pPr>
       <w:r>
         <w:rPr>
-          <w:rFonts w:hint="eastAsia" w:ascii="Times New Roman" w:hAnsi="Times New Roman" w:eastAsia="SimSun" w:cs="Times New Roman"/>
+          <w:rFonts w:hint="eastAsia" w:ascii="Times New Roman" w:hAnsi="Times New Roman" w:eastAsia="FangSong" w:cs="Times New Roman"/>
         </w:rPr>
         <w:t>四面体场</w:t>
       </w:r>
@@ -4489,7 +4489,7 @@
       </w:r>
       <w:r>
         <w:rPr>
-          <w:rFonts w:hint="eastAsia" w:ascii="Times New Roman" w:hAnsi="Times New Roman" w:eastAsia="SimSun" w:cs="Times New Roman"/>
+          <w:rFonts w:hint="eastAsia" w:ascii="Times New Roman" w:hAnsi="Times New Roman" w:eastAsia="FangSong" w:cs="Times New Roman"/>
         </w:rPr>
         <w:t>分裂小</w:t>
       </w:r>
@@ -4501,7 +4501,7 @@
       </w:r>
       <w:r>
         <w:rPr>
-          <w:rFonts w:hint="eastAsia" w:ascii="Times New Roman" w:hAnsi="Times New Roman" w:eastAsia="SimSun" w:cs="Times New Roman"/>
+          <w:rFonts w:hint="eastAsia" w:ascii="Times New Roman" w:hAnsi="Times New Roman" w:eastAsia="FangSong" w:cs="Times New Roman"/>
         </w:rPr>
         <w:t>常高自旋</w:t>
       </w:r>
@@ -4516,7 +4516,7 @@
       </w:pPr>
       <w:r>
         <w:rPr>
-          <w:rFonts w:hint="eastAsia" w:ascii="Times New Roman" w:hAnsi="Times New Roman" w:eastAsia="SimSun" w:cs="Times New Roman"/>
+          <w:rFonts w:hint="eastAsia" w:ascii="Times New Roman" w:hAnsi="Times New Roman" w:eastAsia="FangSong" w:cs="Times New Roman"/>
         </w:rPr>
         <w:t>八面体场</w:t>
       </w:r>
@@ -4528,7 +4528,7 @@
       </w:r>
       <w:r>
         <w:rPr>
-          <w:rFonts w:hint="eastAsia" w:ascii="Times New Roman" w:hAnsi="Times New Roman" w:eastAsia="SimSun" w:cs="Times New Roman"/>
+          <w:rFonts w:hint="eastAsia" w:ascii="Times New Roman" w:hAnsi="Times New Roman" w:eastAsia="FangSong" w:cs="Times New Roman"/>
         </w:rPr>
         <w:t>最常见</w:t>
       </w:r>
@@ -4540,7 +4540,7 @@
       </w:r>
       <w:r>
         <w:rPr>
-          <w:rFonts w:hint="eastAsia" w:ascii="Times New Roman" w:hAnsi="Times New Roman" w:eastAsia="SimSun" w:cs="Times New Roman"/>
+          <w:rFonts w:hint="eastAsia" w:ascii="Times New Roman" w:hAnsi="Times New Roman" w:eastAsia="FangSong" w:cs="Times New Roman"/>
         </w:rPr>
         <w:t>题最多</w:t>
       </w:r>
@@ -4555,7 +4555,7 @@
       </w:pPr>
       <w:r>
         <w:rPr>
-          <w:rFonts w:hint="eastAsia" w:ascii="Times New Roman" w:hAnsi="Times New Roman" w:eastAsia="SimSun" w:cs="Times New Roman"/>
+          <w:rFonts w:hint="eastAsia" w:ascii="Times New Roman" w:hAnsi="Times New Roman" w:eastAsia="FangSong" w:cs="Times New Roman"/>
         </w:rPr>
         <w:t>正方形场</w:t>
       </w:r>
@@ -4567,7 +4567,7 @@
       </w:r>
       <w:r>
         <w:rPr>
-          <w:rFonts w:hint="eastAsia" w:ascii="Times New Roman" w:hAnsi="Times New Roman" w:eastAsia="SimSun" w:cs="Times New Roman"/>
+          <w:rFonts w:hint="eastAsia" w:ascii="Times New Roman" w:hAnsi="Times New Roman" w:eastAsia="FangSong" w:cs="Times New Roman"/>
         </w:rPr>
         <w:t>分裂大</w:t>
       </w:r>
@@ -4579,7 +4579,7 @@
       </w:r>
       <w:r>
         <w:rPr>
-          <w:rFonts w:hint="eastAsia" w:ascii="Times New Roman" w:hAnsi="Times New Roman" w:eastAsia="SimSun" w:cs="Times New Roman"/>
+          <w:rFonts w:hint="eastAsia" w:ascii="Times New Roman" w:hAnsi="Times New Roman" w:eastAsia="FangSong" w:cs="Times New Roman"/>
         </w:rPr>
         <w:t>常低自旋</w:t>
       </w:r>
@@ -4591,7 +4591,7 @@
       </w:r>
       <w:r>
         <w:rPr>
-          <w:rFonts w:hint="eastAsia" w:ascii="Times New Roman" w:hAnsi="Times New Roman" w:eastAsia="SimSun" w:cs="Times New Roman"/>
+          <w:rFonts w:hint="eastAsia" w:ascii="Times New Roman" w:hAnsi="Times New Roman" w:eastAsia="FangSong" w:cs="Times New Roman"/>
         </w:rPr>
         <w:t>且与</w:t>
       </w:r>
@@ -4629,7 +4629,7 @@
       </w:r>
       <w:r>
         <w:rPr>
-          <w:rFonts w:hint="eastAsia" w:ascii="Times New Roman" w:hAnsi="Times New Roman" w:eastAsia="SimSun" w:cs="Times New Roman"/>
+          <w:rFonts w:hint="eastAsia" w:ascii="Times New Roman" w:hAnsi="Times New Roman" w:eastAsia="FangSong" w:cs="Times New Roman"/>
         </w:rPr>
         <w:t xml:space="preserve">问题高度相关</w:t>
       </w:r>
@@ -4640,7 +4640,7 @@
       </w:pPr>
       <w:r>
         <w:rPr>
-          <w:rFonts w:hint="eastAsia" w:ascii="Times New Roman" w:hAnsi="Times New Roman" w:eastAsia="SimSun" w:cs="Times New Roman"/>
+          <w:rFonts w:hint="eastAsia" w:ascii="Times New Roman" w:hAnsi="Times New Roman" w:eastAsia="FangSong" w:cs="Times New Roman"/>
         </w:rPr>
         <w:t>典型应用</w:t>
       </w:r>
@@ -4706,7 +4706,7 @@
       </w:r>
       <w:r>
         <w:rPr>
-          <w:rFonts w:hint="eastAsia" w:ascii="Times New Roman" w:hAnsi="Times New Roman" w:eastAsia="SimSun" w:cs="Times New Roman"/>
+          <w:rFonts w:hint="eastAsia" w:ascii="Times New Roman" w:hAnsi="Times New Roman" w:eastAsia="FangSong" w:cs="Times New Roman"/>
         </w:rPr>
         <w:t xml:space="preserve">为何几何和磁性差这么大</w:t>
       </w:r>
@@ -4740,7 +4740,7 @@
       </w:r>
       <w:r>
         <w:rPr>
-          <w:rFonts w:hint="eastAsia" w:ascii="Times New Roman" w:hAnsi="Times New Roman" w:eastAsia="SimSun" w:cs="Times New Roman"/>
+          <w:rFonts w:hint="eastAsia" w:ascii="Times New Roman" w:hAnsi="Times New Roman" w:eastAsia="FangSong" w:cs="Times New Roman"/>
         </w:rPr>
         <w:t xml:space="preserve">为什么常偏平面四方</w:t>
       </w:r>
@@ -4774,7 +4774,7 @@
       </w:r>
       <w:r>
         <w:rPr>
-          <w:rFonts w:hint="eastAsia" w:ascii="Times New Roman" w:hAnsi="Times New Roman" w:eastAsia="SimSun" w:cs="Times New Roman"/>
+          <w:rFonts w:hint="eastAsia" w:ascii="Times New Roman" w:hAnsi="Times New Roman" w:eastAsia="FangSong" w:cs="Times New Roman"/>
         </w:rPr>
         <w:t>为什么很难乖乖待成</w:t>
       </w:r>
@@ -4786,7 +4786,7 @@
       </w:r>
       <w:r>
         <w:rPr>
-          <w:rFonts w:hint="eastAsia" w:ascii="Times New Roman" w:hAnsi="Times New Roman" w:eastAsia="SimSun" w:cs="Times New Roman"/>
+          <w:rFonts w:hint="eastAsia" w:ascii="Times New Roman" w:hAnsi="Times New Roman" w:eastAsia="FangSong" w:cs="Times New Roman"/>
         </w:rPr>
         <w:t>理想八面体</w:t>
       </w:r>
@@ -4916,7 +4916,7 @@
       </w:r>
       <w:r>
         <w:rPr>
-          <w:rFonts w:hint="eastAsia" w:ascii="Times New Roman" w:hAnsi="Times New Roman" w:eastAsia="SimSun" w:cs="Times New Roman"/>
+          <w:rFonts w:hint="eastAsia" w:ascii="Times New Roman" w:hAnsi="Times New Roman" w:eastAsia="FangSong" w:cs="Times New Roman"/>
         </w:rPr>
         <w:t>效应本质上是</w:t>
       </w:r>
@@ -4933,7 +4933,7 @@
       </w:pPr>
       <w:r>
         <w:rPr>
-          <w:rFonts w:hint="eastAsia" w:ascii="Times New Roman" w:hAnsi="Times New Roman" w:eastAsia="SimSun" w:cs="Times New Roman"/>
+          <w:rFonts w:hint="eastAsia" w:ascii="Times New Roman" w:hAnsi="Times New Roman" w:eastAsia="FangSong" w:cs="Times New Roman"/>
           <w:b/>
           <w:bCs/>
         </w:rPr>
@@ -4949,7 +4949,7 @@
       </w:r>
       <w:r>
         <w:rPr>
-          <w:rFonts w:hint="eastAsia" w:ascii="Times New Roman" w:hAnsi="Times New Roman" w:eastAsia="SimSun" w:cs="Times New Roman"/>
+          <w:rFonts w:hint="eastAsia" w:ascii="Times New Roman" w:hAnsi="Times New Roman" w:eastAsia="FangSong" w:cs="Times New Roman"/>
           <w:b/>
           <w:bCs/>
         </w:rPr>
@@ -4970,7 +4970,7 @@
       </w:pPr>
       <w:r>
         <w:rPr>
-          <w:rFonts w:hint="eastAsia" w:ascii="Times New Roman" w:hAnsi="Times New Roman" w:eastAsia="SimSun" w:cs="Times New Roman"/>
+          <w:rFonts w:hint="eastAsia" w:ascii="Times New Roman" w:hAnsi="Times New Roman" w:eastAsia="FangSong" w:cs="Times New Roman"/>
         </w:rPr>
         <w:t>但决赛里最常直接碰到的对象</w:t>
       </w:r>
@@ -4982,7 +4982,7 @@
       </w:r>
       <w:r>
         <w:rPr>
-          <w:rFonts w:hint="eastAsia" w:ascii="Times New Roman" w:hAnsi="Times New Roman" w:eastAsia="SimSun" w:cs="Times New Roman"/>
+          <w:rFonts w:hint="eastAsia" w:ascii="Times New Roman" w:hAnsi="Times New Roman" w:eastAsia="FangSong" w:cs="Times New Roman"/>
         </w:rPr>
         <w:t>不是抽象定理</w:t>
       </w:r>
@@ -4994,7 +4994,7 @@
       </w:r>
       <w:r>
         <w:rPr>
-          <w:rFonts w:hint="eastAsia" w:ascii="Times New Roman" w:hAnsi="Times New Roman" w:eastAsia="SimSun" w:cs="Times New Roman"/>
+          <w:rFonts w:hint="eastAsia" w:ascii="Times New Roman" w:hAnsi="Times New Roman" w:eastAsia="FangSong" w:cs="Times New Roman"/>
         </w:rPr>
         <w:t>而是</w:t>
       </w:r>
@@ -5034,7 +5034,7 @@
       </w:r>
       <w:r>
         <w:rPr>
-          <w:rFonts w:hint="eastAsia" w:ascii="Times New Roman" w:hAnsi="Times New Roman" w:eastAsia="SimSun" w:cs="Times New Roman"/>
+          <w:rFonts w:hint="eastAsia" w:ascii="Times New Roman" w:hAnsi="Times New Roman" w:eastAsia="FangSong" w:cs="Times New Roman"/>
         </w:rPr>
         <w:t>即</w:t>
       </w:r>
@@ -5070,7 +5070,7 @@
       </w:pPr>
       <w:r>
         <w:rPr>
-          <w:rFonts w:hint="eastAsia" w:ascii="Times New Roman" w:hAnsi="Times New Roman" w:eastAsia="SimSun" w:cs="Times New Roman"/>
+          <w:rFonts w:hint="eastAsia" w:ascii="Times New Roman" w:hAnsi="Times New Roman" w:eastAsia="FangSong" w:cs="Times New Roman"/>
         </w:rPr>
         <w:t xml:space="preserve">高自旋</w:t>
       </w:r>
@@ -5101,7 +5101,7 @@
       </w:r>
       <w:r>
         <w:rPr>
-          <w:rFonts w:hint="eastAsia" w:ascii="Times New Roman" w:hAnsi="Times New Roman" w:eastAsia="SimSun" w:cs="Times New Roman"/>
+          <w:rFonts w:hint="eastAsia" w:ascii="Times New Roman" w:hAnsi="Times New Roman" w:eastAsia="FangSong" w:cs="Times New Roman"/>
         </w:rPr>
         <w:t>即</w:t>
       </w:r>
@@ -5137,7 +5137,7 @@
       </w:pPr>
       <w:r>
         <w:rPr>
-          <w:rFonts w:hint="eastAsia" w:ascii="Times New Roman" w:hAnsi="Times New Roman" w:eastAsia="SimSun" w:cs="Times New Roman"/>
+          <w:rFonts w:hint="eastAsia" w:ascii="Times New Roman" w:hAnsi="Times New Roman" w:eastAsia="FangSong" w:cs="Times New Roman"/>
         </w:rPr>
         <w:t xml:space="preserve">低自旋</w:t>
       </w:r>
@@ -5169,7 +5169,7 @@
       </w:pPr>
       <w:r>
         <w:rPr>
-          <w:rFonts w:hint="eastAsia" w:ascii="Times New Roman" w:hAnsi="Times New Roman" w:eastAsia="SimSun" w:cs="Times New Roman"/>
+          <w:rFonts w:hint="eastAsia" w:ascii="Times New Roman" w:hAnsi="Times New Roman" w:eastAsia="FangSong" w:cs="Times New Roman"/>
         </w:rPr>
         <w:t xml:space="preserve">其中又以</w:t>
       </w:r>
@@ -5204,7 +5204,7 @@
       </w:r>
       <w:r>
         <w:rPr>
-          <w:rFonts w:hint="eastAsia" w:ascii="Times New Roman" w:hAnsi="Times New Roman" w:eastAsia="SimSun" w:cs="Times New Roman"/>
+          <w:rFonts w:hint="eastAsia" w:ascii="Times New Roman" w:hAnsi="Times New Roman" w:eastAsia="FangSong" w:cs="Times New Roman"/>
         </w:rPr>
         <w:t>高频得多</w:t>
       </w:r>
@@ -5293,7 +5293,7 @@
       </w:r>
       <w:r>
         <w:rPr>
-          <w:rFonts w:hint="eastAsia" w:ascii="Times New Roman" w:hAnsi="Times New Roman" w:eastAsia="SimSun" w:cs="Times New Roman"/>
+          <w:rFonts w:hint="eastAsia" w:ascii="Times New Roman" w:hAnsi="Times New Roman" w:eastAsia="FangSong" w:cs="Times New Roman"/>
         </w:rPr>
         <w:t>在八面体场中通常是</w:t>
       </w:r>
@@ -5365,7 +5365,7 @@
       </w:pPr>
       <w:r>
         <w:rPr>
-          <w:rFonts w:hint="eastAsia" w:ascii="Times New Roman" w:hAnsi="Times New Roman" w:eastAsia="SimSun" w:cs="Times New Roman"/>
+          <w:rFonts w:hint="eastAsia" w:ascii="Times New Roman" w:hAnsi="Times New Roman" w:eastAsia="FangSong" w:cs="Times New Roman"/>
         </w:rPr>
         <w:t xml:space="preserve">也就是</w:t>
       </w:r>
@@ -5390,7 +5390,7 @@
       </w:r>
       <w:r>
         <w:rPr>
-          <w:rFonts w:hint="eastAsia" w:ascii="Times New Roman" w:hAnsi="Times New Roman" w:eastAsia="SimSun" w:cs="Times New Roman"/>
+          <w:rFonts w:hint="eastAsia" w:ascii="Times New Roman" w:hAnsi="Times New Roman" w:eastAsia="FangSong" w:cs="Times New Roman"/>
         </w:rPr>
         <w:t xml:space="preserve">组中有</w:t>
       </w:r>
@@ -5402,7 +5402,7 @@
       </w:r>
       <w:r>
         <w:rPr>
-          <w:rFonts w:hint="eastAsia" w:ascii="Times New Roman" w:hAnsi="Times New Roman" w:eastAsia="SimSun" w:cs="Times New Roman"/>
+          <w:rFonts w:hint="eastAsia" w:ascii="Times New Roman" w:hAnsi="Times New Roman" w:eastAsia="FangSong" w:cs="Times New Roman"/>
         </w:rPr>
         <w:t>个电子</w:t>
       </w:r>
@@ -5420,7 +5420,7 @@
       </w:r>
       <w:r>
         <w:rPr>
-          <w:rFonts w:hint="eastAsia" w:ascii="Times New Roman" w:hAnsi="Times New Roman" w:eastAsia="SimSun" w:cs="Times New Roman"/>
+          <w:rFonts w:hint="eastAsia" w:ascii="Times New Roman" w:hAnsi="Times New Roman" w:eastAsia="FangSong" w:cs="Times New Roman"/>
         </w:rPr>
         <w:t>这意味着</w:t>
       </w:r>
@@ -5441,7 +5441,7 @@
       </w:pPr>
       <w:r>
         <w:rPr>
-          <w:rFonts w:hint="eastAsia" w:ascii="Times New Roman" w:hAnsi="Times New Roman" w:eastAsia="SimSun" w:cs="Times New Roman"/>
+          <w:rFonts w:hint="eastAsia" w:ascii="Times New Roman" w:hAnsi="Times New Roman" w:eastAsia="FangSong" w:cs="Times New Roman"/>
         </w:rPr>
         <w:t xml:space="preserve">简并的</w:t>
       </w:r>
@@ -5466,7 +5466,7 @@
       </w:r>
       <w:r>
         <w:rPr>
-          <w:rFonts w:hint="eastAsia" w:ascii="Times New Roman" w:hAnsi="Times New Roman" w:eastAsia="SimSun" w:cs="Times New Roman"/>
+          <w:rFonts w:hint="eastAsia" w:ascii="Times New Roman" w:hAnsi="Times New Roman" w:eastAsia="FangSong" w:cs="Times New Roman"/>
         </w:rPr>
         <w:t xml:space="preserve">和</w:t>
       </w:r>
@@ -5491,7 +5491,7 @@
       </w:r>
       <w:r>
         <w:rPr>
-          <w:rFonts w:hint="eastAsia" w:ascii="Times New Roman" w:hAnsi="Times New Roman" w:eastAsia="SimSun" w:cs="Times New Roman"/>
+          <w:rFonts w:hint="eastAsia" w:ascii="Times New Roman" w:hAnsi="Times New Roman" w:eastAsia="FangSong" w:cs="Times New Roman"/>
         </w:rPr>
         <w:t xml:space="preserve">之间存在不均匀占据</w:t>
       </w:r>
@@ -5506,7 +5506,7 @@
       </w:pPr>
       <w:r>
         <w:rPr>
-          <w:rFonts w:hint="eastAsia" w:ascii="Times New Roman" w:hAnsi="Times New Roman" w:eastAsia="SimSun" w:cs="Times New Roman"/>
+          <w:rFonts w:hint="eastAsia" w:ascii="Times New Roman" w:hAnsi="Times New Roman" w:eastAsia="FangSong" w:cs="Times New Roman"/>
         </w:rPr>
         <w:t xml:space="preserve">体系可通过沿某轴畸变进一步拆开这两个能级</w:t>
       </w:r>
@@ -5517,7 +5517,7 @@
       </w:pPr>
       <w:r>
         <w:rPr>
-          <w:rFonts w:hint="eastAsia" w:ascii="Times New Roman" w:hAnsi="Times New Roman" w:eastAsia="SimSun" w:cs="Times New Roman"/>
+          <w:rFonts w:hint="eastAsia" w:ascii="Times New Roman" w:hAnsi="Times New Roman" w:eastAsia="FangSong" w:cs="Times New Roman"/>
         </w:rPr>
         <w:t xml:space="preserve">最常见的是</w:t>
       </w:r>
@@ -5529,7 +5529,7 @@
       </w:r>
       <w:r>
         <w:rPr>
-          <w:rFonts w:hint="eastAsia" w:ascii="Times New Roman" w:hAnsi="Times New Roman" w:eastAsia="SimSun" w:cs="Times New Roman"/>
+          <w:rFonts w:hint="eastAsia" w:ascii="Times New Roman" w:hAnsi="Times New Roman" w:eastAsia="FangSong" w:cs="Times New Roman"/>
           <w:b/>
           <w:bCs/>
         </w:rPr>
@@ -5545,7 +5545,7 @@
       </w:r>
       <w:r>
         <w:rPr>
-          <w:rFonts w:hint="eastAsia" w:ascii="Times New Roman" w:hAnsi="Times New Roman" w:eastAsia="SimSun" w:cs="Times New Roman"/>
+          <w:rFonts w:hint="eastAsia" w:ascii="Times New Roman" w:hAnsi="Times New Roman" w:eastAsia="FangSong" w:cs="Times New Roman"/>
           <w:b/>
           <w:bCs/>
         </w:rPr>
@@ -5846,7 +5846,7 @@
       </w:pPr>
       <w:r>
         <w:rPr>
-          <w:rFonts w:hint="eastAsia" w:ascii="Times New Roman" w:hAnsi="Times New Roman" w:eastAsia="SimSun" w:cs="Times New Roman"/>
+          <w:rFonts w:hint="eastAsia" w:ascii="Times New Roman" w:hAnsi="Times New Roman" w:eastAsia="FangSong" w:cs="Times New Roman"/>
         </w:rPr>
         <w:t xml:space="preserve">轴向配体远离</w:t>
       </w:r>
@@ -5874,7 +5874,7 @@
       </w:r>
       <w:r>
         <w:rPr>
-          <w:rFonts w:hint="eastAsia" w:ascii="Times New Roman" w:hAnsi="Times New Roman" w:eastAsia="SimSun" w:cs="Times New Roman"/>
+          <w:rFonts w:hint="eastAsia" w:ascii="Times New Roman" w:hAnsi="Times New Roman" w:eastAsia="FangSong" w:cs="Times New Roman"/>
         </w:rPr>
         <w:t>受排斥减弱</w:t>
       </w:r>
@@ -5886,7 +5886,7 @@
       </w:r>
       <w:r>
         <w:rPr>
-          <w:rFonts w:hint="eastAsia" w:ascii="Times New Roman" w:hAnsi="Times New Roman" w:eastAsia="SimSun" w:cs="Times New Roman"/>
+          <w:rFonts w:hint="eastAsia" w:ascii="Times New Roman" w:hAnsi="Times New Roman" w:eastAsia="FangSong" w:cs="Times New Roman"/>
         </w:rPr>
         <w:t>能量下降</w:t>
       </w:r>
@@ -5914,7 +5914,7 @@
       </w:r>
       <w:r>
         <w:rPr>
-          <w:rFonts w:hint="eastAsia" w:ascii="Times New Roman" w:hAnsi="Times New Roman" w:eastAsia="SimSun" w:cs="Times New Roman"/>
+          <w:rFonts w:hint="eastAsia" w:ascii="Times New Roman" w:hAnsi="Times New Roman" w:eastAsia="FangSong" w:cs="Times New Roman"/>
         </w:rPr>
         <w:t xml:space="preserve">相对更高</w:t>
       </w:r>
@@ -5925,7 +5925,7 @@
       </w:pPr>
       <w:r>
         <w:rPr>
-          <w:rFonts w:hint="eastAsia" w:ascii="Times New Roman" w:hAnsi="Times New Roman" w:eastAsia="SimSun" w:cs="Times New Roman"/>
+          <w:rFonts w:hint="eastAsia" w:ascii="Times New Roman" w:hAnsi="Times New Roman" w:eastAsia="FangSong" w:cs="Times New Roman"/>
         </w:rPr>
         <w:t>于是总体能量下降</w:t>
       </w:r>
@@ -5987,7 +5987,7 @@
       </w:pPr>
       <w:r>
         <w:rPr>
-          <w:rFonts w:hint="eastAsia" w:ascii="Times New Roman" w:hAnsi="Times New Roman" w:eastAsia="SimSun" w:cs="Times New Roman"/>
+          <w:rFonts w:hint="eastAsia" w:ascii="Times New Roman" w:hAnsi="Times New Roman" w:eastAsia="FangSong" w:cs="Times New Roman"/>
         </w:rPr>
         <w:t>题</w:t>
       </w:r>
@@ -5999,7 +5999,7 @@
       </w:r>
       <w:r>
         <w:rPr>
-          <w:rFonts w:hint="eastAsia" w:ascii="Times New Roman" w:hAnsi="Times New Roman" w:eastAsia="SimSun" w:cs="Times New Roman"/>
+          <w:rFonts w:hint="eastAsia" w:ascii="Times New Roman" w:hAnsi="Times New Roman" w:eastAsia="FangSong" w:cs="Times New Roman"/>
         </w:rPr>
         <w:t>决理</w:t>
       </w:r>
@@ -6011,7 +6011,7 @@
       </w:r>
       <w:r>
         <w:rPr>
-          <w:rFonts w:hint="eastAsia" w:ascii="Times New Roman" w:hAnsi="Times New Roman" w:eastAsia="SimSun" w:cs="Times New Roman"/>
+          <w:rFonts w:hint="eastAsia" w:ascii="Times New Roman" w:hAnsi="Times New Roman" w:eastAsia="FangSong" w:cs="Times New Roman"/>
         </w:rPr>
         <w:t>铜的配位化学</w:t>
       </w:r>
@@ -6023,7 +6023,7 @@
       </w:r>
       <w:r>
         <w:rPr>
-          <w:rFonts w:hint="eastAsia" w:ascii="Times New Roman" w:hAnsi="Times New Roman" w:eastAsia="SimSun" w:cs="Times New Roman"/>
+          <w:rFonts w:hint="eastAsia" w:ascii="Times New Roman" w:hAnsi="Times New Roman" w:eastAsia="FangSong" w:cs="Times New Roman"/>
         </w:rPr>
         <w:t>的第一问</w:t>
       </w:r>
@@ -6035,7 +6035,7 @@
       </w:r>
       <w:r>
         <w:rPr>
-          <w:rFonts w:hint="eastAsia" w:ascii="Times New Roman" w:hAnsi="Times New Roman" w:eastAsia="SimSun" w:cs="Times New Roman"/>
+          <w:rFonts w:hint="eastAsia" w:ascii="Times New Roman" w:hAnsi="Times New Roman" w:eastAsia="FangSong" w:cs="Times New Roman"/>
         </w:rPr>
         <w:t>本质就在考这个</w:t>
       </w:r>
@@ -6056,7 +6056,7 @@
       </w:pPr>
       <w:r>
         <w:rPr>
-          <w:rFonts w:hint="eastAsia" w:ascii="Times New Roman" w:hAnsi="Times New Roman" w:eastAsia="SimSun" w:cs="Times New Roman"/>
+          <w:rFonts w:hint="eastAsia" w:ascii="Times New Roman" w:hAnsi="Times New Roman" w:eastAsia="FangSong" w:cs="Times New Roman"/>
         </w:rPr>
         <w:t xml:space="preserve">已知</w:t>
       </w:r>
@@ -6068,7 +6068,7 @@
       </w:r>
       <w:r>
         <w:rPr>
-          <w:rFonts w:hint="eastAsia" w:ascii="Times New Roman" w:hAnsi="Times New Roman" w:eastAsia="SimSun" w:cs="Times New Roman"/>
+          <w:rFonts w:hint="eastAsia" w:ascii="Times New Roman" w:hAnsi="Times New Roman" w:eastAsia="FangSong" w:cs="Times New Roman"/>
         </w:rPr>
         <w:t xml:space="preserve">轴方向</w:t>
       </w:r>
@@ -6080,7 +6080,7 @@
       </w:r>
       <w:r>
         <w:rPr>
-          <w:rFonts w:hint="eastAsia" w:ascii="Times New Roman" w:hAnsi="Times New Roman" w:eastAsia="SimSun" w:cs="Times New Roman"/>
+          <w:rFonts w:hint="eastAsia" w:ascii="Times New Roman" w:hAnsi="Times New Roman" w:eastAsia="FangSong" w:cs="Times New Roman"/>
         </w:rPr>
         <w:t xml:space="preserve">更长</w:t>
       </w:r>
@@ -6095,7 +6095,7 @@
       </w:pPr>
       <w:r>
         <w:rPr>
-          <w:rFonts w:hint="eastAsia" w:ascii="Times New Roman" w:hAnsi="Times New Roman" w:eastAsia="SimSun" w:cs="Times New Roman"/>
+          <w:rFonts w:hint="eastAsia" w:ascii="Times New Roman" w:hAnsi="Times New Roman" w:eastAsia="FangSong" w:cs="Times New Roman"/>
         </w:rPr>
         <w:t>你就应当意识到</w:t>
       </w:r>
@@ -6107,7 +6107,7 @@
       </w:r>
       <w:r>
         <w:rPr>
-          <w:rFonts w:hint="eastAsia" w:ascii="Times New Roman" w:hAnsi="Times New Roman" w:eastAsia="SimSun" w:cs="Times New Roman"/>
+          <w:rFonts w:hint="eastAsia" w:ascii="Times New Roman" w:hAnsi="Times New Roman" w:eastAsia="FangSong" w:cs="Times New Roman"/>
         </w:rPr>
         <w:t>这是拉长八面体的典型信号</w:t>
       </w:r>
@@ -6122,7 +6122,7 @@
       </w:pPr>
       <w:r>
         <w:rPr>
-          <w:rFonts w:hint="eastAsia" w:ascii="Times New Roman" w:hAnsi="Times New Roman" w:eastAsia="SimSun" w:cs="Times New Roman"/>
+          <w:rFonts w:hint="eastAsia" w:ascii="Times New Roman" w:hAnsi="Times New Roman" w:eastAsia="FangSong" w:cs="Times New Roman"/>
         </w:rPr>
         <w:t xml:space="preserve">再据此画出</w:t>
       </w:r>
@@ -6134,7 +6134,7 @@
       </w:r>
       <w:r>
         <w:rPr>
-          <w:rFonts w:hint="eastAsia" w:ascii="Times New Roman" w:hAnsi="Times New Roman" w:eastAsia="SimSun" w:cs="Times New Roman"/>
+          <w:rFonts w:hint="eastAsia" w:ascii="Times New Roman" w:hAnsi="Times New Roman" w:eastAsia="FangSong" w:cs="Times New Roman"/>
         </w:rPr>
         <w:t xml:space="preserve">轨道进一步分裂和</w:t>
       </w:r>
@@ -6167,7 +6167,7 @@
       </w:r>
       <w:r>
         <w:rPr>
-          <w:rFonts w:hint="eastAsia" w:ascii="Times New Roman" w:hAnsi="Times New Roman" w:eastAsia="SimSun" w:cs="Times New Roman"/>
+          <w:rFonts w:hint="eastAsia" w:ascii="Times New Roman" w:hAnsi="Times New Roman" w:eastAsia="FangSong" w:cs="Times New Roman"/>
         </w:rPr>
         <w:t xml:space="preserve">填充</w:t>
       </w:r>
@@ -6178,7 +6178,7 @@
       </w:pPr>
       <w:r>
         <w:rPr>
-          <w:rFonts w:hint="eastAsia" w:ascii="Times New Roman" w:hAnsi="Times New Roman" w:eastAsia="SimSun" w:cs="Times New Roman"/>
+          <w:rFonts w:hint="eastAsia" w:ascii="Times New Roman" w:hAnsi="Times New Roman" w:eastAsia="FangSong" w:cs="Times New Roman"/>
         </w:rPr>
         <w:t>同类型思路也出现在</w:t>
       </w:r>
@@ -6199,7 +6199,7 @@
       </w:pPr>
       <w:r>
         <w:rPr>
-          <w:rFonts w:hint="eastAsia" w:ascii="Times New Roman" w:hAnsi="Times New Roman" w:eastAsia="SimSun" w:cs="Times New Roman"/>
+          <w:rFonts w:hint="eastAsia" w:ascii="Times New Roman" w:hAnsi="Times New Roman" w:eastAsia="FangSong" w:cs="Times New Roman"/>
         </w:rPr>
         <w:t>真题</w:t>
       </w:r>
@@ -6211,7 +6211,7 @@
       </w:r>
       <w:r>
         <w:rPr>
-          <w:rFonts w:hint="eastAsia" w:ascii="Times New Roman" w:hAnsi="Times New Roman" w:eastAsia="SimSun" w:cs="Times New Roman"/>
+          <w:rFonts w:hint="eastAsia" w:ascii="Times New Roman" w:hAnsi="Times New Roman" w:eastAsia="FangSong" w:cs="Times New Roman"/>
         </w:rPr>
         <w:t>无机</w:t>
       </w:r>
@@ -6223,7 +6223,7 @@
       </w:r>
       <w:r>
         <w:rPr>
-          <w:rFonts w:hint="eastAsia" w:ascii="Times New Roman" w:hAnsi="Times New Roman" w:eastAsia="SimSun" w:cs="Times New Roman"/>
+          <w:rFonts w:hint="eastAsia" w:ascii="Times New Roman" w:hAnsi="Times New Roman" w:eastAsia="FangSong" w:cs="Times New Roman"/>
         </w:rPr>
         <w:t>效应</w:t>
       </w:r>
@@ -6244,7 +6244,7 @@
       </w:pPr>
       <w:r>
         <w:rPr>
-          <w:rFonts w:hint="eastAsia" w:ascii="Times New Roman" w:hAnsi="Times New Roman" w:eastAsia="SimSun" w:cs="Times New Roman"/>
+          <w:rFonts w:hint="eastAsia" w:ascii="Times New Roman" w:hAnsi="Times New Roman" w:eastAsia="FangSong" w:cs="Times New Roman"/>
         </w:rPr>
         <w:t>题</w:t>
       </w:r>
@@ -6256,7 +6256,7 @@
       </w:r>
       <w:r>
         <w:rPr>
-          <w:rFonts w:hint="eastAsia" w:ascii="Times New Roman" w:hAnsi="Times New Roman" w:eastAsia="SimSun" w:cs="Times New Roman"/>
+          <w:rFonts w:hint="eastAsia" w:ascii="Times New Roman" w:hAnsi="Times New Roman" w:eastAsia="FangSong" w:cs="Times New Roman"/>
         </w:rPr>
         <w:t>决</w:t>
       </w:r>
@@ -6268,7 +6268,7 @@
       </w:r>
       <w:r>
         <w:rPr>
-          <w:rFonts w:hint="eastAsia" w:ascii="Times New Roman" w:hAnsi="Times New Roman" w:eastAsia="SimSun" w:cs="Times New Roman"/>
+          <w:rFonts w:hint="eastAsia" w:ascii="Times New Roman" w:hAnsi="Times New Roman" w:eastAsia="FangSong" w:cs="Times New Roman"/>
         </w:rPr>
         <w:t>超导晶体</w:t>
       </w:r>
@@ -6279,7 +6279,7 @@
       </w:pPr>
       <w:r>
         <w:rPr>
-          <w:rFonts w:hint="eastAsia" w:ascii="Times New Roman" w:hAnsi="Times New Roman" w:eastAsia="SimSun" w:cs="Times New Roman"/>
+          <w:rFonts w:hint="eastAsia" w:ascii="Times New Roman" w:hAnsi="Times New Roman" w:eastAsia="FangSong" w:cs="Times New Roman"/>
           <w:b/>
           <w:bCs/>
         </w:rPr>
@@ -6293,7 +6293,7 @@
       </w:r>
       <w:r>
         <w:rPr>
-          <w:rFonts w:hint="eastAsia" w:ascii="Times New Roman" w:hAnsi="Times New Roman" w:eastAsia="SimSun" w:cs="Times New Roman"/>
+          <w:rFonts w:hint="eastAsia" w:ascii="Times New Roman" w:hAnsi="Times New Roman" w:eastAsia="FangSong" w:cs="Times New Roman"/>
         </w:rPr>
         <w:t>看到</w:t>
       </w:r>
@@ -6318,7 +6318,7 @@
       </w:r>
       <w:r>
         <w:rPr>
-          <w:rFonts w:hint="eastAsia" w:ascii="Times New Roman" w:hAnsi="Times New Roman" w:eastAsia="SimSun" w:cs="Times New Roman"/>
+          <w:rFonts w:hint="eastAsia" w:ascii="Times New Roman" w:hAnsi="Times New Roman" w:eastAsia="FangSong" w:cs="Times New Roman"/>
         </w:rPr>
         <w:t xml:space="preserve">六配位</w:t>
       </w:r>
@@ -6330,7 +6330,7 @@
       </w:r>
       <w:r>
         <w:rPr>
-          <w:rFonts w:hint="eastAsia" w:ascii="Times New Roman" w:hAnsi="Times New Roman" w:eastAsia="SimSun" w:cs="Times New Roman"/>
+          <w:rFonts w:hint="eastAsia" w:ascii="Times New Roman" w:hAnsi="Times New Roman" w:eastAsia="FangSong" w:cs="Times New Roman"/>
         </w:rPr>
         <w:t>两根轴向键特别长</w:t>
       </w:r>
@@ -6342,7 +6342,7 @@
       </w:r>
       <w:r>
         <w:rPr>
-          <w:rFonts w:hint="eastAsia" w:ascii="Times New Roman" w:hAnsi="Times New Roman" w:eastAsia="SimSun" w:cs="Times New Roman"/>
+          <w:rFonts w:hint="eastAsia" w:ascii="Times New Roman" w:hAnsi="Times New Roman" w:eastAsia="FangSong" w:cs="Times New Roman"/>
         </w:rPr>
         <w:t>几乎条件反射就是</w:t>
       </w:r>
@@ -6354,7 +6354,7 @@
       </w:r>
       <w:r>
         <w:rPr>
-          <w:rFonts w:hint="eastAsia" w:ascii="Times New Roman" w:hAnsi="Times New Roman" w:eastAsia="SimSun" w:cs="Times New Roman"/>
+          <w:rFonts w:hint="eastAsia" w:ascii="Times New Roman" w:hAnsi="Times New Roman" w:eastAsia="FangSong" w:cs="Times New Roman"/>
         </w:rPr>
         <w:t>拉长八面体</w:t>
       </w:r>
@@ -6415,7 +6415,7 @@
       </w:pPr>
       <w:r>
         <w:rPr>
-          <w:rFonts w:hint="eastAsia" w:ascii="Times New Roman" w:hAnsi="Times New Roman" w:eastAsia="SimSun" w:cs="Times New Roman"/>
+          <w:rFonts w:hint="eastAsia" w:ascii="Times New Roman" w:hAnsi="Times New Roman" w:eastAsia="FangSong" w:cs="Times New Roman"/>
         </w:rPr>
         <w:t>最值得记忆的分层是</w:t>
       </w:r>
@@ -6436,7 +6436,7 @@
       </w:pPr>
       <w:r>
         <w:rPr>
-          <w:rFonts w:hint="eastAsia" w:ascii="Times New Roman" w:hAnsi="Times New Roman" w:eastAsia="SimSun" w:cs="Times New Roman"/>
+          <w:rFonts w:hint="eastAsia" w:ascii="Times New Roman" w:hAnsi="Times New Roman" w:eastAsia="FangSong" w:cs="Times New Roman"/>
           <w:b/>
           <w:bCs/>
         </w:rPr>
@@ -6471,7 +6471,7 @@
       </w:r>
       <w:r>
         <w:rPr>
-          <w:rFonts w:hint="eastAsia" w:ascii="Times New Roman" w:hAnsi="Times New Roman" w:eastAsia="SimSun" w:cs="Times New Roman"/>
+          <w:rFonts w:hint="eastAsia" w:ascii="Times New Roman" w:hAnsi="Times New Roman" w:eastAsia="FangSong" w:cs="Times New Roman"/>
         </w:rPr>
         <w:t>不均匀占据</w:t>
       </w:r>
@@ -6483,7 +6483,7 @@
       </w:r>
       <w:r>
         <w:rPr>
-          <w:rFonts w:hint="eastAsia" w:ascii="Times New Roman" w:hAnsi="Times New Roman" w:eastAsia="SimSun" w:cs="Times New Roman"/>
+          <w:rFonts w:hint="eastAsia" w:ascii="Times New Roman" w:hAnsi="Times New Roman" w:eastAsia="FangSong" w:cs="Times New Roman"/>
         </w:rPr>
         <w:t>如高自旋</w:t>
       </w:r>
@@ -6516,7 +6516,7 @@
       </w:r>
       <w:r>
         <w:rPr>
-          <w:rFonts w:hint="eastAsia" w:ascii="Times New Roman" w:hAnsi="Times New Roman" w:eastAsia="SimSun" w:cs="Times New Roman"/>
+          <w:rFonts w:hint="eastAsia" w:ascii="Times New Roman" w:hAnsi="Times New Roman" w:eastAsia="FangSong" w:cs="Times New Roman"/>
         </w:rPr>
         <w:t>低自旋</w:t>
       </w:r>
@@ -6573,7 +6573,7 @@
       </w:pPr>
       <w:r>
         <w:rPr>
-          <w:rFonts w:hint="eastAsia" w:ascii="Times New Roman" w:hAnsi="Times New Roman" w:eastAsia="SimSun" w:cs="Times New Roman"/>
+          <w:rFonts w:hint="eastAsia" w:ascii="Times New Roman" w:hAnsi="Times New Roman" w:eastAsia="FangSong" w:cs="Times New Roman"/>
           <w:b/>
           <w:bCs/>
         </w:rPr>
@@ -6595,7 +6595,7 @@
       </w:r>
       <w:r>
         <w:rPr>
-          <w:rFonts w:hint="eastAsia" w:ascii="Times New Roman" w:hAnsi="Times New Roman" w:eastAsia="SimSun" w:cs="Times New Roman"/>
+          <w:rFonts w:hint="eastAsia" w:ascii="Times New Roman" w:hAnsi="Times New Roman" w:eastAsia="FangSong" w:cs="Times New Roman"/>
         </w:rPr>
         <w:t>只涉及</w:t>
       </w:r>
@@ -6620,7 +6620,7 @@
       </w:r>
       <w:r>
         <w:rPr>
-          <w:rFonts w:hint="eastAsia" w:ascii="Times New Roman" w:hAnsi="Times New Roman" w:eastAsia="SimSun" w:cs="Times New Roman"/>
+          <w:rFonts w:hint="eastAsia" w:ascii="Times New Roman" w:hAnsi="Times New Roman" w:eastAsia="FangSong" w:cs="Times New Roman"/>
         </w:rPr>
         <w:t xml:space="preserve">不均匀占据</w:t>
       </w:r>
@@ -6635,7 +6635,7 @@
       </w:pPr>
       <w:r>
         <w:rPr>
-          <w:rFonts w:hint="eastAsia" w:ascii="Times New Roman" w:hAnsi="Times New Roman" w:eastAsia="SimSun" w:cs="Times New Roman"/>
+          <w:rFonts w:hint="eastAsia" w:ascii="Times New Roman" w:hAnsi="Times New Roman" w:eastAsia="FangSong" w:cs="Times New Roman"/>
           <w:b/>
           <w:bCs/>
         </w:rPr>
@@ -6657,7 +6657,7 @@
       </w:r>
       <w:r>
         <w:rPr>
-          <w:rFonts w:hint="eastAsia" w:ascii="Times New Roman" w:hAnsi="Times New Roman" w:eastAsia="SimSun" w:cs="Times New Roman"/>
+          <w:rFonts w:hint="eastAsia" w:ascii="Times New Roman" w:hAnsi="Times New Roman" w:eastAsia="FangSong" w:cs="Times New Roman"/>
         </w:rPr>
         <w:t>全空</w:t>
       </w:r>
@@ -6669,7 +6669,7 @@
       </w:r>
       <w:r>
         <w:rPr>
-          <w:rFonts w:hint="eastAsia" w:ascii="Times New Roman" w:hAnsi="Times New Roman" w:eastAsia="SimSun" w:cs="Times New Roman"/>
+          <w:rFonts w:hint="eastAsia" w:ascii="Times New Roman" w:hAnsi="Times New Roman" w:eastAsia="FangSong" w:cs="Times New Roman"/>
         </w:rPr>
         <w:t>全满</w:t>
       </w:r>
@@ -6681,7 +6681,7 @@
       </w:r>
       <w:r>
         <w:rPr>
-          <w:rFonts w:hint="eastAsia" w:ascii="Times New Roman" w:hAnsi="Times New Roman" w:eastAsia="SimSun" w:cs="Times New Roman"/>
+          <w:rFonts w:hint="eastAsia" w:ascii="Times New Roman" w:hAnsi="Times New Roman" w:eastAsia="FangSong" w:cs="Times New Roman"/>
         </w:rPr>
         <w:t>半满或基态非简并</w:t>
       </w:r>
@@ -6693,7 +6693,7 @@
       </w:r>
       <w:r>
         <w:rPr>
-          <w:rFonts w:hint="eastAsia" w:ascii="Times New Roman" w:hAnsi="Times New Roman" w:eastAsia="SimSun" w:cs="Times New Roman"/>
+          <w:rFonts w:hint="eastAsia" w:ascii="Times New Roman" w:hAnsi="Times New Roman" w:eastAsia="FangSong" w:cs="Times New Roman"/>
         </w:rPr>
         <w:t>如</w:t>
       </w:r>
@@ -6726,7 +6726,7 @@
       </w:r>
       <w:r>
         <w:rPr>
-          <w:rFonts w:hint="eastAsia" w:ascii="Times New Roman" w:hAnsi="Times New Roman" w:eastAsia="SimSun" w:cs="Times New Roman"/>
+          <w:rFonts w:hint="eastAsia" w:ascii="Times New Roman" w:hAnsi="Times New Roman" w:eastAsia="FangSong" w:cs="Times New Roman"/>
         </w:rPr>
         <w:t>高自旋</w:t>
       </w:r>
@@ -6759,7 +6759,7 @@
       </w:r>
       <w:r>
         <w:rPr>
-          <w:rFonts w:hint="eastAsia" w:ascii="Times New Roman" w:hAnsi="Times New Roman" w:eastAsia="SimSun" w:cs="Times New Roman"/>
+          <w:rFonts w:hint="eastAsia" w:ascii="Times New Roman" w:hAnsi="Times New Roman" w:eastAsia="FangSong" w:cs="Times New Roman"/>
         </w:rPr>
         <w:t>低自旋</w:t>
       </w:r>
@@ -7028,7 +7028,7 @@
       </w:pPr>
       <w:r>
         <w:rPr>
-          <w:rFonts w:hint="eastAsia" w:ascii="Times New Roman" w:hAnsi="Times New Roman" w:eastAsia="SimSun" w:cs="Times New Roman"/>
+          <w:rFonts w:hint="eastAsia" w:ascii="Times New Roman" w:hAnsi="Times New Roman" w:eastAsia="FangSong" w:cs="Times New Roman"/>
         </w:rPr>
         <w:t>这也是为什么</w:t>
       </w:r>
@@ -7068,7 +7068,7 @@
       </w:r>
       <w:r>
         <w:rPr>
-          <w:rFonts w:hint="eastAsia" w:ascii="Times New Roman" w:hAnsi="Times New Roman" w:eastAsia="SimSun" w:cs="Times New Roman"/>
+          <w:rFonts w:hint="eastAsia" w:ascii="Times New Roman" w:hAnsi="Times New Roman" w:eastAsia="FangSong" w:cs="Times New Roman"/>
         </w:rPr>
         <w:t xml:space="preserve">问题经常明显到结构题里都看得出</w:t>
       </w:r>
@@ -7083,7 +7083,7 @@
       </w:pPr>
       <w:r>
         <w:rPr>
-          <w:rFonts w:hint="eastAsia" w:ascii="Times New Roman" w:hAnsi="Times New Roman" w:eastAsia="SimSun" w:cs="Times New Roman"/>
+          <w:rFonts w:hint="eastAsia" w:ascii="Times New Roman" w:hAnsi="Times New Roman" w:eastAsia="FangSong" w:cs="Times New Roman"/>
         </w:rPr>
         <w:t xml:space="preserve">而很多弱</w:t>
       </w:r>
@@ -7095,7 +7095,7 @@
       </w:r>
       <w:r>
         <w:rPr>
-          <w:rFonts w:hint="eastAsia" w:ascii="Times New Roman" w:hAnsi="Times New Roman" w:eastAsia="SimSun" w:cs="Times New Roman"/>
+          <w:rFonts w:hint="eastAsia" w:ascii="Times New Roman" w:hAnsi="Times New Roman" w:eastAsia="FangSong" w:cs="Times New Roman"/>
         </w:rPr>
         <w:t xml:space="preserve">体系只在更精细的谱学或结构测量中才明显</w:t>
       </w:r>
@@ -7224,7 +7224,7 @@
       </w:pPr>
       <w:r>
         <w:rPr>
-          <w:rFonts w:hint="eastAsia" w:ascii="Times New Roman" w:hAnsi="Times New Roman" w:eastAsia="SimSun" w:cs="Times New Roman"/>
+          <w:rFonts w:hint="eastAsia" w:ascii="Times New Roman" w:hAnsi="Times New Roman" w:eastAsia="FangSong" w:cs="Times New Roman"/>
         </w:rPr>
         <w:t>决赛层面更建议把配体先分成三类</w:t>
       </w:r>
@@ -7253,7 +7253,7 @@
       </w:r>
       <w:r>
         <w:rPr>
-          <w:rFonts w:hint="eastAsia" w:ascii="Times New Roman" w:hAnsi="Times New Roman" w:eastAsia="SimSun" w:cs="Times New Roman"/>
+          <w:rFonts w:hint="eastAsia" w:ascii="Times New Roman" w:hAnsi="Times New Roman" w:eastAsia="FangSong" w:cs="Times New Roman"/>
           <w:b/>
           <w:bCs/>
         </w:rPr>
@@ -7278,7 +7278,7 @@
       </w:r>
       <w:r>
         <w:rPr>
-          <w:rFonts w:hint="eastAsia" w:ascii="Times New Roman" w:hAnsi="Times New Roman" w:eastAsia="SimSun" w:cs="Times New Roman"/>
+          <w:rFonts w:hint="eastAsia" w:ascii="Times New Roman" w:hAnsi="Times New Roman" w:eastAsia="FangSong" w:cs="Times New Roman"/>
           <w:b/>
           <w:bCs/>
         </w:rPr>
@@ -7303,7 +7303,7 @@
       </w:r>
       <w:r>
         <w:rPr>
-          <w:rFonts w:hint="eastAsia" w:ascii="Times New Roman" w:hAnsi="Times New Roman" w:eastAsia="SimSun" w:cs="Times New Roman"/>
+          <w:rFonts w:hint="eastAsia" w:ascii="Times New Roman" w:hAnsi="Times New Roman" w:eastAsia="FangSong" w:cs="Times New Roman"/>
           <w:b/>
           <w:bCs/>
         </w:rPr>
@@ -7316,7 +7316,7 @@
       </w:pPr>
       <w:r>
         <w:rPr>
-          <w:rFonts w:hint="eastAsia" w:ascii="Times New Roman" w:hAnsi="Times New Roman" w:eastAsia="SimSun" w:cs="Times New Roman"/>
+          <w:rFonts w:hint="eastAsia" w:ascii="Times New Roman" w:hAnsi="Times New Roman" w:eastAsia="FangSong" w:cs="Times New Roman"/>
         </w:rPr>
         <w:t>其中最关键的对比是</w:t>
       </w:r>
@@ -7343,7 +7343,7 @@
       </w:r>
       <w:r>
         <w:rPr>
-          <w:rFonts w:hint="eastAsia" w:ascii="Times New Roman" w:hAnsi="Times New Roman" w:eastAsia="SimSun" w:cs="Times New Roman"/>
+          <w:rFonts w:hint="eastAsia" w:ascii="Times New Roman" w:hAnsi="Times New Roman" w:eastAsia="FangSong" w:cs="Times New Roman"/>
         </w:rPr>
         <w:t>给体</w:t>
       </w:r>
@@ -7355,7 +7355,7 @@
       </w:r>
       <w:r>
         <w:rPr>
-          <w:rFonts w:hint="eastAsia" w:ascii="Times New Roman" w:hAnsi="Times New Roman" w:eastAsia="SimSun" w:cs="Times New Roman"/>
+          <w:rFonts w:hint="eastAsia" w:ascii="Times New Roman" w:hAnsi="Times New Roman" w:eastAsia="FangSong" w:cs="Times New Roman"/>
         </w:rPr>
         <w:t>把电子推向金属</w:t>
       </w:r>
@@ -7367,7 +7367,7 @@
       </w:r>
       <w:r>
         <w:rPr>
-          <w:rFonts w:hint="eastAsia" w:ascii="Times New Roman" w:hAnsi="Times New Roman" w:eastAsia="SimSun" w:cs="Times New Roman"/>
+          <w:rFonts w:hint="eastAsia" w:ascii="Times New Roman" w:hAnsi="Times New Roman" w:eastAsia="FangSong" w:cs="Times New Roman"/>
         </w:rPr>
         <w:t>常使</w:t>
       </w:r>
@@ -7392,7 +7392,7 @@
       </w:r>
       <w:r>
         <w:rPr>
-          <w:rFonts w:hint="eastAsia" w:ascii="Times New Roman" w:hAnsi="Times New Roman" w:eastAsia="SimSun" w:cs="Times New Roman"/>
+          <w:rFonts w:hint="eastAsia" w:ascii="Times New Roman" w:hAnsi="Times New Roman" w:eastAsia="FangSong" w:cs="Times New Roman"/>
         </w:rPr>
         <w:t>抬高</w:t>
       </w:r>
@@ -7417,7 +7417,7 @@
       </w:r>
       <w:r>
         <w:rPr>
-          <w:rFonts w:hint="eastAsia" w:ascii="Times New Roman" w:hAnsi="Times New Roman" w:eastAsia="SimSun" w:cs="Times New Roman"/>
+          <w:rFonts w:hint="eastAsia" w:ascii="Times New Roman" w:hAnsi="Times New Roman" w:eastAsia="FangSong" w:cs="Times New Roman"/>
         </w:rPr>
         <w:t xml:space="preserve">变小</w:t>
       </w:r>
@@ -7438,7 +7438,7 @@
       </w:r>
       <w:r>
         <w:rPr>
-          <w:rFonts w:hint="eastAsia" w:ascii="Times New Roman" w:hAnsi="Times New Roman" w:eastAsia="SimSun" w:cs="Times New Roman"/>
+          <w:rFonts w:hint="eastAsia" w:ascii="Times New Roman" w:hAnsi="Times New Roman" w:eastAsia="FangSong" w:cs="Times New Roman"/>
         </w:rPr>
         <w:t>受体</w:t>
       </w:r>
@@ -7450,7 +7450,7 @@
       </w:r>
       <w:r>
         <w:rPr>
-          <w:rFonts w:hint="eastAsia" w:ascii="Times New Roman" w:hAnsi="Times New Roman" w:eastAsia="SimSun" w:cs="Times New Roman"/>
+          <w:rFonts w:hint="eastAsia" w:ascii="Times New Roman" w:hAnsi="Times New Roman" w:eastAsia="FangSong" w:cs="Times New Roman"/>
         </w:rPr>
         <w:t>从金属接受反馈电子</w:t>
       </w:r>
@@ -7462,7 +7462,7 @@
       </w:r>
       <w:r>
         <w:rPr>
-          <w:rFonts w:hint="eastAsia" w:ascii="Times New Roman" w:hAnsi="Times New Roman" w:eastAsia="SimSun" w:cs="Times New Roman"/>
+          <w:rFonts w:hint="eastAsia" w:ascii="Times New Roman" w:hAnsi="Times New Roman" w:eastAsia="FangSong" w:cs="Times New Roman"/>
         </w:rPr>
         <w:t>常使</w:t>
       </w:r>
@@ -7487,7 +7487,7 @@
       </w:r>
       <w:r>
         <w:rPr>
-          <w:rFonts w:hint="eastAsia" w:ascii="Times New Roman" w:hAnsi="Times New Roman" w:eastAsia="SimSun" w:cs="Times New Roman"/>
+          <w:rFonts w:hint="eastAsia" w:ascii="Times New Roman" w:hAnsi="Times New Roman" w:eastAsia="FangSong" w:cs="Times New Roman"/>
         </w:rPr>
         <w:t>降低</w:t>
       </w:r>
@@ -7512,7 +7512,7 @@
       </w:r>
       <w:r>
         <w:rPr>
-          <w:rFonts w:hint="eastAsia" w:ascii="Times New Roman" w:hAnsi="Times New Roman" w:eastAsia="SimSun" w:cs="Times New Roman"/>
+          <w:rFonts w:hint="eastAsia" w:ascii="Times New Roman" w:hAnsi="Times New Roman" w:eastAsia="FangSong" w:cs="Times New Roman"/>
         </w:rPr>
         <w:t xml:space="preserve">变大</w:t>
       </w:r>
@@ -7523,7 +7523,7 @@
       </w:pPr>
       <w:r>
         <w:rPr>
-          <w:rFonts w:hint="eastAsia" w:ascii="Times New Roman" w:hAnsi="Times New Roman" w:eastAsia="SimSun" w:cs="Times New Roman"/>
+          <w:rFonts w:hint="eastAsia" w:ascii="Times New Roman" w:hAnsi="Times New Roman" w:eastAsia="FangSong" w:cs="Times New Roman"/>
         </w:rPr>
         <w:t xml:space="preserve">于是强场</w:t>
       </w:r>
@@ -7535,7 +7535,7 @@
       </w:r>
       <w:r>
         <w:rPr>
-          <w:rFonts w:hint="eastAsia" w:ascii="Times New Roman" w:hAnsi="Times New Roman" w:eastAsia="SimSun" w:cs="Times New Roman"/>
+          <w:rFonts w:hint="eastAsia" w:ascii="Times New Roman" w:hAnsi="Times New Roman" w:eastAsia="FangSong" w:cs="Times New Roman"/>
         </w:rPr>
         <w:t>弱场不再只是背表</w:t>
       </w:r>
@@ -7547,7 +7547,7 @@
       </w:r>
       <w:r>
         <w:rPr>
-          <w:rFonts w:hint="eastAsia" w:ascii="Times New Roman" w:hAnsi="Times New Roman" w:eastAsia="SimSun" w:cs="Times New Roman"/>
+          <w:rFonts w:hint="eastAsia" w:ascii="Times New Roman" w:hAnsi="Times New Roman" w:eastAsia="FangSong" w:cs="Times New Roman"/>
         </w:rPr>
         <w:t>而是能被解释</w:t>
       </w:r>
@@ -7573,14 +7573,14 @@
         </w:rPr>
         <w:drawing>
           <wp:inline>
-            <wp:extent cx="3600000" cy="1749845"/>
+            <wp:extent cx="3600000" cy="1983889"/>
             <wp:effectExtent b="0" l="0" r="0" t="0"/>
-            <wp:docPr descr="520" title="" id="44" name="Picture"/>
+            <wp:docPr descr="" title="" id="44" name="Picture"/>
             <a:graphic>
               <a:graphicData uri="http://schemas.openxmlformats.org/drawingml/2006/picture">
                 <pic:pic>
                   <pic:nvPicPr>
-                    <pic:cNvPr descr="519355a1d2963cb7e13a9958eec7d708e31bdb051cc89b8fc9b4c1355d39b564.jpg" id="45" name="Picture"/>
+                    <pic:cNvPr descr="7288652bb0393cf18a8039614ce80a000b57f5f2b0f5b662fae7e66a5f0a0a95.png" id="45" name="Picture"/>
                     <pic:cNvPicPr>
                       <a:picLocks noChangeArrowheads="1" noChangeAspect="1"/>
                     </pic:cNvPicPr>
@@ -7594,7 +7594,7 @@
                   <pic:spPr bwMode="auto">
                     <a:xfrm>
                       <a:off x="0" y="0"/>
-                      <a:ext cx="3600000" cy="1749845"/>
+                      <a:ext cx="3600000" cy="1983889"/>
                     </a:xfrm>
                     <a:prstGeom prst="rect">
                       <a:avLst/>
@@ -7639,7 +7639,7 @@
           <w:iCs/>
           <w:sz w:val="21"/>
         </w:rPr>
-        <w:t xml:space="preserve"> σ </w:t>
+        <w:t xml:space="preserve"> 6 Zeise </w:t>
       </w:r>
       <w:r>
         <w:rPr>
@@ -7649,7 +7649,7 @@
           <w:iCs/>
           <w:sz w:val="21"/>
         </w:rPr>
-        <w:t xml:space="preserve">配位键与</w:t>
+        <w:t xml:space="preserve">盐中</w:t>
       </w:r>
       <w:r>
         <w:rPr>
@@ -7659,7 +7659,7 @@
           <w:iCs/>
           <w:sz w:val="21"/>
         </w:rPr>
-        <w:t xml:space="preserve"> π </w:t>
+        <w:t xml:space="preserve"> Dewar-Chatt-Duncanson σ </w:t>
       </w:r>
       <w:r>
         <w:rPr>
@@ -7669,27 +7669,7 @@
           <w:iCs/>
           <w:sz w:val="21"/>
         </w:rPr>
-        <w:t>反馈键的协同机制</w:t>
-      </w:r>
-      <w:r>
-        <w:rPr>
-          <w:rFonts w:hint="eastAsia" w:ascii="Times New Roman" w:hAnsi="Times New Roman" w:eastAsia="FangSong" w:cs="Times New Roman"/>
-          <w:b w:val="0"/>
-          <w:i w:val="0"/>
-          <w:iCs/>
-          <w:sz w:val="21"/>
-        </w:rPr>
-        <w:t>（</w:t>
-      </w:r>
-      <w:r>
-        <w:rPr>
-          <w:rFonts w:hint="eastAsia" w:ascii="Times New Roman" w:hAnsi="Times New Roman" w:eastAsia="FangSong" w:cs="Times New Roman"/>
-          <w:b w:val="0"/>
-          <w:i w:val="0"/>
-          <w:iCs/>
-          <w:sz w:val="21"/>
-        </w:rPr>
-        <w:t>以</w:t>
+        <w:t xml:space="preserve">给予与</w:t>
       </w:r>
       <w:r>
         <w:rPr>
@@ -7699,7 +7679,7 @@
           <w:iCs/>
           <w:sz w:val="21"/>
         </w:rPr>
-        <w:t xml:space="preserve"> Zeise </w:t>
+        <w:t xml:space="preserve"> π </w:t>
       </w:r>
       <w:r>
         <w:rPr>
@@ -7709,34 +7689,13 @@
           <w:iCs/>
           <w:sz w:val="21"/>
         </w:rPr>
-        <w:t>盐为例</w:t>
-      </w:r>
-      <w:r>
-        <w:rPr>
-          <w:rFonts w:hint="eastAsia" w:ascii="Times New Roman" w:hAnsi="Times New Roman" w:eastAsia="FangSong" w:cs="Times New Roman"/>
-          <w:b w:val="0"/>
-          <w:i w:val="0"/>
-          <w:iCs/>
-          <w:sz w:val="21"/>
-        </w:rPr>
-        <w:t>）：</w:t>
-      </w:r>
-      <w:r>
-        <w:rPr>
-          <w:rFonts w:hint="eastAsia" w:ascii="Times New Roman" w:hAnsi="Times New Roman" w:eastAsia="FangSong" w:cs="Times New Roman"/>
-          <w:b w:val="0"/>
-          <w:i w:val="0"/>
-          <w:iCs/>
-          <w:sz w:val="21"/>
-        </w:rPr>
-        <w:t>配体</w:t>
+        <w:t xml:space="preserve">反馈成键机制</w:t>
       </w:r>
       <w:r>
         <w:rPr>
           <w:rFonts w:ascii="Times New Roman" w:hAnsi="Times New Roman" w:eastAsia="FangSong" w:cs="Times New Roman"/>
           <w:b w:val="0"/>
           <w:i w:val="0"/>
-          <w:iCs/>
           <w:sz w:val="21"/>
         </w:rPr>
         <w:t xml:space="preserve"> </w:t>
@@ -7746,110 +7705,18 @@
           <w:rFonts w:hint="eastAsia" w:ascii="Times New Roman" w:hAnsi="Times New Roman" w:eastAsia="FangSong" w:cs="Times New Roman"/>
           <w:b w:val="0"/>
           <w:i w:val="0"/>
-          <w:iCs/>
           <w:sz w:val="21"/>
         </w:rPr>
-        <w:t>HOMO→</w:t>
+        <w:t>反馈</w:t>
       </w:r>
       <w:r>
         <w:rPr>
           <w:rFonts w:hint="eastAsia" w:ascii="Times New Roman" w:hAnsi="Times New Roman" w:eastAsia="FangSong" w:cs="Times New Roman"/>
           <w:b w:val="0"/>
           <w:i w:val="0"/>
-          <w:iCs/>
           <w:sz w:val="21"/>
         </w:rPr>
-        <w:t>金属</w:t>
-      </w:r>
-      <w:r>
-        <w:rPr>
-          <w:rFonts w:ascii="Times New Roman" w:hAnsi="Times New Roman" w:eastAsia="FangSong" w:cs="Times New Roman"/>
-          <w:b w:val="0"/>
-          <w:i w:val="0"/>
-          <w:iCs/>
-          <w:sz w:val="21"/>
-        </w:rPr>
-        <w:t xml:space="preserve"> σ </w:t>
-      </w:r>
-      <w:r>
-        <w:rPr>
-          <w:rFonts w:hint="eastAsia" w:ascii="Times New Roman" w:hAnsi="Times New Roman" w:eastAsia="FangSong" w:cs="Times New Roman"/>
-          <w:b w:val="0"/>
-          <w:i w:val="0"/>
-          <w:iCs/>
-          <w:sz w:val="21"/>
-        </w:rPr>
-        <w:t xml:space="preserve">给体</w:t>
-      </w:r>
-      <w:r>
-        <w:rPr>
-          <w:rFonts w:ascii="Times New Roman" w:hAnsi="Times New Roman" w:eastAsia="FangSong" w:cs="Times New Roman"/>
-          <w:b w:val="0"/>
-          <w:i w:val="0"/>
-          <w:iCs/>
-          <w:sz w:val="21"/>
-        </w:rPr>
-        <w:t xml:space="preserve"> + </w:t>
-      </w:r>
-      <w:r>
-        <w:rPr>
-          <w:rFonts w:hint="eastAsia" w:ascii="Times New Roman" w:hAnsi="Times New Roman" w:eastAsia="FangSong" w:cs="Times New Roman"/>
-          <w:b w:val="0"/>
-          <w:i w:val="0"/>
-          <w:iCs/>
-          <w:sz w:val="21"/>
-        </w:rPr>
-        <w:t xml:space="preserve">金属</w:t>
-      </w:r>
-      <w:r>
-        <w:rPr>
-          <w:rFonts w:ascii="Times New Roman" w:hAnsi="Times New Roman" w:eastAsia="FangSong" w:cs="Times New Roman"/>
-          <w:b w:val="0"/>
-          <w:i w:val="0"/>
-          <w:iCs/>
-          <w:sz w:val="21"/>
-        </w:rPr>
-        <w:t xml:space="preserve"> </w:t>
-      </w:r>
-      <w:r>
-        <w:rPr>
-          <w:rFonts w:hint="eastAsia" w:ascii="Times New Roman" w:hAnsi="Times New Roman" w:eastAsia="FangSong" w:cs="Times New Roman"/>
-          <w:b w:val="0"/>
-          <w:i w:val="0"/>
-          <w:iCs/>
-          <w:sz w:val="21"/>
-        </w:rPr>
-        <w:t>d→</w:t>
-      </w:r>
-      <w:r>
-        <w:rPr>
-          <w:rFonts w:hint="eastAsia" w:ascii="Times New Roman" w:hAnsi="Times New Roman" w:eastAsia="FangSong" w:cs="Times New Roman"/>
-          <w:b w:val="0"/>
-          <w:i w:val="0"/>
-          <w:iCs/>
-          <w:sz w:val="21"/>
-        </w:rPr>
-        <w:t>配体</w:t>
-      </w:r>
-      <w:r>
-        <w:rPr>
-          <w:rFonts w:ascii="Times New Roman" w:hAnsi="Times New Roman" w:eastAsia="FangSong" w:cs="Times New Roman"/>
-          <w:b w:val="0"/>
-          <w:i w:val="0"/>
-          <w:iCs/>
-          <w:sz w:val="21"/>
-        </w:rPr>
-        <w:t xml:space="preserve"> π* </w:t>
-      </w:r>
-      <w:r>
-        <w:rPr>
-          <w:rFonts w:hint="eastAsia" w:ascii="Times New Roman" w:hAnsi="Times New Roman" w:eastAsia="FangSong" w:cs="Times New Roman"/>
-          <w:b w:val="0"/>
-          <w:i w:val="0"/>
-          <w:iCs/>
-          <w:sz w:val="21"/>
-        </w:rPr>
-        <w:t xml:space="preserve">反馈</w:t>
+        <w:t>*</w:t>
       </w:r>
     </w:p>
     <w:bookmarkEnd w:id="46"/>
@@ -7890,7 +7757,7 @@
       </w:pPr>
       <w:r>
         <w:rPr>
-          <w:rFonts w:hint="eastAsia" w:ascii="Times New Roman" w:hAnsi="Times New Roman" w:eastAsia="SimSun" w:cs="Times New Roman"/>
+          <w:rFonts w:hint="eastAsia" w:ascii="Times New Roman" w:hAnsi="Times New Roman" w:eastAsia="FangSong" w:cs="Times New Roman"/>
         </w:rPr>
         <w:t xml:space="preserve">反馈</w:t>
       </w:r>
@@ -7902,7 +7769,7 @@
       </w:r>
       <w:r>
         <w:rPr>
-          <w:rFonts w:hint="eastAsia" w:ascii="Times New Roman" w:hAnsi="Times New Roman" w:eastAsia="SimSun" w:cs="Times New Roman"/>
+          <w:rFonts w:hint="eastAsia" w:ascii="Times New Roman" w:hAnsi="Times New Roman" w:eastAsia="FangSong" w:cs="Times New Roman"/>
         </w:rPr>
         <w:t>键的核心是</w:t>
       </w:r>
@@ -7923,7 +7790,7 @@
       </w:pPr>
       <w:r>
         <w:rPr>
-          <w:rFonts w:hint="eastAsia" w:ascii="Times New Roman" w:hAnsi="Times New Roman" w:eastAsia="SimSun" w:cs="Times New Roman"/>
+          <w:rFonts w:hint="eastAsia" w:ascii="Times New Roman" w:hAnsi="Times New Roman" w:eastAsia="FangSong" w:cs="Times New Roman"/>
         </w:rPr>
         <w:t xml:space="preserve">配体先用孤对电子向金属形成</w:t>
       </w:r>
@@ -7935,7 +7802,7 @@
       </w:r>
       <w:r>
         <w:rPr>
-          <w:rFonts w:hint="eastAsia" w:ascii="Times New Roman" w:hAnsi="Times New Roman" w:eastAsia="SimSun" w:cs="Times New Roman"/>
+          <w:rFonts w:hint="eastAsia" w:ascii="Times New Roman" w:hAnsi="Times New Roman" w:eastAsia="FangSong" w:cs="Times New Roman"/>
         </w:rPr>
         <w:t xml:space="preserve">配位</w:t>
       </w:r>
@@ -7950,7 +7817,7 @@
       </w:pPr>
       <w:r>
         <w:rPr>
-          <w:rFonts w:hint="eastAsia" w:ascii="Times New Roman" w:hAnsi="Times New Roman" w:eastAsia="SimSun" w:cs="Times New Roman"/>
+          <w:rFonts w:hint="eastAsia" w:ascii="Times New Roman" w:hAnsi="Times New Roman" w:eastAsia="FangSong" w:cs="Times New Roman"/>
         </w:rPr>
         <w:t xml:space="preserve">金属再把富余</w:t>
       </w:r>
@@ -7962,7 +7829,7 @@
       </w:r>
       <w:r>
         <w:rPr>
-          <w:rFonts w:hint="eastAsia" w:ascii="Times New Roman" w:hAnsi="Times New Roman" w:eastAsia="SimSun" w:cs="Times New Roman"/>
+          <w:rFonts w:hint="eastAsia" w:ascii="Times New Roman" w:hAnsi="Times New Roman" w:eastAsia="FangSong" w:cs="Times New Roman"/>
         </w:rPr>
         <w:t xml:space="preserve">电子反馈到配体低能空</w:t>
       </w:r>
@@ -7987,7 +7854,7 @@
       </w:r>
       <w:r>
         <w:rPr>
-          <w:rFonts w:hint="eastAsia" w:ascii="Times New Roman" w:hAnsi="Times New Roman" w:eastAsia="SimSun" w:cs="Times New Roman"/>
+          <w:rFonts w:hint="eastAsia" w:ascii="Times New Roman" w:hAnsi="Times New Roman" w:eastAsia="FangSong" w:cs="Times New Roman"/>
         </w:rPr>
         <w:t xml:space="preserve">轨道</w:t>
       </w:r>
@@ -7998,7 +7865,7 @@
       </w:pPr>
       <w:r>
         <w:rPr>
-          <w:rFonts w:hint="eastAsia" w:ascii="Times New Roman" w:hAnsi="Times New Roman" w:eastAsia="SimSun" w:cs="Times New Roman"/>
+          <w:rFonts w:hint="eastAsia" w:ascii="Times New Roman" w:hAnsi="Times New Roman" w:eastAsia="FangSong" w:cs="Times New Roman"/>
         </w:rPr>
         <w:t>最经典的对象是</w:t>
       </w:r>
@@ -8056,7 +7923,7 @@
       </w:pPr>
       <w:r>
         <w:rPr>
-          <w:rFonts w:hint="eastAsia" w:ascii="Times New Roman" w:hAnsi="Times New Roman" w:eastAsia="SimSun" w:cs="Times New Roman"/>
+          <w:rFonts w:hint="eastAsia" w:ascii="Times New Roman" w:hAnsi="Times New Roman" w:eastAsia="FangSong" w:cs="Times New Roman"/>
         </w:rPr>
         <w:t xml:space="preserve">某些</w:t>
       </w:r>
@@ -8087,7 +7954,7 @@
       </w:r>
       <w:r>
         <w:rPr>
-          <w:rFonts w:hint="eastAsia" w:ascii="Times New Roman" w:hAnsi="Times New Roman" w:eastAsia="SimSun" w:cs="Times New Roman"/>
+          <w:rFonts w:hint="eastAsia" w:ascii="Times New Roman" w:hAnsi="Times New Roman" w:eastAsia="FangSong" w:cs="Times New Roman"/>
         </w:rPr>
         <w:t>烯烃</w:t>
       </w:r>
@@ -8099,7 +7966,7 @@
       </w:r>
       <w:r>
         <w:rPr>
-          <w:rFonts w:hint="eastAsia" w:ascii="Times New Roman" w:hAnsi="Times New Roman" w:eastAsia="SimSun" w:cs="Times New Roman"/>
+          <w:rFonts w:hint="eastAsia" w:ascii="Times New Roman" w:hAnsi="Times New Roman" w:eastAsia="FangSong" w:cs="Times New Roman"/>
         </w:rPr>
         <w:t>卡宾体系</w:t>
       </w:r>
@@ -8110,7 +7977,7 @@
       </w:pPr>
       <w:r>
         <w:rPr>
-          <w:rFonts w:hint="eastAsia" w:ascii="Times New Roman" w:hAnsi="Times New Roman" w:eastAsia="SimSun" w:cs="Times New Roman"/>
+          <w:rFonts w:hint="eastAsia" w:ascii="Times New Roman" w:hAnsi="Times New Roman" w:eastAsia="FangSong" w:cs="Times New Roman"/>
         </w:rPr>
         <w:t>这会带来几个直接后果</w:t>
       </w:r>
@@ -8137,7 +8004,7 @@
       </w:r>
       <w:r>
         <w:rPr>
-          <w:rFonts w:hint="eastAsia" w:ascii="Times New Roman" w:hAnsi="Times New Roman" w:eastAsia="SimSun" w:cs="Times New Roman"/>
+          <w:rFonts w:hint="eastAsia" w:ascii="Times New Roman" w:hAnsi="Times New Roman" w:eastAsia="FangSong" w:cs="Times New Roman"/>
         </w:rPr>
         <w:t xml:space="preserve">键增强</w:t>
       </w:r>
@@ -8152,7 +8019,7 @@
       </w:pPr>
       <w:r>
         <w:rPr>
-          <w:rFonts w:hint="eastAsia" w:ascii="Times New Roman" w:hAnsi="Times New Roman" w:eastAsia="SimSun" w:cs="Times New Roman"/>
+          <w:rFonts w:hint="eastAsia" w:ascii="Times New Roman" w:hAnsi="Times New Roman" w:eastAsia="FangSong" w:cs="Times New Roman"/>
         </w:rPr>
         <w:t xml:space="preserve">配体内部键级下降</w:t>
       </w:r>
@@ -8167,7 +8034,7 @@
       </w:pPr>
       <w:r>
         <w:rPr>
-          <w:rFonts w:hint="eastAsia" w:ascii="Times New Roman" w:hAnsi="Times New Roman" w:eastAsia="SimSun" w:cs="Times New Roman"/>
+          <w:rFonts w:hint="eastAsia" w:ascii="Times New Roman" w:hAnsi="Times New Roman" w:eastAsia="FangSong" w:cs="Times New Roman"/>
         </w:rPr>
         <w:t xml:space="preserve">配位场分裂变大</w:t>
       </w:r>
@@ -8178,7 +8045,7 @@
       </w:pPr>
       <w:r>
         <w:rPr>
-          <w:rFonts w:hint="eastAsia" w:ascii="Times New Roman" w:hAnsi="Times New Roman" w:eastAsia="SimSun" w:cs="Times New Roman"/>
+          <w:rFonts w:hint="eastAsia" w:ascii="Times New Roman" w:hAnsi="Times New Roman" w:eastAsia="FangSong" w:cs="Times New Roman"/>
         </w:rPr>
         <w:t xml:space="preserve">所以</w:t>
       </w:r>
@@ -8203,7 +8070,7 @@
       </w:r>
       <w:r>
         <w:rPr>
-          <w:rFonts w:hint="eastAsia" w:ascii="Times New Roman" w:hAnsi="Times New Roman" w:eastAsia="SimSun" w:cs="Times New Roman"/>
+          <w:rFonts w:hint="eastAsia" w:ascii="Times New Roman" w:hAnsi="Times New Roman" w:eastAsia="FangSong" w:cs="Times New Roman"/>
         </w:rPr>
         <w:t>常强场</w:t>
       </w:r>
@@ -8215,7 +8082,7 @@
       </w:r>
       <w:r>
         <w:rPr>
-          <w:rFonts w:hint="eastAsia" w:ascii="Times New Roman" w:hAnsi="Times New Roman" w:eastAsia="SimSun" w:cs="Times New Roman"/>
+          <w:rFonts w:hint="eastAsia" w:ascii="Times New Roman" w:hAnsi="Times New Roman" w:eastAsia="FangSong" w:cs="Times New Roman"/>
         </w:rPr>
         <w:t>并不是偶然</w:t>
       </w:r>
@@ -8232,7 +8099,7 @@
       </w:pPr>
       <w:r>
         <w:rPr>
-          <w:rFonts w:hint="eastAsia" w:ascii="Times New Roman" w:hAnsi="Times New Roman" w:eastAsia="SimSun" w:cs="Times New Roman"/>
+          <w:rFonts w:hint="eastAsia" w:ascii="Times New Roman" w:hAnsi="Times New Roman" w:eastAsia="FangSong" w:cs="Times New Roman"/>
         </w:rPr>
         <w:t xml:space="preserve">理解要点</w:t>
       </w:r>
@@ -8244,7 +8111,7 @@
       </w:r>
       <w:r>
         <w:rPr>
-          <w:rFonts w:hint="eastAsia" w:ascii="Times New Roman" w:hAnsi="Times New Roman" w:eastAsia="SimSun" w:cs="Times New Roman"/>
+          <w:rFonts w:hint="eastAsia" w:ascii="Times New Roman" w:hAnsi="Times New Roman" w:eastAsia="FangSong" w:cs="Times New Roman"/>
         </w:rPr>
         <w:t xml:space="preserve">反馈</w:t>
       </w:r>
@@ -8256,7 +8123,7 @@
       </w:r>
       <w:r>
         <w:rPr>
-          <w:rFonts w:hint="eastAsia" w:ascii="Times New Roman" w:hAnsi="Times New Roman" w:eastAsia="SimSun" w:cs="Times New Roman"/>
+          <w:rFonts w:hint="eastAsia" w:ascii="Times New Roman" w:hAnsi="Times New Roman" w:eastAsia="FangSong" w:cs="Times New Roman"/>
         </w:rPr>
         <w:t xml:space="preserve">键</w:t>
       </w:r>
@@ -8268,7 +8135,7 @@
       </w:r>
       <w:r>
         <w:rPr>
-          <w:rFonts w:hint="eastAsia" w:ascii="Times New Roman" w:hAnsi="Times New Roman" w:eastAsia="SimSun" w:cs="Times New Roman"/>
+          <w:rFonts w:hint="eastAsia" w:ascii="Times New Roman" w:hAnsi="Times New Roman" w:eastAsia="FangSong" w:cs="Times New Roman"/>
         </w:rPr>
         <w:t>金属</w:t>
       </w:r>
@@ -8280,7 +8147,7 @@
       </w:r>
       <w:r>
         <w:rPr>
-          <w:rFonts w:hint="eastAsia" w:ascii="Times New Roman" w:hAnsi="Times New Roman" w:eastAsia="SimSun" w:cs="Times New Roman"/>
+          <w:rFonts w:hint="eastAsia" w:ascii="Times New Roman" w:hAnsi="Times New Roman" w:eastAsia="FangSong" w:cs="Times New Roman"/>
         </w:rPr>
         <w:t>配体的</w:t>
       </w:r>
@@ -8292,7 +8159,7 @@
       </w:r>
       <w:r>
         <w:rPr>
-          <w:rFonts w:hint="eastAsia" w:ascii="Times New Roman" w:hAnsi="Times New Roman" w:eastAsia="SimSun" w:cs="Times New Roman"/>
+          <w:rFonts w:hint="eastAsia" w:ascii="Times New Roman" w:hAnsi="Times New Roman" w:eastAsia="FangSong" w:cs="Times New Roman"/>
         </w:rPr>
         <w:t>回礼</w:t>
       </w:r>
@@ -8304,7 +8171,7 @@
       </w:r>
       <w:r>
         <w:rPr>
-          <w:rFonts w:hint="eastAsia" w:ascii="Times New Roman" w:hAnsi="Times New Roman" w:eastAsia="SimSun" w:cs="Times New Roman"/>
+          <w:rFonts w:hint="eastAsia" w:ascii="Times New Roman" w:hAnsi="Times New Roman" w:eastAsia="FangSong" w:cs="Times New Roman"/>
         </w:rPr>
         <w:t>正是这种双向电子转移</w:t>
       </w:r>
@@ -8316,7 +8183,7 @@
       </w:r>
       <w:r>
         <w:rPr>
-          <w:rFonts w:hint="eastAsia" w:ascii="Times New Roman" w:hAnsi="Times New Roman" w:eastAsia="SimSun" w:cs="Times New Roman"/>
+          <w:rFonts w:hint="eastAsia" w:ascii="Times New Roman" w:hAnsi="Times New Roman" w:eastAsia="FangSong" w:cs="Times New Roman"/>
         </w:rPr>
         <w:t>使</w:t>
       </w:r>
@@ -8328,7 +8195,7 @@
       </w:r>
       <w:r>
         <w:rPr>
-          <w:rFonts w:hint="eastAsia" w:ascii="Times New Roman" w:hAnsi="Times New Roman" w:eastAsia="SimSun" w:cs="Times New Roman"/>
+          <w:rFonts w:hint="eastAsia" w:ascii="Times New Roman" w:hAnsi="Times New Roman" w:eastAsia="FangSong" w:cs="Times New Roman"/>
         </w:rPr>
         <w:t>成为最强场配体之一</w:t>
       </w:r>
@@ -8340,7 +8207,7 @@
       </w:r>
       <w:r>
         <w:rPr>
-          <w:rFonts w:hint="eastAsia" w:ascii="Times New Roman" w:hAnsi="Times New Roman" w:eastAsia="SimSun" w:cs="Times New Roman"/>
+          <w:rFonts w:hint="eastAsia" w:ascii="Times New Roman" w:hAnsi="Times New Roman" w:eastAsia="FangSong" w:cs="Times New Roman"/>
         </w:rPr>
         <w:t>也解释了为什么过渡金属羰基配合物如此稳定</w:t>
       </w:r>
@@ -8377,7 +8244,7 @@
       </w:pPr>
       <w:r>
         <w:rPr>
-          <w:rFonts w:hint="eastAsia" w:ascii="Times New Roman" w:hAnsi="Times New Roman" w:eastAsia="SimSun" w:cs="Times New Roman"/>
+          <w:rFonts w:hint="eastAsia" w:ascii="Times New Roman" w:hAnsi="Times New Roman" w:eastAsia="FangSong" w:cs="Times New Roman"/>
         </w:rPr>
         <w:t>题</w:t>
       </w:r>
@@ -8385,11 +8252,11 @@
         <w:rPr>
           <w:rFonts w:hint="eastAsia" w:ascii="Times New Roman" w:hAnsi="Times New Roman" w:eastAsia="Times New Roman" w:cs="Times New Roman"/>
         </w:rPr>
-        <w:t>-029-7-1-</w:t>
-      </w:r>
-      <w:r>
-        <w:rPr>
-          <w:rFonts w:hint="eastAsia" w:ascii="Times New Roman" w:hAnsi="Times New Roman" w:eastAsia="SimSun" w:cs="Times New Roman"/>
+        <w:t>-029-7-</w:t>
+      </w:r>
+      <w:r>
+        <w:rPr>
+          <w:rFonts w:hint="eastAsia" w:ascii="Times New Roman" w:hAnsi="Times New Roman" w:eastAsia="FangSong" w:cs="Times New Roman"/>
         </w:rPr>
         <w:t>钒配合物氧化数与配位数</w:t>
       </w:r>
@@ -8401,7 +8268,7 @@
       </w:r>
       <w:r>
         <w:rPr>
-          <w:rFonts w:hint="eastAsia" w:ascii="Times New Roman" w:hAnsi="Times New Roman" w:eastAsia="SimSun" w:cs="Times New Roman"/>
+          <w:rFonts w:hint="eastAsia" w:ascii="Times New Roman" w:hAnsi="Times New Roman" w:eastAsia="FangSong" w:cs="Times New Roman"/>
         </w:rPr>
         <w:t>就是很好的入口</w:t>
       </w:r>
@@ -8422,7 +8289,7 @@
       </w:pPr>
       <w:r>
         <w:rPr>
-          <w:rFonts w:hint="eastAsia" w:ascii="Times New Roman" w:hAnsi="Times New Roman" w:eastAsia="SimSun" w:cs="Times New Roman"/>
+          <w:rFonts w:hint="eastAsia" w:ascii="Times New Roman" w:hAnsi="Times New Roman" w:eastAsia="FangSong" w:cs="Times New Roman"/>
         </w:rPr>
         <w:t xml:space="preserve">金属</w:t>
       </w:r>
@@ -8434,7 +8301,7 @@
       </w:r>
       <w:r>
         <w:rPr>
-          <w:rFonts w:hint="eastAsia" w:ascii="Times New Roman" w:hAnsi="Times New Roman" w:eastAsia="SimSun" w:cs="Times New Roman"/>
+          <w:rFonts w:hint="eastAsia" w:ascii="Times New Roman" w:hAnsi="Times New Roman" w:eastAsia="FangSong" w:cs="Times New Roman"/>
         </w:rPr>
         <w:t xml:space="preserve">电子反馈到</w:t>
       </w:r>
@@ -8459,7 +8326,7 @@
       </w:r>
       <w:r>
         <w:rPr>
-          <w:rFonts w:hint="eastAsia" w:ascii="Times New Roman" w:hAnsi="Times New Roman" w:eastAsia="SimSun" w:cs="Times New Roman"/>
+          <w:rFonts w:hint="eastAsia" w:ascii="Times New Roman" w:hAnsi="Times New Roman" w:eastAsia="FangSong" w:cs="Times New Roman"/>
         </w:rPr>
         <w:t xml:space="preserve">的反键轨道</w:t>
       </w:r>
@@ -8480,7 +8347,7 @@
       </w:r>
       <w:r>
         <w:rPr>
-          <w:rFonts w:hint="eastAsia" w:ascii="Times New Roman" w:hAnsi="Times New Roman" w:eastAsia="SimSun" w:cs="Times New Roman"/>
+          <w:rFonts w:hint="eastAsia" w:ascii="Times New Roman" w:hAnsi="Times New Roman" w:eastAsia="FangSong" w:cs="Times New Roman"/>
         </w:rPr>
         <w:t xml:space="preserve">键被活化</w:t>
       </w:r>
@@ -8495,7 +8362,7 @@
       </w:pPr>
       <w:r>
         <w:rPr>
-          <w:rFonts w:hint="eastAsia" w:ascii="Times New Roman" w:hAnsi="Times New Roman" w:eastAsia="SimSun" w:cs="Times New Roman"/>
+          <w:rFonts w:hint="eastAsia" w:ascii="Times New Roman" w:hAnsi="Times New Roman" w:eastAsia="FangSong" w:cs="Times New Roman"/>
         </w:rPr>
         <w:t>键长增长</w:t>
       </w:r>
@@ -8507,7 +8374,7 @@
       </w:r>
       <w:r>
         <w:rPr>
-          <w:rFonts w:hint="eastAsia" w:ascii="Times New Roman" w:hAnsi="Times New Roman" w:eastAsia="SimSun" w:cs="Times New Roman"/>
+          <w:rFonts w:hint="eastAsia" w:ascii="Times New Roman" w:hAnsi="Times New Roman" w:eastAsia="FangSong" w:cs="Times New Roman"/>
         </w:rPr>
         <w:t>键级下降</w:t>
       </w:r>
@@ -8518,7 +8385,7 @@
       </w:pPr>
       <w:r>
         <w:rPr>
-          <w:rFonts w:hint="eastAsia" w:ascii="Times New Roman" w:hAnsi="Times New Roman" w:eastAsia="SimSun" w:cs="Times New Roman"/>
+          <w:rFonts w:hint="eastAsia" w:ascii="Times New Roman" w:hAnsi="Times New Roman" w:eastAsia="FangSong" w:cs="Times New Roman"/>
         </w:rPr>
         <w:t>配位题中常见的高质量解释句通常是</w:t>
       </w:r>
@@ -8545,7 +8412,7 @@
       </w:r>
       <w:r>
         <w:rPr>
-          <w:rFonts w:hint="eastAsia" w:ascii="Times New Roman" w:hAnsi="Times New Roman" w:eastAsia="SimSun" w:cs="Times New Roman"/>
+          <w:rFonts w:hint="eastAsia" w:ascii="Times New Roman" w:hAnsi="Times New Roman" w:eastAsia="FangSong" w:cs="Times New Roman"/>
         </w:rPr>
         <w:t>金属向配体</w:t>
       </w:r>
@@ -8570,7 +8437,7 @@
       </w:r>
       <w:r>
         <w:rPr>
-          <w:rFonts w:hint="eastAsia" w:ascii="Times New Roman" w:hAnsi="Times New Roman" w:eastAsia="SimSun" w:cs="Times New Roman"/>
+          <w:rFonts w:hint="eastAsia" w:ascii="Times New Roman" w:hAnsi="Times New Roman" w:eastAsia="FangSong" w:cs="Times New Roman"/>
         </w:rPr>
         <w:t>轨道反馈电子</w:t>
       </w:r>
@@ -8582,7 +8449,7 @@
       </w:r>
       <w:r>
         <w:rPr>
-          <w:rFonts w:hint="eastAsia" w:ascii="Times New Roman" w:hAnsi="Times New Roman" w:eastAsia="SimSun" w:cs="Times New Roman"/>
+          <w:rFonts w:hint="eastAsia" w:ascii="Times New Roman" w:hAnsi="Times New Roman" w:eastAsia="FangSong" w:cs="Times New Roman"/>
         </w:rPr>
         <w:t>使配体内键减弱</w:t>
       </w:r>
@@ -8609,7 +8476,7 @@
       </w:r>
       <w:r>
         <w:rPr>
-          <w:rFonts w:hint="eastAsia" w:ascii="Times New Roman" w:hAnsi="Times New Roman" w:eastAsia="SimSun" w:cs="Times New Roman"/>
+          <w:rFonts w:hint="eastAsia" w:ascii="Times New Roman" w:hAnsi="Times New Roman" w:eastAsia="FangSong" w:cs="Times New Roman"/>
         </w:rPr>
         <w:t>该配体具明显</w:t>
       </w:r>
@@ -8621,7 +8488,7 @@
       </w:r>
       <w:r>
         <w:rPr>
-          <w:rFonts w:hint="eastAsia" w:ascii="Times New Roman" w:hAnsi="Times New Roman" w:eastAsia="SimSun" w:cs="Times New Roman"/>
+          <w:rFonts w:hint="eastAsia" w:ascii="Times New Roman" w:hAnsi="Times New Roman" w:eastAsia="FangSong" w:cs="Times New Roman"/>
         </w:rPr>
         <w:t>受体特征</w:t>
       </w:r>
@@ -8633,7 +8500,7 @@
       </w:r>
       <w:r>
         <w:rPr>
-          <w:rFonts w:hint="eastAsia" w:ascii="Times New Roman" w:hAnsi="Times New Roman" w:eastAsia="SimSun" w:cs="Times New Roman"/>
+          <w:rFonts w:hint="eastAsia" w:ascii="Times New Roman" w:hAnsi="Times New Roman" w:eastAsia="FangSong" w:cs="Times New Roman"/>
         </w:rPr>
         <w:t>因此表现为强场配体</w:t>
       </w:r>
@@ -8650,7 +8517,7 @@
       </w:pPr>
       <w:r>
         <w:rPr>
-          <w:rFonts w:hint="eastAsia" w:ascii="Times New Roman" w:hAnsi="Times New Roman" w:eastAsia="SimSun" w:cs="Times New Roman"/>
+          <w:rFonts w:hint="eastAsia" w:ascii="Times New Roman" w:hAnsi="Times New Roman" w:eastAsia="FangSong" w:cs="Times New Roman"/>
         </w:rPr>
         <w:t>这种表达比只说</w:t>
       </w:r>
@@ -8662,7 +8529,7 @@
       </w:r>
       <w:r>
         <w:rPr>
-          <w:rFonts w:hint="eastAsia" w:ascii="Times New Roman" w:hAnsi="Times New Roman" w:eastAsia="SimSun" w:cs="Times New Roman"/>
+          <w:rFonts w:hint="eastAsia" w:ascii="Times New Roman" w:hAnsi="Times New Roman" w:eastAsia="FangSong" w:cs="Times New Roman"/>
         </w:rPr>
         <w:t>因为它是强场配体</w:t>
       </w:r>
@@ -8674,7 +8541,7 @@
       </w:r>
       <w:r>
         <w:rPr>
-          <w:rFonts w:hint="eastAsia" w:ascii="Times New Roman" w:hAnsi="Times New Roman" w:eastAsia="SimSun" w:cs="Times New Roman"/>
+          <w:rFonts w:hint="eastAsia" w:ascii="Times New Roman" w:hAnsi="Times New Roman" w:eastAsia="FangSong" w:cs="Times New Roman"/>
         </w:rPr>
         <w:t>更接近决赛语言</w:t>
       </w:r>
@@ -8711,7 +8578,7 @@
       </w:pPr>
       <w:r>
         <w:rPr>
-          <w:rFonts w:hint="eastAsia" w:ascii="Times New Roman" w:hAnsi="Times New Roman" w:eastAsia="SimSun" w:cs="Times New Roman"/>
+          <w:rFonts w:hint="eastAsia" w:ascii="Times New Roman" w:hAnsi="Times New Roman" w:eastAsia="FangSong" w:cs="Times New Roman"/>
         </w:rPr>
         <w:t>你现在把这层理解清楚</w:t>
       </w:r>
@@ -8723,7 +8590,7 @@
       </w:r>
       <w:r>
         <w:rPr>
-          <w:rFonts w:hint="eastAsia" w:ascii="Times New Roman" w:hAnsi="Times New Roman" w:eastAsia="SimSun" w:cs="Times New Roman"/>
+          <w:rFonts w:hint="eastAsia" w:ascii="Times New Roman" w:hAnsi="Times New Roman" w:eastAsia="FangSong" w:cs="Times New Roman"/>
         </w:rPr>
         <w:t>后面很多题都会变顺</w:t>
       </w:r>
@@ -8744,7 +8611,7 @@
       </w:pPr>
       <w:r>
         <w:rPr>
-          <w:rFonts w:hint="eastAsia" w:ascii="Times New Roman" w:hAnsi="Times New Roman" w:eastAsia="SimSun" w:cs="Times New Roman"/>
+          <w:rFonts w:hint="eastAsia" w:ascii="Times New Roman" w:hAnsi="Times New Roman" w:eastAsia="FangSong" w:cs="Times New Roman"/>
         </w:rPr>
         <w:t xml:space="preserve">金属羰基为什么稳定</w:t>
       </w:r>
@@ -8778,7 +8645,7 @@
       </w:r>
       <w:r>
         <w:rPr>
-          <w:rFonts w:hint="eastAsia" w:ascii="Times New Roman" w:hAnsi="Times New Roman" w:eastAsia="SimSun" w:cs="Times New Roman"/>
+          <w:rFonts w:hint="eastAsia" w:ascii="Times New Roman" w:hAnsi="Times New Roman" w:eastAsia="FangSong" w:cs="Times New Roman"/>
         </w:rPr>
         <w:t xml:space="preserve">为什么能被活化</w:t>
       </w:r>
@@ -8793,7 +8660,7 @@
       </w:pPr>
       <w:r>
         <w:rPr>
-          <w:rFonts w:hint="eastAsia" w:ascii="Times New Roman" w:hAnsi="Times New Roman" w:eastAsia="SimSun" w:cs="Times New Roman"/>
+          <w:rFonts w:hint="eastAsia" w:ascii="Times New Roman" w:hAnsi="Times New Roman" w:eastAsia="FangSong" w:cs="Times New Roman"/>
         </w:rPr>
         <w:t xml:space="preserve">烯烃为什么能和金属形成</w:t>
       </w:r>
@@ -8805,7 +8672,7 @@
       </w:r>
       <w:r>
         <w:rPr>
-          <w:rFonts w:hint="eastAsia" w:ascii="Times New Roman" w:hAnsi="Times New Roman" w:eastAsia="SimSun" w:cs="Times New Roman"/>
+          <w:rFonts w:hint="eastAsia" w:ascii="Times New Roman" w:hAnsi="Times New Roman" w:eastAsia="FangSong" w:cs="Times New Roman"/>
         </w:rPr>
         <w:t xml:space="preserve">型配位</w:t>
       </w:r>
@@ -8820,7 +8687,7 @@
       </w:pPr>
       <w:r>
         <w:rPr>
-          <w:rFonts w:hint="eastAsia" w:ascii="Times New Roman" w:hAnsi="Times New Roman" w:eastAsia="SimSun" w:cs="Times New Roman"/>
+          <w:rFonts w:hint="eastAsia" w:ascii="Times New Roman" w:hAnsi="Times New Roman" w:eastAsia="FangSong" w:cs="Times New Roman"/>
         </w:rPr>
         <w:t xml:space="preserve">某些配体为什么既能给电子又能受电子</w:t>
       </w:r>
@@ -8831,7 +8698,7 @@
       </w:pPr>
       <w:r>
         <w:rPr>
-          <w:rFonts w:hint="eastAsia" w:ascii="Times New Roman" w:hAnsi="Times New Roman" w:eastAsia="SimSun" w:cs="Times New Roman"/>
+          <w:rFonts w:hint="eastAsia" w:ascii="Times New Roman" w:hAnsi="Times New Roman" w:eastAsia="FangSong" w:cs="Times New Roman"/>
         </w:rPr>
         <w:t xml:space="preserve">所以</w:t>
       </w:r>
@@ -8844,7 +8711,7 @@
       <w:r>
         <w:rPr>
           <w:rStyle w:val="VerbatimChar"/>
-          <w:rFonts w:hint="eastAsia" w:ascii="Times New Roman" w:hAnsi="Times New Roman" w:eastAsia="SimSun" w:cs="Times New Roman"/>
+          <w:rFonts w:hint="eastAsia" w:ascii="Times New Roman" w:hAnsi="Times New Roman" w:eastAsia="FangSong" w:cs="Times New Roman"/>
         </w:rPr>
         <w:t>决赛</w:t>
       </w:r>
@@ -8863,7 +8730,7 @@
       </w:r>
       <w:r>
         <w:rPr>
-          <w:rFonts w:hint="eastAsia" w:ascii="Times New Roman" w:hAnsi="Times New Roman" w:eastAsia="SimSun" w:cs="Times New Roman"/>
+          <w:rFonts w:hint="eastAsia" w:ascii="Times New Roman" w:hAnsi="Times New Roman" w:eastAsia="FangSong" w:cs="Times New Roman"/>
         </w:rPr>
         <w:t>和后续金属有机</w:t>
       </w:r>
@@ -8875,7 +8742,7 @@
       </w:r>
       <w:r>
         <w:rPr>
-          <w:rFonts w:hint="eastAsia" w:ascii="Times New Roman" w:hAnsi="Times New Roman" w:eastAsia="SimSun" w:cs="Times New Roman"/>
+          <w:rFonts w:hint="eastAsia" w:ascii="Times New Roman" w:hAnsi="Times New Roman" w:eastAsia="FangSong" w:cs="Times New Roman"/>
         </w:rPr>
         <w:t>其实是连着的</w:t>
       </w:r>
@@ -8968,7 +8835,7 @@
       </w:pPr>
       <w:r>
         <w:rPr>
-          <w:rFonts w:hint="eastAsia" w:ascii="Times New Roman" w:hAnsi="Times New Roman" w:eastAsia="SimSun" w:cs="Times New Roman"/>
+          <w:rFonts w:hint="eastAsia" w:ascii="Times New Roman" w:hAnsi="Times New Roman" w:eastAsia="FangSong" w:cs="Times New Roman"/>
         </w:rPr>
         <w:t>反位效应最典型的舞台是</w:t>
       </w:r>
@@ -9011,7 +8878,7 @@
       </w:pPr>
       <w:r>
         <w:rPr>
-          <w:rFonts w:hint="eastAsia" w:ascii="Times New Roman" w:hAnsi="Times New Roman" w:eastAsia="SimSun" w:cs="Times New Roman"/>
+          <w:rFonts w:hint="eastAsia" w:ascii="Times New Roman" w:hAnsi="Times New Roman" w:eastAsia="FangSong" w:cs="Times New Roman"/>
         </w:rPr>
         <w:t xml:space="preserve">平面四方</w:t>
       </w:r>
@@ -9032,7 +8899,7 @@
       </w:r>
       <w:r>
         <w:rPr>
-          <w:rFonts w:hint="eastAsia" w:ascii="Times New Roman" w:hAnsi="Times New Roman" w:eastAsia="SimSun" w:cs="Times New Roman"/>
+          <w:rFonts w:hint="eastAsia" w:ascii="Times New Roman" w:hAnsi="Times New Roman" w:eastAsia="FangSong" w:cs="Times New Roman"/>
         </w:rPr>
         <w:t xml:space="preserve">一类取代反应</w:t>
       </w:r>
@@ -9043,7 +8910,7 @@
       </w:pPr>
       <w:r>
         <w:rPr>
-          <w:rFonts w:hint="eastAsia" w:ascii="Times New Roman" w:hAnsi="Times New Roman" w:eastAsia="SimSun" w:cs="Times New Roman"/>
+          <w:rFonts w:hint="eastAsia" w:ascii="Times New Roman" w:hAnsi="Times New Roman" w:eastAsia="FangSong" w:cs="Times New Roman"/>
         </w:rPr>
         <w:t>它回答的不是</w:t>
       </w:r>
@@ -9055,7 +8922,7 @@
       </w:r>
       <w:r>
         <w:rPr>
-          <w:rFonts w:hint="eastAsia" w:ascii="Times New Roman" w:hAnsi="Times New Roman" w:eastAsia="SimSun" w:cs="Times New Roman"/>
+          <w:rFonts w:hint="eastAsia" w:ascii="Times New Roman" w:hAnsi="Times New Roman" w:eastAsia="FangSong" w:cs="Times New Roman"/>
         </w:rPr>
         <w:t>哪个异构体更稳定</w:t>
       </w:r>
@@ -9067,7 +8934,7 @@
       </w:r>
       <w:r>
         <w:rPr>
-          <w:rFonts w:hint="eastAsia" w:ascii="Times New Roman" w:hAnsi="Times New Roman" w:eastAsia="SimSun" w:cs="Times New Roman"/>
+          <w:rFonts w:hint="eastAsia" w:ascii="Times New Roman" w:hAnsi="Times New Roman" w:eastAsia="FangSong" w:cs="Times New Roman"/>
         </w:rPr>
         <w:t>而是</w:t>
       </w:r>
@@ -9084,7 +8951,7 @@
       </w:pPr>
       <w:r>
         <w:rPr>
-          <w:rFonts w:hint="eastAsia" w:ascii="Times New Roman" w:hAnsi="Times New Roman" w:eastAsia="SimSun" w:cs="Times New Roman"/>
+          <w:rFonts w:hint="eastAsia" w:ascii="Times New Roman" w:hAnsi="Times New Roman" w:eastAsia="FangSong" w:cs="Times New Roman"/>
           <w:b/>
           <w:bCs/>
         </w:rPr>
@@ -9105,13 +8972,13 @@
       </w:pPr>
       <w:r>
         <w:rPr>
-          <w:rFonts w:hint="eastAsia" w:ascii="Times New Roman" w:hAnsi="Times New Roman" w:eastAsia="SimSun" w:cs="Times New Roman"/>
+          <w:rFonts w:hint="eastAsia" w:ascii="Times New Roman" w:hAnsi="Times New Roman" w:eastAsia="FangSong" w:cs="Times New Roman"/>
         </w:rPr>
         <w:t xml:space="preserve">这件事是</w:t>
       </w:r>
       <w:r>
         <w:rPr>
-          <w:rFonts w:hint="eastAsia" w:ascii="Times New Roman" w:hAnsi="Times New Roman" w:eastAsia="SimSun" w:cs="Times New Roman"/>
+          <w:rFonts w:hint="eastAsia" w:ascii="Times New Roman" w:hAnsi="Times New Roman" w:eastAsia="FangSong" w:cs="Times New Roman"/>
           <w:b/>
           <w:bCs/>
         </w:rPr>
@@ -9125,7 +8992,7 @@
       </w:r>
       <w:r>
         <w:rPr>
-          <w:rFonts w:hint="eastAsia" w:ascii="Times New Roman" w:hAnsi="Times New Roman" w:eastAsia="SimSun" w:cs="Times New Roman"/>
+          <w:rFonts w:hint="eastAsia" w:ascii="Times New Roman" w:hAnsi="Times New Roman" w:eastAsia="FangSong" w:cs="Times New Roman"/>
         </w:rPr>
         <w:t>不是单纯热力学问题</w:t>
       </w:r>
@@ -9162,7 +9029,7 @@
       </w:pPr>
       <w:r>
         <w:rPr>
-          <w:rFonts w:hint="eastAsia" w:ascii="Times New Roman" w:hAnsi="Times New Roman" w:eastAsia="SimSun" w:cs="Times New Roman"/>
+          <w:rFonts w:hint="eastAsia" w:ascii="Times New Roman" w:hAnsi="Times New Roman" w:eastAsia="FangSong" w:cs="Times New Roman"/>
         </w:rPr>
         <w:t>常见强弱大致可以抓成</w:t>
       </w:r>
@@ -9183,7 +9050,7 @@
       </w:pPr>
       <w:r>
         <w:rPr>
-          <w:rFonts w:hint="eastAsia" w:ascii="Times New Roman" w:hAnsi="Times New Roman" w:eastAsia="SimSun" w:cs="Times New Roman"/>
+          <w:rFonts w:hint="eastAsia" w:ascii="Times New Roman" w:hAnsi="Times New Roman" w:eastAsia="FangSong" w:cs="Times New Roman"/>
         </w:rPr>
         <w:t>弱</w:t>
       </w:r>
@@ -9237,7 +9104,7 @@
       </w:pPr>
       <w:r>
         <w:rPr>
-          <w:rFonts w:hint="eastAsia" w:ascii="Times New Roman" w:hAnsi="Times New Roman" w:eastAsia="SimSun" w:cs="Times New Roman"/>
+          <w:rFonts w:hint="eastAsia" w:ascii="Times New Roman" w:hAnsi="Times New Roman" w:eastAsia="FangSong" w:cs="Times New Roman"/>
         </w:rPr>
         <w:t>中</w:t>
       </w:r>
@@ -9291,7 +9158,7 @@
       </w:pPr>
       <w:r>
         <w:rPr>
-          <w:rFonts w:hint="eastAsia" w:ascii="Times New Roman" w:hAnsi="Times New Roman" w:eastAsia="SimSun" w:cs="Times New Roman"/>
+          <w:rFonts w:hint="eastAsia" w:ascii="Times New Roman" w:hAnsi="Times New Roman" w:eastAsia="FangSong" w:cs="Times New Roman"/>
         </w:rPr>
         <w:t>强</w:t>
       </w:r>
@@ -9362,7 +9229,7 @@
       </w:r>
       <w:r>
         <w:rPr>
-          <w:rFonts w:hint="eastAsia" w:ascii="Times New Roman" w:hAnsi="Times New Roman" w:eastAsia="SimSun" w:cs="Times New Roman"/>
+          <w:rFonts w:hint="eastAsia" w:ascii="Times New Roman" w:hAnsi="Times New Roman" w:eastAsia="FangSong" w:cs="Times New Roman"/>
         </w:rPr>
         <w:t>烯烃</w:t>
       </w:r>
@@ -9377,7 +9244,7 @@
       </w:pPr>
       <w:r>
         <w:rPr>
-          <w:rFonts w:hint="eastAsia" w:ascii="Times New Roman" w:hAnsi="Times New Roman" w:eastAsia="SimSun" w:cs="Times New Roman"/>
+          <w:rFonts w:hint="eastAsia" w:ascii="Times New Roman" w:hAnsi="Times New Roman" w:eastAsia="FangSong" w:cs="Times New Roman"/>
         </w:rPr>
         <w:t>很强</w:t>
       </w:r>
@@ -9402,7 +9269,7 @@
       </w:r>
       <w:r>
         <w:rPr>
-          <w:rFonts w:hint="eastAsia" w:ascii="Times New Roman" w:hAnsi="Times New Roman" w:eastAsia="SimSun" w:cs="Times New Roman"/>
+          <w:rFonts w:hint="eastAsia" w:ascii="Times New Roman" w:hAnsi="Times New Roman" w:eastAsia="FangSong" w:cs="Times New Roman"/>
         </w:rPr>
         <w:t>烷基</w:t>
       </w:r>
@@ -9413,7 +9280,7 @@
       </w:pPr>
       <w:r>
         <w:rPr>
-          <w:rFonts w:hint="eastAsia" w:ascii="Times New Roman" w:hAnsi="Times New Roman" w:eastAsia="SimSun" w:cs="Times New Roman"/>
+          <w:rFonts w:hint="eastAsia" w:ascii="Times New Roman" w:hAnsi="Times New Roman" w:eastAsia="FangSong" w:cs="Times New Roman"/>
         </w:rPr>
         <w:t>高频思路是</w:t>
       </w:r>
@@ -9434,7 +9301,7 @@
       </w:pPr>
       <w:r>
         <w:rPr>
-          <w:rFonts w:hint="eastAsia" w:ascii="Times New Roman" w:hAnsi="Times New Roman" w:eastAsia="SimSun" w:cs="Times New Roman"/>
+          <w:rFonts w:hint="eastAsia" w:ascii="Times New Roman" w:hAnsi="Times New Roman" w:eastAsia="FangSong" w:cs="Times New Roman"/>
         </w:rPr>
         <w:t>强反位效应配体会</w:t>
       </w:r>
@@ -9446,7 +9313,7 @@
       </w:r>
       <w:r>
         <w:rPr>
-          <w:rFonts w:hint="eastAsia" w:ascii="Times New Roman" w:hAnsi="Times New Roman" w:eastAsia="SimSun" w:cs="Times New Roman"/>
+          <w:rFonts w:hint="eastAsia" w:ascii="Times New Roman" w:hAnsi="Times New Roman" w:eastAsia="FangSong" w:cs="Times New Roman"/>
         </w:rPr>
         <w:t>活化</w:t>
       </w:r>
@@ -9458,7 +9325,7 @@
       </w:r>
       <w:r>
         <w:rPr>
-          <w:rFonts w:hint="eastAsia" w:ascii="Times New Roman" w:hAnsi="Times New Roman" w:eastAsia="SimSun" w:cs="Times New Roman"/>
+          <w:rFonts w:hint="eastAsia" w:ascii="Times New Roman" w:hAnsi="Times New Roman" w:eastAsia="FangSong" w:cs="Times New Roman"/>
         </w:rPr>
         <w:t>其反位位置</w:t>
       </w:r>
@@ -9473,7 +9340,7 @@
       </w:pPr>
       <w:r>
         <w:rPr>
-          <w:rFonts w:hint="eastAsia" w:ascii="Times New Roman" w:hAnsi="Times New Roman" w:eastAsia="SimSun" w:cs="Times New Roman"/>
+          <w:rFonts w:hint="eastAsia" w:ascii="Times New Roman" w:hAnsi="Times New Roman" w:eastAsia="FangSong" w:cs="Times New Roman"/>
         </w:rPr>
         <w:t xml:space="preserve">因而新配体更容易出现在它的反位</w:t>
       </w:r>
@@ -9877,7 +9744,7 @@
       </w:pPr>
       <w:r>
         <w:rPr>
-          <w:rFonts w:hint="eastAsia" w:ascii="Times New Roman" w:hAnsi="Times New Roman" w:eastAsia="SimSun" w:cs="Times New Roman"/>
+          <w:rFonts w:hint="eastAsia" w:ascii="Times New Roman" w:hAnsi="Times New Roman" w:eastAsia="FangSong" w:cs="Times New Roman"/>
         </w:rPr>
         <w:t>真题</w:t>
       </w:r>
@@ -9889,7 +9756,7 @@
       </w:r>
       <w:r>
         <w:rPr>
-          <w:rFonts w:hint="eastAsia" w:ascii="Times New Roman" w:hAnsi="Times New Roman" w:eastAsia="SimSun" w:cs="Times New Roman"/>
+          <w:rFonts w:hint="eastAsia" w:ascii="Times New Roman" w:hAnsi="Times New Roman" w:eastAsia="FangSong" w:cs="Times New Roman"/>
         </w:rPr>
         <w:t>无机</w:t>
       </w:r>
@@ -9901,7 +9768,7 @@
       </w:r>
       <w:r>
         <w:rPr>
-          <w:rFonts w:hint="eastAsia" w:ascii="Times New Roman" w:hAnsi="Times New Roman" w:eastAsia="SimSun" w:cs="Times New Roman"/>
+          <w:rFonts w:hint="eastAsia" w:ascii="Times New Roman" w:hAnsi="Times New Roman" w:eastAsia="FangSong" w:cs="Times New Roman"/>
         </w:rPr>
         <w:t>反位效应</w:t>
       </w:r>
@@ -9919,7 +9786,7 @@
       </w:r>
       <w:r>
         <w:rPr>
-          <w:rFonts w:hint="eastAsia" w:ascii="Times New Roman" w:hAnsi="Times New Roman" w:eastAsia="SimSun" w:cs="Times New Roman"/>
+          <w:rFonts w:hint="eastAsia" w:ascii="Times New Roman" w:hAnsi="Times New Roman" w:eastAsia="FangSong" w:cs="Times New Roman"/>
         </w:rPr>
         <w:t>其实就是这部分的标准模型题</w:t>
       </w:r>
@@ -10050,7 +9917,7 @@
       </w:pPr>
       <w:r>
         <w:rPr>
-          <w:rFonts w:hint="eastAsia" w:ascii="Times New Roman" w:hAnsi="Times New Roman" w:eastAsia="SimSun" w:cs="Times New Roman"/>
+          <w:rFonts w:hint="eastAsia" w:ascii="Times New Roman" w:hAnsi="Times New Roman" w:eastAsia="FangSong" w:cs="Times New Roman"/>
         </w:rPr>
         <w:t>它最值得学的不是那两条具体路线</w:t>
       </w:r>
@@ -10062,7 +9929,7 @@
       </w:r>
       <w:r>
         <w:rPr>
-          <w:rFonts w:hint="eastAsia" w:ascii="Times New Roman" w:hAnsi="Times New Roman" w:eastAsia="SimSun" w:cs="Times New Roman"/>
+          <w:rFonts w:hint="eastAsia" w:ascii="Times New Roman" w:hAnsi="Times New Roman" w:eastAsia="FangSong" w:cs="Times New Roman"/>
         </w:rPr>
         <w:t>而是两件事</w:t>
       </w:r>
@@ -10083,7 +9950,7 @@
       </w:pPr>
       <w:r>
         <w:rPr>
-          <w:rFonts w:hint="eastAsia" w:ascii="Times New Roman" w:hAnsi="Times New Roman" w:eastAsia="SimSun" w:cs="Times New Roman"/>
+          <w:rFonts w:hint="eastAsia" w:ascii="Times New Roman" w:hAnsi="Times New Roman" w:eastAsia="FangSong" w:cs="Times New Roman"/>
         </w:rPr>
         <w:t>你可以通过引入强反位效应配体来</w:t>
       </w:r>
@@ -10095,7 +9962,7 @@
       </w:r>
       <w:r>
         <w:rPr>
-          <w:rFonts w:hint="eastAsia" w:ascii="Times New Roman" w:hAnsi="Times New Roman" w:eastAsia="SimSun" w:cs="Times New Roman"/>
+          <w:rFonts w:hint="eastAsia" w:ascii="Times New Roman" w:hAnsi="Times New Roman" w:eastAsia="FangSong" w:cs="Times New Roman"/>
         </w:rPr>
         <w:t>导向</w:t>
       </w:r>
@@ -10116,7 +9983,7 @@
       </w:pPr>
       <w:r>
         <w:rPr>
-          <w:rFonts w:hint="eastAsia" w:ascii="Times New Roman" w:hAnsi="Times New Roman" w:eastAsia="SimSun" w:cs="Times New Roman"/>
+          <w:rFonts w:hint="eastAsia" w:ascii="Times New Roman" w:hAnsi="Times New Roman" w:eastAsia="FangSong" w:cs="Times New Roman"/>
         </w:rPr>
         <w:t>合成顺式与反式</w:t>
       </w:r>
@@ -10128,7 +9995,7 @@
       </w:r>
       <w:r>
         <w:rPr>
-          <w:rFonts w:hint="eastAsia" w:ascii="Times New Roman" w:hAnsi="Times New Roman" w:eastAsia="SimSun" w:cs="Times New Roman"/>
+          <w:rFonts w:hint="eastAsia" w:ascii="Times New Roman" w:hAnsi="Times New Roman" w:eastAsia="FangSong" w:cs="Times New Roman"/>
         </w:rPr>
         <w:t>不是死背结论</w:t>
       </w:r>
@@ -10140,7 +10007,7 @@
       </w:r>
       <w:r>
         <w:rPr>
-          <w:rFonts w:hint="eastAsia" w:ascii="Times New Roman" w:hAnsi="Times New Roman" w:eastAsia="SimSun" w:cs="Times New Roman"/>
+          <w:rFonts w:hint="eastAsia" w:ascii="Times New Roman" w:hAnsi="Times New Roman" w:eastAsia="FangSong" w:cs="Times New Roman"/>
         </w:rPr>
         <w:t>而是利用取代动力学顺序设计路线</w:t>
       </w:r>
@@ -10151,7 +10018,7 @@
       </w:pPr>
       <w:r>
         <w:rPr>
-          <w:rFonts w:hint="eastAsia" w:ascii="Times New Roman" w:hAnsi="Times New Roman" w:eastAsia="SimSun" w:cs="Times New Roman"/>
+          <w:rFonts w:hint="eastAsia" w:ascii="Times New Roman" w:hAnsi="Times New Roman" w:eastAsia="FangSong" w:cs="Times New Roman"/>
         </w:rPr>
         <w:t xml:space="preserve">理解要点</w:t>
       </w:r>
@@ -10163,7 +10030,7 @@
       </w:r>
       <w:r>
         <w:rPr>
-          <w:rFonts w:hint="eastAsia" w:ascii="Times New Roman" w:hAnsi="Times New Roman" w:eastAsia="SimSun" w:cs="Times New Roman"/>
+          <w:rFonts w:hint="eastAsia" w:ascii="Times New Roman" w:hAnsi="Times New Roman" w:eastAsia="FangSong" w:cs="Times New Roman"/>
         </w:rPr>
         <w:t>反位效应的价值</w:t>
       </w:r>
@@ -10175,7 +10042,7 @@
       </w:r>
       <w:r>
         <w:rPr>
-          <w:rFonts w:hint="eastAsia" w:ascii="Times New Roman" w:hAnsi="Times New Roman" w:eastAsia="SimSun" w:cs="Times New Roman"/>
+          <w:rFonts w:hint="eastAsia" w:ascii="Times New Roman" w:hAnsi="Times New Roman" w:eastAsia="FangSong" w:cs="Times New Roman"/>
         </w:rPr>
         <w:t>是让你第一次真正感受到</w:t>
       </w:r>
@@ -10187,7 +10054,7 @@
       </w:r>
       <w:r>
         <w:rPr>
-          <w:rFonts w:hint="eastAsia" w:ascii="Times New Roman" w:hAnsi="Times New Roman" w:eastAsia="SimSun" w:cs="Times New Roman"/>
+          <w:rFonts w:hint="eastAsia" w:ascii="Times New Roman" w:hAnsi="Times New Roman" w:eastAsia="FangSong" w:cs="Times New Roman"/>
         </w:rPr>
         <w:t>配合物结构不是静态结果</w:t>
       </w:r>
@@ -10199,7 +10066,7 @@
       </w:r>
       <w:r>
         <w:rPr>
-          <w:rFonts w:hint="eastAsia" w:ascii="Times New Roman" w:hAnsi="Times New Roman" w:eastAsia="SimSun" w:cs="Times New Roman"/>
+          <w:rFonts w:hint="eastAsia" w:ascii="Times New Roman" w:hAnsi="Times New Roman" w:eastAsia="FangSong" w:cs="Times New Roman"/>
         </w:rPr>
         <w:t>而是可以被反应路径主动编排</w:t>
       </w:r>
@@ -10236,7 +10103,7 @@
       </w:pPr>
       <w:r>
         <w:rPr>
-          <w:rFonts w:hint="eastAsia" w:ascii="Times New Roman" w:hAnsi="Times New Roman" w:eastAsia="SimSun" w:cs="Times New Roman"/>
+          <w:rFonts w:hint="eastAsia" w:ascii="Times New Roman" w:hAnsi="Times New Roman" w:eastAsia="FangSong" w:cs="Times New Roman"/>
         </w:rPr>
         <w:t>从更高一点的眼光看</w:t>
       </w:r>
@@ -10248,7 +10115,7 @@
       </w:r>
       <w:r>
         <w:rPr>
-          <w:rFonts w:hint="eastAsia" w:ascii="Times New Roman" w:hAnsi="Times New Roman" w:eastAsia="SimSun" w:cs="Times New Roman"/>
+          <w:rFonts w:hint="eastAsia" w:ascii="Times New Roman" w:hAnsi="Times New Roman" w:eastAsia="FangSong" w:cs="Times New Roman"/>
         </w:rPr>
         <w:t>反位效应其实也能接回前线轨道</w:t>
       </w:r>
@@ -10269,7 +10136,7 @@
       </w:pPr>
       <w:r>
         <w:rPr>
-          <w:rFonts w:hint="eastAsia" w:ascii="Times New Roman" w:hAnsi="Times New Roman" w:eastAsia="SimSun" w:cs="Times New Roman"/>
+          <w:rFonts w:hint="eastAsia" w:ascii="Times New Roman" w:hAnsi="Times New Roman" w:eastAsia="FangSong" w:cs="Times New Roman"/>
         </w:rPr>
         <w:t xml:space="preserve">为什么某类配体能更稳定过渡态</w:t>
       </w:r>
@@ -10284,7 +10151,7 @@
       </w:pPr>
       <w:r>
         <w:rPr>
-          <w:rFonts w:hint="eastAsia" w:ascii="Times New Roman" w:hAnsi="Times New Roman" w:eastAsia="SimSun" w:cs="Times New Roman"/>
+          <w:rFonts w:hint="eastAsia" w:ascii="Times New Roman" w:hAnsi="Times New Roman" w:eastAsia="FangSong" w:cs="Times New Roman"/>
         </w:rPr>
         <w:t xml:space="preserve">为什么某类配体能更强地削弱反位</w:t>
       </w:r>
@@ -10296,7 +10163,7 @@
       </w:r>
       <w:r>
         <w:rPr>
-          <w:rFonts w:hint="eastAsia" w:ascii="Times New Roman" w:hAnsi="Times New Roman" w:eastAsia="SimSun" w:cs="Times New Roman"/>
+          <w:rFonts w:hint="eastAsia" w:ascii="Times New Roman" w:hAnsi="Times New Roman" w:eastAsia="FangSong" w:cs="Times New Roman"/>
         </w:rPr>
         <w:t xml:space="preserve">键</w:t>
       </w:r>
@@ -10307,7 +10174,7 @@
       </w:pPr>
       <w:r>
         <w:rPr>
-          <w:rFonts w:hint="eastAsia" w:ascii="Times New Roman" w:hAnsi="Times New Roman" w:eastAsia="SimSun" w:cs="Times New Roman"/>
+          <w:rFonts w:hint="eastAsia" w:ascii="Times New Roman" w:hAnsi="Times New Roman" w:eastAsia="FangSong" w:cs="Times New Roman"/>
         </w:rPr>
         <w:t>所以表面上它是</w:t>
       </w:r>
@@ -10319,7 +10186,7 @@
       </w:r>
       <w:r>
         <w:rPr>
-          <w:rFonts w:hint="eastAsia" w:ascii="Times New Roman" w:hAnsi="Times New Roman" w:eastAsia="SimSun" w:cs="Times New Roman"/>
+          <w:rFonts w:hint="eastAsia" w:ascii="Times New Roman" w:hAnsi="Times New Roman" w:eastAsia="FangSong" w:cs="Times New Roman"/>
         </w:rPr>
         <w:t>取代规律</w:t>
       </w:r>
@@ -10331,7 +10198,7 @@
       </w:r>
       <w:r>
         <w:rPr>
-          <w:rFonts w:hint="eastAsia" w:ascii="Times New Roman" w:hAnsi="Times New Roman" w:eastAsia="SimSun" w:cs="Times New Roman"/>
+          <w:rFonts w:hint="eastAsia" w:ascii="Times New Roman" w:hAnsi="Times New Roman" w:eastAsia="FangSong" w:cs="Times New Roman"/>
         </w:rPr>
         <w:t>底层仍然是轨道相互作用</w:t>
       </w:r>
@@ -10424,7 +10291,7 @@
       </w:pPr>
       <w:r>
         <w:rPr>
-          <w:rFonts w:hint="eastAsia" w:ascii="Times New Roman" w:hAnsi="Times New Roman" w:eastAsia="SimSun" w:cs="Times New Roman"/>
+          <w:rFonts w:hint="eastAsia" w:ascii="Times New Roman" w:hAnsi="Times New Roman" w:eastAsia="FangSong" w:cs="Times New Roman"/>
         </w:rPr>
         <w:t>它不是最基础</w:t>
       </w:r>
@@ -10436,7 +10303,7 @@
       </w:r>
       <w:r>
         <w:rPr>
-          <w:rFonts w:hint="eastAsia" w:ascii="Times New Roman" w:hAnsi="Times New Roman" w:eastAsia="SimSun" w:cs="Times New Roman"/>
+          <w:rFonts w:hint="eastAsia" w:ascii="Times New Roman" w:hAnsi="Times New Roman" w:eastAsia="FangSong" w:cs="Times New Roman"/>
         </w:rPr>
         <w:t>最高频的部分</w:t>
       </w:r>
@@ -10448,7 +10315,7 @@
       </w:r>
       <w:r>
         <w:rPr>
-          <w:rFonts w:hint="eastAsia" w:ascii="Times New Roman" w:hAnsi="Times New Roman" w:eastAsia="SimSun" w:cs="Times New Roman"/>
+          <w:rFonts w:hint="eastAsia" w:ascii="Times New Roman" w:hAnsi="Times New Roman" w:eastAsia="FangSong" w:cs="Times New Roman"/>
         </w:rPr>
         <w:t>但一旦出现</w:t>
       </w:r>
@@ -10460,7 +10327,7 @@
       </w:r>
       <w:r>
         <w:rPr>
-          <w:rFonts w:hint="eastAsia" w:ascii="Times New Roman" w:hAnsi="Times New Roman" w:eastAsia="SimSun" w:cs="Times New Roman"/>
+          <w:rFonts w:hint="eastAsia" w:ascii="Times New Roman" w:hAnsi="Times New Roman" w:eastAsia="FangSong" w:cs="Times New Roman"/>
         </w:rPr>
         <w:t>区分度很高</w:t>
       </w:r>
@@ -10478,7 +10345,7 @@
       </w:r>
       <w:r>
         <w:rPr>
-          <w:rFonts w:hint="eastAsia" w:ascii="Times New Roman" w:hAnsi="Times New Roman" w:eastAsia="SimSun" w:cs="Times New Roman"/>
+          <w:rFonts w:hint="eastAsia" w:ascii="Times New Roman" w:hAnsi="Times New Roman" w:eastAsia="FangSong" w:cs="Times New Roman"/>
         </w:rPr>
         <w:t>而且它会把前面几块工具真正串起来</w:t>
       </w:r>
@@ -10505,7 +10372,7 @@
       </w:r>
       <w:r>
         <w:rPr>
-          <w:rFonts w:hint="eastAsia" w:ascii="Times New Roman" w:hAnsi="Times New Roman" w:eastAsia="SimSun" w:cs="Times New Roman"/>
+          <w:rFonts w:hint="eastAsia" w:ascii="Times New Roman" w:hAnsi="Times New Roman" w:eastAsia="FangSong" w:cs="Times New Roman"/>
         </w:rPr>
         <w:t xml:space="preserve">电子数</w:t>
       </w:r>
@@ -10520,7 +10387,7 @@
       </w:pPr>
       <w:r>
         <w:rPr>
-          <w:rFonts w:hint="eastAsia" w:ascii="Times New Roman" w:hAnsi="Times New Roman" w:eastAsia="SimSun" w:cs="Times New Roman"/>
+          <w:rFonts w:hint="eastAsia" w:ascii="Times New Roman" w:hAnsi="Times New Roman" w:eastAsia="FangSong" w:cs="Times New Roman"/>
         </w:rPr>
         <w:t xml:space="preserve">轨道对称性</w:t>
       </w:r>
@@ -10535,7 +10402,7 @@
       </w:pPr>
       <w:r>
         <w:rPr>
-          <w:rFonts w:hint="eastAsia" w:ascii="Times New Roman" w:hAnsi="Times New Roman" w:eastAsia="SimSun" w:cs="Times New Roman"/>
+          <w:rFonts w:hint="eastAsia" w:ascii="Times New Roman" w:hAnsi="Times New Roman" w:eastAsia="FangSong" w:cs="Times New Roman"/>
         </w:rPr>
         <w:t xml:space="preserve">配位环境</w:t>
       </w:r>
@@ -10550,7 +10417,7 @@
       </w:pPr>
       <w:r>
         <w:rPr>
-          <w:rFonts w:hint="eastAsia" w:ascii="Times New Roman" w:hAnsi="Times New Roman" w:eastAsia="SimSun" w:cs="Times New Roman"/>
+          <w:rFonts w:hint="eastAsia" w:ascii="Times New Roman" w:hAnsi="Times New Roman" w:eastAsia="FangSong" w:cs="Times New Roman"/>
         </w:rPr>
         <w:t xml:space="preserve">磁性与键级</w:t>
       </w:r>
@@ -10581,7 +10448,7 @@
       </w:pPr>
       <w:r>
         <w:rPr>
-          <w:rFonts w:hint="eastAsia" w:ascii="Times New Roman" w:hAnsi="Times New Roman" w:eastAsia="SimSun" w:cs="Times New Roman"/>
+          <w:rFonts w:hint="eastAsia" w:ascii="Times New Roman" w:hAnsi="Times New Roman" w:eastAsia="FangSong" w:cs="Times New Roman"/>
         </w:rPr>
         <w:t>两金属之间的多重键</w:t>
       </w:r>
@@ -10593,7 +10460,7 @@
       </w:r>
       <w:r>
         <w:rPr>
-          <w:rFonts w:hint="eastAsia" w:ascii="Times New Roman" w:hAnsi="Times New Roman" w:eastAsia="SimSun" w:cs="Times New Roman"/>
+          <w:rFonts w:hint="eastAsia" w:ascii="Times New Roman" w:hAnsi="Times New Roman" w:eastAsia="FangSong" w:cs="Times New Roman"/>
         </w:rPr>
         <w:t>常可写成</w:t>
       </w:r>
@@ -10658,7 +10525,7 @@
       </w:pPr>
       <w:r>
         <w:rPr>
-          <w:rFonts w:hint="eastAsia" w:ascii="Times New Roman" w:hAnsi="Times New Roman" w:eastAsia="SimSun" w:cs="Times New Roman"/>
+          <w:rFonts w:hint="eastAsia" w:ascii="Times New Roman" w:hAnsi="Times New Roman" w:eastAsia="FangSong" w:cs="Times New Roman"/>
         </w:rPr>
         <w:t xml:space="preserve">其中最有辨识度的就是</w:t>
       </w:r>
@@ -10678,7 +10545,7 @@
       </w:r>
       <w:r>
         <w:rPr>
-          <w:rFonts w:hint="eastAsia" w:ascii="Times New Roman" w:hAnsi="Times New Roman" w:eastAsia="SimSun" w:cs="Times New Roman"/>
+          <w:rFonts w:hint="eastAsia" w:ascii="Times New Roman" w:hAnsi="Times New Roman" w:eastAsia="FangSong" w:cs="Times New Roman"/>
           <w:b/>
           <w:bCs/>
         </w:rPr>
@@ -10701,7 +10568,7 @@
       </w:pPr>
       <w:r>
         <w:rPr>
-          <w:rFonts w:hint="eastAsia" w:ascii="Times New Roman" w:hAnsi="Times New Roman" w:eastAsia="SimSun" w:cs="Times New Roman"/>
+          <w:rFonts w:hint="eastAsia" w:ascii="Times New Roman" w:hAnsi="Times New Roman" w:eastAsia="FangSong" w:cs="Times New Roman"/>
         </w:rPr>
         <w:t xml:space="preserve">通常来自两个四叶</w:t>
       </w:r>
@@ -10713,7 +10580,7 @@
       </w:r>
       <w:r>
         <w:rPr>
-          <w:rFonts w:hint="eastAsia" w:ascii="Times New Roman" w:hAnsi="Times New Roman" w:eastAsia="SimSun" w:cs="Times New Roman"/>
+          <w:rFonts w:hint="eastAsia" w:ascii="Times New Roman" w:hAnsi="Times New Roman" w:eastAsia="FangSong" w:cs="Times New Roman"/>
         </w:rPr>
         <w:t xml:space="preserve">轨道侧向重叠</w:t>
       </w:r>
@@ -10728,7 +10595,7 @@
       </w:pPr>
       <w:r>
         <w:rPr>
-          <w:rFonts w:hint="eastAsia" w:ascii="Times New Roman" w:hAnsi="Times New Roman" w:eastAsia="SimSun" w:cs="Times New Roman"/>
+          <w:rFonts w:hint="eastAsia" w:ascii="Times New Roman" w:hAnsi="Times New Roman" w:eastAsia="FangSong" w:cs="Times New Roman"/>
         </w:rPr>
         <w:t xml:space="preserve">沿键轴观察会呈现四瓣特征</w:t>
       </w:r>
@@ -10743,7 +10610,7 @@
       </w:pPr>
       <w:r>
         <w:rPr>
-          <w:rFonts w:hint="eastAsia" w:ascii="Times New Roman" w:hAnsi="Times New Roman" w:eastAsia="SimSun" w:cs="Times New Roman"/>
+          <w:rFonts w:hint="eastAsia" w:ascii="Times New Roman" w:hAnsi="Times New Roman" w:eastAsia="FangSong" w:cs="Times New Roman"/>
         </w:rPr>
         <w:t>是许多金属</w:t>
       </w:r>
@@ -10755,7 +10622,7 @@
       </w:r>
       <w:r>
         <w:rPr>
-          <w:rFonts w:hint="eastAsia" w:ascii="Times New Roman" w:hAnsi="Times New Roman" w:eastAsia="SimSun" w:cs="Times New Roman"/>
+          <w:rFonts w:hint="eastAsia" w:ascii="Times New Roman" w:hAnsi="Times New Roman" w:eastAsia="FangSong" w:cs="Times New Roman"/>
         </w:rPr>
         <w:t>金属四重键的标志成分</w:t>
       </w:r>
@@ -11119,7 +10986,7 @@
       </w:pPr>
       <w:r>
         <w:rPr>
-          <w:rFonts w:hint="eastAsia" w:ascii="Times New Roman" w:hAnsi="Times New Roman" w:eastAsia="SimSun" w:cs="Times New Roman"/>
+          <w:rFonts w:hint="eastAsia" w:ascii="Times New Roman" w:hAnsi="Times New Roman" w:eastAsia="FangSong" w:cs="Times New Roman"/>
         </w:rPr>
         <w:t>以下信号一出现</w:t>
       </w:r>
@@ -11131,7 +10998,7 @@
       </w:r>
       <w:r>
         <w:rPr>
-          <w:rFonts w:hint="eastAsia" w:ascii="Times New Roman" w:hAnsi="Times New Roman" w:eastAsia="SimSun" w:cs="Times New Roman"/>
+          <w:rFonts w:hint="eastAsia" w:ascii="Times New Roman" w:hAnsi="Times New Roman" w:eastAsia="FangSong" w:cs="Times New Roman"/>
         </w:rPr>
         <w:t>就应高度怀疑</w:t>
       </w:r>
@@ -11152,7 +11019,7 @@
       </w:pPr>
       <w:r>
         <w:rPr>
-          <w:rFonts w:hint="eastAsia" w:ascii="Times New Roman" w:hAnsi="Times New Roman" w:eastAsia="SimSun" w:cs="Times New Roman"/>
+          <w:rFonts w:hint="eastAsia" w:ascii="Times New Roman" w:hAnsi="Times New Roman" w:eastAsia="FangSong" w:cs="Times New Roman"/>
         </w:rPr>
         <w:t xml:space="preserve">题目给出双核或多核金属中心</w:t>
       </w:r>
@@ -11167,7 +11034,7 @@
       </w:pPr>
       <w:r>
         <w:rPr>
-          <w:rFonts w:hint="eastAsia" w:ascii="Times New Roman" w:hAnsi="Times New Roman" w:eastAsia="SimSun" w:cs="Times New Roman"/>
+          <w:rFonts w:hint="eastAsia" w:ascii="Times New Roman" w:hAnsi="Times New Roman" w:eastAsia="FangSong" w:cs="Times New Roman"/>
         </w:rPr>
         <w:t>按单中心看会出现</w:t>
       </w:r>
@@ -11179,7 +11046,7 @@
       </w:r>
       <w:r>
         <w:rPr>
-          <w:rFonts w:hint="eastAsia" w:ascii="Times New Roman" w:hAnsi="Times New Roman" w:eastAsia="SimSun" w:cs="Times New Roman"/>
+          <w:rFonts w:hint="eastAsia" w:ascii="Times New Roman" w:hAnsi="Times New Roman" w:eastAsia="FangSong" w:cs="Times New Roman"/>
         </w:rPr>
         <w:t>不该有的单电子</w:t>
       </w:r>
@@ -11200,7 +11067,7 @@
       </w:pPr>
       <w:r>
         <w:rPr>
-          <w:rFonts w:hint="eastAsia" w:ascii="Times New Roman" w:hAnsi="Times New Roman" w:eastAsia="SimSun" w:cs="Times New Roman"/>
+          <w:rFonts w:hint="eastAsia" w:ascii="Times New Roman" w:hAnsi="Times New Roman" w:eastAsia="FangSong" w:cs="Times New Roman"/>
         </w:rPr>
         <w:t xml:space="preserve">但实验却显示抗磁性或异常短的</w:t>
       </w:r>
@@ -11212,7 +11079,7 @@
       </w:r>
       <w:r>
         <w:rPr>
-          <w:rFonts w:hint="eastAsia" w:ascii="Times New Roman" w:hAnsi="Times New Roman" w:eastAsia="SimSun" w:cs="Times New Roman"/>
+          <w:rFonts w:hint="eastAsia" w:ascii="Times New Roman" w:hAnsi="Times New Roman" w:eastAsia="FangSong" w:cs="Times New Roman"/>
         </w:rPr>
         <w:t xml:space="preserve">距离</w:t>
       </w:r>
@@ -11223,7 +11090,7 @@
       </w:pPr>
       <w:r>
         <w:rPr>
-          <w:rFonts w:hint="eastAsia" w:ascii="Times New Roman" w:hAnsi="Times New Roman" w:eastAsia="SimSun" w:cs="Times New Roman"/>
+          <w:rFonts w:hint="eastAsia" w:ascii="Times New Roman" w:hAnsi="Times New Roman" w:eastAsia="FangSong" w:cs="Times New Roman"/>
         </w:rPr>
         <w:t>这时常见解释是</w:t>
       </w:r>
@@ -11244,7 +11111,7 @@
       </w:pPr>
       <w:r>
         <w:rPr>
-          <w:rFonts w:hint="eastAsia" w:ascii="Times New Roman" w:hAnsi="Times New Roman" w:eastAsia="SimSun" w:cs="Times New Roman"/>
+          <w:rFonts w:hint="eastAsia" w:ascii="Times New Roman" w:hAnsi="Times New Roman" w:eastAsia="FangSong" w:cs="Times New Roman"/>
         </w:rPr>
         <w:t>形成了金属</w:t>
       </w:r>
@@ -11256,7 +11123,7 @@
       </w:r>
       <w:r>
         <w:rPr>
-          <w:rFonts w:hint="eastAsia" w:ascii="Times New Roman" w:hAnsi="Times New Roman" w:eastAsia="SimSun" w:cs="Times New Roman"/>
+          <w:rFonts w:hint="eastAsia" w:ascii="Times New Roman" w:hAnsi="Times New Roman" w:eastAsia="FangSong" w:cs="Times New Roman"/>
         </w:rPr>
         <w:t>金属单键</w:t>
       </w:r>
@@ -11268,7 +11135,7 @@
       </w:r>
       <w:r>
         <w:rPr>
-          <w:rFonts w:hint="eastAsia" w:ascii="Times New Roman" w:hAnsi="Times New Roman" w:eastAsia="SimSun" w:cs="Times New Roman"/>
+          <w:rFonts w:hint="eastAsia" w:ascii="Times New Roman" w:hAnsi="Times New Roman" w:eastAsia="FangSong" w:cs="Times New Roman"/>
         </w:rPr>
         <w:t>双键</w:t>
       </w:r>
@@ -11280,7 +11147,7 @@
       </w:r>
       <w:r>
         <w:rPr>
-          <w:rFonts w:hint="eastAsia" w:ascii="Times New Roman" w:hAnsi="Times New Roman" w:eastAsia="SimSun" w:cs="Times New Roman"/>
+          <w:rFonts w:hint="eastAsia" w:ascii="Times New Roman" w:hAnsi="Times New Roman" w:eastAsia="FangSong" w:cs="Times New Roman"/>
         </w:rPr>
         <w:t>甚至四重键</w:t>
       </w:r>
@@ -11295,7 +11162,7 @@
       </w:pPr>
       <w:r>
         <w:rPr>
-          <w:rFonts w:hint="eastAsia" w:ascii="Times New Roman" w:hAnsi="Times New Roman" w:eastAsia="SimSun" w:cs="Times New Roman"/>
+          <w:rFonts w:hint="eastAsia" w:ascii="Times New Roman" w:hAnsi="Times New Roman" w:eastAsia="FangSong" w:cs="Times New Roman"/>
         </w:rPr>
         <w:t xml:space="preserve">未成对电子因此配对</w:t>
       </w:r>
@@ -11310,7 +11177,7 @@
       </w:pPr>
       <w:r>
         <w:rPr>
-          <w:rFonts w:hint="eastAsia" w:ascii="Times New Roman" w:hAnsi="Times New Roman" w:eastAsia="SimSun" w:cs="Times New Roman"/>
+          <w:rFonts w:hint="eastAsia" w:ascii="Times New Roman" w:hAnsi="Times New Roman" w:eastAsia="FangSong" w:cs="Times New Roman"/>
         </w:rPr>
         <w:t xml:space="preserve">键级提升带来更短</w:t>
       </w:r>
@@ -11322,7 +11189,7 @@
       </w:r>
       <w:r>
         <w:rPr>
-          <w:rFonts w:hint="eastAsia" w:ascii="Times New Roman" w:hAnsi="Times New Roman" w:eastAsia="SimSun" w:cs="Times New Roman"/>
+          <w:rFonts w:hint="eastAsia" w:ascii="Times New Roman" w:hAnsi="Times New Roman" w:eastAsia="FangSong" w:cs="Times New Roman"/>
         </w:rPr>
         <w:t xml:space="preserve">距离</w:t>
       </w:r>
@@ -11333,7 +11200,7 @@
       </w:pPr>
       <w:r>
         <w:rPr>
-          <w:rFonts w:hint="eastAsia" w:ascii="Times New Roman" w:hAnsi="Times New Roman" w:eastAsia="SimSun" w:cs="Times New Roman"/>
+          <w:rFonts w:hint="eastAsia" w:ascii="Times New Roman" w:hAnsi="Times New Roman" w:eastAsia="FangSong" w:cs="Times New Roman"/>
         </w:rPr>
         <w:t>这类思路在高阶结构题和金属有机题里都非常有用</w:t>
       </w:r>
@@ -11370,7 +11237,7 @@
       </w:pPr>
       <w:r>
         <w:rPr>
-          <w:rFonts w:hint="eastAsia" w:ascii="Times New Roman" w:hAnsi="Times New Roman" w:eastAsia="SimSun" w:cs="Times New Roman"/>
+          <w:rFonts w:hint="eastAsia" w:ascii="Times New Roman" w:hAnsi="Times New Roman" w:eastAsia="FangSong" w:cs="Times New Roman"/>
         </w:rPr>
         <w:t>在本讲这个层次</w:t>
       </w:r>
@@ -11382,7 +11249,7 @@
       </w:r>
       <w:r>
         <w:rPr>
-          <w:rFonts w:hint="eastAsia" w:ascii="Times New Roman" w:hAnsi="Times New Roman" w:eastAsia="SimSun" w:cs="Times New Roman"/>
+          <w:rFonts w:hint="eastAsia" w:ascii="Times New Roman" w:hAnsi="Times New Roman" w:eastAsia="FangSong" w:cs="Times New Roman"/>
         </w:rPr>
         <w:t>不要求你完整推导每个多重键</w:t>
       </w:r>
@@ -11394,7 +11261,7 @@
       </w:r>
       <w:r>
         <w:rPr>
-          <w:rFonts w:hint="eastAsia" w:ascii="Times New Roman" w:hAnsi="Times New Roman" w:eastAsia="SimSun" w:cs="Times New Roman"/>
+          <w:rFonts w:hint="eastAsia" w:ascii="Times New Roman" w:hAnsi="Times New Roman" w:eastAsia="FangSong" w:cs="Times New Roman"/>
         </w:rPr>
         <w:t>排布</w:t>
       </w:r>
@@ -11406,7 +11273,7 @@
       </w:r>
       <w:r>
         <w:rPr>
-          <w:rFonts w:hint="eastAsia" w:ascii="Times New Roman" w:hAnsi="Times New Roman" w:eastAsia="SimSun" w:cs="Times New Roman"/>
+          <w:rFonts w:hint="eastAsia" w:ascii="Times New Roman" w:hAnsi="Times New Roman" w:eastAsia="FangSong" w:cs="Times New Roman"/>
         </w:rPr>
         <w:t>但至少要会</w:t>
       </w:r>
@@ -11427,7 +11294,7 @@
       </w:pPr>
       <w:r>
         <w:rPr>
-          <w:rFonts w:hint="eastAsia" w:ascii="Times New Roman" w:hAnsi="Times New Roman" w:eastAsia="SimSun" w:cs="Times New Roman"/>
+          <w:rFonts w:hint="eastAsia" w:ascii="Times New Roman" w:hAnsi="Times New Roman" w:eastAsia="FangSong" w:cs="Times New Roman"/>
         </w:rPr>
         <w:t>知道金属</w:t>
       </w:r>
@@ -11439,7 +11306,7 @@
       </w:r>
       <w:r>
         <w:rPr>
-          <w:rFonts w:hint="eastAsia" w:ascii="Times New Roman" w:hAnsi="Times New Roman" w:eastAsia="SimSun" w:cs="Times New Roman"/>
+          <w:rFonts w:hint="eastAsia" w:ascii="Times New Roman" w:hAnsi="Times New Roman" w:eastAsia="FangSong" w:cs="Times New Roman"/>
         </w:rPr>
         <w:t>金属多重键不只有</w:t>
       </w:r>
@@ -11489,7 +11356,7 @@
       </w:r>
       <w:r>
         <w:rPr>
-          <w:rFonts w:hint="eastAsia" w:ascii="Times New Roman" w:hAnsi="Times New Roman" w:eastAsia="SimSun" w:cs="Times New Roman"/>
+          <w:rFonts w:hint="eastAsia" w:ascii="Times New Roman" w:hAnsi="Times New Roman" w:eastAsia="FangSong" w:cs="Times New Roman"/>
         </w:rPr>
         <w:t>还可能有</w:t>
       </w:r>
@@ -11517,7 +11384,7 @@
       </w:pPr>
       <w:r>
         <w:rPr>
-          <w:rFonts w:hint="eastAsia" w:ascii="Times New Roman" w:hAnsi="Times New Roman" w:eastAsia="SimSun" w:cs="Times New Roman"/>
+          <w:rFonts w:hint="eastAsia" w:ascii="Times New Roman" w:hAnsi="Times New Roman" w:eastAsia="FangSong" w:cs="Times New Roman"/>
         </w:rPr>
         <w:t xml:space="preserve">知道多重键会显著影响磁性与键长</w:t>
       </w:r>
@@ -11532,7 +11399,7 @@
       </w:pPr>
       <w:r>
         <w:rPr>
-          <w:rFonts w:hint="eastAsia" w:ascii="Times New Roman" w:hAnsi="Times New Roman" w:eastAsia="SimSun" w:cs="Times New Roman"/>
+          <w:rFonts w:hint="eastAsia" w:ascii="Times New Roman" w:hAnsi="Times New Roman" w:eastAsia="FangSong" w:cs="Times New Roman"/>
         </w:rPr>
         <w:t>会用</w:t>
       </w:r>
@@ -11544,7 +11411,7 @@
       </w:r>
       <w:r>
         <w:rPr>
-          <w:rFonts w:hint="eastAsia" w:ascii="Times New Roman" w:hAnsi="Times New Roman" w:eastAsia="SimSun" w:cs="Times New Roman"/>
+          <w:rFonts w:hint="eastAsia" w:ascii="Times New Roman" w:hAnsi="Times New Roman" w:eastAsia="FangSong" w:cs="Times New Roman"/>
         </w:rPr>
         <w:t>金属</w:t>
       </w:r>
@@ -11556,7 +11423,7 @@
       </w:r>
       <w:r>
         <w:rPr>
-          <w:rFonts w:hint="eastAsia" w:ascii="Times New Roman" w:hAnsi="Times New Roman" w:eastAsia="SimSun" w:cs="Times New Roman"/>
+          <w:rFonts w:hint="eastAsia" w:ascii="Times New Roman" w:hAnsi="Times New Roman" w:eastAsia="FangSong" w:cs="Times New Roman"/>
         </w:rPr>
         <w:t>金属成键导致电子成对</w:t>
       </w:r>
@@ -11568,7 +11435,7 @@
       </w:r>
       <w:r>
         <w:rPr>
-          <w:rFonts w:hint="eastAsia" w:ascii="Times New Roman" w:hAnsi="Times New Roman" w:eastAsia="SimSun" w:cs="Times New Roman"/>
+          <w:rFonts w:hint="eastAsia" w:ascii="Times New Roman" w:hAnsi="Times New Roman" w:eastAsia="FangSong" w:cs="Times New Roman"/>
         </w:rPr>
         <w:t>解释抗磁性或异常短键</w:t>
       </w:r>
@@ -11668,7 +11535,7 @@
       </w:pPr>
       <w:r>
         <w:rPr>
-          <w:rFonts w:hint="eastAsia" w:ascii="Times New Roman" w:hAnsi="Times New Roman" w:eastAsia="SimSun" w:cs="Times New Roman"/>
+          <w:rFonts w:hint="eastAsia" w:ascii="Times New Roman" w:hAnsi="Times New Roman" w:eastAsia="FangSong" w:cs="Times New Roman"/>
         </w:rPr>
         <w:t>典型锚点</w:t>
       </w:r>
@@ -11689,7 +11556,7 @@
       </w:pPr>
       <w:r>
         <w:rPr>
-          <w:rFonts w:hint="eastAsia" w:ascii="Times New Roman" w:hAnsi="Times New Roman" w:eastAsia="SimSun" w:cs="Times New Roman"/>
+          <w:rFonts w:hint="eastAsia" w:ascii="Times New Roman" w:hAnsi="Times New Roman" w:eastAsia="FangSong" w:cs="Times New Roman"/>
         </w:rPr>
         <w:t>题</w:t>
       </w:r>
@@ -11701,7 +11568,7 @@
       </w:r>
       <w:r>
         <w:rPr>
-          <w:rFonts w:hint="eastAsia" w:ascii="Times New Roman" w:hAnsi="Times New Roman" w:eastAsia="SimSun" w:cs="Times New Roman"/>
+          <w:rFonts w:hint="eastAsia" w:ascii="Times New Roman" w:hAnsi="Times New Roman" w:eastAsia="FangSong" w:cs="Times New Roman"/>
         </w:rPr>
         <w:t>决理</w:t>
       </w:r>
@@ -11713,7 +11580,7 @@
       </w:r>
       <w:r>
         <w:rPr>
-          <w:rFonts w:hint="eastAsia" w:ascii="Times New Roman" w:hAnsi="Times New Roman" w:eastAsia="SimSun" w:cs="Times New Roman"/>
+          <w:rFonts w:hint="eastAsia" w:ascii="Times New Roman" w:hAnsi="Times New Roman" w:eastAsia="FangSong" w:cs="Times New Roman"/>
         </w:rPr>
         <w:t>铜的配位化学</w:t>
       </w:r>
@@ -11728,7 +11595,7 @@
       </w:pPr>
       <w:r>
         <w:rPr>
-          <w:rFonts w:hint="eastAsia" w:ascii="Times New Roman" w:hAnsi="Times New Roman" w:eastAsia="SimSun" w:cs="Times New Roman"/>
+          <w:rFonts w:hint="eastAsia" w:ascii="Times New Roman" w:hAnsi="Times New Roman" w:eastAsia="FangSong" w:cs="Times New Roman"/>
         </w:rPr>
         <w:t>真题</w:t>
       </w:r>
@@ -11740,7 +11607,7 @@
       </w:r>
       <w:r>
         <w:rPr>
-          <w:rFonts w:hint="eastAsia" w:ascii="Times New Roman" w:hAnsi="Times New Roman" w:eastAsia="SimSun" w:cs="Times New Roman"/>
+          <w:rFonts w:hint="eastAsia" w:ascii="Times New Roman" w:hAnsi="Times New Roman" w:eastAsia="FangSong" w:cs="Times New Roman"/>
         </w:rPr>
         <w:t>无机</w:t>
       </w:r>
@@ -11752,7 +11619,7 @@
       </w:r>
       <w:r>
         <w:rPr>
-          <w:rFonts w:hint="eastAsia" w:ascii="Times New Roman" w:hAnsi="Times New Roman" w:eastAsia="SimSun" w:cs="Times New Roman"/>
+          <w:rFonts w:hint="eastAsia" w:ascii="Times New Roman" w:hAnsi="Times New Roman" w:eastAsia="FangSong" w:cs="Times New Roman"/>
         </w:rPr>
         <w:t>效应</w:t>
       </w:r>
@@ -11773,7 +11640,7 @@
       </w:pPr>
       <w:r>
         <w:rPr>
-          <w:rFonts w:hint="eastAsia" w:ascii="Times New Roman" w:hAnsi="Times New Roman" w:eastAsia="SimSun" w:cs="Times New Roman"/>
+          <w:rFonts w:hint="eastAsia" w:ascii="Times New Roman" w:hAnsi="Times New Roman" w:eastAsia="FangSong" w:cs="Times New Roman"/>
         </w:rPr>
         <w:t>题</w:t>
       </w:r>
@@ -11785,7 +11652,7 @@
       </w:r>
       <w:r>
         <w:rPr>
-          <w:rFonts w:hint="eastAsia" w:ascii="Times New Roman" w:hAnsi="Times New Roman" w:eastAsia="SimSun" w:cs="Times New Roman"/>
+          <w:rFonts w:hint="eastAsia" w:ascii="Times New Roman" w:hAnsi="Times New Roman" w:eastAsia="FangSong" w:cs="Times New Roman"/>
         </w:rPr>
         <w:t>决</w:t>
       </w:r>
@@ -11797,7 +11664,7 @@
       </w:r>
       <w:r>
         <w:rPr>
-          <w:rFonts w:hint="eastAsia" w:ascii="Times New Roman" w:hAnsi="Times New Roman" w:eastAsia="SimSun" w:cs="Times New Roman"/>
+          <w:rFonts w:hint="eastAsia" w:ascii="Times New Roman" w:hAnsi="Times New Roman" w:eastAsia="FangSong" w:cs="Times New Roman"/>
         </w:rPr>
         <w:t>超导晶体</w:t>
       </w:r>
@@ -11808,7 +11675,7 @@
       </w:pPr>
       <w:r>
         <w:rPr>
-          <w:rFonts w:hint="eastAsia" w:ascii="Times New Roman" w:hAnsi="Times New Roman" w:eastAsia="SimSun" w:cs="Times New Roman"/>
+          <w:rFonts w:hint="eastAsia" w:ascii="Times New Roman" w:hAnsi="Times New Roman" w:eastAsia="FangSong" w:cs="Times New Roman"/>
         </w:rPr>
         <w:t>常见问法</w:t>
       </w:r>
@@ -11829,7 +11696,7 @@
       </w:pPr>
       <w:r>
         <w:rPr>
-          <w:rFonts w:hint="eastAsia" w:ascii="Times New Roman" w:hAnsi="Times New Roman" w:eastAsia="SimSun" w:cs="Times New Roman"/>
+          <w:rFonts w:hint="eastAsia" w:ascii="Times New Roman" w:hAnsi="Times New Roman" w:eastAsia="FangSong" w:cs="Times New Roman"/>
         </w:rPr>
         <w:t xml:space="preserve">为什么六配位却不等长</w:t>
       </w:r>
@@ -11844,7 +11711,7 @@
       </w:pPr>
       <w:r>
         <w:rPr>
-          <w:rFonts w:hint="eastAsia" w:ascii="Times New Roman" w:hAnsi="Times New Roman" w:eastAsia="SimSun" w:cs="Times New Roman"/>
+          <w:rFonts w:hint="eastAsia" w:ascii="Times New Roman" w:hAnsi="Times New Roman" w:eastAsia="FangSong" w:cs="Times New Roman"/>
         </w:rPr>
         <w:t xml:space="preserve">为什么某个轴更长</w:t>
       </w:r>
@@ -11856,7 +11723,7 @@
       </w:r>
       <w:r>
         <w:rPr>
-          <w:rFonts w:hint="eastAsia" w:ascii="Times New Roman" w:hAnsi="Times New Roman" w:eastAsia="SimSun" w:cs="Times New Roman"/>
+          <w:rFonts w:hint="eastAsia" w:ascii="Times New Roman" w:hAnsi="Times New Roman" w:eastAsia="FangSong" w:cs="Times New Roman"/>
         </w:rPr>
         <w:t xml:space="preserve">更短</w:t>
       </w:r>
@@ -11871,7 +11738,7 @@
       </w:pPr>
       <w:r>
         <w:rPr>
-          <w:rFonts w:hint="eastAsia" w:ascii="Times New Roman" w:hAnsi="Times New Roman" w:eastAsia="SimSun" w:cs="Times New Roman"/>
+          <w:rFonts w:hint="eastAsia" w:ascii="Times New Roman" w:hAnsi="Times New Roman" w:eastAsia="FangSong" w:cs="Times New Roman"/>
         </w:rPr>
         <w:t xml:space="preserve">为什么</w:t>
       </w:r>
@@ -11896,7 +11763,7 @@
       </w:r>
       <w:r>
         <w:rPr>
-          <w:rFonts w:hint="eastAsia" w:ascii="Times New Roman" w:hAnsi="Times New Roman" w:eastAsia="SimSun" w:cs="Times New Roman"/>
+          <w:rFonts w:hint="eastAsia" w:ascii="Times New Roman" w:hAnsi="Times New Roman" w:eastAsia="FangSong" w:cs="Times New Roman"/>
         </w:rPr>
         <w:t xml:space="preserve">和</w:t>
       </w:r>
@@ -11921,7 +11788,7 @@
       </w:r>
       <w:r>
         <w:rPr>
-          <w:rFonts w:hint="eastAsia" w:ascii="Times New Roman" w:hAnsi="Times New Roman" w:eastAsia="SimSun" w:cs="Times New Roman"/>
+          <w:rFonts w:hint="eastAsia" w:ascii="Times New Roman" w:hAnsi="Times New Roman" w:eastAsia="FangSong" w:cs="Times New Roman"/>
         </w:rPr>
         <w:t xml:space="preserve">结果截然不同</w:t>
       </w:r>
@@ -11982,7 +11849,7 @@
       </w:pPr>
       <w:r>
         <w:rPr>
-          <w:rFonts w:hint="eastAsia" w:ascii="Times New Roman" w:hAnsi="Times New Roman" w:eastAsia="SimSun" w:cs="Times New Roman"/>
+          <w:rFonts w:hint="eastAsia" w:ascii="Times New Roman" w:hAnsi="Times New Roman" w:eastAsia="FangSong" w:cs="Times New Roman"/>
         </w:rPr>
         <w:t>典型锚点</w:t>
       </w:r>
@@ -12003,7 +11870,7 @@
       </w:pPr>
       <w:r>
         <w:rPr>
-          <w:rFonts w:hint="eastAsia" w:ascii="Times New Roman" w:hAnsi="Times New Roman" w:eastAsia="SimSun" w:cs="Times New Roman"/>
+          <w:rFonts w:hint="eastAsia" w:ascii="Times New Roman" w:hAnsi="Times New Roman" w:eastAsia="FangSong" w:cs="Times New Roman"/>
         </w:rPr>
         <w:t>题</w:t>
       </w:r>
@@ -12015,7 +11882,7 @@
       </w:r>
       <w:r>
         <w:rPr>
-          <w:rFonts w:hint="eastAsia" w:ascii="Times New Roman" w:hAnsi="Times New Roman" w:eastAsia="SimSun" w:cs="Times New Roman"/>
+          <w:rFonts w:hint="eastAsia" w:ascii="Times New Roman" w:hAnsi="Times New Roman" w:eastAsia="FangSong" w:cs="Times New Roman"/>
         </w:rPr>
         <w:t>决理</w:t>
       </w:r>
@@ -12027,7 +11894,7 @@
       </w:r>
       <w:r>
         <w:rPr>
-          <w:rFonts w:hint="eastAsia" w:ascii="Times New Roman" w:hAnsi="Times New Roman" w:eastAsia="SimSun" w:cs="Times New Roman"/>
+          <w:rFonts w:hint="eastAsia" w:ascii="Times New Roman" w:hAnsi="Times New Roman" w:eastAsia="FangSong" w:cs="Times New Roman"/>
         </w:rPr>
         <w:t>铜的配位化学</w:t>
       </w:r>
@@ -12042,7 +11909,7 @@
       </w:pPr>
       <w:r>
         <w:rPr>
-          <w:rFonts w:hint="eastAsia" w:ascii="Times New Roman" w:hAnsi="Times New Roman" w:eastAsia="SimSun" w:cs="Times New Roman"/>
+          <w:rFonts w:hint="eastAsia" w:ascii="Times New Roman" w:hAnsi="Times New Roman" w:eastAsia="FangSong" w:cs="Times New Roman"/>
         </w:rPr>
         <w:t>题</w:t>
       </w:r>
@@ -12054,7 +11921,7 @@
       </w:r>
       <w:r>
         <w:rPr>
-          <w:rFonts w:hint="eastAsia" w:ascii="Times New Roman" w:hAnsi="Times New Roman" w:eastAsia="SimSun" w:cs="Times New Roman"/>
+          <w:rFonts w:hint="eastAsia" w:ascii="Times New Roman" w:hAnsi="Times New Roman" w:eastAsia="FangSong" w:cs="Times New Roman"/>
         </w:rPr>
         <w:t>决理</w:t>
       </w:r>
@@ -12066,7 +11933,7 @@
       </w:r>
       <w:r>
         <w:rPr>
-          <w:rFonts w:hint="eastAsia" w:ascii="Times New Roman" w:hAnsi="Times New Roman" w:eastAsia="SimSun" w:cs="Times New Roman"/>
+          <w:rFonts w:hint="eastAsia" w:ascii="Times New Roman" w:hAnsi="Times New Roman" w:eastAsia="FangSong" w:cs="Times New Roman"/>
         </w:rPr>
         <w:t>明星分子的配位作用</w:t>
       </w:r>
@@ -12077,7 +11944,7 @@
       </w:pPr>
       <w:r>
         <w:rPr>
-          <w:rFonts w:hint="eastAsia" w:ascii="Times New Roman" w:hAnsi="Times New Roman" w:eastAsia="SimSun" w:cs="Times New Roman"/>
+          <w:rFonts w:hint="eastAsia" w:ascii="Times New Roman" w:hAnsi="Times New Roman" w:eastAsia="FangSong" w:cs="Times New Roman"/>
         </w:rPr>
         <w:t>常见问法</w:t>
       </w:r>
@@ -12098,7 +11965,7 @@
       </w:pPr>
       <w:r>
         <w:rPr>
-          <w:rFonts w:hint="eastAsia" w:ascii="Times New Roman" w:hAnsi="Times New Roman" w:eastAsia="SimSun" w:cs="Times New Roman"/>
+          <w:rFonts w:hint="eastAsia" w:ascii="Times New Roman" w:hAnsi="Times New Roman" w:eastAsia="FangSong" w:cs="Times New Roman"/>
         </w:rPr>
         <w:t>给磁矩</w:t>
       </w:r>
@@ -12110,7 +11977,7 @@
       </w:r>
       <w:r>
         <w:rPr>
-          <w:rFonts w:hint="eastAsia" w:ascii="Times New Roman" w:hAnsi="Times New Roman" w:eastAsia="SimSun" w:cs="Times New Roman"/>
+          <w:rFonts w:hint="eastAsia" w:ascii="Times New Roman" w:hAnsi="Times New Roman" w:eastAsia="FangSong" w:cs="Times New Roman"/>
         </w:rPr>
         <w:t>反推未成对电子数</w:t>
       </w:r>
@@ -12125,7 +11992,7 @@
       </w:pPr>
       <w:r>
         <w:rPr>
-          <w:rFonts w:hint="eastAsia" w:ascii="Times New Roman" w:hAnsi="Times New Roman" w:eastAsia="SimSun" w:cs="Times New Roman"/>
+          <w:rFonts w:hint="eastAsia" w:ascii="Times New Roman" w:hAnsi="Times New Roman" w:eastAsia="FangSong" w:cs="Times New Roman"/>
         </w:rPr>
         <w:t>给强弱场配体</w:t>
       </w:r>
@@ -12137,7 +12004,7 @@
       </w:r>
       <w:r>
         <w:rPr>
-          <w:rFonts w:hint="eastAsia" w:ascii="Times New Roman" w:hAnsi="Times New Roman" w:eastAsia="SimSun" w:cs="Times New Roman"/>
+          <w:rFonts w:hint="eastAsia" w:ascii="Times New Roman" w:hAnsi="Times New Roman" w:eastAsia="FangSong" w:cs="Times New Roman"/>
         </w:rPr>
         <w:t>反推高低自旋</w:t>
       </w:r>
@@ -12152,7 +12019,7 @@
       </w:pPr>
       <w:r>
         <w:rPr>
-          <w:rFonts w:hint="eastAsia" w:ascii="Times New Roman" w:hAnsi="Times New Roman" w:eastAsia="SimSun" w:cs="Times New Roman"/>
+          <w:rFonts w:hint="eastAsia" w:ascii="Times New Roman" w:hAnsi="Times New Roman" w:eastAsia="FangSong" w:cs="Times New Roman"/>
         </w:rPr>
         <w:t>给配位几何</w:t>
       </w:r>
@@ -12164,7 +12031,7 @@
       </w:r>
       <w:r>
         <w:rPr>
-          <w:rFonts w:hint="eastAsia" w:ascii="Times New Roman" w:hAnsi="Times New Roman" w:eastAsia="SimSun" w:cs="Times New Roman"/>
+          <w:rFonts w:hint="eastAsia" w:ascii="Times New Roman" w:hAnsi="Times New Roman" w:eastAsia="FangSong" w:cs="Times New Roman"/>
         </w:rPr>
         <w:t>反推分裂方式和电子排布</w:t>
       </w:r>
@@ -12225,7 +12092,7 @@
       </w:pPr>
       <w:r>
         <w:rPr>
-          <w:rFonts w:hint="eastAsia" w:ascii="Times New Roman" w:hAnsi="Times New Roman" w:eastAsia="SimSun" w:cs="Times New Roman"/>
+          <w:rFonts w:hint="eastAsia" w:ascii="Times New Roman" w:hAnsi="Times New Roman" w:eastAsia="FangSong" w:cs="Times New Roman"/>
         </w:rPr>
         <w:t>典型锚点</w:t>
       </w:r>
@@ -12246,7 +12113,7 @@
       </w:pPr>
       <w:r>
         <w:rPr>
-          <w:rFonts w:hint="eastAsia" w:ascii="Times New Roman" w:hAnsi="Times New Roman" w:eastAsia="SimSun" w:cs="Times New Roman"/>
+          <w:rFonts w:hint="eastAsia" w:ascii="Times New Roman" w:hAnsi="Times New Roman" w:eastAsia="FangSong" w:cs="Times New Roman"/>
         </w:rPr>
         <w:t xml:space="preserve">光谱化学序列类综合题</w:t>
       </w:r>
@@ -12261,7 +12128,7 @@
       </w:pPr>
       <w:r>
         <w:rPr>
-          <w:rFonts w:hint="eastAsia" w:ascii="Times New Roman" w:hAnsi="Times New Roman" w:eastAsia="SimSun" w:cs="Times New Roman"/>
+          <w:rFonts w:hint="eastAsia" w:ascii="Times New Roman" w:hAnsi="Times New Roman" w:eastAsia="FangSong" w:cs="Times New Roman"/>
         </w:rPr>
         <w:t xml:space="preserve">含</w:t>
       </w:r>
@@ -12299,7 +12166,7 @@
       </w:r>
       <w:r>
         <w:rPr>
-          <w:rFonts w:hint="eastAsia" w:ascii="Times New Roman" w:hAnsi="Times New Roman" w:eastAsia="SimSun" w:cs="Times New Roman"/>
+          <w:rFonts w:hint="eastAsia" w:ascii="Times New Roman" w:hAnsi="Times New Roman" w:eastAsia="FangSong" w:cs="Times New Roman"/>
         </w:rPr>
         <w:t xml:space="preserve">的配位题</w:t>
       </w:r>
@@ -12310,7 +12177,7 @@
       </w:pPr>
       <w:r>
         <w:rPr>
-          <w:rFonts w:hint="eastAsia" w:ascii="Times New Roman" w:hAnsi="Times New Roman" w:eastAsia="SimSun" w:cs="Times New Roman"/>
+          <w:rFonts w:hint="eastAsia" w:ascii="Times New Roman" w:hAnsi="Times New Roman" w:eastAsia="FangSong" w:cs="Times New Roman"/>
         </w:rPr>
         <w:t>常见问法</w:t>
       </w:r>
@@ -12331,7 +12198,7 @@
       </w:pPr>
       <w:r>
         <w:rPr>
-          <w:rFonts w:hint="eastAsia" w:ascii="Times New Roman" w:hAnsi="Times New Roman" w:eastAsia="SimSun" w:cs="Times New Roman"/>
+          <w:rFonts w:hint="eastAsia" w:ascii="Times New Roman" w:hAnsi="Times New Roman" w:eastAsia="FangSong" w:cs="Times New Roman"/>
         </w:rPr>
         <w:t xml:space="preserve">为什么</w:t>
       </w:r>
@@ -12356,7 +12223,7 @@
       </w:r>
       <w:r>
         <w:rPr>
-          <w:rFonts w:hint="eastAsia" w:ascii="Times New Roman" w:hAnsi="Times New Roman" w:eastAsia="SimSun" w:cs="Times New Roman"/>
+          <w:rFonts w:hint="eastAsia" w:ascii="Times New Roman" w:hAnsi="Times New Roman" w:eastAsia="FangSong" w:cs="Times New Roman"/>
         </w:rPr>
         <w:t xml:space="preserve">是强场</w:t>
       </w:r>
@@ -12371,7 +12238,7 @@
       </w:pPr>
       <w:r>
         <w:rPr>
-          <w:rFonts w:hint="eastAsia" w:ascii="Times New Roman" w:hAnsi="Times New Roman" w:eastAsia="SimSun" w:cs="Times New Roman"/>
+          <w:rFonts w:hint="eastAsia" w:ascii="Times New Roman" w:hAnsi="Times New Roman" w:eastAsia="FangSong" w:cs="Times New Roman"/>
         </w:rPr>
         <w:t xml:space="preserve">为什么卤素往往弱场</w:t>
       </w:r>
@@ -12386,7 +12253,7 @@
       </w:pPr>
       <w:r>
         <w:rPr>
-          <w:rFonts w:hint="eastAsia" w:ascii="Times New Roman" w:hAnsi="Times New Roman" w:eastAsia="SimSun" w:cs="Times New Roman"/>
+          <w:rFonts w:hint="eastAsia" w:ascii="Times New Roman" w:hAnsi="Times New Roman" w:eastAsia="FangSong" w:cs="Times New Roman"/>
         </w:rPr>
         <w:t xml:space="preserve">为什么低氧化态金属与某些</w:t>
       </w:r>
@@ -12398,7 +12265,7 @@
       </w:r>
       <w:r>
         <w:rPr>
-          <w:rFonts w:hint="eastAsia" w:ascii="Times New Roman" w:hAnsi="Times New Roman" w:eastAsia="SimSun" w:cs="Times New Roman"/>
+          <w:rFonts w:hint="eastAsia" w:ascii="Times New Roman" w:hAnsi="Times New Roman" w:eastAsia="FangSong" w:cs="Times New Roman"/>
         </w:rPr>
         <w:t xml:space="preserve">受体配体特别稳定</w:t>
       </w:r>
@@ -12447,7 +12314,7 @@
       </w:pPr>
       <w:r>
         <w:rPr>
-          <w:rFonts w:hint="eastAsia" w:ascii="Times New Roman" w:hAnsi="Times New Roman" w:eastAsia="SimSun" w:cs="Times New Roman"/>
+          <w:rFonts w:hint="eastAsia" w:ascii="Times New Roman" w:hAnsi="Times New Roman" w:eastAsia="FangSong" w:cs="Times New Roman"/>
         </w:rPr>
         <w:t>典型锚点</w:t>
       </w:r>
@@ -12468,7 +12335,7 @@
       </w:pPr>
       <w:r>
         <w:rPr>
-          <w:rFonts w:hint="eastAsia" w:ascii="Times New Roman" w:hAnsi="Times New Roman" w:eastAsia="SimSun" w:cs="Times New Roman"/>
+          <w:rFonts w:hint="eastAsia" w:ascii="Times New Roman" w:hAnsi="Times New Roman" w:eastAsia="FangSong" w:cs="Times New Roman"/>
         </w:rPr>
         <w:t>真题</w:t>
       </w:r>
@@ -12480,7 +12347,7 @@
       </w:r>
       <w:r>
         <w:rPr>
-          <w:rFonts w:hint="eastAsia" w:ascii="Times New Roman" w:hAnsi="Times New Roman" w:eastAsia="SimSun" w:cs="Times New Roman"/>
+          <w:rFonts w:hint="eastAsia" w:ascii="Times New Roman" w:hAnsi="Times New Roman" w:eastAsia="FangSong" w:cs="Times New Roman"/>
         </w:rPr>
         <w:t>无机</w:t>
       </w:r>
@@ -12492,7 +12359,7 @@
       </w:r>
       <w:r>
         <w:rPr>
-          <w:rFonts w:hint="eastAsia" w:ascii="Times New Roman" w:hAnsi="Times New Roman" w:eastAsia="SimSun" w:cs="Times New Roman"/>
+          <w:rFonts w:hint="eastAsia" w:ascii="Times New Roman" w:hAnsi="Times New Roman" w:eastAsia="FangSong" w:cs="Times New Roman"/>
         </w:rPr>
         <w:t>反位效应</w:t>
       </w:r>
@@ -12509,7 +12376,7 @@
       </w:pPr>
       <w:r>
         <w:rPr>
-          <w:rFonts w:hint="eastAsia" w:ascii="Times New Roman" w:hAnsi="Times New Roman" w:eastAsia="SimSun" w:cs="Times New Roman"/>
+          <w:rFonts w:hint="eastAsia" w:ascii="Times New Roman" w:hAnsi="Times New Roman" w:eastAsia="FangSong" w:cs="Times New Roman"/>
         </w:rPr>
         <w:t>常见问法</w:t>
       </w:r>
@@ -12530,7 +12397,7 @@
       </w:pPr>
       <w:r>
         <w:rPr>
-          <w:rFonts w:hint="eastAsia" w:ascii="Times New Roman" w:hAnsi="Times New Roman" w:eastAsia="SimSun" w:cs="Times New Roman"/>
+          <w:rFonts w:hint="eastAsia" w:ascii="Times New Roman" w:hAnsi="Times New Roman" w:eastAsia="FangSong" w:cs="Times New Roman"/>
         </w:rPr>
         <w:t xml:space="preserve">顺铂和反铂怎样定向合成</w:t>
       </w:r>
@@ -12545,7 +12412,7 @@
       </w:pPr>
       <w:r>
         <w:rPr>
-          <w:rFonts w:hint="eastAsia" w:ascii="Times New Roman" w:hAnsi="Times New Roman" w:eastAsia="SimSun" w:cs="Times New Roman"/>
+          <w:rFonts w:hint="eastAsia" w:ascii="Times New Roman" w:hAnsi="Times New Roman" w:eastAsia="FangSong" w:cs="Times New Roman"/>
         </w:rPr>
         <w:t xml:space="preserve">第二次取代为什么偏向那个位置</w:t>
       </w:r>
@@ -12560,7 +12427,7 @@
       </w:pPr>
       <w:r>
         <w:rPr>
-          <w:rFonts w:hint="eastAsia" w:ascii="Times New Roman" w:hAnsi="Times New Roman" w:eastAsia="SimSun" w:cs="Times New Roman"/>
+          <w:rFonts w:hint="eastAsia" w:ascii="Times New Roman" w:hAnsi="Times New Roman" w:eastAsia="FangSong" w:cs="Times New Roman"/>
         </w:rPr>
         <w:t xml:space="preserve">哪类配体更能导向</w:t>
       </w:r>
@@ -12572,7 +12439,7 @@
       </w:r>
       <w:r>
         <w:rPr>
-          <w:rFonts w:hint="eastAsia" w:ascii="Times New Roman" w:hAnsi="Times New Roman" w:eastAsia="SimSun" w:cs="Times New Roman"/>
+          <w:rFonts w:hint="eastAsia" w:ascii="Times New Roman" w:hAnsi="Times New Roman" w:eastAsia="FangSong" w:cs="Times New Roman"/>
         </w:rPr>
         <w:t xml:space="preserve">位置</w:t>
       </w:r>
@@ -12645,7 +12512,7 @@
       </w:pPr>
       <w:r>
         <w:rPr>
-          <w:rFonts w:hint="eastAsia" w:ascii="Times New Roman" w:hAnsi="Times New Roman" w:eastAsia="SimSun" w:cs="Times New Roman"/>
+          <w:rFonts w:hint="eastAsia" w:ascii="Times New Roman" w:hAnsi="Times New Roman" w:eastAsia="FangSong" w:cs="Times New Roman"/>
         </w:rPr>
         <w:t>典型锚点</w:t>
       </w:r>
@@ -12666,7 +12533,7 @@
       </w:pPr>
       <w:r>
         <w:rPr>
-          <w:rFonts w:hint="eastAsia" w:ascii="Times New Roman" w:hAnsi="Times New Roman" w:eastAsia="SimSun" w:cs="Times New Roman"/>
+          <w:rFonts w:hint="eastAsia" w:ascii="Times New Roman" w:hAnsi="Times New Roman" w:eastAsia="FangSong" w:cs="Times New Roman"/>
         </w:rPr>
         <w:t>题</w:t>
       </w:r>
@@ -12678,7 +12545,7 @@
       </w:r>
       <w:r>
         <w:rPr>
-          <w:rFonts w:hint="eastAsia" w:ascii="Times New Roman" w:hAnsi="Times New Roman" w:eastAsia="SimSun" w:cs="Times New Roman"/>
+          <w:rFonts w:hint="eastAsia" w:ascii="Times New Roman" w:hAnsi="Times New Roman" w:eastAsia="FangSong" w:cs="Times New Roman"/>
         </w:rPr>
         <w:t>决理</w:t>
       </w:r>
@@ -12690,7 +12557,7 @@
       </w:r>
       <w:r>
         <w:rPr>
-          <w:rFonts w:hint="eastAsia" w:ascii="Times New Roman" w:hAnsi="Times New Roman" w:eastAsia="SimSun" w:cs="Times New Roman"/>
+          <w:rFonts w:hint="eastAsia" w:ascii="Times New Roman" w:hAnsi="Times New Roman" w:eastAsia="FangSong" w:cs="Times New Roman"/>
         </w:rPr>
         <w:t>铜的配位化学</w:t>
       </w:r>
@@ -12701,7 +12568,7 @@
       </w:pPr>
       <w:r>
         <w:rPr>
-          <w:rFonts w:hint="eastAsia" w:ascii="Times New Roman" w:hAnsi="Times New Roman" w:eastAsia="SimSun" w:cs="Times New Roman"/>
+          <w:rFonts w:hint="eastAsia" w:ascii="Times New Roman" w:hAnsi="Times New Roman" w:eastAsia="FangSong" w:cs="Times New Roman"/>
         </w:rPr>
         <w:t>常见问法</w:t>
       </w:r>
@@ -12722,7 +12589,7 @@
       </w:pPr>
       <w:r>
         <w:rPr>
-          <w:rFonts w:hint="eastAsia" w:ascii="Times New Roman" w:hAnsi="Times New Roman" w:eastAsia="SimSun" w:cs="Times New Roman"/>
+          <w:rFonts w:hint="eastAsia" w:ascii="Times New Roman" w:hAnsi="Times New Roman" w:eastAsia="FangSong" w:cs="Times New Roman"/>
         </w:rPr>
         <w:t xml:space="preserve">多核结构怎么画</w:t>
       </w:r>
@@ -12737,7 +12604,7 @@
       </w:pPr>
       <w:r>
         <w:rPr>
-          <w:rFonts w:hint="eastAsia" w:ascii="Times New Roman" w:hAnsi="Times New Roman" w:eastAsia="SimSun" w:cs="Times New Roman"/>
+          <w:rFonts w:hint="eastAsia" w:ascii="Times New Roman" w:hAnsi="Times New Roman" w:eastAsia="FangSong" w:cs="Times New Roman"/>
         </w:rPr>
         <w:t xml:space="preserve">桥联配体如何计数</w:t>
       </w:r>
@@ -12752,7 +12619,7 @@
       </w:pPr>
       <w:r>
         <w:rPr>
-          <w:rFonts w:hint="eastAsia" w:ascii="Times New Roman" w:hAnsi="Times New Roman" w:eastAsia="SimSun" w:cs="Times New Roman"/>
+          <w:rFonts w:hint="eastAsia" w:ascii="Times New Roman" w:hAnsi="Times New Roman" w:eastAsia="FangSong" w:cs="Times New Roman"/>
         </w:rPr>
         <w:t xml:space="preserve">为什么会形成特定核数的簇</w:t>
       </w:r>
@@ -12767,7 +12634,7 @@
       </w:pPr>
       <w:r>
         <w:rPr>
-          <w:rFonts w:hint="eastAsia" w:ascii="Times New Roman" w:hAnsi="Times New Roman" w:eastAsia="SimSun" w:cs="Times New Roman"/>
+          <w:rFonts w:hint="eastAsia" w:ascii="Times New Roman" w:hAnsi="Times New Roman" w:eastAsia="FangSong" w:cs="Times New Roman"/>
         </w:rPr>
         <w:t>是否存在金属</w:t>
       </w:r>
@@ -12779,7 +12646,7 @@
       </w:r>
       <w:r>
         <w:rPr>
-          <w:rFonts w:hint="eastAsia" w:ascii="Times New Roman" w:hAnsi="Times New Roman" w:eastAsia="SimSun" w:cs="Times New Roman"/>
+          <w:rFonts w:hint="eastAsia" w:ascii="Times New Roman" w:hAnsi="Times New Roman" w:eastAsia="FangSong" w:cs="Times New Roman"/>
         </w:rPr>
         <w:t>金属直接成键</w:t>
       </w:r>
@@ -12915,7 +12782,7 @@
             </w:r>
             <w:r>
               <w:rPr>
-                <w:rFonts w:hint="eastAsia" w:ascii="Times New Roman" w:hAnsi="Times New Roman" w:eastAsia="SimSun" w:cs="Times New Roman"/>
+                <w:rFonts w:hint="eastAsia" w:ascii="Times New Roman" w:hAnsi="Times New Roman" w:eastAsia="FangSong" w:cs="Times New Roman"/>
               </w:rPr>
               <w:t>六配位</w:t>
             </w:r>
@@ -12927,7 +12794,7 @@
             </w:r>
             <w:r>
               <w:rPr>
-                <w:rFonts w:hint="eastAsia" w:ascii="Times New Roman" w:hAnsi="Times New Roman" w:eastAsia="SimSun" w:cs="Times New Roman"/>
+                <w:rFonts w:hint="eastAsia" w:ascii="Times New Roman" w:hAnsi="Times New Roman" w:eastAsia="FangSong" w:cs="Times New Roman"/>
               </w:rPr>
               <w:t>两根轴向键明显更长</w:t>
             </w:r>
@@ -12948,7 +12815,7 @@
             </w:r>
             <w:r>
               <w:rPr>
-                <w:rFonts w:hint="eastAsia" w:ascii="Times New Roman" w:hAnsi="Times New Roman" w:eastAsia="SimSun" w:cs="Times New Roman"/>
+                <w:rFonts w:hint="eastAsia" w:ascii="Times New Roman" w:hAnsi="Times New Roman" w:eastAsia="FangSong" w:cs="Times New Roman"/>
               </w:rPr>
               <w:t xml:space="preserve">拉长八面体</w:t>
             </w:r>
@@ -12963,7 +12830,7 @@
             </w:pPr>
             <w:r>
               <w:rPr>
-                <w:rFonts w:hint="eastAsia" w:ascii="Times New Roman" w:hAnsi="Times New Roman" w:eastAsia="SimSun" w:cs="Times New Roman"/>
+                <w:rFonts w:hint="eastAsia" w:ascii="Times New Roman" w:hAnsi="Times New Roman" w:eastAsia="FangSong" w:cs="Times New Roman"/>
               </w:rPr>
               <w:t xml:space="preserve">氧化态</w:t>
             </w:r>
@@ -13008,7 +12875,7 @@
             </w:r>
             <w:r>
               <w:rPr>
-                <w:rFonts w:hint="eastAsia" w:ascii="Times New Roman" w:hAnsi="Times New Roman" w:eastAsia="SimSun" w:cs="Times New Roman"/>
+                <w:rFonts w:hint="eastAsia" w:ascii="Times New Roman" w:hAnsi="Times New Roman" w:eastAsia="FangSong" w:cs="Times New Roman"/>
               </w:rPr>
               <w:t xml:space="preserve">八面体分裂</w:t>
             </w:r>
@@ -13020,7 +12887,7 @@
             </w:r>
             <w:r>
               <w:rPr>
-                <w:rFonts w:hint="eastAsia" w:ascii="Times New Roman" w:hAnsi="Times New Roman" w:eastAsia="SimSun" w:cs="Times New Roman"/>
+                <w:rFonts w:hint="eastAsia" w:ascii="Times New Roman" w:hAnsi="Times New Roman" w:eastAsia="FangSong" w:cs="Times New Roman"/>
               </w:rPr>
               <w:t xml:space="preserve">四方畸变</w:t>
             </w:r>
@@ -13032,7 +12899,7 @@
             </w:r>
             <w:r>
               <w:rPr>
-                <w:rFonts w:hint="eastAsia" w:ascii="Times New Roman" w:hAnsi="Times New Roman" w:eastAsia="SimSun" w:cs="Times New Roman"/>
+                <w:rFonts w:hint="eastAsia" w:ascii="Times New Roman" w:hAnsi="Times New Roman" w:eastAsia="FangSong" w:cs="Times New Roman"/>
               </w:rPr>
               <w:t xml:space="preserve">磁矩</w:t>
             </w:r>
@@ -13047,7 +12914,7 @@
             </w:pPr>
             <w:r>
               <w:rPr>
-                <w:rFonts w:hint="eastAsia" w:ascii="Times New Roman" w:hAnsi="Times New Roman" w:eastAsia="SimSun" w:cs="Times New Roman"/>
+                <w:rFonts w:hint="eastAsia" w:ascii="Times New Roman" w:hAnsi="Times New Roman" w:eastAsia="FangSong" w:cs="Times New Roman"/>
               </w:rPr>
               <w:t>题</w:t>
             </w:r>
@@ -13059,7 +12926,7 @@
             </w:r>
             <w:r>
               <w:rPr>
-                <w:rFonts w:hint="eastAsia" w:ascii="Times New Roman" w:hAnsi="Times New Roman" w:eastAsia="SimSun" w:cs="Times New Roman"/>
+                <w:rFonts w:hint="eastAsia" w:ascii="Times New Roman" w:hAnsi="Times New Roman" w:eastAsia="FangSong" w:cs="Times New Roman"/>
               </w:rPr>
               <w:t>决理</w:t>
             </w:r>
@@ -13071,7 +12938,7 @@
             </w:r>
             <w:r>
               <w:rPr>
-                <w:rFonts w:hint="eastAsia" w:ascii="Times New Roman" w:hAnsi="Times New Roman" w:eastAsia="SimSun" w:cs="Times New Roman"/>
+                <w:rFonts w:hint="eastAsia" w:ascii="Times New Roman" w:hAnsi="Times New Roman" w:eastAsia="FangSong" w:cs="Times New Roman"/>
               </w:rPr>
               <w:t>铜的配位化学</w:t>
             </w:r>
@@ -13100,7 +12967,7 @@
             </w:r>
             <w:r>
               <w:rPr>
-                <w:rFonts w:hint="eastAsia" w:ascii="Times New Roman" w:hAnsi="Times New Roman" w:eastAsia="SimSun" w:cs="Times New Roman"/>
+                <w:rFonts w:hint="eastAsia" w:ascii="Times New Roman" w:hAnsi="Times New Roman" w:eastAsia="FangSong" w:cs="Times New Roman"/>
               </w:rPr>
               <w:t>平面四方</w:t>
             </w:r>
@@ -13112,7 +12979,7 @@
             </w:r>
             <w:r>
               <w:rPr>
-                <w:rFonts w:hint="eastAsia" w:ascii="Times New Roman" w:hAnsi="Times New Roman" w:eastAsia="SimSun" w:cs="Times New Roman"/>
+                <w:rFonts w:hint="eastAsia" w:ascii="Times New Roman" w:hAnsi="Times New Roman" w:eastAsia="FangSong" w:cs="Times New Roman"/>
               </w:rPr>
               <w:t>定向取代</w:t>
             </w:r>
@@ -13127,7 +12994,7 @@
             </w:pPr>
             <w:r>
               <w:rPr>
-                <w:rFonts w:hint="eastAsia" w:ascii="Times New Roman" w:hAnsi="Times New Roman" w:eastAsia="SimSun" w:cs="Times New Roman"/>
+                <w:rFonts w:hint="eastAsia" w:ascii="Times New Roman" w:hAnsi="Times New Roman" w:eastAsia="FangSong" w:cs="Times New Roman"/>
               </w:rPr>
               <w:t xml:space="preserve">反位效应</w:t>
             </w:r>
@@ -13142,7 +13009,7 @@
             </w:pPr>
             <w:r>
               <w:rPr>
-                <w:rFonts w:hint="eastAsia" w:ascii="Times New Roman" w:hAnsi="Times New Roman" w:eastAsia="SimSun" w:cs="Times New Roman"/>
+                <w:rFonts w:hint="eastAsia" w:ascii="Times New Roman" w:hAnsi="Times New Roman" w:eastAsia="FangSong" w:cs="Times New Roman"/>
               </w:rPr>
               <w:t xml:space="preserve">导向配体强弱</w:t>
             </w:r>
@@ -13154,7 +13021,7 @@
             </w:r>
             <w:r>
               <w:rPr>
-                <w:rFonts w:hint="eastAsia" w:ascii="Times New Roman" w:hAnsi="Times New Roman" w:eastAsia="SimSun" w:cs="Times New Roman"/>
+                <w:rFonts w:hint="eastAsia" w:ascii="Times New Roman" w:hAnsi="Times New Roman" w:eastAsia="FangSong" w:cs="Times New Roman"/>
               </w:rPr>
               <w:t xml:space="preserve">反位位置活化</w:t>
             </w:r>
@@ -13166,7 +13033,7 @@
             </w:r>
             <w:r>
               <w:rPr>
-                <w:rFonts w:hint="eastAsia" w:ascii="Times New Roman" w:hAnsi="Times New Roman" w:eastAsia="SimSun" w:cs="Times New Roman"/>
+                <w:rFonts w:hint="eastAsia" w:ascii="Times New Roman" w:hAnsi="Times New Roman" w:eastAsia="FangSong" w:cs="Times New Roman"/>
               </w:rPr>
               <w:t xml:space="preserve">顺反路线设计</w:t>
             </w:r>
@@ -13181,7 +13048,7 @@
             </w:pPr>
             <w:r>
               <w:rPr>
-                <w:rFonts w:hint="eastAsia" w:ascii="Times New Roman" w:hAnsi="Times New Roman" w:eastAsia="SimSun" w:cs="Times New Roman"/>
+                <w:rFonts w:hint="eastAsia" w:ascii="Times New Roman" w:hAnsi="Times New Roman" w:eastAsia="FangSong" w:cs="Times New Roman"/>
               </w:rPr>
               <w:t>真题</w:t>
             </w:r>
@@ -13193,7 +13060,7 @@
             </w:r>
             <w:r>
               <w:rPr>
-                <w:rFonts w:hint="eastAsia" w:ascii="Times New Roman" w:hAnsi="Times New Roman" w:eastAsia="SimSun" w:cs="Times New Roman"/>
+                <w:rFonts w:hint="eastAsia" w:ascii="Times New Roman" w:hAnsi="Times New Roman" w:eastAsia="FangSong" w:cs="Times New Roman"/>
               </w:rPr>
               <w:t>无机</w:t>
             </w:r>
@@ -13205,7 +13072,7 @@
             </w:r>
             <w:r>
               <w:rPr>
-                <w:rFonts w:hint="eastAsia" w:ascii="Times New Roman" w:hAnsi="Times New Roman" w:eastAsia="SimSun" w:cs="Times New Roman"/>
+                <w:rFonts w:hint="eastAsia" w:ascii="Times New Roman" w:hAnsi="Times New Roman" w:eastAsia="FangSong" w:cs="Times New Roman"/>
               </w:rPr>
               <w:t>反位效应</w:t>
             </w:r>
@@ -13228,7 +13095,7 @@
             </w:pPr>
             <w:r>
               <w:rPr>
-                <w:rFonts w:hint="eastAsia" w:ascii="Times New Roman" w:hAnsi="Times New Roman" w:eastAsia="SimSun" w:cs="Times New Roman"/>
+                <w:rFonts w:hint="eastAsia" w:ascii="Times New Roman" w:hAnsi="Times New Roman" w:eastAsia="FangSong" w:cs="Times New Roman"/>
               </w:rPr>
               <w:t>同金属中心只换配体</w:t>
             </w:r>
@@ -13240,7 +13107,7 @@
             </w:r>
             <w:r>
               <w:rPr>
-                <w:rFonts w:hint="eastAsia" w:ascii="Times New Roman" w:hAnsi="Times New Roman" w:eastAsia="SimSun" w:cs="Times New Roman"/>
+                <w:rFonts w:hint="eastAsia" w:ascii="Times New Roman" w:hAnsi="Times New Roman" w:eastAsia="FangSong" w:cs="Times New Roman"/>
               </w:rPr>
               <w:t>磁性却明显变化</w:t>
             </w:r>
@@ -13255,7 +13122,7 @@
             </w:pPr>
             <w:r>
               <w:rPr>
-                <w:rFonts w:hint="eastAsia" w:ascii="Times New Roman" w:hAnsi="Times New Roman" w:eastAsia="SimSun" w:cs="Times New Roman"/>
+                <w:rFonts w:hint="eastAsia" w:ascii="Times New Roman" w:hAnsi="Times New Roman" w:eastAsia="FangSong" w:cs="Times New Roman"/>
               </w:rPr>
               <w:t xml:space="preserve">高低自旋改变</w:t>
             </w:r>
@@ -13270,7 +13137,7 @@
             </w:pPr>
             <w:r>
               <w:rPr>
-                <w:rFonts w:hint="eastAsia" w:ascii="Times New Roman" w:hAnsi="Times New Roman" w:eastAsia="SimSun" w:cs="Times New Roman"/>
+                <w:rFonts w:hint="eastAsia" w:ascii="Times New Roman" w:hAnsi="Times New Roman" w:eastAsia="FangSong" w:cs="Times New Roman"/>
               </w:rPr>
               <w:t xml:space="preserve">配体场强</w:t>
             </w:r>
@@ -13301,7 +13168,7 @@
             </w:r>
             <w:r>
               <w:rPr>
-                <w:rFonts w:hint="eastAsia" w:ascii="Times New Roman" w:hAnsi="Times New Roman" w:eastAsia="SimSun" w:cs="Times New Roman"/>
+                <w:rFonts w:hint="eastAsia" w:ascii="Times New Roman" w:hAnsi="Times New Roman" w:eastAsia="FangSong" w:cs="Times New Roman"/>
               </w:rPr>
               <w:t xml:space="preserve">与</w:t>
             </w:r>
@@ -13326,7 +13193,7 @@
             </w:r>
             <w:r>
               <w:rPr>
-                <w:rFonts w:hint="eastAsia" w:ascii="Times New Roman" w:hAnsi="Times New Roman" w:eastAsia="SimSun" w:cs="Times New Roman"/>
+                <w:rFonts w:hint="eastAsia" w:ascii="Times New Roman" w:hAnsi="Times New Roman" w:eastAsia="FangSong" w:cs="Times New Roman"/>
               </w:rPr>
               <w:t xml:space="preserve">比较</w:t>
             </w:r>
@@ -13338,7 +13205,7 @@
             </w:r>
             <w:r>
               <w:rPr>
-                <w:rFonts w:hint="eastAsia" w:ascii="Times New Roman" w:hAnsi="Times New Roman" w:eastAsia="SimSun" w:cs="Times New Roman"/>
+                <w:rFonts w:hint="eastAsia" w:ascii="Times New Roman" w:hAnsi="Times New Roman" w:eastAsia="FangSong" w:cs="Times New Roman"/>
               </w:rPr>
               <w:t xml:space="preserve">未成对电子数</w:t>
             </w:r>
@@ -13353,7 +13220,7 @@
             </w:pPr>
             <w:r>
               <w:rPr>
-                <w:rFonts w:hint="eastAsia" w:ascii="Times New Roman" w:hAnsi="Times New Roman" w:eastAsia="SimSun" w:cs="Times New Roman"/>
+                <w:rFonts w:hint="eastAsia" w:ascii="Times New Roman" w:hAnsi="Times New Roman" w:eastAsia="FangSong" w:cs="Times New Roman"/>
               </w:rPr>
               <w:t>题</w:t>
             </w:r>
@@ -13365,7 +13232,7 @@
             </w:r>
             <w:r>
               <w:rPr>
-                <w:rFonts w:hint="eastAsia" w:ascii="Times New Roman" w:hAnsi="Times New Roman" w:eastAsia="SimSun" w:cs="Times New Roman"/>
+                <w:rFonts w:hint="eastAsia" w:ascii="Times New Roman" w:hAnsi="Times New Roman" w:eastAsia="FangSong" w:cs="Times New Roman"/>
               </w:rPr>
               <w:t>决理</w:t>
             </w:r>
@@ -13377,7 +13244,7 @@
             </w:r>
             <w:r>
               <w:rPr>
-                <w:rFonts w:hint="eastAsia" w:ascii="Times New Roman" w:hAnsi="Times New Roman" w:eastAsia="SimSun" w:cs="Times New Roman"/>
+                <w:rFonts w:hint="eastAsia" w:ascii="Times New Roman" w:hAnsi="Times New Roman" w:eastAsia="FangSong" w:cs="Times New Roman"/>
               </w:rPr>
               <w:t>明星分子的配位作用</w:t>
             </w:r>
@@ -13432,7 +13299,7 @@
             </w:r>
             <w:r>
               <w:rPr>
-                <w:rFonts w:hint="eastAsia" w:ascii="Times New Roman" w:hAnsi="Times New Roman" w:eastAsia="SimSun" w:cs="Times New Roman"/>
+                <w:rFonts w:hint="eastAsia" w:ascii="Times New Roman" w:hAnsi="Times New Roman" w:eastAsia="FangSong" w:cs="Times New Roman"/>
               </w:rPr>
               <w:t>低价金属</w:t>
             </w:r>
@@ -13444,7 +13311,7 @@
             </w:r>
             <w:r>
               <w:rPr>
-                <w:rFonts w:hint="eastAsia" w:ascii="Times New Roman" w:hAnsi="Times New Roman" w:eastAsia="SimSun" w:cs="Times New Roman"/>
+                <w:rFonts w:hint="eastAsia" w:ascii="Times New Roman" w:hAnsi="Times New Roman" w:eastAsia="FangSong" w:cs="Times New Roman"/>
               </w:rPr>
               <w:t>内键被活化</w:t>
             </w:r>
@@ -13459,7 +13326,7 @@
             </w:pPr>
             <w:r>
               <w:rPr>
-                <w:rFonts w:hint="eastAsia" w:ascii="Times New Roman" w:hAnsi="Times New Roman" w:eastAsia="SimSun" w:cs="Times New Roman"/>
+                <w:rFonts w:hint="eastAsia" w:ascii="Times New Roman" w:hAnsi="Times New Roman" w:eastAsia="FangSong" w:cs="Times New Roman"/>
               </w:rPr>
               <w:t xml:space="preserve">反馈</w:t>
             </w:r>
@@ -13471,7 +13338,7 @@
             </w:r>
             <w:r>
               <w:rPr>
-                <w:rFonts w:hint="eastAsia" w:ascii="Times New Roman" w:hAnsi="Times New Roman" w:eastAsia="SimSun" w:cs="Times New Roman"/>
+                <w:rFonts w:hint="eastAsia" w:ascii="Times New Roman" w:hAnsi="Times New Roman" w:eastAsia="FangSong" w:cs="Times New Roman"/>
               </w:rPr>
               <w:t xml:space="preserve">键</w:t>
             </w:r>
@@ -13492,7 +13359,7 @@
             </w:r>
             <w:r>
               <w:rPr>
-                <w:rFonts w:hint="eastAsia" w:ascii="Times New Roman" w:hAnsi="Times New Roman" w:eastAsia="SimSun" w:cs="Times New Roman"/>
+                <w:rFonts w:hint="eastAsia" w:ascii="Times New Roman" w:hAnsi="Times New Roman" w:eastAsia="FangSong" w:cs="Times New Roman"/>
               </w:rPr>
               <w:t xml:space="preserve">给电子</w:t>
             </w:r>
@@ -13504,7 +13371,7 @@
             </w:r>
             <w:r>
               <w:rPr>
-                <w:rFonts w:hint="eastAsia" w:ascii="Times New Roman" w:hAnsi="Times New Roman" w:eastAsia="SimSun" w:cs="Times New Roman"/>
+                <w:rFonts w:hint="eastAsia" w:ascii="Times New Roman" w:hAnsi="Times New Roman" w:eastAsia="FangSong" w:cs="Times New Roman"/>
               </w:rPr>
               <w:t xml:space="preserve">金属反馈电子</w:t>
             </w:r>
@@ -13516,7 +13383,7 @@
             </w:r>
             <w:r>
               <w:rPr>
-                <w:rFonts w:hint="eastAsia" w:ascii="Times New Roman" w:hAnsi="Times New Roman" w:eastAsia="SimSun" w:cs="Times New Roman"/>
+                <w:rFonts w:hint="eastAsia" w:ascii="Times New Roman" w:hAnsi="Times New Roman" w:eastAsia="FangSong" w:cs="Times New Roman"/>
               </w:rPr>
               <w:t xml:space="preserve">配体内键减弱</w:t>
             </w:r>
@@ -13528,7 +13395,7 @@
             </w:r>
             <w:r>
               <w:rPr>
-                <w:rFonts w:hint="eastAsia" w:ascii="Times New Roman" w:hAnsi="Times New Roman" w:eastAsia="SimSun" w:cs="Times New Roman"/>
+                <w:rFonts w:hint="eastAsia" w:ascii="Times New Roman" w:hAnsi="Times New Roman" w:eastAsia="FangSong" w:cs="Times New Roman"/>
               </w:rPr>
               <w:t xml:space="preserve">场强变大</w:t>
             </w:r>
@@ -13543,7 +13410,7 @@
             </w:pPr>
             <w:r>
               <w:rPr>
-                <w:rFonts w:hint="eastAsia" w:ascii="Times New Roman" w:hAnsi="Times New Roman" w:eastAsia="SimSun" w:cs="Times New Roman"/>
+                <w:rFonts w:hint="eastAsia" w:ascii="Times New Roman" w:hAnsi="Times New Roman" w:eastAsia="FangSong" w:cs="Times New Roman"/>
               </w:rPr>
               <w:t>题</w:t>
             </w:r>
@@ -13551,11 +13418,11 @@
               <w:rPr>
                 <w:rFonts w:hint="eastAsia" w:ascii="Times New Roman" w:hAnsi="Times New Roman" w:eastAsia="Times New Roman" w:cs="Times New Roman"/>
               </w:rPr>
-              <w:t>-029-7-1-</w:t>
+              <w:t>-029-7-</w:t>
             </w:r>
             <w:r>
               <w:rPr>
-                <w:rFonts w:hint="eastAsia" w:ascii="Times New Roman" w:hAnsi="Times New Roman" w:eastAsia="SimSun" w:cs="Times New Roman"/>
+                <w:rFonts w:hint="eastAsia" w:ascii="Times New Roman" w:hAnsi="Times New Roman" w:eastAsia="FangSong" w:cs="Times New Roman"/>
               </w:rPr>
               <w:t>钒配合物氧化数与配位数</w:t>
             </w:r>
@@ -13572,7 +13439,7 @@
             </w:pPr>
             <w:r>
               <w:rPr>
-                <w:rFonts w:hint="eastAsia" w:ascii="Times New Roman" w:hAnsi="Times New Roman" w:eastAsia="SimSun" w:cs="Times New Roman"/>
+                <w:rFonts w:hint="eastAsia" w:ascii="Times New Roman" w:hAnsi="Times New Roman" w:eastAsia="FangSong" w:cs="Times New Roman"/>
               </w:rPr>
               <w:t>双核金属</w:t>
             </w:r>
@@ -13584,7 +13451,7 @@
             </w:r>
             <w:r>
               <w:rPr>
-                <w:rFonts w:hint="eastAsia" w:ascii="Times New Roman" w:hAnsi="Times New Roman" w:eastAsia="SimSun" w:cs="Times New Roman"/>
+                <w:rFonts w:hint="eastAsia" w:ascii="Times New Roman" w:hAnsi="Times New Roman" w:eastAsia="FangSong" w:cs="Times New Roman"/>
               </w:rPr>
               <w:t>异常短</w:t>
             </w:r>
@@ -13596,7 +13463,7 @@
             </w:r>
             <w:r>
               <w:rPr>
-                <w:rFonts w:hint="eastAsia" w:ascii="Times New Roman" w:hAnsi="Times New Roman" w:eastAsia="SimSun" w:cs="Times New Roman"/>
+                <w:rFonts w:hint="eastAsia" w:ascii="Times New Roman" w:hAnsi="Times New Roman" w:eastAsia="FangSong" w:cs="Times New Roman"/>
               </w:rPr>
               <w:t>距离</w:t>
             </w:r>
@@ -13608,7 +13475,7 @@
             </w:r>
             <w:r>
               <w:rPr>
-                <w:rFonts w:hint="eastAsia" w:ascii="Times New Roman" w:hAnsi="Times New Roman" w:eastAsia="SimSun" w:cs="Times New Roman"/>
+                <w:rFonts w:hint="eastAsia" w:ascii="Times New Roman" w:hAnsi="Times New Roman" w:eastAsia="FangSong" w:cs="Times New Roman"/>
               </w:rPr>
               <w:t>抗磁性偏强</w:t>
             </w:r>
@@ -13623,7 +13490,7 @@
             </w:pPr>
             <w:r>
               <w:rPr>
-                <w:rFonts w:hint="eastAsia" w:ascii="Times New Roman" w:hAnsi="Times New Roman" w:eastAsia="SimSun" w:cs="Times New Roman"/>
+                <w:rFonts w:hint="eastAsia" w:ascii="Times New Roman" w:hAnsi="Times New Roman" w:eastAsia="FangSong" w:cs="Times New Roman"/>
               </w:rPr>
               <w:t>金属</w:t>
             </w:r>
@@ -13635,7 +13502,7 @@
             </w:r>
             <w:r>
               <w:rPr>
-                <w:rFonts w:hint="eastAsia" w:ascii="Times New Roman" w:hAnsi="Times New Roman" w:eastAsia="SimSun" w:cs="Times New Roman"/>
+                <w:rFonts w:hint="eastAsia" w:ascii="Times New Roman" w:hAnsi="Times New Roman" w:eastAsia="FangSong" w:cs="Times New Roman"/>
               </w:rPr>
               <w:t>金属多重键</w:t>
             </w:r>
@@ -13650,7 +13517,7 @@
             </w:pPr>
             <w:r>
               <w:rPr>
-                <w:rFonts w:hint="eastAsia" w:ascii="Times New Roman" w:hAnsi="Times New Roman" w:eastAsia="SimSun" w:cs="Times New Roman"/>
+                <w:rFonts w:hint="eastAsia" w:ascii="Times New Roman" w:hAnsi="Times New Roman" w:eastAsia="FangSong" w:cs="Times New Roman"/>
               </w:rPr>
               <w:t xml:space="preserve">电子成对解释磁性</w:t>
             </w:r>
@@ -13662,7 +13529,7 @@
             </w:r>
             <w:r>
               <w:rPr>
-                <w:rFonts w:hint="eastAsia" w:ascii="Times New Roman" w:hAnsi="Times New Roman" w:eastAsia="SimSun" w:cs="Times New Roman"/>
+                <w:rFonts w:hint="eastAsia" w:ascii="Times New Roman" w:hAnsi="Times New Roman" w:eastAsia="FangSong" w:cs="Times New Roman"/>
               </w:rPr>
               <w:t xml:space="preserve">成键提高键级</w:t>
             </w:r>
@@ -13674,7 +13541,7 @@
             </w:r>
             <w:r>
               <w:rPr>
-                <w:rFonts w:hint="eastAsia" w:ascii="Times New Roman" w:hAnsi="Times New Roman" w:eastAsia="SimSun" w:cs="Times New Roman"/>
+                <w:rFonts w:hint="eastAsia" w:ascii="Times New Roman" w:hAnsi="Times New Roman" w:eastAsia="FangSong" w:cs="Times New Roman"/>
               </w:rPr>
               <w:t xml:space="preserve">关注</w:t>
             </w:r>
@@ -13686,7 +13553,7 @@
             </w:r>
             <w:r>
               <w:rPr>
-                <w:rFonts w:hint="eastAsia" w:ascii="Times New Roman" w:hAnsi="Times New Roman" w:eastAsia="SimSun" w:cs="Times New Roman"/>
+                <w:rFonts w:hint="eastAsia" w:ascii="Times New Roman" w:hAnsi="Times New Roman" w:eastAsia="FangSong" w:cs="Times New Roman"/>
               </w:rPr>
               <w:t xml:space="preserve">键</w:t>
             </w:r>
@@ -13701,7 +13568,7 @@
             </w:pPr>
             <w:r>
               <w:rPr>
-                <w:rFonts w:hint="eastAsia" w:ascii="Times New Roman" w:hAnsi="Times New Roman" w:eastAsia="SimSun" w:cs="Times New Roman"/>
+                <w:rFonts w:hint="eastAsia" w:ascii="Times New Roman" w:hAnsi="Times New Roman" w:eastAsia="FangSong" w:cs="Times New Roman"/>
               </w:rPr>
               <w:t>题</w:t>
             </w:r>
@@ -13713,7 +13580,7 @@
             </w:r>
             <w:r>
               <w:rPr>
-                <w:rFonts w:hint="eastAsia" w:ascii="Times New Roman" w:hAnsi="Times New Roman" w:eastAsia="SimSun" w:cs="Times New Roman"/>
+                <w:rFonts w:hint="eastAsia" w:ascii="Times New Roman" w:hAnsi="Times New Roman" w:eastAsia="FangSong" w:cs="Times New Roman"/>
               </w:rPr>
               <w:t>决理</w:t>
             </w:r>
@@ -13725,7 +13592,7 @@
             </w:r>
             <w:r>
               <w:rPr>
-                <w:rFonts w:hint="eastAsia" w:ascii="Times New Roman" w:hAnsi="Times New Roman" w:eastAsia="SimSun" w:cs="Times New Roman"/>
+                <w:rFonts w:hint="eastAsia" w:ascii="Times New Roman" w:hAnsi="Times New Roman" w:eastAsia="FangSong" w:cs="Times New Roman"/>
               </w:rPr>
               <w:t>铜的配位化学</w:t>
             </w:r>
@@ -13809,7 +13676,7 @@
       </w:pPr>
       <w:r>
         <w:rPr>
-          <w:rFonts w:hint="eastAsia" w:ascii="Times New Roman" w:hAnsi="Times New Roman" w:eastAsia="SimSun" w:cs="Times New Roman"/>
+          <w:rFonts w:hint="eastAsia" w:ascii="Times New Roman" w:hAnsi="Times New Roman" w:eastAsia="FangSong" w:cs="Times New Roman"/>
           <w:b/>
           <w:bCs/>
         </w:rPr>
@@ -13823,7 +13690,7 @@
       </w:r>
       <w:r>
         <w:rPr>
-          <w:rFonts w:hint="eastAsia" w:ascii="Times New Roman" w:hAnsi="Times New Roman" w:eastAsia="SimSun" w:cs="Times New Roman"/>
+          <w:rFonts w:hint="eastAsia" w:ascii="Times New Roman" w:hAnsi="Times New Roman" w:eastAsia="FangSong" w:cs="Times New Roman"/>
         </w:rPr>
         <w:t>为什么</w:t>
       </w:r>
@@ -13848,7 +13715,7 @@
       </w:r>
       <w:r>
         <w:rPr>
-          <w:rFonts w:hint="eastAsia" w:ascii="Times New Roman" w:hAnsi="Times New Roman" w:eastAsia="SimSun" w:cs="Times New Roman"/>
+          <w:rFonts w:hint="eastAsia" w:ascii="Times New Roman" w:hAnsi="Times New Roman" w:eastAsia="FangSong" w:cs="Times New Roman"/>
         </w:rPr>
         <w:t>的六配位配合物常见拉长八面体</w:t>
       </w:r>
@@ -13860,7 +13727,7 @@
       </w:r>
       <w:r>
         <w:rPr>
-          <w:rFonts w:hint="eastAsia" w:ascii="Times New Roman" w:hAnsi="Times New Roman" w:eastAsia="SimSun" w:cs="Times New Roman"/>
+          <w:rFonts w:hint="eastAsia" w:ascii="Times New Roman" w:hAnsi="Times New Roman" w:eastAsia="FangSong" w:cs="Times New Roman"/>
         </w:rPr>
         <w:t>而</w:t>
       </w:r>
@@ -13885,7 +13752,7 @@
       </w:r>
       <w:r>
         <w:rPr>
-          <w:rFonts w:hint="eastAsia" w:ascii="Times New Roman" w:hAnsi="Times New Roman" w:eastAsia="SimSun" w:cs="Times New Roman"/>
+          <w:rFonts w:hint="eastAsia" w:ascii="Times New Roman" w:hAnsi="Times New Roman" w:eastAsia="FangSong" w:cs="Times New Roman"/>
         </w:rPr>
         <w:t>的对应配合物更常接近正八面体</w:t>
       </w:r>
@@ -13902,7 +13769,7 @@
       </w:pPr>
       <w:r>
         <w:rPr>
-          <w:rFonts w:hint="eastAsia" w:ascii="Times New Roman" w:hAnsi="Times New Roman" w:eastAsia="SimSun" w:cs="Times New Roman"/>
+          <w:rFonts w:hint="eastAsia" w:ascii="Times New Roman" w:hAnsi="Times New Roman" w:eastAsia="FangSong" w:cs="Times New Roman"/>
           <w:b/>
           <w:bCs/>
         </w:rPr>
@@ -13944,7 +13811,7 @@
       </w:r>
       <w:r>
         <w:rPr>
-          <w:rFonts w:hint="eastAsia" w:ascii="Times New Roman" w:hAnsi="Times New Roman" w:eastAsia="SimSun" w:cs="Times New Roman"/>
+          <w:rFonts w:hint="eastAsia" w:ascii="Times New Roman" w:hAnsi="Times New Roman" w:eastAsia="FangSong" w:cs="Times New Roman"/>
         </w:rPr>
         <w:t xml:space="preserve">为</w:t>
       </w:r>
@@ -13977,7 +13844,7 @@
       </w:r>
       <w:r>
         <w:rPr>
-          <w:rFonts w:hint="eastAsia" w:ascii="Times New Roman" w:hAnsi="Times New Roman" w:eastAsia="SimSun" w:cs="Times New Roman"/>
+          <w:rFonts w:hint="eastAsia" w:ascii="Times New Roman" w:hAnsi="Times New Roman" w:eastAsia="FangSong" w:cs="Times New Roman"/>
         </w:rPr>
         <w:t>在八面体场中常为</w:t>
       </w:r>
@@ -14015,7 +13882,7 @@
       </w:r>
       <w:r>
         <w:rPr>
-          <w:rFonts w:hint="eastAsia" w:ascii="Times New Roman" w:hAnsi="Times New Roman" w:eastAsia="SimSun" w:cs="Times New Roman"/>
+          <w:rFonts w:hint="eastAsia" w:ascii="Times New Roman" w:hAnsi="Times New Roman" w:eastAsia="FangSong" w:cs="Times New Roman"/>
         </w:rPr>
         <w:t>不均匀占据</w:t>
       </w:r>
@@ -14036,7 +13903,7 @@
       </w:pPr>
       <w:r>
         <w:rPr>
-          <w:rFonts w:hint="eastAsia" w:ascii="Times New Roman" w:hAnsi="Times New Roman" w:eastAsia="SimSun" w:cs="Times New Roman"/>
+          <w:rFonts w:hint="eastAsia" w:ascii="Times New Roman" w:hAnsi="Times New Roman" w:eastAsia="FangSong" w:cs="Times New Roman"/>
         </w:rPr>
         <w:t>基态存在简并</w:t>
       </w:r>
@@ -14048,7 +13915,7 @@
       </w:r>
       <w:r>
         <w:rPr>
-          <w:rFonts w:hint="eastAsia" w:ascii="Times New Roman" w:hAnsi="Times New Roman" w:eastAsia="SimSun" w:cs="Times New Roman"/>
+          <w:rFonts w:hint="eastAsia" w:ascii="Times New Roman" w:hAnsi="Times New Roman" w:eastAsia="FangSong" w:cs="Times New Roman"/>
         </w:rPr>
         <w:t>体系可通过四方畸变降低能量</w:t>
       </w:r>
@@ -14060,7 +13927,7 @@
       </w:r>
       <w:r>
         <w:rPr>
-          <w:rFonts w:hint="eastAsia" w:ascii="Times New Roman" w:hAnsi="Times New Roman" w:eastAsia="SimSun" w:cs="Times New Roman"/>
+          <w:rFonts w:hint="eastAsia" w:ascii="Times New Roman" w:hAnsi="Times New Roman" w:eastAsia="FangSong" w:cs="Times New Roman"/>
         </w:rPr>
         <w:t>因此常出现明显</w:t>
       </w:r>
@@ -14072,7 +13939,7 @@
       </w:r>
       <w:r>
         <w:rPr>
-          <w:rFonts w:hint="eastAsia" w:ascii="Times New Roman" w:hAnsi="Times New Roman" w:eastAsia="SimSun" w:cs="Times New Roman"/>
+          <w:rFonts w:hint="eastAsia" w:ascii="Times New Roman" w:hAnsi="Times New Roman" w:eastAsia="FangSong" w:cs="Times New Roman"/>
         </w:rPr>
         <w:t>拉长</w:t>
       </w:r>
@@ -14112,7 +13979,7 @@
       </w:r>
       <w:r>
         <w:rPr>
-          <w:rFonts w:hint="eastAsia" w:ascii="Times New Roman" w:hAnsi="Times New Roman" w:eastAsia="SimSun" w:cs="Times New Roman"/>
+          <w:rFonts w:hint="eastAsia" w:ascii="Times New Roman" w:hAnsi="Times New Roman" w:eastAsia="FangSong" w:cs="Times New Roman"/>
         </w:rPr>
         <w:t xml:space="preserve">常为</w:t>
       </w:r>
@@ -14145,7 +14012,7 @@
       </w:r>
       <w:r>
         <w:rPr>
-          <w:rFonts w:hint="eastAsia" w:ascii="Times New Roman" w:hAnsi="Times New Roman" w:eastAsia="SimSun" w:cs="Times New Roman"/>
+          <w:rFonts w:hint="eastAsia" w:ascii="Times New Roman" w:hAnsi="Times New Roman" w:eastAsia="FangSong" w:cs="Times New Roman"/>
         </w:rPr>
         <w:t>不具有同样显著的</w:t>
       </w:r>
@@ -14170,7 +14037,7 @@
       </w:r>
       <w:r>
         <w:rPr>
-          <w:rFonts w:hint="eastAsia" w:ascii="Times New Roman" w:hAnsi="Times New Roman" w:eastAsia="SimSun" w:cs="Times New Roman"/>
+          <w:rFonts w:hint="eastAsia" w:ascii="Times New Roman" w:hAnsi="Times New Roman" w:eastAsia="FangSong" w:cs="Times New Roman"/>
         </w:rPr>
         <w:t>简并驱动力</w:t>
       </w:r>
@@ -14191,7 +14058,7 @@
       </w:pPr>
       <w:r>
         <w:rPr>
-          <w:rFonts w:hint="eastAsia" w:ascii="Times New Roman" w:hAnsi="Times New Roman" w:eastAsia="SimSun" w:cs="Times New Roman"/>
+          <w:rFonts w:hint="eastAsia" w:ascii="Times New Roman" w:hAnsi="Times New Roman" w:eastAsia="FangSong" w:cs="Times New Roman"/>
         </w:rPr>
         <w:t xml:space="preserve">因而</w:t>
       </w:r>
@@ -14216,7 +14083,7 @@
       </w:r>
       <w:r>
         <w:rPr>
-          <w:rFonts w:hint="eastAsia" w:ascii="Times New Roman" w:hAnsi="Times New Roman" w:eastAsia="SimSun" w:cs="Times New Roman"/>
+          <w:rFonts w:hint="eastAsia" w:ascii="Times New Roman" w:hAnsi="Times New Roman" w:eastAsia="FangSong" w:cs="Times New Roman"/>
         </w:rPr>
         <w:t>更常明显偏离理想八面体</w:t>
       </w:r>
@@ -14228,7 +14095,7 @@
       </w:r>
       <w:r>
         <w:rPr>
-          <w:rFonts w:hint="eastAsia" w:ascii="Times New Roman" w:hAnsi="Times New Roman" w:eastAsia="SimSun" w:cs="Times New Roman"/>
+          <w:rFonts w:hint="eastAsia" w:ascii="Times New Roman" w:hAnsi="Times New Roman" w:eastAsia="FangSong" w:cs="Times New Roman"/>
         </w:rPr>
         <w:t>而</w:t>
       </w:r>
@@ -14253,7 +14120,7 @@
       </w:r>
       <w:r>
         <w:rPr>
-          <w:rFonts w:hint="eastAsia" w:ascii="Times New Roman" w:hAnsi="Times New Roman" w:eastAsia="SimSun" w:cs="Times New Roman"/>
+          <w:rFonts w:hint="eastAsia" w:ascii="Times New Roman" w:hAnsi="Times New Roman" w:eastAsia="FangSong" w:cs="Times New Roman"/>
         </w:rPr>
         <w:t>通常不如它明显</w:t>
       </w:r>
@@ -14326,7 +14193,7 @@
       </w:pPr>
       <w:r>
         <w:rPr>
-          <w:rFonts w:hint="eastAsia" w:ascii="Times New Roman" w:hAnsi="Times New Roman" w:eastAsia="SimSun" w:cs="Times New Roman"/>
+          <w:rFonts w:hint="eastAsia" w:ascii="Times New Roman" w:hAnsi="Times New Roman" w:eastAsia="FangSong" w:cs="Times New Roman"/>
           <w:b/>
           <w:bCs/>
         </w:rPr>
@@ -14340,7 +14207,7 @@
       </w:r>
       <w:r>
         <w:rPr>
-          <w:rFonts w:hint="eastAsia" w:ascii="Times New Roman" w:hAnsi="Times New Roman" w:eastAsia="SimSun" w:cs="Times New Roman"/>
+          <w:rFonts w:hint="eastAsia" w:ascii="Times New Roman" w:hAnsi="Times New Roman" w:eastAsia="FangSong" w:cs="Times New Roman"/>
         </w:rPr>
         <w:t>为什么</w:t>
       </w:r>
@@ -14380,7 +14247,7 @@
       </w:r>
       <w:r>
         <w:rPr>
-          <w:rFonts w:hint="eastAsia" w:ascii="Times New Roman" w:hAnsi="Times New Roman" w:eastAsia="SimSun" w:cs="Times New Roman"/>
+          <w:rFonts w:hint="eastAsia" w:ascii="Times New Roman" w:hAnsi="Times New Roman" w:eastAsia="FangSong" w:cs="Times New Roman"/>
         </w:rPr>
         <w:t>常低自旋</w:t>
       </w:r>
@@ -14392,7 +14259,7 @@
       </w:r>
       <w:r>
         <w:rPr>
-          <w:rFonts w:hint="eastAsia" w:ascii="Times New Roman" w:hAnsi="Times New Roman" w:eastAsia="SimSun" w:cs="Times New Roman"/>
+          <w:rFonts w:hint="eastAsia" w:ascii="Times New Roman" w:hAnsi="Times New Roman" w:eastAsia="FangSong" w:cs="Times New Roman"/>
         </w:rPr>
         <w:t>而</w:t>
       </w:r>
@@ -14432,7 +14299,7 @@
       </w:r>
       <w:r>
         <w:rPr>
-          <w:rFonts w:hint="eastAsia" w:ascii="Times New Roman" w:hAnsi="Times New Roman" w:eastAsia="SimSun" w:cs="Times New Roman"/>
+          <w:rFonts w:hint="eastAsia" w:ascii="Times New Roman" w:hAnsi="Times New Roman" w:eastAsia="FangSong" w:cs="Times New Roman"/>
         </w:rPr>
         <w:t>更倾向高自旋</w:t>
       </w:r>
@@ -14449,7 +14316,7 @@
       </w:pPr>
       <w:r>
         <w:rPr>
-          <w:rFonts w:hint="eastAsia" w:ascii="Times New Roman" w:hAnsi="Times New Roman" w:eastAsia="SimSun" w:cs="Times New Roman"/>
+          <w:rFonts w:hint="eastAsia" w:ascii="Times New Roman" w:hAnsi="Times New Roman" w:eastAsia="FangSong" w:cs="Times New Roman"/>
           <w:b/>
           <w:bCs/>
         </w:rPr>
@@ -14472,7 +14339,7 @@
       </w:pPr>
       <w:r>
         <w:rPr>
-          <w:rFonts w:hint="eastAsia" w:ascii="Times New Roman" w:hAnsi="Times New Roman" w:eastAsia="SimSun" w:cs="Times New Roman"/>
+          <w:rFonts w:hint="eastAsia" w:ascii="Times New Roman" w:hAnsi="Times New Roman" w:eastAsia="FangSong" w:cs="Times New Roman"/>
         </w:rPr>
         <w:t xml:space="preserve">两者金属中心可视作相同</w:t>
       </w:r>
@@ -14484,7 +14351,7 @@
       </w:r>
       <w:r>
         <w:rPr>
-          <w:rFonts w:hint="eastAsia" w:ascii="Times New Roman" w:hAnsi="Times New Roman" w:eastAsia="SimSun" w:cs="Times New Roman"/>
+          <w:rFonts w:hint="eastAsia" w:ascii="Times New Roman" w:hAnsi="Times New Roman" w:eastAsia="FangSong" w:cs="Times New Roman"/>
         </w:rPr>
         <w:t>电子数</w:t>
       </w:r>
@@ -14496,7 +14363,7 @@
       </w:r>
       <w:r>
         <w:rPr>
-          <w:rFonts w:hint="eastAsia" w:ascii="Times New Roman" w:hAnsi="Times New Roman" w:eastAsia="SimSun" w:cs="Times New Roman"/>
+          <w:rFonts w:hint="eastAsia" w:ascii="Times New Roman" w:hAnsi="Times New Roman" w:eastAsia="FangSong" w:cs="Times New Roman"/>
         </w:rPr>
         <w:t>差异主要来自配体场强</w:t>
       </w:r>
@@ -14536,7 +14403,7 @@
       </w:r>
       <w:r>
         <w:rPr>
-          <w:rFonts w:hint="eastAsia" w:ascii="Times New Roman" w:hAnsi="Times New Roman" w:eastAsia="SimSun" w:cs="Times New Roman"/>
+          <w:rFonts w:hint="eastAsia" w:ascii="Times New Roman" w:hAnsi="Times New Roman" w:eastAsia="FangSong" w:cs="Times New Roman"/>
         </w:rPr>
         <w:t>是强场配体</w:t>
       </w:r>
@@ -14548,7 +14415,7 @@
       </w:r>
       <w:r>
         <w:rPr>
-          <w:rFonts w:hint="eastAsia" w:ascii="Times New Roman" w:hAnsi="Times New Roman" w:eastAsia="SimSun" w:cs="Times New Roman"/>
+          <w:rFonts w:hint="eastAsia" w:ascii="Times New Roman" w:hAnsi="Times New Roman" w:eastAsia="FangSong" w:cs="Times New Roman"/>
         </w:rPr>
         <w:t>常伴随明显</w:t>
       </w:r>
@@ -14560,7 +14427,7 @@
       </w:r>
       <w:r>
         <w:rPr>
-          <w:rFonts w:hint="eastAsia" w:ascii="Times New Roman" w:hAnsi="Times New Roman" w:eastAsia="SimSun" w:cs="Times New Roman"/>
+          <w:rFonts w:hint="eastAsia" w:ascii="Times New Roman" w:hAnsi="Times New Roman" w:eastAsia="FangSong" w:cs="Times New Roman"/>
         </w:rPr>
         <w:t>受体特征</w:t>
       </w:r>
@@ -14572,7 +14439,7 @@
       </w:r>
       <w:r>
         <w:rPr>
-          <w:rFonts w:hint="eastAsia" w:ascii="Times New Roman" w:hAnsi="Times New Roman" w:eastAsia="SimSun" w:cs="Times New Roman"/>
+          <w:rFonts w:hint="eastAsia" w:ascii="Times New Roman" w:hAnsi="Times New Roman" w:eastAsia="FangSong" w:cs="Times New Roman"/>
         </w:rPr>
         <w:t>使</w:t>
       </w:r>
@@ -14597,7 +14464,7 @@
       </w:r>
       <w:r>
         <w:rPr>
-          <w:rFonts w:hint="eastAsia" w:ascii="Times New Roman" w:hAnsi="Times New Roman" w:eastAsia="SimSun" w:cs="Times New Roman"/>
+          <w:rFonts w:hint="eastAsia" w:ascii="Times New Roman" w:hAnsi="Times New Roman" w:eastAsia="FangSong" w:cs="Times New Roman"/>
         </w:rPr>
         <w:t>增大</w:t>
       </w:r>
@@ -14637,7 +14504,7 @@
       </w:r>
       <w:r>
         <w:rPr>
-          <w:rFonts w:hint="eastAsia" w:ascii="Times New Roman" w:hAnsi="Times New Roman" w:eastAsia="SimSun" w:cs="Times New Roman"/>
+          <w:rFonts w:hint="eastAsia" w:ascii="Times New Roman" w:hAnsi="Times New Roman" w:eastAsia="FangSong" w:cs="Times New Roman"/>
         </w:rPr>
         <w:t>为弱场配体</w:t>
       </w:r>
@@ -14662,7 +14529,7 @@
       </w:r>
       <w:r>
         <w:rPr>
-          <w:rFonts w:hint="eastAsia" w:ascii="Times New Roman" w:hAnsi="Times New Roman" w:eastAsia="SimSun" w:cs="Times New Roman"/>
+          <w:rFonts w:hint="eastAsia" w:ascii="Times New Roman" w:hAnsi="Times New Roman" w:eastAsia="FangSong" w:cs="Times New Roman"/>
         </w:rPr>
         <w:t>较小</w:t>
       </w:r>
@@ -14683,7 +14550,7 @@
       </w:pPr>
       <w:r>
         <w:rPr>
-          <w:rFonts w:hint="eastAsia" w:ascii="Times New Roman" w:hAnsi="Times New Roman" w:eastAsia="SimSun" w:cs="Times New Roman"/>
+          <w:rFonts w:hint="eastAsia" w:ascii="Times New Roman" w:hAnsi="Times New Roman" w:eastAsia="FangSong" w:cs="Times New Roman"/>
         </w:rPr>
         <w:t xml:space="preserve">前者更容易满足</w:t>
       </w:r>
@@ -14708,7 +14575,7 @@
       </w:r>
       <w:r>
         <w:rPr>
-          <w:rFonts w:hint="eastAsia" w:ascii="Times New Roman" w:hAnsi="Times New Roman" w:eastAsia="SimSun" w:cs="Times New Roman"/>
+          <w:rFonts w:hint="eastAsia" w:ascii="Times New Roman" w:hAnsi="Times New Roman" w:eastAsia="FangSong" w:cs="Times New Roman"/>
         </w:rPr>
         <w:t>后者更容易出现</w:t>
       </w:r>
@@ -14806,7 +14673,7 @@
       </w:pPr>
       <w:r>
         <w:rPr>
-          <w:rFonts w:hint="eastAsia" w:ascii="Times New Roman" w:hAnsi="Times New Roman" w:eastAsia="SimSun" w:cs="Times New Roman"/>
+          <w:rFonts w:hint="eastAsia" w:ascii="Times New Roman" w:hAnsi="Times New Roman" w:eastAsia="FangSong" w:cs="Times New Roman"/>
           <w:b/>
           <w:bCs/>
         </w:rPr>
@@ -14820,7 +14687,7 @@
       </w:r>
       <w:r>
         <w:rPr>
-          <w:rFonts w:hint="eastAsia" w:ascii="Times New Roman" w:hAnsi="Times New Roman" w:eastAsia="SimSun" w:cs="Times New Roman"/>
+          <w:rFonts w:hint="eastAsia" w:ascii="Times New Roman" w:hAnsi="Times New Roman" w:eastAsia="FangSong" w:cs="Times New Roman"/>
         </w:rPr>
         <w:t>为什么</w:t>
       </w:r>
@@ -14832,7 +14699,7 @@
       </w:r>
       <w:r>
         <w:rPr>
-          <w:rFonts w:hint="eastAsia" w:ascii="Times New Roman" w:hAnsi="Times New Roman" w:eastAsia="SimSun" w:cs="Times New Roman"/>
+          <w:rFonts w:hint="eastAsia" w:ascii="Times New Roman" w:hAnsi="Times New Roman" w:eastAsia="FangSong" w:cs="Times New Roman"/>
         </w:rPr>
         <w:t>配合到低氧化态金属后</w:t>
       </w:r>
@@ -14850,7 +14717,7 @@
       </w:r>
       <w:r>
         <w:rPr>
-          <w:rFonts w:hint="eastAsia" w:ascii="Times New Roman" w:hAnsi="Times New Roman" w:eastAsia="SimSun" w:cs="Times New Roman"/>
+          <w:rFonts w:hint="eastAsia" w:ascii="Times New Roman" w:hAnsi="Times New Roman" w:eastAsia="FangSong" w:cs="Times New Roman"/>
         </w:rPr>
         <w:t xml:space="preserve">键增强而</w:t>
       </w:r>
@@ -14862,7 +14729,7 @@
       </w:r>
       <w:r>
         <w:rPr>
-          <w:rFonts w:hint="eastAsia" w:ascii="Times New Roman" w:hAnsi="Times New Roman" w:eastAsia="SimSun" w:cs="Times New Roman"/>
+          <w:rFonts w:hint="eastAsia" w:ascii="Times New Roman" w:hAnsi="Times New Roman" w:eastAsia="FangSong" w:cs="Times New Roman"/>
         </w:rPr>
         <w:t>键反而会减弱</w:t>
       </w:r>
@@ -14879,7 +14746,7 @@
       </w:pPr>
       <w:r>
         <w:rPr>
-          <w:rFonts w:hint="eastAsia" w:ascii="Times New Roman" w:hAnsi="Times New Roman" w:eastAsia="SimSun" w:cs="Times New Roman"/>
+          <w:rFonts w:hint="eastAsia" w:ascii="Times New Roman" w:hAnsi="Times New Roman" w:eastAsia="FangSong" w:cs="Times New Roman"/>
           <w:b/>
           <w:bCs/>
         </w:rPr>
@@ -14908,7 +14775,7 @@
       </w:r>
       <w:r>
         <w:rPr>
-          <w:rFonts w:hint="eastAsia" w:ascii="Times New Roman" w:hAnsi="Times New Roman" w:eastAsia="SimSun" w:cs="Times New Roman"/>
+          <w:rFonts w:hint="eastAsia" w:ascii="Times New Roman" w:hAnsi="Times New Roman" w:eastAsia="FangSong" w:cs="Times New Roman"/>
         </w:rPr>
         <w:t xml:space="preserve">先作为</w:t>
       </w:r>
@@ -14920,7 +14787,7 @@
       </w:r>
       <w:r>
         <w:rPr>
-          <w:rFonts w:hint="eastAsia" w:ascii="Times New Roman" w:hAnsi="Times New Roman" w:eastAsia="SimSun" w:cs="Times New Roman"/>
+          <w:rFonts w:hint="eastAsia" w:ascii="Times New Roman" w:hAnsi="Times New Roman" w:eastAsia="FangSong" w:cs="Times New Roman"/>
         </w:rPr>
         <w:t>给体把孤对电子给金属</w:t>
       </w:r>
@@ -14941,7 +14808,7 @@
       </w:pPr>
       <w:r>
         <w:rPr>
-          <w:rFonts w:hint="eastAsia" w:ascii="Times New Roman" w:hAnsi="Times New Roman" w:eastAsia="SimSun" w:cs="Times New Roman"/>
+          <w:rFonts w:hint="eastAsia" w:ascii="Times New Roman" w:hAnsi="Times New Roman" w:eastAsia="FangSong" w:cs="Times New Roman"/>
         </w:rPr>
         <w:t xml:space="preserve">金属再把</w:t>
       </w:r>
@@ -14953,7 +14820,7 @@
       </w:r>
       <w:r>
         <w:rPr>
-          <w:rFonts w:hint="eastAsia" w:ascii="Times New Roman" w:hAnsi="Times New Roman" w:eastAsia="SimSun" w:cs="Times New Roman"/>
+          <w:rFonts w:hint="eastAsia" w:ascii="Times New Roman" w:hAnsi="Times New Roman" w:eastAsia="FangSong" w:cs="Times New Roman"/>
         </w:rPr>
         <w:t xml:space="preserve">电子反馈到</w:t>
       </w:r>
@@ -14965,7 +14832,7 @@
       </w:r>
       <w:r>
         <w:rPr>
-          <w:rFonts w:hint="eastAsia" w:ascii="Times New Roman" w:hAnsi="Times New Roman" w:eastAsia="SimSun" w:cs="Times New Roman"/>
+          <w:rFonts w:hint="eastAsia" w:ascii="Times New Roman" w:hAnsi="Times New Roman" w:eastAsia="FangSong" w:cs="Times New Roman"/>
         </w:rPr>
         <w:t xml:space="preserve">的</w:t>
       </w:r>
@@ -14990,7 +14857,7 @@
       </w:r>
       <w:r>
         <w:rPr>
-          <w:rFonts w:hint="eastAsia" w:ascii="Times New Roman" w:hAnsi="Times New Roman" w:eastAsia="SimSun" w:cs="Times New Roman"/>
+          <w:rFonts w:hint="eastAsia" w:ascii="Times New Roman" w:hAnsi="Times New Roman" w:eastAsia="FangSong" w:cs="Times New Roman"/>
         </w:rPr>
         <w:t>轨道</w:t>
       </w:r>
@@ -15011,7 +14878,7 @@
       </w:pPr>
       <w:r>
         <w:rPr>
-          <w:rFonts w:hint="eastAsia" w:ascii="Times New Roman" w:hAnsi="Times New Roman" w:eastAsia="SimSun" w:cs="Times New Roman"/>
+          <w:rFonts w:hint="eastAsia" w:ascii="Times New Roman" w:hAnsi="Times New Roman" w:eastAsia="FangSong" w:cs="Times New Roman"/>
         </w:rPr>
         <w:t xml:space="preserve">反馈电子增强了</w:t>
       </w:r>
@@ -15023,7 +14890,7 @@
       </w:r>
       <w:r>
         <w:rPr>
-          <w:rFonts w:hint="eastAsia" w:ascii="Times New Roman" w:hAnsi="Times New Roman" w:eastAsia="SimSun" w:cs="Times New Roman"/>
+          <w:rFonts w:hint="eastAsia" w:ascii="Times New Roman" w:hAnsi="Times New Roman" w:eastAsia="FangSong" w:cs="Times New Roman"/>
         </w:rPr>
         <w:t>相互作用</w:t>
       </w:r>
@@ -15044,7 +14911,7 @@
       </w:pPr>
       <w:r>
         <w:rPr>
-          <w:rFonts w:hint="eastAsia" w:ascii="Times New Roman" w:hAnsi="Times New Roman" w:eastAsia="SimSun" w:cs="Times New Roman"/>
+          <w:rFonts w:hint="eastAsia" w:ascii="Times New Roman" w:hAnsi="Times New Roman" w:eastAsia="FangSong" w:cs="Times New Roman"/>
         </w:rPr>
         <w:t xml:space="preserve">但进入配体反键轨道会降低</w:t>
       </w:r>
@@ -15056,7 +14923,7 @@
       </w:r>
       <w:r>
         <w:rPr>
-          <w:rFonts w:hint="eastAsia" w:ascii="Times New Roman" w:hAnsi="Times New Roman" w:eastAsia="SimSun" w:cs="Times New Roman"/>
+          <w:rFonts w:hint="eastAsia" w:ascii="Times New Roman" w:hAnsi="Times New Roman" w:eastAsia="FangSong" w:cs="Times New Roman"/>
         </w:rPr>
         <w:t>键级</w:t>
       </w:r>
@@ -15068,7 +14935,7 @@
       </w:r>
       <w:r>
         <w:rPr>
-          <w:rFonts w:hint="eastAsia" w:ascii="Times New Roman" w:hAnsi="Times New Roman" w:eastAsia="SimSun" w:cs="Times New Roman"/>
+          <w:rFonts w:hint="eastAsia" w:ascii="Times New Roman" w:hAnsi="Times New Roman" w:eastAsia="FangSong" w:cs="Times New Roman"/>
         </w:rPr>
         <w:t>所以</w:t>
       </w:r>
@@ -15080,7 +14947,7 @@
       </w:r>
       <w:r>
         <w:rPr>
-          <w:rFonts w:hint="eastAsia" w:ascii="Times New Roman" w:hAnsi="Times New Roman" w:eastAsia="SimSun" w:cs="Times New Roman"/>
+          <w:rFonts w:hint="eastAsia" w:ascii="Times New Roman" w:hAnsi="Times New Roman" w:eastAsia="FangSong" w:cs="Times New Roman"/>
         </w:rPr>
         <w:t>键减弱</w:t>
       </w:r>
@@ -15092,7 +14959,7 @@
       </w:r>
       <w:r>
         <w:rPr>
-          <w:rFonts w:hint="eastAsia" w:ascii="Times New Roman" w:hAnsi="Times New Roman" w:eastAsia="SimSun" w:cs="Times New Roman"/>
+          <w:rFonts w:hint="eastAsia" w:ascii="Times New Roman" w:hAnsi="Times New Roman" w:eastAsia="FangSong" w:cs="Times New Roman"/>
         </w:rPr>
         <w:t>键长增大</w:t>
       </w:r>
@@ -15104,7 +14971,7 @@
       </w:r>
       <w:r>
         <w:rPr>
-          <w:rFonts w:hint="eastAsia" w:ascii="Times New Roman" w:hAnsi="Times New Roman" w:eastAsia="SimSun" w:cs="Times New Roman"/>
+          <w:rFonts w:hint="eastAsia" w:ascii="Times New Roman" w:hAnsi="Times New Roman" w:eastAsia="FangSong" w:cs="Times New Roman"/>
         </w:rPr>
         <w:t>振动频率降低</w:t>
       </w:r>
@@ -15177,7 +15044,7 @@
       </w:pPr>
       <w:r>
         <w:rPr>
-          <w:rFonts w:hint="eastAsia" w:ascii="Times New Roman" w:hAnsi="Times New Roman" w:eastAsia="SimSun" w:cs="Times New Roman"/>
+          <w:rFonts w:hint="eastAsia" w:ascii="Times New Roman" w:hAnsi="Times New Roman" w:eastAsia="FangSong" w:cs="Times New Roman"/>
           <w:b/>
           <w:bCs/>
         </w:rPr>
@@ -15191,7 +15058,7 @@
       </w:r>
       <w:r>
         <w:rPr>
-          <w:rFonts w:hint="eastAsia" w:ascii="Times New Roman" w:hAnsi="Times New Roman" w:eastAsia="SimSun" w:cs="Times New Roman"/>
+          <w:rFonts w:hint="eastAsia" w:ascii="Times New Roman" w:hAnsi="Times New Roman" w:eastAsia="FangSong" w:cs="Times New Roman"/>
         </w:rPr>
         <w:t>为什么在</w:t>
       </w:r>
@@ -15203,7 +15070,7 @@
       </w:r>
       <w:r>
         <w:rPr>
-          <w:rFonts w:hint="eastAsia" w:ascii="Times New Roman" w:hAnsi="Times New Roman" w:eastAsia="SimSun" w:cs="Times New Roman"/>
+          <w:rFonts w:hint="eastAsia" w:ascii="Times New Roman" w:hAnsi="Times New Roman" w:eastAsia="FangSong" w:cs="Times New Roman"/>
         </w:rPr>
         <w:t>平面四方配合物的取代题中</w:t>
       </w:r>
@@ -15215,7 +15082,7 @@
       </w:r>
       <w:r>
         <w:rPr>
-          <w:rFonts w:hint="eastAsia" w:ascii="Times New Roman" w:hAnsi="Times New Roman" w:eastAsia="SimSun" w:cs="Times New Roman"/>
+          <w:rFonts w:hint="eastAsia" w:ascii="Times New Roman" w:hAnsi="Times New Roman" w:eastAsia="FangSong" w:cs="Times New Roman"/>
         </w:rPr>
         <w:t>常可以通过选择导向配体来控制顺反产物</w:t>
       </w:r>
@@ -15232,7 +15099,7 @@
       </w:pPr>
       <w:r>
         <w:rPr>
-          <w:rFonts w:hint="eastAsia" w:ascii="Times New Roman" w:hAnsi="Times New Roman" w:eastAsia="SimSun" w:cs="Times New Roman"/>
+          <w:rFonts w:hint="eastAsia" w:ascii="Times New Roman" w:hAnsi="Times New Roman" w:eastAsia="FangSong" w:cs="Times New Roman"/>
           <w:b/>
           <w:bCs/>
         </w:rPr>
@@ -15255,7 +15122,7 @@
       </w:pPr>
       <w:r>
         <w:rPr>
-          <w:rFonts w:hint="eastAsia" w:ascii="Times New Roman" w:hAnsi="Times New Roman" w:eastAsia="SimSun" w:cs="Times New Roman"/>
+          <w:rFonts w:hint="eastAsia" w:ascii="Times New Roman" w:hAnsi="Times New Roman" w:eastAsia="FangSong" w:cs="Times New Roman"/>
         </w:rPr>
         <w:t>强反位效应配体会活化其反位位置</w:t>
       </w:r>
@@ -15276,7 +15143,7 @@
       </w:pPr>
       <w:r>
         <w:rPr>
-          <w:rFonts w:hint="eastAsia" w:ascii="Times New Roman" w:hAnsi="Times New Roman" w:eastAsia="SimSun" w:cs="Times New Roman"/>
+          <w:rFonts w:hint="eastAsia" w:ascii="Times New Roman" w:hAnsi="Times New Roman" w:eastAsia="FangSong" w:cs="Times New Roman"/>
         </w:rPr>
         <w:t>新进入配体更容易出现在该活化位置</w:t>
       </w:r>
@@ -15297,7 +15164,7 @@
       </w:pPr>
       <w:r>
         <w:rPr>
-          <w:rFonts w:hint="eastAsia" w:ascii="Times New Roman" w:hAnsi="Times New Roman" w:eastAsia="SimSun" w:cs="Times New Roman"/>
+          <w:rFonts w:hint="eastAsia" w:ascii="Times New Roman" w:hAnsi="Times New Roman" w:eastAsia="FangSong" w:cs="Times New Roman"/>
         </w:rPr>
         <w:t>因而通过控制先加入哪类配体</w:t>
       </w:r>
@@ -15309,7 +15176,7 @@
       </w:r>
       <w:r>
         <w:rPr>
-          <w:rFonts w:hint="eastAsia" w:ascii="Times New Roman" w:hAnsi="Times New Roman" w:eastAsia="SimSun" w:cs="Times New Roman"/>
+          <w:rFonts w:hint="eastAsia" w:ascii="Times New Roman" w:hAnsi="Times New Roman" w:eastAsia="FangSong" w:cs="Times New Roman"/>
         </w:rPr>
         <w:t>可以改变后续取代位置的优先级</w:t>
       </w:r>
@@ -15330,7 +15197,7 @@
       </w:pPr>
       <w:r>
         <w:rPr>
-          <w:rFonts w:hint="eastAsia" w:ascii="Times New Roman" w:hAnsi="Times New Roman" w:eastAsia="SimSun" w:cs="Times New Roman"/>
+          <w:rFonts w:hint="eastAsia" w:ascii="Times New Roman" w:hAnsi="Times New Roman" w:eastAsia="FangSong" w:cs="Times New Roman"/>
         </w:rPr>
         <w:t xml:space="preserve">最终就能有策略地导向</w:t>
       </w:r>
@@ -15342,7 +15209,7 @@
       </w:r>
       <w:r>
         <w:rPr>
-          <w:rFonts w:hint="eastAsia" w:ascii="Times New Roman" w:hAnsi="Times New Roman" w:eastAsia="SimSun" w:cs="Times New Roman"/>
+          <w:rFonts w:hint="eastAsia" w:ascii="Times New Roman" w:hAnsi="Times New Roman" w:eastAsia="FangSong" w:cs="Times New Roman"/>
         </w:rPr>
         <w:t xml:space="preserve">或</w:t>
       </w:r>
@@ -15354,7 +15221,7 @@
       </w:r>
       <w:r>
         <w:rPr>
-          <w:rFonts w:hint="eastAsia" w:ascii="Times New Roman" w:hAnsi="Times New Roman" w:eastAsia="SimSun" w:cs="Times New Roman"/>
+          <w:rFonts w:hint="eastAsia" w:ascii="Times New Roman" w:hAnsi="Times New Roman" w:eastAsia="FangSong" w:cs="Times New Roman"/>
         </w:rPr>
         <w:t>产物</w:t>
       </w:r>
@@ -15439,7 +15306,7 @@
       </w:pPr>
       <w:r>
         <w:rPr>
-          <w:rFonts w:hint="eastAsia" w:ascii="Times New Roman" w:hAnsi="Times New Roman" w:eastAsia="SimSun" w:cs="Times New Roman"/>
+          <w:rFonts w:hint="eastAsia" w:ascii="Times New Roman" w:hAnsi="Times New Roman" w:eastAsia="FangSong" w:cs="Times New Roman"/>
           <w:b/>
           <w:bCs/>
         </w:rPr>
@@ -15453,7 +15320,7 @@
       </w:r>
       <w:r>
         <w:rPr>
-          <w:rFonts w:hint="eastAsia" w:ascii="Times New Roman" w:hAnsi="Times New Roman" w:eastAsia="SimSun" w:cs="Times New Roman"/>
+          <w:rFonts w:hint="eastAsia" w:ascii="Times New Roman" w:hAnsi="Times New Roman" w:eastAsia="FangSong" w:cs="Times New Roman"/>
         </w:rPr>
         <w:t>题目若给出一个双核金属体系</w:t>
       </w:r>
@@ -15465,7 +15332,7 @@
       </w:r>
       <w:r>
         <w:rPr>
-          <w:rFonts w:hint="eastAsia" w:ascii="Times New Roman" w:hAnsi="Times New Roman" w:eastAsia="SimSun" w:cs="Times New Roman"/>
+          <w:rFonts w:hint="eastAsia" w:ascii="Times New Roman" w:hAnsi="Times New Roman" w:eastAsia="FangSong" w:cs="Times New Roman"/>
         </w:rPr>
         <w:t>并说明其</w:t>
       </w:r>
@@ -15477,7 +15344,7 @@
       </w:r>
       <w:r>
         <w:rPr>
-          <w:rFonts w:hint="eastAsia" w:ascii="Times New Roman" w:hAnsi="Times New Roman" w:eastAsia="SimSun" w:cs="Times New Roman"/>
+          <w:rFonts w:hint="eastAsia" w:ascii="Times New Roman" w:hAnsi="Times New Roman" w:eastAsia="FangSong" w:cs="Times New Roman"/>
         </w:rPr>
         <w:t>距离异常短</w:t>
       </w:r>
@@ -15489,7 +15356,7 @@
       </w:r>
       <w:r>
         <w:rPr>
-          <w:rFonts w:hint="eastAsia" w:ascii="Times New Roman" w:hAnsi="Times New Roman" w:eastAsia="SimSun" w:cs="Times New Roman"/>
+          <w:rFonts w:hint="eastAsia" w:ascii="Times New Roman" w:hAnsi="Times New Roman" w:eastAsia="FangSong" w:cs="Times New Roman"/>
         </w:rPr>
         <w:t>磁性又低于按单中心预测的结果</w:t>
       </w:r>
@@ -15501,7 +15368,7 @@
       </w:r>
       <w:r>
         <w:rPr>
-          <w:rFonts w:hint="eastAsia" w:ascii="Times New Roman" w:hAnsi="Times New Roman" w:eastAsia="SimSun" w:cs="Times New Roman"/>
+          <w:rFonts w:hint="eastAsia" w:ascii="Times New Roman" w:hAnsi="Times New Roman" w:eastAsia="FangSong" w:cs="Times New Roman"/>
         </w:rPr>
         <w:t>应优先考虑什么</w:t>
       </w:r>
@@ -15518,7 +15385,7 @@
       </w:pPr>
       <w:r>
         <w:rPr>
-          <w:rFonts w:hint="eastAsia" w:ascii="Times New Roman" w:hAnsi="Times New Roman" w:eastAsia="SimSun" w:cs="Times New Roman"/>
+          <w:rFonts w:hint="eastAsia" w:ascii="Times New Roman" w:hAnsi="Times New Roman" w:eastAsia="FangSong" w:cs="Times New Roman"/>
           <w:b/>
           <w:bCs/>
         </w:rPr>
@@ -15541,7 +15408,7 @@
       </w:pPr>
       <w:r>
         <w:rPr>
-          <w:rFonts w:hint="eastAsia" w:ascii="Times New Roman" w:hAnsi="Times New Roman" w:eastAsia="SimSun" w:cs="Times New Roman"/>
+          <w:rFonts w:hint="eastAsia" w:ascii="Times New Roman" w:hAnsi="Times New Roman" w:eastAsia="FangSong" w:cs="Times New Roman"/>
         </w:rPr>
         <w:t>优先考虑是否存在金属</w:t>
       </w:r>
@@ -15553,7 +15420,7 @@
       </w:r>
       <w:r>
         <w:rPr>
-          <w:rFonts w:hint="eastAsia" w:ascii="Times New Roman" w:hAnsi="Times New Roman" w:eastAsia="SimSun" w:cs="Times New Roman"/>
+          <w:rFonts w:hint="eastAsia" w:ascii="Times New Roman" w:hAnsi="Times New Roman" w:eastAsia="FangSong" w:cs="Times New Roman"/>
         </w:rPr>
         <w:t>金属直接成键</w:t>
       </w:r>
@@ -15574,7 +15441,7 @@
       </w:pPr>
       <w:r>
         <w:rPr>
-          <w:rFonts w:hint="eastAsia" w:ascii="Times New Roman" w:hAnsi="Times New Roman" w:eastAsia="SimSun" w:cs="Times New Roman"/>
+          <w:rFonts w:hint="eastAsia" w:ascii="Times New Roman" w:hAnsi="Times New Roman" w:eastAsia="FangSong" w:cs="Times New Roman"/>
         </w:rPr>
         <w:t>若形成单键或多重键</w:t>
       </w:r>
@@ -15586,7 +15453,7 @@
       </w:r>
       <w:r>
         <w:rPr>
-          <w:rFonts w:hint="eastAsia" w:ascii="Times New Roman" w:hAnsi="Times New Roman" w:eastAsia="SimSun" w:cs="Times New Roman"/>
+          <w:rFonts w:hint="eastAsia" w:ascii="Times New Roman" w:hAnsi="Times New Roman" w:eastAsia="FangSong" w:cs="Times New Roman"/>
         </w:rPr>
         <w:t>一部分单电子会成对</w:t>
       </w:r>
@@ -15607,7 +15474,7 @@
       </w:pPr>
       <w:r>
         <w:rPr>
-          <w:rFonts w:hint="eastAsia" w:ascii="Times New Roman" w:hAnsi="Times New Roman" w:eastAsia="SimSun" w:cs="Times New Roman"/>
+          <w:rFonts w:hint="eastAsia" w:ascii="Times New Roman" w:hAnsi="Times New Roman" w:eastAsia="FangSong" w:cs="Times New Roman"/>
         </w:rPr>
         <w:t xml:space="preserve">这会同时解释磁性下降和</w:t>
       </w:r>
@@ -15619,7 +15486,7 @@
       </w:r>
       <w:r>
         <w:rPr>
-          <w:rFonts w:hint="eastAsia" w:ascii="Times New Roman" w:hAnsi="Times New Roman" w:eastAsia="SimSun" w:cs="Times New Roman"/>
+          <w:rFonts w:hint="eastAsia" w:ascii="Times New Roman" w:hAnsi="Times New Roman" w:eastAsia="FangSong" w:cs="Times New Roman"/>
         </w:rPr>
         <w:t>距离缩短</w:t>
       </w:r>
@@ -15640,7 +15507,7 @@
       </w:pPr>
       <w:r>
         <w:rPr>
-          <w:rFonts w:hint="eastAsia" w:ascii="Times New Roman" w:hAnsi="Times New Roman" w:eastAsia="SimSun" w:cs="Times New Roman"/>
+          <w:rFonts w:hint="eastAsia" w:ascii="Times New Roman" w:hAnsi="Times New Roman" w:eastAsia="FangSong" w:cs="Times New Roman"/>
         </w:rPr>
         <w:t xml:space="preserve">若题目再给出高对称或特定</w:t>
       </w:r>
@@ -15652,7 +15519,7 @@
       </w:r>
       <w:r>
         <w:rPr>
-          <w:rFonts w:hint="eastAsia" w:ascii="Times New Roman" w:hAnsi="Times New Roman" w:eastAsia="SimSun" w:cs="Times New Roman"/>
+          <w:rFonts w:hint="eastAsia" w:ascii="Times New Roman" w:hAnsi="Times New Roman" w:eastAsia="FangSong" w:cs="Times New Roman"/>
         </w:rPr>
         <w:t>电子数</w:t>
       </w:r>
@@ -15664,7 +15531,7 @@
       </w:r>
       <w:r>
         <w:rPr>
-          <w:rFonts w:hint="eastAsia" w:ascii="Times New Roman" w:hAnsi="Times New Roman" w:eastAsia="SimSun" w:cs="Times New Roman"/>
+          <w:rFonts w:hint="eastAsia" w:ascii="Times New Roman" w:hAnsi="Times New Roman" w:eastAsia="FangSong" w:cs="Times New Roman"/>
         </w:rPr>
         <w:t>还可进一步讨论</w:t>
       </w:r>
@@ -15689,7 +15556,7 @@
       </w:r>
       <w:r>
         <w:rPr>
-          <w:rFonts w:hint="eastAsia" w:ascii="Times New Roman" w:hAnsi="Times New Roman" w:eastAsia="SimSun" w:cs="Times New Roman"/>
+          <w:rFonts w:hint="eastAsia" w:ascii="Times New Roman" w:hAnsi="Times New Roman" w:eastAsia="FangSong" w:cs="Times New Roman"/>
         </w:rPr>
         <w:t>成键成分</w:t>
       </w:r>
@@ -15756,7 +15623,7 @@
       </w:pPr>
       <w:r>
         <w:rPr>
-          <w:rFonts w:hint="eastAsia" w:ascii="Times New Roman" w:hAnsi="Times New Roman" w:eastAsia="SimSun" w:cs="Times New Roman"/>
+          <w:rFonts w:hint="eastAsia" w:ascii="Times New Roman" w:hAnsi="Times New Roman" w:eastAsia="FangSong" w:cs="Times New Roman"/>
         </w:rPr>
         <w:t>为什么四面体场中的配合物通常比八面体场更容易呈高自旋</w:t>
       </w:r>
@@ -15777,7 +15644,7 @@
       </w:pPr>
       <w:r>
         <w:rPr>
-          <w:rFonts w:hint="eastAsia" w:ascii="Times New Roman" w:hAnsi="Times New Roman" w:eastAsia="SimSun" w:cs="Times New Roman"/>
+          <w:rFonts w:hint="eastAsia" w:ascii="Times New Roman" w:hAnsi="Times New Roman" w:eastAsia="FangSong" w:cs="Times New Roman"/>
         </w:rPr>
         <w:t xml:space="preserve">为什么强场配体常常与</w:t>
       </w:r>
@@ -15789,7 +15656,7 @@
       </w:r>
       <w:r>
         <w:rPr>
-          <w:rFonts w:hint="eastAsia" w:ascii="Times New Roman" w:hAnsi="Times New Roman" w:eastAsia="SimSun" w:cs="Times New Roman"/>
+          <w:rFonts w:hint="eastAsia" w:ascii="Times New Roman" w:hAnsi="Times New Roman" w:eastAsia="FangSong" w:cs="Times New Roman"/>
         </w:rPr>
         <w:t>受体特征有关</w:t>
       </w:r>
@@ -15810,7 +15677,7 @@
       </w:pPr>
       <w:r>
         <w:rPr>
-          <w:rFonts w:hint="eastAsia" w:ascii="Times New Roman" w:hAnsi="Times New Roman" w:eastAsia="SimSun" w:cs="Times New Roman"/>
+          <w:rFonts w:hint="eastAsia" w:ascii="Times New Roman" w:hAnsi="Times New Roman" w:eastAsia="FangSong" w:cs="Times New Roman"/>
         </w:rPr>
         <w:t xml:space="preserve">为什么</w:t>
       </w:r>
@@ -15835,7 +15702,7 @@
       </w:r>
       <w:r>
         <w:rPr>
-          <w:rFonts w:hint="eastAsia" w:ascii="Times New Roman" w:hAnsi="Times New Roman" w:eastAsia="SimSun" w:cs="Times New Roman"/>
+          <w:rFonts w:hint="eastAsia" w:ascii="Times New Roman" w:hAnsi="Times New Roman" w:eastAsia="FangSong" w:cs="Times New Roman"/>
         </w:rPr>
         <w:t xml:space="preserve">比</w:t>
       </w:r>
@@ -15860,7 +15727,7 @@
       </w:r>
       <w:r>
         <w:rPr>
-          <w:rFonts w:hint="eastAsia" w:ascii="Times New Roman" w:hAnsi="Times New Roman" w:eastAsia="SimSun" w:cs="Times New Roman"/>
+          <w:rFonts w:hint="eastAsia" w:ascii="Times New Roman" w:hAnsi="Times New Roman" w:eastAsia="FangSong" w:cs="Times New Roman"/>
         </w:rPr>
         <w:t xml:space="preserve">更容易出现明显</w:t>
       </w:r>
@@ -15872,7 +15739,7 @@
       </w:r>
       <w:r>
         <w:rPr>
-          <w:rFonts w:hint="eastAsia" w:ascii="Times New Roman" w:hAnsi="Times New Roman" w:eastAsia="SimSun" w:cs="Times New Roman"/>
+          <w:rFonts w:hint="eastAsia" w:ascii="Times New Roman" w:hAnsi="Times New Roman" w:eastAsia="FangSong" w:cs="Times New Roman"/>
         </w:rPr>
         <w:t>畸变</w:t>
       </w:r>
@@ -15913,7 +15780,7 @@
       </w:pPr>
       <w:r>
         <w:rPr>
-          <w:rFonts w:hint="eastAsia" w:ascii="Times New Roman" w:hAnsi="Times New Roman" w:eastAsia="SimSun" w:cs="Times New Roman"/>
+          <w:rFonts w:hint="eastAsia" w:ascii="Times New Roman" w:hAnsi="Times New Roman" w:eastAsia="FangSong" w:cs="Times New Roman"/>
         </w:rPr>
         <w:t xml:space="preserve">比较</w:t>
       </w:r>
@@ -15964,7 +15831,7 @@
       </w:r>
       <w:r>
         <w:rPr>
-          <w:rFonts w:hint="eastAsia" w:ascii="Times New Roman" w:hAnsi="Times New Roman" w:eastAsia="SimSun" w:cs="Times New Roman"/>
+          <w:rFonts w:hint="eastAsia" w:ascii="Times New Roman" w:hAnsi="Times New Roman" w:eastAsia="FangSong" w:cs="Times New Roman"/>
         </w:rPr>
         <w:t>三者的场强大小规律</w:t>
       </w:r>
@@ -15976,7 +15843,7 @@
       </w:r>
       <w:r>
         <w:rPr>
-          <w:rFonts w:hint="eastAsia" w:ascii="Times New Roman" w:hAnsi="Times New Roman" w:eastAsia="SimSun" w:cs="Times New Roman"/>
+          <w:rFonts w:hint="eastAsia" w:ascii="Times New Roman" w:hAnsi="Times New Roman" w:eastAsia="FangSong" w:cs="Times New Roman"/>
         </w:rPr>
         <w:t>并从电子给受角度各给一句解释</w:t>
       </w:r>
@@ -15997,7 +15864,7 @@
       </w:pPr>
       <w:r>
         <w:rPr>
-          <w:rFonts w:hint="eastAsia" w:ascii="Times New Roman" w:hAnsi="Times New Roman" w:eastAsia="SimSun" w:cs="Times New Roman"/>
+          <w:rFonts w:hint="eastAsia" w:ascii="Times New Roman" w:hAnsi="Times New Roman" w:eastAsia="FangSong" w:cs="Times New Roman"/>
         </w:rPr>
         <w:t xml:space="preserve">为什么平面四方</w:t>
       </w:r>
@@ -16009,7 +15876,7 @@
       </w:r>
       <w:r>
         <w:rPr>
-          <w:rFonts w:hint="eastAsia" w:ascii="Times New Roman" w:hAnsi="Times New Roman" w:eastAsia="SimSun" w:cs="Times New Roman"/>
+          <w:rFonts w:hint="eastAsia" w:ascii="Times New Roman" w:hAnsi="Times New Roman" w:eastAsia="FangSong" w:cs="Times New Roman"/>
         </w:rPr>
         <w:t>题里</w:t>
       </w:r>
@@ -16021,7 +15888,7 @@
       </w:r>
       <w:r>
         <w:rPr>
-          <w:rFonts w:hint="eastAsia" w:ascii="Times New Roman" w:hAnsi="Times New Roman" w:eastAsia="SimSun" w:cs="Times New Roman"/>
+          <w:rFonts w:hint="eastAsia" w:ascii="Times New Roman" w:hAnsi="Times New Roman" w:eastAsia="FangSong" w:cs="Times New Roman"/>
         </w:rPr>
         <w:t>反位效应是动力学问题而不是单纯热力学问题</w:t>
       </w:r>
@@ -16042,7 +15909,7 @@
       </w:pPr>
       <w:r>
         <w:rPr>
-          <w:rFonts w:hint="eastAsia" w:ascii="Times New Roman" w:hAnsi="Times New Roman" w:eastAsia="SimSun" w:cs="Times New Roman"/>
+          <w:rFonts w:hint="eastAsia" w:ascii="Times New Roman" w:hAnsi="Times New Roman" w:eastAsia="FangSong" w:cs="Times New Roman"/>
         </w:rPr>
         <w:t>为什么金属</w:t>
       </w:r>
@@ -16054,7 +15921,7 @@
       </w:r>
       <w:r>
         <w:rPr>
-          <w:rFonts w:hint="eastAsia" w:ascii="Times New Roman" w:hAnsi="Times New Roman" w:eastAsia="SimSun" w:cs="Times New Roman"/>
+          <w:rFonts w:hint="eastAsia" w:ascii="Times New Roman" w:hAnsi="Times New Roman" w:eastAsia="FangSong" w:cs="Times New Roman"/>
         </w:rPr>
         <w:t>金属四重键里会出现</w:t>
       </w:r>
@@ -16066,7 +15933,7 @@
       </w:r>
       <w:r>
         <w:rPr>
-          <w:rFonts w:hint="eastAsia" w:ascii="Times New Roman" w:hAnsi="Times New Roman" w:eastAsia="SimSun" w:cs="Times New Roman"/>
+          <w:rFonts w:hint="eastAsia" w:ascii="Times New Roman" w:hAnsi="Times New Roman" w:eastAsia="FangSong" w:cs="Times New Roman"/>
         </w:rPr>
         <w:t>键</w:t>
       </w:r>
@@ -16078,7 +15945,7 @@
       </w:r>
       <w:r>
         <w:rPr>
-          <w:rFonts w:hint="eastAsia" w:ascii="Times New Roman" w:hAnsi="Times New Roman" w:eastAsia="SimSun" w:cs="Times New Roman"/>
+          <w:rFonts w:hint="eastAsia" w:ascii="Times New Roman" w:hAnsi="Times New Roman" w:eastAsia="FangSong" w:cs="Times New Roman"/>
         </w:rPr>
         <w:t>而普通有机双键里没有这个说法</w:t>
       </w:r>
@@ -16119,7 +15986,7 @@
       </w:pPr>
       <w:r>
         <w:rPr>
-          <w:rFonts w:hint="eastAsia" w:ascii="Times New Roman" w:hAnsi="Times New Roman" w:eastAsia="SimSun" w:cs="Times New Roman"/>
+          <w:rFonts w:hint="eastAsia" w:ascii="Times New Roman" w:hAnsi="Times New Roman" w:eastAsia="FangSong" w:cs="Times New Roman"/>
         </w:rPr>
         <w:t xml:space="preserve">试说明</w:t>
       </w:r>
@@ -16131,7 +15998,7 @@
       </w:r>
       <w:r>
         <w:rPr>
-          <w:rFonts w:hint="eastAsia" w:ascii="Times New Roman" w:hAnsi="Times New Roman" w:eastAsia="SimSun" w:cs="Times New Roman"/>
+          <w:rFonts w:hint="eastAsia" w:ascii="Times New Roman" w:hAnsi="Times New Roman" w:eastAsia="FangSong" w:cs="Times New Roman"/>
         </w:rPr>
         <w:t>题</w:t>
       </w:r>
@@ -16143,7 +16010,7 @@
       </w:r>
       <w:r>
         <w:rPr>
-          <w:rFonts w:hint="eastAsia" w:ascii="Times New Roman" w:hAnsi="Times New Roman" w:eastAsia="SimSun" w:cs="Times New Roman"/>
+          <w:rFonts w:hint="eastAsia" w:ascii="Times New Roman" w:hAnsi="Times New Roman" w:eastAsia="FangSong" w:cs="Times New Roman"/>
         </w:rPr>
         <w:t>决理</w:t>
       </w:r>
@@ -16155,7 +16022,7 @@
       </w:r>
       <w:r>
         <w:rPr>
-          <w:rFonts w:hint="eastAsia" w:ascii="Times New Roman" w:hAnsi="Times New Roman" w:eastAsia="SimSun" w:cs="Times New Roman"/>
+          <w:rFonts w:hint="eastAsia" w:ascii="Times New Roman" w:hAnsi="Times New Roman" w:eastAsia="FangSong" w:cs="Times New Roman"/>
         </w:rPr>
         <w:t>铜的配位化学</w:t>
       </w:r>
@@ -16167,7 +16034,7 @@
       </w:r>
       <w:r>
         <w:rPr>
-          <w:rFonts w:hint="eastAsia" w:ascii="Times New Roman" w:hAnsi="Times New Roman" w:eastAsia="SimSun" w:cs="Times New Roman"/>
+          <w:rFonts w:hint="eastAsia" w:ascii="Times New Roman" w:hAnsi="Times New Roman" w:eastAsia="FangSong" w:cs="Times New Roman"/>
         </w:rPr>
         <w:t>中</w:t>
       </w:r>
@@ -16179,7 +16046,7 @@
       </w:r>
       <w:r>
         <w:rPr>
-          <w:rFonts w:hint="eastAsia" w:ascii="Times New Roman" w:hAnsi="Times New Roman" w:eastAsia="SimSun" w:cs="Times New Roman"/>
+          <w:rFonts w:hint="eastAsia" w:ascii="Times New Roman" w:hAnsi="Times New Roman" w:eastAsia="FangSong" w:cs="Times New Roman"/>
         </w:rPr>
         <w:t>为什么</w:t>
       </w:r>
@@ -16191,7 +16058,7 @@
       </w:r>
       <w:r>
         <w:rPr>
-          <w:rFonts w:hint="eastAsia" w:ascii="Times New Roman" w:hAnsi="Times New Roman" w:eastAsia="SimSun" w:cs="Times New Roman"/>
+          <w:rFonts w:hint="eastAsia" w:ascii="Times New Roman" w:hAnsi="Times New Roman" w:eastAsia="FangSong" w:cs="Times New Roman"/>
         </w:rPr>
         <w:t>已知某轴键更长</w:t>
       </w:r>
@@ -16203,7 +16070,7 @@
       </w:r>
       <w:r>
         <w:rPr>
-          <w:rFonts w:hint="eastAsia" w:ascii="Times New Roman" w:hAnsi="Times New Roman" w:eastAsia="SimSun" w:cs="Times New Roman"/>
+          <w:rFonts w:hint="eastAsia" w:ascii="Times New Roman" w:hAnsi="Times New Roman" w:eastAsia="FangSong" w:cs="Times New Roman"/>
         </w:rPr>
         <w:t>几乎等于在提示你从</w:t>
       </w:r>
@@ -16215,7 +16082,7 @@
       </w:r>
       <w:r>
         <w:rPr>
-          <w:rFonts w:hint="eastAsia" w:ascii="Times New Roman" w:hAnsi="Times New Roman" w:eastAsia="SimSun" w:cs="Times New Roman"/>
+          <w:rFonts w:hint="eastAsia" w:ascii="Times New Roman" w:hAnsi="Times New Roman" w:eastAsia="FangSong" w:cs="Times New Roman"/>
         </w:rPr>
         <w:t xml:space="preserve">和</w:t>
       </w:r>
@@ -16227,7 +16094,7 @@
       </w:r>
       <w:r>
         <w:rPr>
-          <w:rFonts w:hint="eastAsia" w:ascii="Times New Roman" w:hAnsi="Times New Roman" w:eastAsia="SimSun" w:cs="Times New Roman"/>
+          <w:rFonts w:hint="eastAsia" w:ascii="Times New Roman" w:hAnsi="Times New Roman" w:eastAsia="FangSong" w:cs="Times New Roman"/>
         </w:rPr>
         <w:t>轨道分裂入手</w:t>
       </w:r>
@@ -16248,7 +16115,7 @@
       </w:pPr>
       <w:r>
         <w:rPr>
-          <w:rFonts w:hint="eastAsia" w:ascii="Times New Roman" w:hAnsi="Times New Roman" w:eastAsia="SimSun" w:cs="Times New Roman"/>
+          <w:rFonts w:hint="eastAsia" w:ascii="Times New Roman" w:hAnsi="Times New Roman" w:eastAsia="FangSong" w:cs="Times New Roman"/>
         </w:rPr>
         <w:t>试用</w:t>
       </w:r>
@@ -16273,7 +16140,7 @@
       </w:r>
       <w:r>
         <w:rPr>
-          <w:rFonts w:hint="eastAsia" w:ascii="Times New Roman" w:hAnsi="Times New Roman" w:eastAsia="SimSun" w:cs="Times New Roman"/>
+          <w:rFonts w:hint="eastAsia" w:ascii="Times New Roman" w:hAnsi="Times New Roman" w:eastAsia="FangSong" w:cs="Times New Roman"/>
         </w:rPr>
         <w:t>的大小</w:t>
       </w:r>
@@ -16285,7 +16152,7 @@
       </w:r>
       <w:r>
         <w:rPr>
-          <w:rFonts w:hint="eastAsia" w:ascii="Times New Roman" w:hAnsi="Times New Roman" w:eastAsia="SimSun" w:cs="Times New Roman"/>
+          <w:rFonts w:hint="eastAsia" w:ascii="Times New Roman" w:hAnsi="Times New Roman" w:eastAsia="FangSong" w:cs="Times New Roman"/>
         </w:rPr>
         <w:t>几何场类型</w:t>
       </w:r>
@@ -16297,7 +16164,7 @@
       </w:r>
       <w:r>
         <w:rPr>
-          <w:rFonts w:hint="eastAsia" w:ascii="Times New Roman" w:hAnsi="Times New Roman" w:eastAsia="SimSun" w:cs="Times New Roman"/>
+          <w:rFonts w:hint="eastAsia" w:ascii="Times New Roman" w:hAnsi="Times New Roman" w:eastAsia="FangSong" w:cs="Times New Roman"/>
         </w:rPr>
         <w:t>配体</w:t>
       </w:r>
@@ -16309,7 +16176,7 @@
       </w:r>
       <w:r>
         <w:rPr>
-          <w:rFonts w:hint="eastAsia" w:ascii="Times New Roman" w:hAnsi="Times New Roman" w:eastAsia="SimSun" w:cs="Times New Roman"/>
+          <w:rFonts w:hint="eastAsia" w:ascii="Times New Roman" w:hAnsi="Times New Roman" w:eastAsia="FangSong" w:cs="Times New Roman"/>
         </w:rPr>
         <w:t>性质</w:t>
       </w:r>
@@ -16321,7 +16188,7 @@
       </w:r>
       <w:r>
         <w:rPr>
-          <w:rFonts w:hint="eastAsia" w:ascii="Times New Roman" w:hAnsi="Times New Roman" w:eastAsia="SimSun" w:cs="Times New Roman"/>
+          <w:rFonts w:hint="eastAsia" w:ascii="Times New Roman" w:hAnsi="Times New Roman" w:eastAsia="FangSong" w:cs="Times New Roman"/>
         </w:rPr>
         <w:t>三件事</w:t>
       </w:r>
@@ -16333,7 +16200,7 @@
       </w:r>
       <w:r>
         <w:rPr>
-          <w:rFonts w:hint="eastAsia" w:ascii="Times New Roman" w:hAnsi="Times New Roman" w:eastAsia="SimSun" w:cs="Times New Roman"/>
+          <w:rFonts w:hint="eastAsia" w:ascii="Times New Roman" w:hAnsi="Times New Roman" w:eastAsia="FangSong" w:cs="Times New Roman"/>
         </w:rPr>
         <w:t>概括决定高低自旋与颜色的核心链条</w:t>
       </w:r>
@@ -16354,7 +16221,7 @@
       </w:pPr>
       <w:r>
         <w:rPr>
-          <w:rFonts w:hint="eastAsia" w:ascii="Times New Roman" w:hAnsi="Times New Roman" w:eastAsia="SimSun" w:cs="Times New Roman"/>
+          <w:rFonts w:hint="eastAsia" w:ascii="Times New Roman" w:hAnsi="Times New Roman" w:eastAsia="FangSong" w:cs="Times New Roman"/>
         </w:rPr>
         <w:t xml:space="preserve">试说明为什么</w:t>
       </w:r>
@@ -16379,7 +16246,7 @@
       </w:r>
       <w:r>
         <w:rPr>
-          <w:rFonts w:hint="eastAsia" w:ascii="Times New Roman" w:hAnsi="Times New Roman" w:eastAsia="SimSun" w:cs="Times New Roman"/>
+          <w:rFonts w:hint="eastAsia" w:ascii="Times New Roman" w:hAnsi="Times New Roman" w:eastAsia="FangSong" w:cs="Times New Roman"/>
         </w:rPr>
         <w:t>的引入</w:t>
       </w:r>
@@ -16391,7 +16258,7 @@
       </w:r>
       <w:r>
         <w:rPr>
-          <w:rFonts w:hint="eastAsia" w:ascii="Times New Roman" w:hAnsi="Times New Roman" w:eastAsia="SimSun" w:cs="Times New Roman"/>
+          <w:rFonts w:hint="eastAsia" w:ascii="Times New Roman" w:hAnsi="Times New Roman" w:eastAsia="FangSong" w:cs="Times New Roman"/>
         </w:rPr>
         <w:t>常常既会影响自旋态</w:t>
       </w:r>
@@ -16403,7 +16270,7 @@
       </w:r>
       <w:r>
         <w:rPr>
-          <w:rFonts w:hint="eastAsia" w:ascii="Times New Roman" w:hAnsi="Times New Roman" w:eastAsia="SimSun" w:cs="Times New Roman"/>
+          <w:rFonts w:hint="eastAsia" w:ascii="Times New Roman" w:hAnsi="Times New Roman" w:eastAsia="FangSong" w:cs="Times New Roman"/>
         </w:rPr>
         <w:t>也会影响金属氧化态稳定区间</w:t>
       </w:r>
@@ -16451,7 +16318,7 @@
       </w:pPr>
       <w:r>
         <w:rPr>
-          <w:rFonts w:hint="eastAsia" w:ascii="Times New Roman" w:hAnsi="Times New Roman" w:eastAsia="SimSun" w:cs="Times New Roman"/>
+          <w:rFonts w:hint="eastAsia" w:ascii="Times New Roman" w:hAnsi="Times New Roman" w:eastAsia="FangSong" w:cs="Times New Roman"/>
         </w:rPr>
         <w:t>因为四面体场分裂通常显著小于八面体场</w:t>
       </w:r>
@@ -16463,7 +16330,7 @@
       </w:r>
       <w:r>
         <w:rPr>
-          <w:rFonts w:hint="eastAsia" w:ascii="Times New Roman" w:hAnsi="Times New Roman" w:eastAsia="SimSun" w:cs="Times New Roman"/>
+          <w:rFonts w:hint="eastAsia" w:ascii="Times New Roman" w:hAnsi="Times New Roman" w:eastAsia="FangSong" w:cs="Times New Roman"/>
         </w:rPr>
         <w:t>电子更倾向先单占高能轨道而不先配对</w:t>
       </w:r>
@@ -16484,7 +16351,7 @@
       </w:pPr>
       <w:r>
         <w:rPr>
-          <w:rFonts w:hint="eastAsia" w:ascii="Times New Roman" w:hAnsi="Times New Roman" w:eastAsia="SimSun" w:cs="Times New Roman"/>
+          <w:rFonts w:hint="eastAsia" w:ascii="Times New Roman" w:hAnsi="Times New Roman" w:eastAsia="FangSong" w:cs="Times New Roman"/>
         </w:rPr>
         <w:t xml:space="preserve">因为</w:t>
       </w:r>
@@ -16496,7 +16363,7 @@
       </w:r>
       <w:r>
         <w:rPr>
-          <w:rFonts w:hint="eastAsia" w:ascii="Times New Roman" w:hAnsi="Times New Roman" w:eastAsia="SimSun" w:cs="Times New Roman"/>
+          <w:rFonts w:hint="eastAsia" w:ascii="Times New Roman" w:hAnsi="Times New Roman" w:eastAsia="FangSong" w:cs="Times New Roman"/>
         </w:rPr>
         <w:t>受体能从金属接受反馈电子</w:t>
       </w:r>
@@ -16508,7 +16375,7 @@
       </w:r>
       <w:r>
         <w:rPr>
-          <w:rFonts w:hint="eastAsia" w:ascii="Times New Roman" w:hAnsi="Times New Roman" w:eastAsia="SimSun" w:cs="Times New Roman"/>
+          <w:rFonts w:hint="eastAsia" w:ascii="Times New Roman" w:hAnsi="Times New Roman" w:eastAsia="FangSong" w:cs="Times New Roman"/>
         </w:rPr>
         <w:t>往往把</w:t>
       </w:r>
@@ -16533,7 +16400,7 @@
       </w:r>
       <w:r>
         <w:rPr>
-          <w:rFonts w:hint="eastAsia" w:ascii="Times New Roman" w:hAnsi="Times New Roman" w:eastAsia="SimSun" w:cs="Times New Roman"/>
+          <w:rFonts w:hint="eastAsia" w:ascii="Times New Roman" w:hAnsi="Times New Roman" w:eastAsia="FangSong" w:cs="Times New Roman"/>
         </w:rPr>
         <w:t>一组进一步拉低</w:t>
       </w:r>
@@ -16545,7 +16412,7 @@
       </w:r>
       <w:r>
         <w:rPr>
-          <w:rFonts w:hint="eastAsia" w:ascii="Times New Roman" w:hAnsi="Times New Roman" w:eastAsia="SimSun" w:cs="Times New Roman"/>
+          <w:rFonts w:hint="eastAsia" w:ascii="Times New Roman" w:hAnsi="Times New Roman" w:eastAsia="FangSong" w:cs="Times New Roman"/>
         </w:rPr>
         <w:t>从而增大分裂能</w:t>
       </w:r>
@@ -16566,7 +16433,7 @@
       </w:pPr>
       <w:r>
         <w:rPr>
-          <w:rFonts w:hint="eastAsia" w:ascii="Times New Roman" w:hAnsi="Times New Roman" w:eastAsia="SimSun" w:cs="Times New Roman"/>
+          <w:rFonts w:hint="eastAsia" w:ascii="Times New Roman" w:hAnsi="Times New Roman" w:eastAsia="FangSong" w:cs="Times New Roman"/>
         </w:rPr>
         <w:t xml:space="preserve">因为</w:t>
       </w:r>
@@ -16591,7 +16458,7 @@
       </w:r>
       <w:r>
         <w:rPr>
-          <w:rFonts w:hint="eastAsia" w:ascii="Times New Roman" w:hAnsi="Times New Roman" w:eastAsia="SimSun" w:cs="Times New Roman"/>
+          <w:rFonts w:hint="eastAsia" w:ascii="Times New Roman" w:hAnsi="Times New Roman" w:eastAsia="FangSong" w:cs="Times New Roman"/>
         </w:rPr>
         <w:t xml:space="preserve">常为</w:t>
       </w:r>
@@ -16624,7 +16491,7 @@
       </w:r>
       <w:r>
         <w:rPr>
-          <w:rFonts w:hint="eastAsia" w:ascii="Times New Roman" w:hAnsi="Times New Roman" w:eastAsia="SimSun" w:cs="Times New Roman"/>
+          <w:rFonts w:hint="eastAsia" w:ascii="Times New Roman" w:hAnsi="Times New Roman" w:eastAsia="FangSong" w:cs="Times New Roman"/>
         </w:rPr>
         <w:t>存在明显的</w:t>
       </w:r>
@@ -16649,7 +16516,7 @@
       </w:r>
       <w:r>
         <w:rPr>
-          <w:rFonts w:hint="eastAsia" w:ascii="Times New Roman" w:hAnsi="Times New Roman" w:eastAsia="SimSun" w:cs="Times New Roman"/>
+          <w:rFonts w:hint="eastAsia" w:ascii="Times New Roman" w:hAnsi="Times New Roman" w:eastAsia="FangSong" w:cs="Times New Roman"/>
         </w:rPr>
         <w:t>简并驱动力</w:t>
       </w:r>
@@ -16674,7 +16541,7 @@
       </w:r>
       <w:r>
         <w:rPr>
-          <w:rFonts w:hint="eastAsia" w:ascii="Times New Roman" w:hAnsi="Times New Roman" w:eastAsia="SimSun" w:cs="Times New Roman"/>
+          <w:rFonts w:hint="eastAsia" w:ascii="Times New Roman" w:hAnsi="Times New Roman" w:eastAsia="FangSong" w:cs="Times New Roman"/>
         </w:rPr>
         <w:t xml:space="preserve">常为</w:t>
       </w:r>
@@ -16707,7 +16574,7 @@
       </w:r>
       <w:r>
         <w:rPr>
-          <w:rFonts w:hint="eastAsia" w:ascii="Times New Roman" w:hAnsi="Times New Roman" w:eastAsia="SimSun" w:cs="Times New Roman"/>
+          <w:rFonts w:hint="eastAsia" w:ascii="Times New Roman" w:hAnsi="Times New Roman" w:eastAsia="FangSong" w:cs="Times New Roman"/>
         </w:rPr>
         <w:t>壳层全满</w:t>
       </w:r>
@@ -16719,7 +16586,7 @@
       </w:r>
       <w:r>
         <w:rPr>
-          <w:rFonts w:hint="eastAsia" w:ascii="Times New Roman" w:hAnsi="Times New Roman" w:eastAsia="SimSun" w:cs="Times New Roman"/>
+          <w:rFonts w:hint="eastAsia" w:ascii="Times New Roman" w:hAnsi="Times New Roman" w:eastAsia="FangSong" w:cs="Times New Roman"/>
         </w:rPr>
         <w:t>不具同样的强</w:t>
       </w:r>
@@ -16731,7 +16598,7 @@
       </w:r>
       <w:r>
         <w:rPr>
-          <w:rFonts w:hint="eastAsia" w:ascii="Times New Roman" w:hAnsi="Times New Roman" w:eastAsia="SimSun" w:cs="Times New Roman"/>
+          <w:rFonts w:hint="eastAsia" w:ascii="Times New Roman" w:hAnsi="Times New Roman" w:eastAsia="FangSong" w:cs="Times New Roman"/>
         </w:rPr>
         <w:t>驱动力</w:t>
       </w:r>
@@ -16771,7 +16638,7 @@
       </w:r>
       <w:r>
         <w:rPr>
-          <w:rFonts w:hint="eastAsia" w:ascii="Times New Roman" w:hAnsi="Times New Roman" w:eastAsia="SimSun" w:cs="Times New Roman"/>
+          <w:rFonts w:hint="eastAsia" w:ascii="Times New Roman" w:hAnsi="Times New Roman" w:eastAsia="FangSong" w:cs="Times New Roman"/>
         </w:rPr>
         <w:t>中等偏强场</w:t>
       </w:r>
@@ -16783,7 +16650,7 @@
       </w:r>
       <w:r>
         <w:rPr>
-          <w:rFonts w:hint="eastAsia" w:ascii="Times New Roman" w:hAnsi="Times New Roman" w:eastAsia="SimSun" w:cs="Times New Roman"/>
+          <w:rFonts w:hint="eastAsia" w:ascii="Times New Roman" w:hAnsi="Times New Roman" w:eastAsia="FangSong" w:cs="Times New Roman"/>
         </w:rPr>
         <w:t>以</w:t>
       </w:r>
@@ -16795,7 +16662,7 @@
       </w:r>
       <w:r>
         <w:rPr>
-          <w:rFonts w:hint="eastAsia" w:ascii="Times New Roman" w:hAnsi="Times New Roman" w:eastAsia="SimSun" w:cs="Times New Roman"/>
+          <w:rFonts w:hint="eastAsia" w:ascii="Times New Roman" w:hAnsi="Times New Roman" w:eastAsia="FangSong" w:cs="Times New Roman"/>
         </w:rPr>
         <w:t>给体为主</w:t>
       </w:r>
@@ -16820,7 +16687,7 @@
       </w:r>
       <w:r>
         <w:rPr>
-          <w:rFonts w:hint="eastAsia" w:ascii="Times New Roman" w:hAnsi="Times New Roman" w:eastAsia="SimSun" w:cs="Times New Roman"/>
+          <w:rFonts w:hint="eastAsia" w:ascii="Times New Roman" w:hAnsi="Times New Roman" w:eastAsia="FangSong" w:cs="Times New Roman"/>
         </w:rPr>
         <w:t>弱场</w:t>
       </w:r>
@@ -16832,7 +16699,7 @@
       </w:r>
       <w:r>
         <w:rPr>
-          <w:rFonts w:hint="eastAsia" w:ascii="Times New Roman" w:hAnsi="Times New Roman" w:eastAsia="SimSun" w:cs="Times New Roman"/>
+          <w:rFonts w:hint="eastAsia" w:ascii="Times New Roman" w:hAnsi="Times New Roman" w:eastAsia="FangSong" w:cs="Times New Roman"/>
         </w:rPr>
         <w:t>带</w:t>
       </w:r>
@@ -16844,7 +16711,7 @@
       </w:r>
       <w:r>
         <w:rPr>
-          <w:rFonts w:hint="eastAsia" w:ascii="Times New Roman" w:hAnsi="Times New Roman" w:eastAsia="SimSun" w:cs="Times New Roman"/>
+          <w:rFonts w:hint="eastAsia" w:ascii="Times New Roman" w:hAnsi="Times New Roman" w:eastAsia="FangSong" w:cs="Times New Roman"/>
         </w:rPr>
         <w:t>给体特征</w:t>
       </w:r>
@@ -16869,7 +16736,7 @@
       </w:r>
       <w:r>
         <w:rPr>
-          <w:rFonts w:hint="eastAsia" w:ascii="Times New Roman" w:hAnsi="Times New Roman" w:eastAsia="SimSun" w:cs="Times New Roman"/>
+          <w:rFonts w:hint="eastAsia" w:ascii="Times New Roman" w:hAnsi="Times New Roman" w:eastAsia="FangSong" w:cs="Times New Roman"/>
         </w:rPr>
         <w:t>强场</w:t>
       </w:r>
@@ -16881,7 +16748,7 @@
       </w:r>
       <w:r>
         <w:rPr>
-          <w:rFonts w:hint="eastAsia" w:ascii="Times New Roman" w:hAnsi="Times New Roman" w:eastAsia="SimSun" w:cs="Times New Roman"/>
+          <w:rFonts w:hint="eastAsia" w:ascii="Times New Roman" w:hAnsi="Times New Roman" w:eastAsia="FangSong" w:cs="Times New Roman"/>
         </w:rPr>
         <w:t>具明显</w:t>
       </w:r>
@@ -16893,7 +16760,7 @@
       </w:r>
       <w:r>
         <w:rPr>
-          <w:rFonts w:hint="eastAsia" w:ascii="Times New Roman" w:hAnsi="Times New Roman" w:eastAsia="SimSun" w:cs="Times New Roman"/>
+          <w:rFonts w:hint="eastAsia" w:ascii="Times New Roman" w:hAnsi="Times New Roman" w:eastAsia="FangSong" w:cs="Times New Roman"/>
         </w:rPr>
         <w:t>受体特征并能增强分裂</w:t>
       </w:r>
@@ -16914,7 +16781,7 @@
       </w:pPr>
       <w:r>
         <w:rPr>
-          <w:rFonts w:hint="eastAsia" w:ascii="Times New Roman" w:hAnsi="Times New Roman" w:eastAsia="SimSun" w:cs="Times New Roman"/>
+          <w:rFonts w:hint="eastAsia" w:ascii="Times New Roman" w:hAnsi="Times New Roman" w:eastAsia="FangSong" w:cs="Times New Roman"/>
         </w:rPr>
         <w:t>因为它讨论的是</w:t>
       </w:r>
@@ -16926,7 +16793,7 @@
       </w:r>
       <w:r>
         <w:rPr>
-          <w:rFonts w:hint="eastAsia" w:ascii="Times New Roman" w:hAnsi="Times New Roman" w:eastAsia="SimSun" w:cs="Times New Roman"/>
+          <w:rFonts w:hint="eastAsia" w:ascii="Times New Roman" w:hAnsi="Times New Roman" w:eastAsia="FangSong" w:cs="Times New Roman"/>
         </w:rPr>
         <w:t>哪条反应路径更快</w:t>
       </w:r>
@@ -16938,7 +16805,7 @@
       </w:r>
       <w:r>
         <w:rPr>
-          <w:rFonts w:hint="eastAsia" w:ascii="Times New Roman" w:hAnsi="Times New Roman" w:eastAsia="SimSun" w:cs="Times New Roman"/>
+          <w:rFonts w:hint="eastAsia" w:ascii="Times New Roman" w:hAnsi="Times New Roman" w:eastAsia="FangSong" w:cs="Times New Roman"/>
         </w:rPr>
         <w:t>哪个位置先被取代</w:t>
       </w:r>
@@ -16950,7 +16817,7 @@
       </w:r>
       <w:r>
         <w:rPr>
-          <w:rFonts w:hint="eastAsia" w:ascii="Times New Roman" w:hAnsi="Times New Roman" w:eastAsia="SimSun" w:cs="Times New Roman"/>
+          <w:rFonts w:hint="eastAsia" w:ascii="Times New Roman" w:hAnsi="Times New Roman" w:eastAsia="FangSong" w:cs="Times New Roman"/>
         </w:rPr>
         <w:t>本质上是在比较取代反应速率与过渡态稳定化</w:t>
       </w:r>
@@ -16971,7 +16838,7 @@
       </w:pPr>
       <w:r>
         <w:rPr>
-          <w:rFonts w:hint="eastAsia" w:ascii="Times New Roman" w:hAnsi="Times New Roman" w:eastAsia="SimSun" w:cs="Times New Roman"/>
+          <w:rFonts w:hint="eastAsia" w:ascii="Times New Roman" w:hAnsi="Times New Roman" w:eastAsia="FangSong" w:cs="Times New Roman"/>
         </w:rPr>
         <w:t xml:space="preserve">因为</w:t>
       </w:r>
@@ -16983,7 +16850,7 @@
       </w:r>
       <w:r>
         <w:rPr>
-          <w:rFonts w:hint="eastAsia" w:ascii="Times New Roman" w:hAnsi="Times New Roman" w:eastAsia="SimSun" w:cs="Times New Roman"/>
+          <w:rFonts w:hint="eastAsia" w:ascii="Times New Roman" w:hAnsi="Times New Roman" w:eastAsia="FangSong" w:cs="Times New Roman"/>
         </w:rPr>
         <w:t xml:space="preserve">键需要合适的</w:t>
       </w:r>
@@ -16995,7 +16862,7 @@
       </w:r>
       <w:r>
         <w:rPr>
-          <w:rFonts w:hint="eastAsia" w:ascii="Times New Roman" w:hAnsi="Times New Roman" w:eastAsia="SimSun" w:cs="Times New Roman"/>
+          <w:rFonts w:hint="eastAsia" w:ascii="Times New Roman" w:hAnsi="Times New Roman" w:eastAsia="FangSong" w:cs="Times New Roman"/>
         </w:rPr>
         <w:t>轨道侧向重叠与金属</w:t>
       </w:r>
@@ -17007,7 +16874,7 @@
       </w:r>
       <w:r>
         <w:rPr>
-          <w:rFonts w:hint="eastAsia" w:ascii="Times New Roman" w:hAnsi="Times New Roman" w:eastAsia="SimSun" w:cs="Times New Roman"/>
+          <w:rFonts w:hint="eastAsia" w:ascii="Times New Roman" w:hAnsi="Times New Roman" w:eastAsia="FangSong" w:cs="Times New Roman"/>
         </w:rPr>
         <w:t>金属轴对称环境</w:t>
       </w:r>
@@ -17019,7 +16886,7 @@
       </w:r>
       <w:r>
         <w:rPr>
-          <w:rFonts w:hint="eastAsia" w:ascii="Times New Roman" w:hAnsi="Times New Roman" w:eastAsia="SimSun" w:cs="Times New Roman"/>
+          <w:rFonts w:hint="eastAsia" w:ascii="Times New Roman" w:hAnsi="Times New Roman" w:eastAsia="FangSong" w:cs="Times New Roman"/>
         </w:rPr>
         <w:t>这不是普通</w:t>
       </w:r>
@@ -17031,7 +16898,7 @@
       </w:r>
       <w:r>
         <w:rPr>
-          <w:rFonts w:hint="eastAsia" w:ascii="Times New Roman" w:hAnsi="Times New Roman" w:eastAsia="SimSun" w:cs="Times New Roman"/>
+          <w:rFonts w:hint="eastAsia" w:ascii="Times New Roman" w:hAnsi="Times New Roman" w:eastAsia="FangSong" w:cs="Times New Roman"/>
         </w:rPr>
         <w:t>轨道主导的有机键型</w:t>
       </w:r>
@@ -17052,7 +16919,7 @@
       </w:pPr>
       <w:r>
         <w:rPr>
-          <w:rFonts w:hint="eastAsia" w:ascii="Times New Roman" w:hAnsi="Times New Roman" w:eastAsia="SimSun" w:cs="Times New Roman"/>
+          <w:rFonts w:hint="eastAsia" w:ascii="Times New Roman" w:hAnsi="Times New Roman" w:eastAsia="FangSong" w:cs="Times New Roman"/>
         </w:rPr>
         <w:t>因为不等长键说明理想高对称配位环境被打破</w:t>
       </w:r>
@@ -17064,7 +16931,7 @@
       </w:r>
       <w:r>
         <w:rPr>
-          <w:rFonts w:hint="eastAsia" w:ascii="Times New Roman" w:hAnsi="Times New Roman" w:eastAsia="SimSun" w:cs="Times New Roman"/>
+          <w:rFonts w:hint="eastAsia" w:ascii="Times New Roman" w:hAnsi="Times New Roman" w:eastAsia="FangSong" w:cs="Times New Roman"/>
         </w:rPr>
         <w:t>而</w:t>
       </w:r>
@@ -17089,7 +16956,7 @@
       </w:r>
       <w:r>
         <w:rPr>
-          <w:rFonts w:hint="eastAsia" w:ascii="Times New Roman" w:hAnsi="Times New Roman" w:eastAsia="SimSun" w:cs="Times New Roman"/>
+          <w:rFonts w:hint="eastAsia" w:ascii="Times New Roman" w:hAnsi="Times New Roman" w:eastAsia="FangSong" w:cs="Times New Roman"/>
         </w:rPr>
         <w:t xml:space="preserve">的</w:t>
       </w:r>
@@ -17122,7 +16989,7 @@
       </w:r>
       <w:r>
         <w:rPr>
-          <w:rFonts w:hint="eastAsia" w:ascii="Times New Roman" w:hAnsi="Times New Roman" w:eastAsia="SimSun" w:cs="Times New Roman"/>
+          <w:rFonts w:hint="eastAsia" w:ascii="Times New Roman" w:hAnsi="Times New Roman" w:eastAsia="FangSong" w:cs="Times New Roman"/>
         </w:rPr>
         <w:t>正是最典型的结构畸变来源之一</w:t>
       </w:r>
@@ -17143,7 +17010,7 @@
       </w:pPr>
       <w:r>
         <w:rPr>
-          <w:rFonts w:hint="eastAsia" w:ascii="Times New Roman" w:hAnsi="Times New Roman" w:eastAsia="SimSun" w:cs="Times New Roman"/>
+          <w:rFonts w:hint="eastAsia" w:ascii="Times New Roman" w:hAnsi="Times New Roman" w:eastAsia="FangSong" w:cs="Times New Roman"/>
         </w:rPr>
         <w:t>几何场类型先决定基本分裂图</w:t>
       </w:r>
@@ -17155,7 +17022,7 @@
       </w:r>
       <w:r>
         <w:rPr>
-          <w:rFonts w:hint="eastAsia" w:ascii="Times New Roman" w:hAnsi="Times New Roman" w:eastAsia="SimSun" w:cs="Times New Roman"/>
+          <w:rFonts w:hint="eastAsia" w:ascii="Times New Roman" w:hAnsi="Times New Roman" w:eastAsia="FangSong" w:cs="Times New Roman"/>
         </w:rPr>
         <w:t>配体</w:t>
       </w:r>
@@ -17167,7 +17034,7 @@
       </w:r>
       <w:r>
         <w:rPr>
-          <w:rFonts w:hint="eastAsia" w:ascii="Times New Roman" w:hAnsi="Times New Roman" w:eastAsia="SimSun" w:cs="Times New Roman"/>
+          <w:rFonts w:hint="eastAsia" w:ascii="Times New Roman" w:hAnsi="Times New Roman" w:eastAsia="FangSong" w:cs="Times New Roman"/>
         </w:rPr>
         <w:t>性质再调节分裂大小</w:t>
       </w:r>
@@ -17179,7 +17046,7 @@
       </w:r>
       <w:r>
         <w:rPr>
-          <w:rFonts w:hint="eastAsia" w:ascii="Times New Roman" w:hAnsi="Times New Roman" w:eastAsia="SimSun" w:cs="Times New Roman"/>
+          <w:rFonts w:hint="eastAsia" w:ascii="Times New Roman" w:hAnsi="Times New Roman" w:eastAsia="FangSong" w:cs="Times New Roman"/>
         </w:rPr>
         <w:t>最终</w:t>
       </w:r>
@@ -17204,7 +17071,7 @@
       </w:r>
       <w:r>
         <w:rPr>
-          <w:rFonts w:hint="eastAsia" w:ascii="Times New Roman" w:hAnsi="Times New Roman" w:eastAsia="SimSun" w:cs="Times New Roman"/>
+          <w:rFonts w:hint="eastAsia" w:ascii="Times New Roman" w:hAnsi="Times New Roman" w:eastAsia="FangSong" w:cs="Times New Roman"/>
         </w:rPr>
         <w:t xml:space="preserve">与</w:t>
       </w:r>
@@ -17229,7 +17096,7 @@
       </w:r>
       <w:r>
         <w:rPr>
-          <w:rFonts w:hint="eastAsia" w:ascii="Times New Roman" w:hAnsi="Times New Roman" w:eastAsia="SimSun" w:cs="Times New Roman"/>
+          <w:rFonts w:hint="eastAsia" w:ascii="Times New Roman" w:hAnsi="Times New Roman" w:eastAsia="FangSong" w:cs="Times New Roman"/>
         </w:rPr>
         <w:t>比较决定自旋态</w:t>
       </w:r>
@@ -17241,7 +17108,7 @@
       </w:r>
       <w:r>
         <w:rPr>
-          <w:rFonts w:hint="eastAsia" w:ascii="Times New Roman" w:hAnsi="Times New Roman" w:eastAsia="SimSun" w:cs="Times New Roman"/>
+          <w:rFonts w:hint="eastAsia" w:ascii="Times New Roman" w:hAnsi="Times New Roman" w:eastAsia="FangSong" w:cs="Times New Roman"/>
         </w:rPr>
         <w:t>并通过跃迁能影响颜色</w:t>
       </w:r>
@@ -17262,7 +17129,7 @@
       </w:pPr>
       <w:r>
         <w:rPr>
-          <w:rFonts w:hint="eastAsia" w:ascii="Times New Roman" w:hAnsi="Times New Roman" w:eastAsia="SimSun" w:cs="Times New Roman"/>
+          <w:rFonts w:hint="eastAsia" w:ascii="Times New Roman" w:hAnsi="Times New Roman" w:eastAsia="FangSong" w:cs="Times New Roman"/>
         </w:rPr>
         <w:t xml:space="preserve">因为它们常为强</w:t>
       </w:r>
@@ -17274,7 +17141,7 @@
       </w:r>
       <w:r>
         <w:rPr>
-          <w:rFonts w:hint="eastAsia" w:ascii="Times New Roman" w:hAnsi="Times New Roman" w:eastAsia="SimSun" w:cs="Times New Roman"/>
+          <w:rFonts w:hint="eastAsia" w:ascii="Times New Roman" w:hAnsi="Times New Roman" w:eastAsia="FangSong" w:cs="Times New Roman"/>
         </w:rPr>
         <w:t>受体</w:t>
       </w:r>
@@ -17286,7 +17153,7 @@
       </w:r>
       <w:r>
         <w:rPr>
-          <w:rFonts w:hint="eastAsia" w:ascii="Times New Roman" w:hAnsi="Times New Roman" w:eastAsia="SimSun" w:cs="Times New Roman"/>
+          <w:rFonts w:hint="eastAsia" w:ascii="Times New Roman" w:hAnsi="Times New Roman" w:eastAsia="FangSong" w:cs="Times New Roman"/>
         </w:rPr>
         <w:t>会显著改变金属</w:t>
       </w:r>
@@ -17298,7 +17165,7 @@
       </w:r>
       <w:r>
         <w:rPr>
-          <w:rFonts w:hint="eastAsia" w:ascii="Times New Roman" w:hAnsi="Times New Roman" w:eastAsia="SimSun" w:cs="Times New Roman"/>
+          <w:rFonts w:hint="eastAsia" w:ascii="Times New Roman" w:hAnsi="Times New Roman" w:eastAsia="FangSong" w:cs="Times New Roman"/>
         </w:rPr>
         <w:t>电子能级分布</w:t>
       </w:r>
@@ -17310,7 +17177,7 @@
       </w:r>
       <w:r>
         <w:rPr>
-          <w:rFonts w:hint="eastAsia" w:ascii="Times New Roman" w:hAnsi="Times New Roman" w:eastAsia="SimSun" w:cs="Times New Roman"/>
+          <w:rFonts w:hint="eastAsia" w:ascii="Times New Roman" w:hAnsi="Times New Roman" w:eastAsia="FangSong" w:cs="Times New Roman"/>
         </w:rPr>
         <w:t>既影响高低自旋</w:t>
       </w:r>
@@ -17322,7 +17189,7 @@
       </w:r>
       <w:r>
         <w:rPr>
-          <w:rFonts w:hint="eastAsia" w:ascii="Times New Roman" w:hAnsi="Times New Roman" w:eastAsia="SimSun" w:cs="Times New Roman"/>
+          <w:rFonts w:hint="eastAsia" w:ascii="Times New Roman" w:hAnsi="Times New Roman" w:eastAsia="FangSong" w:cs="Times New Roman"/>
         </w:rPr>
         <w:t>也稳定低氧化态或特定电子构型</w:t>
       </w:r>
@@ -17369,7 +17236,7 @@
       </w:pPr>
       <w:r>
         <w:rPr>
-          <w:rFonts w:hint="eastAsia" w:ascii="Times New Roman" w:hAnsi="Times New Roman" w:eastAsia="SimSun" w:cs="Times New Roman"/>
+          <w:rFonts w:hint="eastAsia" w:ascii="Times New Roman" w:hAnsi="Times New Roman" w:eastAsia="FangSong" w:cs="Times New Roman"/>
         </w:rPr>
         <w:t>配位题最稳的开题顺序永远是</w:t>
       </w:r>
@@ -17381,7 +17248,7 @@
       </w:r>
       <w:r>
         <w:rPr>
-          <w:rFonts w:hint="eastAsia" w:ascii="Times New Roman" w:hAnsi="Times New Roman" w:eastAsia="SimSun" w:cs="Times New Roman"/>
+          <w:rFonts w:hint="eastAsia" w:ascii="Times New Roman" w:hAnsi="Times New Roman" w:eastAsia="FangSong" w:cs="Times New Roman"/>
         </w:rPr>
         <w:t>氧化态</w:t>
       </w:r>
@@ -17399,7 +17266,7 @@
       </w:r>
       <w:r>
         <w:rPr>
-          <w:rFonts w:hint="eastAsia" w:ascii="Times New Roman" w:hAnsi="Times New Roman" w:eastAsia="SimSun" w:cs="Times New Roman"/>
+          <w:rFonts w:hint="eastAsia" w:ascii="Times New Roman" w:hAnsi="Times New Roman" w:eastAsia="FangSong" w:cs="Times New Roman"/>
         </w:rPr>
         <w:t>电子数</w:t>
       </w:r>
@@ -17411,7 +17278,7 @@
       </w:r>
       <w:r>
         <w:rPr>
-          <w:rFonts w:hint="eastAsia" w:ascii="Times New Roman" w:hAnsi="Times New Roman" w:eastAsia="SimSun" w:cs="Times New Roman"/>
+          <w:rFonts w:hint="eastAsia" w:ascii="Times New Roman" w:hAnsi="Times New Roman" w:eastAsia="FangSong" w:cs="Times New Roman"/>
         </w:rPr>
         <w:t xml:space="preserve">几何</w:t>
       </w:r>
@@ -17423,7 +17290,7 @@
       </w:r>
       <w:r>
         <w:rPr>
-          <w:rFonts w:hint="eastAsia" w:ascii="Times New Roman" w:hAnsi="Times New Roman" w:eastAsia="SimSun" w:cs="Times New Roman"/>
+          <w:rFonts w:hint="eastAsia" w:ascii="Times New Roman" w:hAnsi="Times New Roman" w:eastAsia="FangSong" w:cs="Times New Roman"/>
         </w:rPr>
         <w:t xml:space="preserve">分裂</w:t>
       </w:r>
@@ -17435,7 +17302,7 @@
       </w:r>
       <w:r>
         <w:rPr>
-          <w:rFonts w:hint="eastAsia" w:ascii="Times New Roman" w:hAnsi="Times New Roman" w:eastAsia="SimSun" w:cs="Times New Roman"/>
+          <w:rFonts w:hint="eastAsia" w:ascii="Times New Roman" w:hAnsi="Times New Roman" w:eastAsia="FangSong" w:cs="Times New Roman"/>
         </w:rPr>
         <w:t>性质</w:t>
       </w:r>
@@ -17475,7 +17342,7 @@
       </w:r>
       <w:r>
         <w:rPr>
-          <w:rFonts w:hint="eastAsia" w:ascii="Times New Roman" w:hAnsi="Times New Roman" w:eastAsia="SimSun" w:cs="Times New Roman"/>
+          <w:rFonts w:hint="eastAsia" w:ascii="Times New Roman" w:hAnsi="Times New Roman" w:eastAsia="FangSong" w:cs="Times New Roman"/>
         </w:rPr>
         <w:t>六配位一旦出现明显长短键差</w:t>
       </w:r>
@@ -17487,7 +17354,7 @@
       </w:r>
       <w:r>
         <w:rPr>
-          <w:rFonts w:hint="eastAsia" w:ascii="Times New Roman" w:hAnsi="Times New Roman" w:eastAsia="SimSun" w:cs="Times New Roman"/>
+          <w:rFonts w:hint="eastAsia" w:ascii="Times New Roman" w:hAnsi="Times New Roman" w:eastAsia="FangSong" w:cs="Times New Roman"/>
         </w:rPr>
         <w:t>优先想到</w:t>
       </w:r>
@@ -17508,7 +17375,7 @@
       </w:pPr>
       <w:r>
         <w:rPr>
-          <w:rFonts w:hint="eastAsia" w:ascii="Times New Roman" w:hAnsi="Times New Roman" w:eastAsia="SimSun" w:cs="Times New Roman"/>
+          <w:rFonts w:hint="eastAsia" w:ascii="Times New Roman" w:hAnsi="Times New Roman" w:eastAsia="FangSong" w:cs="Times New Roman"/>
         </w:rPr>
         <w:t xml:space="preserve">强场</w:t>
       </w:r>
@@ -17520,7 +17387,7 @@
       </w:r>
       <w:r>
         <w:rPr>
-          <w:rFonts w:hint="eastAsia" w:ascii="Times New Roman" w:hAnsi="Times New Roman" w:eastAsia="SimSun" w:cs="Times New Roman"/>
+          <w:rFonts w:hint="eastAsia" w:ascii="Times New Roman" w:hAnsi="Times New Roman" w:eastAsia="FangSong" w:cs="Times New Roman"/>
         </w:rPr>
         <w:t>弱场背后不是玄学</w:t>
       </w:r>
@@ -17532,7 +17399,7 @@
       </w:r>
       <w:r>
         <w:rPr>
-          <w:rFonts w:hint="eastAsia" w:ascii="Times New Roman" w:hAnsi="Times New Roman" w:eastAsia="SimSun" w:cs="Times New Roman"/>
+          <w:rFonts w:hint="eastAsia" w:ascii="Times New Roman" w:hAnsi="Times New Roman" w:eastAsia="FangSong" w:cs="Times New Roman"/>
         </w:rPr>
         <w:t>而是</w:t>
       </w:r>
@@ -17544,7 +17411,7 @@
       </w:r>
       <w:r>
         <w:rPr>
-          <w:rFonts w:hint="eastAsia" w:ascii="Times New Roman" w:hAnsi="Times New Roman" w:eastAsia="SimSun" w:cs="Times New Roman"/>
+          <w:rFonts w:hint="eastAsia" w:ascii="Times New Roman" w:hAnsi="Times New Roman" w:eastAsia="FangSong" w:cs="Times New Roman"/>
         </w:rPr>
         <w:t xml:space="preserve">给体</w:t>
       </w:r>
@@ -17556,7 +17423,7 @@
       </w:r>
       <w:r>
         <w:rPr>
-          <w:rFonts w:hint="eastAsia" w:ascii="Times New Roman" w:hAnsi="Times New Roman" w:eastAsia="SimSun" w:cs="Times New Roman"/>
+          <w:rFonts w:hint="eastAsia" w:ascii="Times New Roman" w:hAnsi="Times New Roman" w:eastAsia="FangSong" w:cs="Times New Roman"/>
         </w:rPr>
         <w:t xml:space="preserve">受体与反馈</w:t>
       </w:r>
@@ -17568,7 +17435,7 @@
       </w:r>
       <w:r>
         <w:rPr>
-          <w:rFonts w:hint="eastAsia" w:ascii="Times New Roman" w:hAnsi="Times New Roman" w:eastAsia="SimSun" w:cs="Times New Roman"/>
+          <w:rFonts w:hint="eastAsia" w:ascii="Times New Roman" w:hAnsi="Times New Roman" w:eastAsia="FangSong" w:cs="Times New Roman"/>
         </w:rPr>
         <w:t>键的差别</w:t>
       </w:r>
@@ -17589,7 +17456,7 @@
       </w:pPr>
       <w:r>
         <w:rPr>
-          <w:rFonts w:hint="eastAsia" w:ascii="Times New Roman" w:hAnsi="Times New Roman" w:eastAsia="SimSun" w:cs="Times New Roman"/>
+          <w:rFonts w:hint="eastAsia" w:ascii="Times New Roman" w:hAnsi="Times New Roman" w:eastAsia="FangSong" w:cs="Times New Roman"/>
         </w:rPr>
         <w:t>反位效应管的是</w:t>
       </w:r>
@@ -17601,7 +17468,7 @@
       </w:r>
       <w:r>
         <w:rPr>
-          <w:rFonts w:hint="eastAsia" w:ascii="Times New Roman" w:hAnsi="Times New Roman" w:eastAsia="SimSun" w:cs="Times New Roman"/>
+          <w:rFonts w:hint="eastAsia" w:ascii="Times New Roman" w:hAnsi="Times New Roman" w:eastAsia="FangSong" w:cs="Times New Roman"/>
         </w:rPr>
         <w:t>取代更快发生在哪</w:t>
       </w:r>
@@ -17613,7 +17480,7 @@
       </w:r>
       <w:r>
         <w:rPr>
-          <w:rFonts w:hint="eastAsia" w:ascii="Times New Roman" w:hAnsi="Times New Roman" w:eastAsia="SimSun" w:cs="Times New Roman"/>
+          <w:rFonts w:hint="eastAsia" w:ascii="Times New Roman" w:hAnsi="Times New Roman" w:eastAsia="FangSong" w:cs="Times New Roman"/>
         </w:rPr>
         <w:t>首先是动力学概念</w:t>
       </w:r>
@@ -17634,7 +17501,7 @@
       </w:pPr>
       <w:r>
         <w:rPr>
-          <w:rFonts w:hint="eastAsia" w:ascii="Times New Roman" w:hAnsi="Times New Roman" w:eastAsia="SimSun" w:cs="Times New Roman"/>
+          <w:rFonts w:hint="eastAsia" w:ascii="Times New Roman" w:hAnsi="Times New Roman" w:eastAsia="FangSong" w:cs="Times New Roman"/>
         </w:rPr>
         <w:t>平面四方</w:t>
       </w:r>
@@ -17646,7 +17513,7 @@
       </w:r>
       <w:r>
         <w:rPr>
-          <w:rFonts w:hint="eastAsia" w:ascii="Times New Roman" w:hAnsi="Times New Roman" w:eastAsia="SimSun" w:cs="Times New Roman"/>
+          <w:rFonts w:hint="eastAsia" w:ascii="Times New Roman" w:hAnsi="Times New Roman" w:eastAsia="FangSong" w:cs="Times New Roman"/>
         </w:rPr>
         <w:t>低自旋</w:t>
       </w:r>
@@ -17658,7 +17525,7 @@
       </w:r>
       <w:r>
         <w:rPr>
-          <w:rFonts w:hint="eastAsia" w:ascii="Times New Roman" w:hAnsi="Times New Roman" w:eastAsia="SimSun" w:cs="Times New Roman"/>
+          <w:rFonts w:hint="eastAsia" w:ascii="Times New Roman" w:hAnsi="Times New Roman" w:eastAsia="FangSong" w:cs="Times New Roman"/>
         </w:rPr>
         <w:t>大分裂</w:t>
       </w:r>
@@ -17670,7 +17537,7 @@
       </w:r>
       <w:r>
         <w:rPr>
-          <w:rFonts w:hint="eastAsia" w:ascii="Times New Roman" w:hAnsi="Times New Roman" w:eastAsia="SimSun" w:cs="Times New Roman"/>
+          <w:rFonts w:hint="eastAsia" w:ascii="Times New Roman" w:hAnsi="Times New Roman" w:eastAsia="FangSong" w:cs="Times New Roman"/>
         </w:rPr>
         <w:t>经常是一条链上的现象</w:t>
       </w:r>
@@ -17691,7 +17558,7 @@
       </w:pPr>
       <w:r>
         <w:rPr>
-          <w:rFonts w:hint="eastAsia" w:ascii="Times New Roman" w:hAnsi="Times New Roman" w:eastAsia="SimSun" w:cs="Times New Roman"/>
+          <w:rFonts w:hint="eastAsia" w:ascii="Times New Roman" w:hAnsi="Times New Roman" w:eastAsia="FangSong" w:cs="Times New Roman"/>
         </w:rPr>
         <w:t>双核金属体系若磁性和键长都反常</w:t>
       </w:r>
@@ -17703,7 +17570,7 @@
       </w:r>
       <w:r>
         <w:rPr>
-          <w:rFonts w:hint="eastAsia" w:ascii="Times New Roman" w:hAnsi="Times New Roman" w:eastAsia="SimSun" w:cs="Times New Roman"/>
+          <w:rFonts w:hint="eastAsia" w:ascii="Times New Roman" w:hAnsi="Times New Roman" w:eastAsia="FangSong" w:cs="Times New Roman"/>
         </w:rPr>
         <w:t>优先怀疑金属</w:t>
       </w:r>
@@ -17715,7 +17582,7 @@
       </w:r>
       <w:r>
         <w:rPr>
-          <w:rFonts w:hint="eastAsia" w:ascii="Times New Roman" w:hAnsi="Times New Roman" w:eastAsia="SimSun" w:cs="Times New Roman"/>
+          <w:rFonts w:hint="eastAsia" w:ascii="Times New Roman" w:hAnsi="Times New Roman" w:eastAsia="FangSong" w:cs="Times New Roman"/>
         </w:rPr>
         <w:t>金属成键</w:t>
       </w:r>
@@ -17762,7 +17629,7 @@
       </w:pPr>
       <w:r>
         <w:rPr>
-          <w:rFonts w:hint="eastAsia" w:ascii="Times New Roman" w:hAnsi="Times New Roman" w:eastAsia="SimSun" w:cs="Times New Roman"/>
+          <w:rFonts w:hint="eastAsia" w:ascii="Times New Roman" w:hAnsi="Times New Roman" w:eastAsia="FangSong" w:cs="Times New Roman"/>
         </w:rPr>
         <w:t>若你最卡的是</w:t>
       </w:r>
@@ -17774,7 +17641,7 @@
       </w:r>
       <w:r>
         <w:rPr>
-          <w:rFonts w:hint="eastAsia" w:ascii="Times New Roman" w:hAnsi="Times New Roman" w:eastAsia="SimSun" w:cs="Times New Roman"/>
+          <w:rFonts w:hint="eastAsia" w:ascii="Times New Roman" w:hAnsi="Times New Roman" w:eastAsia="FangSong" w:cs="Times New Roman"/>
         </w:rPr>
         <w:t>分裂图总是画乱</w:t>
       </w:r>
@@ -17786,7 +17653,7 @@
       </w:r>
       <w:r>
         <w:rPr>
-          <w:rFonts w:hint="eastAsia" w:ascii="Times New Roman" w:hAnsi="Times New Roman" w:eastAsia="SimSun" w:cs="Times New Roman"/>
+          <w:rFonts w:hint="eastAsia" w:ascii="Times New Roman" w:hAnsi="Times New Roman" w:eastAsia="FangSong" w:cs="Times New Roman"/>
         </w:rPr>
         <w:t>先回看</w:t>
       </w:r>
@@ -17798,7 +17665,7 @@
       </w:r>
       <w:r>
         <w:rPr>
-          <w:rFonts w:hint="eastAsia" w:ascii="Times New Roman" w:hAnsi="Times New Roman" w:eastAsia="SimSun" w:cs="Times New Roman"/>
+          <w:rFonts w:hint="eastAsia" w:ascii="Times New Roman" w:hAnsi="Times New Roman" w:eastAsia="FangSong" w:cs="Times New Roman"/>
         </w:rPr>
         <w:t>配位化合物基础</w:t>
       </w:r>
@@ -17810,7 +17677,7 @@
       </w:r>
       <w:r>
         <w:rPr>
-          <w:rFonts w:hint="eastAsia" w:ascii="Times New Roman" w:hAnsi="Times New Roman" w:eastAsia="SimSun" w:cs="Times New Roman"/>
+          <w:rFonts w:hint="eastAsia" w:ascii="Times New Roman" w:hAnsi="Times New Roman" w:eastAsia="FangSong" w:cs="Times New Roman"/>
         </w:rPr>
         <w:t>超级充实版</w:t>
       </w:r>
@@ -17822,7 +17689,7 @@
       </w:r>
       <w:r>
         <w:rPr>
-          <w:rFonts w:hint="eastAsia" w:ascii="Times New Roman" w:hAnsi="Times New Roman" w:eastAsia="SimSun" w:cs="Times New Roman"/>
+          <w:rFonts w:hint="eastAsia" w:ascii="Times New Roman" w:hAnsi="Times New Roman" w:eastAsia="FangSong" w:cs="Times New Roman"/>
         </w:rPr>
         <w:t>自学完整</w:t>
       </w:r>
@@ -17843,7 +17710,7 @@
       </w:pPr>
       <w:r>
         <w:rPr>
-          <w:rFonts w:hint="eastAsia" w:ascii="Times New Roman" w:hAnsi="Times New Roman" w:eastAsia="SimSun" w:cs="Times New Roman"/>
+          <w:rFonts w:hint="eastAsia" w:ascii="Times New Roman" w:hAnsi="Times New Roman" w:eastAsia="FangSong" w:cs="Times New Roman"/>
         </w:rPr>
         <w:t>若你最卡的是</w:t>
       </w:r>
@@ -17855,7 +17722,7 @@
       </w:r>
       <w:r>
         <w:rPr>
-          <w:rFonts w:hint="eastAsia" w:ascii="Times New Roman" w:hAnsi="Times New Roman" w:eastAsia="SimSun" w:cs="Times New Roman"/>
+          <w:rFonts w:hint="eastAsia" w:ascii="Times New Roman" w:hAnsi="Times New Roman" w:eastAsia="FangSong" w:cs="Times New Roman"/>
         </w:rPr>
         <w:t>为什么强场就是强场</w:t>
       </w:r>
@@ -17867,7 +17734,7 @@
       </w:r>
       <w:r>
         <w:rPr>
-          <w:rFonts w:hint="eastAsia" w:ascii="Times New Roman" w:hAnsi="Times New Roman" w:eastAsia="SimSun" w:cs="Times New Roman"/>
+          <w:rFonts w:hint="eastAsia" w:ascii="Times New Roman" w:hAnsi="Times New Roman" w:eastAsia="FangSong" w:cs="Times New Roman"/>
         </w:rPr>
         <w:t>回看</w:t>
       </w:r>
@@ -17879,7 +17746,7 @@
       </w:r>
       <w:r>
         <w:rPr>
-          <w:rFonts w:hint="eastAsia" w:ascii="Times New Roman" w:hAnsi="Times New Roman" w:eastAsia="SimSun" w:cs="Times New Roman"/>
+          <w:rFonts w:hint="eastAsia" w:ascii="Times New Roman" w:hAnsi="Times New Roman" w:eastAsia="FangSong" w:cs="Times New Roman"/>
         </w:rPr>
         <w:t>反馈</w:t>
       </w:r>
@@ -17891,7 +17758,7 @@
       </w:r>
       <w:r>
         <w:rPr>
-          <w:rFonts w:hint="eastAsia" w:ascii="Times New Roman" w:hAnsi="Times New Roman" w:eastAsia="SimSun" w:cs="Times New Roman"/>
+          <w:rFonts w:hint="eastAsia" w:ascii="Times New Roman" w:hAnsi="Times New Roman" w:eastAsia="FangSong" w:cs="Times New Roman"/>
         </w:rPr>
         <w:t>键</w:t>
       </w:r>
@@ -17903,7 +17770,7 @@
       </w:r>
       <w:r>
         <w:rPr>
-          <w:rFonts w:hint="eastAsia" w:ascii="Times New Roman" w:hAnsi="Times New Roman" w:eastAsia="SimSun" w:cs="Times New Roman"/>
+          <w:rFonts w:hint="eastAsia" w:ascii="Times New Roman" w:hAnsi="Times New Roman" w:eastAsia="FangSong" w:cs="Times New Roman"/>
         </w:rPr>
         <w:t xml:space="preserve">与</w:t>
       </w:r>
@@ -17915,7 +17782,7 @@
       </w:r>
       <w:r>
         <w:rPr>
-          <w:rFonts w:hint="eastAsia" w:ascii="Times New Roman" w:hAnsi="Times New Roman" w:eastAsia="SimSun" w:cs="Times New Roman"/>
+          <w:rFonts w:hint="eastAsia" w:ascii="Times New Roman" w:hAnsi="Times New Roman" w:eastAsia="FangSong" w:cs="Times New Roman"/>
         </w:rPr>
         <w:t>分子结构补充</w:t>
       </w:r>
@@ -17927,7 +17794,7 @@
       </w:r>
       <w:r>
         <w:rPr>
-          <w:rFonts w:hint="eastAsia" w:ascii="Times New Roman" w:hAnsi="Times New Roman" w:eastAsia="SimSun" w:cs="Times New Roman"/>
+          <w:rFonts w:hint="eastAsia" w:ascii="Times New Roman" w:hAnsi="Times New Roman" w:eastAsia="FangSong" w:cs="Times New Roman"/>
         </w:rPr>
         <w:t>超级充实版</w:t>
       </w:r>
@@ -17939,7 +17806,7 @@
       </w:r>
       <w:r>
         <w:rPr>
-          <w:rFonts w:hint="eastAsia" w:ascii="Times New Roman" w:hAnsi="Times New Roman" w:eastAsia="SimSun" w:cs="Times New Roman"/>
+          <w:rFonts w:hint="eastAsia" w:ascii="Times New Roman" w:hAnsi="Times New Roman" w:eastAsia="FangSong" w:cs="Times New Roman"/>
         </w:rPr>
         <w:t>自学完整</w:t>
       </w:r>
@@ -17960,7 +17827,7 @@
       </w:pPr>
       <w:r>
         <w:rPr>
-          <w:rFonts w:hint="eastAsia" w:ascii="Times New Roman" w:hAnsi="Times New Roman" w:eastAsia="SimSun" w:cs="Times New Roman"/>
+          <w:rFonts w:hint="eastAsia" w:ascii="Times New Roman" w:hAnsi="Times New Roman" w:eastAsia="FangSong" w:cs="Times New Roman"/>
         </w:rPr>
         <w:t>若你最卡的是</w:t>
       </w:r>
@@ -17985,7 +17852,7 @@
       </w:r>
       <w:r>
         <w:rPr>
-          <w:rFonts w:hint="eastAsia" w:ascii="Times New Roman" w:hAnsi="Times New Roman" w:eastAsia="SimSun" w:cs="Times New Roman"/>
+          <w:rFonts w:hint="eastAsia" w:ascii="Times New Roman" w:hAnsi="Times New Roman" w:eastAsia="FangSong" w:cs="Times New Roman"/>
         </w:rPr>
         <w:t>为什么总拉长</w:t>
       </w:r>
@@ -17997,7 +17864,7 @@
       </w:r>
       <w:r>
         <w:rPr>
-          <w:rFonts w:hint="eastAsia" w:ascii="Times New Roman" w:hAnsi="Times New Roman" w:eastAsia="SimSun" w:cs="Times New Roman"/>
+          <w:rFonts w:hint="eastAsia" w:ascii="Times New Roman" w:hAnsi="Times New Roman" w:eastAsia="FangSong" w:cs="Times New Roman"/>
         </w:rPr>
         <w:t>回看</w:t>
       </w:r>
@@ -18015,7 +17882,7 @@
       </w:r>
       <w:r>
         <w:rPr>
-          <w:rFonts w:hint="eastAsia" w:ascii="Times New Roman" w:hAnsi="Times New Roman" w:eastAsia="SimSun" w:cs="Times New Roman"/>
+          <w:rFonts w:hint="eastAsia" w:ascii="Times New Roman" w:hAnsi="Times New Roman" w:eastAsia="FangSong" w:cs="Times New Roman"/>
         </w:rPr>
         <w:t>效应</w:t>
       </w:r>
@@ -18030,7 +17897,7 @@
       </w:pPr>
       <w:r>
         <w:rPr>
-          <w:rFonts w:hint="eastAsia" w:ascii="Times New Roman" w:hAnsi="Times New Roman" w:eastAsia="SimSun" w:cs="Times New Roman"/>
+          <w:rFonts w:hint="eastAsia" w:ascii="Times New Roman" w:hAnsi="Times New Roman" w:eastAsia="FangSong" w:cs="Times New Roman"/>
         </w:rPr>
         <w:t>若你最卡的是</w:t>
       </w:r>
@@ -18042,7 +17909,7 @@
       </w:r>
       <w:r>
         <w:rPr>
-          <w:rFonts w:hint="eastAsia" w:ascii="Times New Roman" w:hAnsi="Times New Roman" w:eastAsia="SimSun" w:cs="Times New Roman"/>
+          <w:rFonts w:hint="eastAsia" w:ascii="Times New Roman" w:hAnsi="Times New Roman" w:eastAsia="FangSong" w:cs="Times New Roman"/>
         </w:rPr>
         <w:t>顺反到底怎么控制</w:t>
       </w:r>
@@ -18054,7 +17921,7 @@
       </w:r>
       <w:r>
         <w:rPr>
-          <w:rFonts w:hint="eastAsia" w:ascii="Times New Roman" w:hAnsi="Times New Roman" w:eastAsia="SimSun" w:cs="Times New Roman"/>
+          <w:rFonts w:hint="eastAsia" w:ascii="Times New Roman" w:hAnsi="Times New Roman" w:eastAsia="FangSong" w:cs="Times New Roman"/>
         </w:rPr>
         <w:t>回看</w:t>
       </w:r>
@@ -18066,7 +17933,7 @@
       </w:r>
       <w:r>
         <w:rPr>
-          <w:rFonts w:hint="eastAsia" w:ascii="Times New Roman" w:hAnsi="Times New Roman" w:eastAsia="SimSun" w:cs="Times New Roman"/>
+          <w:rFonts w:hint="eastAsia" w:ascii="Times New Roman" w:hAnsi="Times New Roman" w:eastAsia="FangSong" w:cs="Times New Roman"/>
         </w:rPr>
         <w:t xml:space="preserve">反位效应</w:t>
       </w:r>
@@ -18081,7 +17948,7 @@
       </w:pPr>
       <w:r>
         <w:rPr>
-          <w:rFonts w:hint="eastAsia" w:ascii="Times New Roman" w:hAnsi="Times New Roman" w:eastAsia="SimSun" w:cs="Times New Roman"/>
+          <w:rFonts w:hint="eastAsia" w:ascii="Times New Roman" w:hAnsi="Times New Roman" w:eastAsia="FangSong" w:cs="Times New Roman"/>
         </w:rPr>
         <w:t>下一步若继续深化</w:t>
       </w:r>
@@ -18093,7 +17960,7 @@
       </w:r>
       <w:r>
         <w:rPr>
-          <w:rFonts w:hint="eastAsia" w:ascii="Times New Roman" w:hAnsi="Times New Roman" w:eastAsia="SimSun" w:cs="Times New Roman"/>
+          <w:rFonts w:hint="eastAsia" w:ascii="Times New Roman" w:hAnsi="Times New Roman" w:eastAsia="FangSong" w:cs="Times New Roman"/>
         </w:rPr>
         <w:t>最自然的扩展方向是</w:t>
       </w:r>
@@ -18111,7 +17978,7 @@
       </w:r>
       <w:r>
         <w:rPr>
-          <w:rFonts w:hint="eastAsia" w:ascii="Times New Roman" w:hAnsi="Times New Roman" w:eastAsia="SimSun" w:cs="Times New Roman"/>
+          <w:rFonts w:hint="eastAsia" w:ascii="Times New Roman" w:hAnsi="Times New Roman" w:eastAsia="FangSong" w:cs="Times New Roman"/>
         </w:rPr>
         <w:t>图</w:t>
       </w:r>
@@ -18123,7 +17990,7 @@
       </w:r>
       <w:r>
         <w:rPr>
-          <w:rFonts w:hint="eastAsia" w:ascii="Times New Roman" w:hAnsi="Times New Roman" w:eastAsia="SimSun" w:cs="Times New Roman"/>
+          <w:rFonts w:hint="eastAsia" w:ascii="Times New Roman" w:hAnsi="Times New Roman" w:eastAsia="FangSong" w:cs="Times New Roman"/>
         </w:rPr>
         <w:t>配位光谱与金属有机中的催化循环</w:t>
       </w:r>
@@ -19309,7 +19176,7 @@
     <ns0:name ns0:val="Normal"/>
     <ns0:qFormat/>
     <ns0:rPr>
-      <ns0:rFonts ns0:ascii="Times New Roman" ns0:cs="Times New Roman" ns0:eastAsia="SimSun" ns0:hAnsi="Times New Roman"/>
+      <ns0:rFonts ns0:ascii="Times New Roman" ns0:cs="Times New Roman" ns0:eastAsia="FangSong" ns0:hAnsi="Times New Roman"/>
       <ns0:b ns0:val="0"/>
       <ns0:sz ns0:val="23"/>
     </ns0:rPr>
@@ -19323,7 +19190,7 @@
       <ns0:spacing ns0:after="180" ns0:before="180"/>
     </ns0:pPr>
     <ns0:rPr>
-      <ns0:rFonts ns0:ascii="Times New Roman" ns0:hAnsi="Times New Roman" ns0:eastAsia="SimSun" ns0:cs="Times New Roman"/>
+      <ns0:rFonts ns0:ascii="Times New Roman" ns0:hAnsi="Times New Roman" ns0:eastAsia="FangSong" ns0:cs="Times New Roman"/>
     </ns0:rPr>
   </ns0:style>
   <ns0:style ns0:customStyle="1" ns0:styleId="FirstParagraph" ns0:type="paragraph">
@@ -19332,7 +19199,7 @@
     <ns0:next ns0:val="BodyText"/>
     <ns0:qFormat/>
     <ns0:rPr>
-      <ns0:rFonts ns0:ascii="Times New Roman" ns0:hAnsi="Times New Roman" ns0:eastAsia="SimSun" ns0:cs="Times New Roman"/>
+      <ns0:rFonts ns0:ascii="Times New Roman" ns0:hAnsi="Times New Roman" ns0:eastAsia="FangSong" ns0:cs="Times New Roman"/>
     </ns0:rPr>
   </ns0:style>
   <ns0:style ns0:customStyle="1" ns0:styleId="Compact" ns0:type="paragraph">
@@ -19343,7 +19210,7 @@
       <ns0:spacing ns0:after="36" ns0:before="36"/>
     </ns0:pPr>
     <ns0:rPr>
-      <ns0:rFonts ns0:ascii="Times New Roman" ns0:hAnsi="Times New Roman" ns0:eastAsia="SimSun" ns0:cs="Times New Roman"/>
+      <ns0:rFonts ns0:ascii="Times New Roman" ns0:hAnsi="Times New Roman" ns0:eastAsia="FangSong" ns0:cs="Times New Roman"/>
     </ns0:rPr>
   </ns0:style>
   <ns0:style ns0:styleId="Title" ns0:type="paragraph">
@@ -19374,7 +19241,7 @@
     <ns0:uiPriority ns0:val="10"/>
     <ns0:rsid ns0:val="00A10FD9"/>
     <ns0:rPr>
-      <ns0:rFonts ns0:ascii="Times New Roman" ns0:hAnsi="Times New Roman" ns0:eastAsia="SimSun" ns0:cs="Times New Roman"/>
+      <ns0:rFonts ns0:ascii="Times New Roman" ns0:hAnsi="Times New Roman" ns0:eastAsia="FangSong" ns0:cs="Times New Roman"/>
       <ns0:sz ns0:val="56"/>
       <ns0:szCs ns0:val="56"/>
     </ns0:rPr>
@@ -19393,7 +19260,7 @@
       </ns0:numPr>
     </ns0:pPr>
     <ns0:rPr>
-      <ns0:rFonts ns0:ascii="Times New Roman" ns0:cs="Times New Roman" ns0:eastAsia="SimSun" ns0:hAnsi="Times New Roman"/>
+      <ns0:rFonts ns0:ascii="Times New Roman" ns0:cs="Times New Roman" ns0:eastAsia="SimHei" ns0:hAnsi="Times New Roman"/>
       <ns0:b ns0:val="0"/>
       <ns0:color ns0:val="5B6975"/>
       <ns0:sz ns0:val="24"/>
@@ -19407,7 +19274,7 @@
     <ns0:uiPriority ns0:val="11"/>
     <ns0:rsid ns0:val="00A10FD9"/>
     <ns0:rPr>
-      <ns0:rFonts ns0:ascii="Times New Roman" ns0:hAnsi="Times New Roman" ns0:eastAsia="SimSun" ns0:cs="Times New Roman"/>
+      <ns0:rFonts ns0:ascii="Times New Roman" ns0:hAnsi="Times New Roman" ns0:eastAsia="FangSong" ns0:cs="Times New Roman"/>
       <ns0:color ns0:themeColor="text1" ns0:themeTint="A6" ns0:val="595959"/>
       <ns0:sz ns0:val="28"/>
       <ns0:szCs ns0:val="28"/>
@@ -19423,7 +19290,7 @@
       <ns0:keepLines/>
     </ns0:pPr>
     <ns0:rPr>
-      <ns0:rFonts ns0:ascii="Times New Roman" ns0:hAnsi="Times New Roman" ns0:eastAsia="SimSun" ns0:cs="Times New Roman"/>
+      <ns0:rFonts ns0:ascii="Times New Roman" ns0:hAnsi="Times New Roman" ns0:eastAsia="FangSong" ns0:cs="Times New Roman"/>
       <ns0:sz ns0:val="24"/>
       <ns0:szCs ns0:val="24"/>
     </ns0:rPr>
@@ -19438,7 +19305,7 @@
       <ns0:keepLines/>
     </ns0:pPr>
     <ns0:rPr>
-      <ns0:rFonts ns0:ascii="Times New Roman" ns0:hAnsi="Times New Roman" ns0:eastAsia="SimSun" ns0:cs="Times New Roman"/>
+      <ns0:rFonts ns0:ascii="Times New Roman" ns0:hAnsi="Times New Roman" ns0:eastAsia="FangSong" ns0:cs="Times New Roman"/>
       <ns0:sz ns0:val="24"/>
       <ns0:szCs ns0:val="24"/>
     </ns0:rPr>
@@ -19455,7 +19322,7 @@
       <ns0:jc ns0:val="center"/>
     </ns0:pPr>
     <ns0:rPr>
-      <ns0:rFonts ns0:ascii="Times New Roman" ns0:hAnsi="Times New Roman" ns0:eastAsia="SimSun" ns0:cs="Times New Roman"/>
+      <ns0:rFonts ns0:ascii="Times New Roman" ns0:hAnsi="Times New Roman" ns0:eastAsia="FangSong" ns0:cs="Times New Roman"/>
       <ns0:b/>
       <ns0:sz ns0:val="20"/>
       <ns0:szCs ns0:val="20"/>
@@ -19472,7 +19339,7 @@
       <ns0:spacing ns0:after="300" ns0:before="100"/>
     </ns0:pPr>
     <ns0:rPr>
-      <ns0:rFonts ns0:ascii="Times New Roman" ns0:hAnsi="Times New Roman" ns0:eastAsia="SimSun" ns0:cs="Times New Roman"/>
+      <ns0:rFonts ns0:ascii="Times New Roman" ns0:hAnsi="Times New Roman" ns0:eastAsia="FangSong" ns0:cs="Times New Roman"/>
       <ns0:sz ns0:val="20"/>
       <ns0:szCs ns0:val="20"/>
     </ns0:rPr>
@@ -19484,7 +19351,7 @@
     <ns0:qFormat/>
     <ns0:pPr/>
     <ns0:rPr>
-      <ns0:rFonts ns0:ascii="Times New Roman" ns0:hAnsi="Times New Roman" ns0:eastAsia="SimSun" ns0:cs="Times New Roman"/>
+      <ns0:rFonts ns0:ascii="Times New Roman" ns0:hAnsi="Times New Roman" ns0:eastAsia="FangSong" ns0:cs="Times New Roman"/>
     </ns0:rPr>
   </ns0:style>
   <ns0:style ns0:styleId="Heading1" ns0:type="paragraph">
@@ -19820,7 +19687,7 @@
       <ns0:ind ns0:firstLine="0" ns0:left="480" ns0:right="480"/>
     </ns0:pPr>
     <ns0:rPr>
-      <ns0:rFonts ns0:ascii="Times New Roman" ns0:hAnsi="Times New Roman" ns0:eastAsia="SimSun" ns0:cs="Times New Roman"/>
+      <ns0:rFonts ns0:ascii="Times New Roman" ns0:hAnsi="Times New Roman" ns0:eastAsia="FangSong" ns0:cs="Times New Roman"/>
     </ns0:rPr>
   </ns0:style>
   <ns0:style ns0:styleId="FootnoteText" ns0:type="paragraph">
@@ -19831,7 +19698,7 @@
     <ns0:unhideWhenUsed/>
     <ns0:qFormat/>
     <ns0:rPr>
-      <ns0:rFonts ns0:ascii="Times New Roman" ns0:hAnsi="Times New Roman" ns0:eastAsia="SimSun" ns0:cs="Times New Roman"/>
+      <ns0:rFonts ns0:ascii="Times New Roman" ns0:hAnsi="Times New Roman" ns0:eastAsia="FangSong" ns0:cs="Times New Roman"/>
     </ns0:rPr>
   </ns0:style>
   <ns0:style ns0:styleId="FootnoteBlockText" ns0:type="paragraph">
@@ -19846,7 +19713,7 @@
       <ns0:ind ns0:firstLine="0" ns0:left="480" ns0:right="480"/>
     </ns0:pPr>
     <ns0:rPr>
-      <ns0:rFonts ns0:ascii="Times New Roman" ns0:hAnsi="Times New Roman" ns0:eastAsia="SimSun" ns0:cs="Times New Roman"/>
+      <ns0:rFonts ns0:ascii="Times New Roman" ns0:hAnsi="Times New Roman" ns0:eastAsia="FangSong" ns0:cs="Times New Roman"/>
     </ns0:rPr>
   </ns0:style>
   <ns0:style ns0:default="1" ns0:styleId="DefaultParagraphFont" ns0:type="character">
@@ -19854,7 +19721,7 @@
     <ns0:semiHidden/>
     <ns0:unhideWhenUsed/>
     <ns0:rPr>
-      <ns0:rFonts ns0:ascii="Times New Roman" ns0:hAnsi="Times New Roman" ns0:eastAsia="SimSun" ns0:cs="Times New Roman"/>
+      <ns0:rFonts ns0:ascii="Times New Roman" ns0:hAnsi="Times New Roman" ns0:eastAsia="FangSong" ns0:cs="Times New Roman"/>
     </ns0:rPr>
   </ns0:style>
   <ns0:style ns0:default="1" ns0:styleId="Table" ns0:type="table">
@@ -19864,7 +19731,7 @@
     <ns0:unhideWhenUsed/>
     <ns0:qFormat/>
     <ns0:rPr>
-      <ns0:rFonts ns0:ascii="Times New Roman" ns0:hAnsi="Times New Roman" ns0:eastAsia="SimSun" ns0:cs="Times New Roman"/>
+      <ns0:rFonts ns0:ascii="Times New Roman" ns0:hAnsi="Times New Roman" ns0:eastAsia="FangSong" ns0:cs="Times New Roman"/>
     </ns0:rPr>
     <ns0:tblPr>
       <ns0:tblInd ns0:type="dxa" ns0:w="0"/>
@@ -19894,7 +19761,7 @@
       <ns0:spacing ns0:after="0"/>
     </ns0:pPr>
     <ns0:rPr>
-      <ns0:rFonts ns0:ascii="Times New Roman" ns0:hAnsi="Times New Roman" ns0:eastAsia="SimSun" ns0:cs="Times New Roman"/>
+      <ns0:rFonts ns0:ascii="Times New Roman" ns0:hAnsi="Times New Roman" ns0:eastAsia="FangSong" ns0:cs="Times New Roman"/>
       <ns0:b/>
     </ns0:rPr>
   </ns0:style>
@@ -19902,7 +19769,7 @@
     <ns0:name ns0:val="Definition"/>
     <ns0:basedOn ns0:val="Normal"/>
     <ns0:rPr>
-      <ns0:rFonts ns0:ascii="Times New Roman" ns0:hAnsi="Times New Roman" ns0:eastAsia="SimSun" ns0:cs="Times New Roman"/>
+      <ns0:rFonts ns0:ascii="Times New Roman" ns0:hAnsi="Times New Roman" ns0:eastAsia="FangSong" ns0:cs="Times New Roman"/>
     </ns0:rPr>
   </ns0:style>
   <ns0:style ns0:styleId="Caption" ns0:type="paragraph">
@@ -19926,21 +19793,21 @@
       <ns0:keepNext/>
     </ns0:pPr>
     <ns0:rPr>
-      <ns0:rFonts ns0:ascii="Times New Roman" ns0:hAnsi="Times New Roman" ns0:eastAsia="SimSun" ns0:cs="Times New Roman"/>
+      <ns0:rFonts ns0:ascii="Times New Roman" ns0:hAnsi="Times New Roman" ns0:eastAsia="FangSong" ns0:cs="Times New Roman"/>
     </ns0:rPr>
   </ns0:style>
   <ns0:style ns0:customStyle="1" ns0:styleId="ImageCaption" ns0:type="paragraph">
     <ns0:name ns0:val="Image Caption"/>
     <ns0:basedOn ns0:val="Caption"/>
     <ns0:rPr>
-      <ns0:rFonts ns0:ascii="Times New Roman" ns0:hAnsi="Times New Roman" ns0:eastAsia="SimSun" ns0:cs="Times New Roman"/>
+      <ns0:rFonts ns0:ascii="Times New Roman" ns0:hAnsi="Times New Roman" ns0:eastAsia="FangSong" ns0:cs="Times New Roman"/>
     </ns0:rPr>
   </ns0:style>
   <ns0:style ns0:customStyle="1" ns0:styleId="Figure" ns0:type="paragraph">
     <ns0:name ns0:val="Figure"/>
     <ns0:basedOn ns0:val="Normal"/>
     <ns0:rPr>
-      <ns0:rFonts ns0:ascii="Times New Roman" ns0:hAnsi="Times New Roman" ns0:eastAsia="SimSun" ns0:cs="Times New Roman"/>
+      <ns0:rFonts ns0:ascii="Times New Roman" ns0:hAnsi="Times New Roman" ns0:eastAsia="FangSong" ns0:cs="Times New Roman"/>
     </ns0:rPr>
   </ns0:style>
   <ns0:style ns0:customStyle="1" ns0:styleId="CaptionedFigure" ns0:type="paragraph">
@@ -19950,7 +19817,7 @@
       <ns0:keepNext/>
     </ns0:pPr>
     <ns0:rPr>
-      <ns0:rFonts ns0:ascii="Times New Roman" ns0:hAnsi="Times New Roman" ns0:eastAsia="SimSun" ns0:cs="Times New Roman"/>
+      <ns0:rFonts ns0:ascii="Times New Roman" ns0:hAnsi="Times New Roman" ns0:eastAsia="FangSong" ns0:cs="Times New Roman"/>
     </ns0:rPr>
   </ns0:style>
   <ns0:style ns0:customStyle="1" ns0:styleId="BodyTextChar" ns0:type="character">
@@ -19958,14 +19825,14 @@
     <ns0:basedOn ns0:val="DefaultParagraphFont"/>
     <ns0:link ns0:val="BodyText"/>
     <ns0:rPr>
-      <ns0:rFonts ns0:ascii="Times New Roman" ns0:hAnsi="Times New Roman" ns0:eastAsia="SimSun" ns0:cs="Times New Roman"/>
+      <ns0:rFonts ns0:ascii="Times New Roman" ns0:hAnsi="Times New Roman" ns0:eastAsia="FangSong" ns0:cs="Times New Roman"/>
     </ns0:rPr>
   </ns0:style>
   <ns0:style ns0:customStyle="1" ns0:styleId="VerbatimChar" ns0:type="character">
     <ns0:name ns0:val="Verbatim Char"/>
     <ns0:basedOn ns0:val="BodyTextChar"/>
     <ns0:rPr>
-      <ns0:rFonts ns0:ascii="Times New Roman" ns0:cs="Times New Roman" ns0:eastAsia="SimSun" ns0:hAnsi="Times New Roman"/>
+      <ns0:rFonts ns0:ascii="Times New Roman" ns0:cs="Times New Roman" ns0:eastAsia="FangSong" ns0:hAnsi="Times New Roman"/>
       <ns0:b ns0:val="0"/>
       <ns0:sz ns0:val="20"/>
     </ns0:rPr>
@@ -19974,14 +19841,14 @@
     <ns0:name ns0:val="Section Number"/>
     <ns0:basedOn ns0:val="BodyTextChar"/>
     <ns0:rPr>
-      <ns0:rFonts ns0:ascii="Times New Roman" ns0:hAnsi="Times New Roman" ns0:eastAsia="SimSun" ns0:cs="Times New Roman"/>
+      <ns0:rFonts ns0:ascii="Times New Roman" ns0:hAnsi="Times New Roman" ns0:eastAsia="FangSong" ns0:cs="Times New Roman"/>
     </ns0:rPr>
   </ns0:style>
   <ns0:style ns0:styleId="FootnoteReference" ns0:type="character">
     <ns0:name ns0:val="Footnote Reference"/>
     <ns0:basedOn ns0:val="BodyTextChar"/>
     <ns0:rPr>
-      <ns0:rFonts ns0:ascii="Times New Roman" ns0:hAnsi="Times New Roman" ns0:eastAsia="SimSun" ns0:cs="Times New Roman"/>
+      <ns0:rFonts ns0:ascii="Times New Roman" ns0:hAnsi="Times New Roman" ns0:eastAsia="FangSong" ns0:cs="Times New Roman"/>
       <ns0:vertAlign ns0:val="superscript"/>
     </ns0:rPr>
   </ns0:style>
@@ -19989,7 +19856,7 @@
     <ns0:name ns0:val="Hyperlink"/>
     <ns0:basedOn ns0:val="BodyTextChar"/>
     <ns0:rPr>
-      <ns0:rFonts ns0:ascii="Times New Roman" ns0:hAnsi="Times New Roman" ns0:eastAsia="SimSun" ns0:cs="Times New Roman"/>
+      <ns0:rFonts ns0:ascii="Times New Roman" ns0:hAnsi="Times New Roman" ns0:eastAsia="FangSong" ns0:cs="Times New Roman"/>
       <ns0:color ns0:themeColor="accent1" ns0:val="4F81BD"/>
     </ns0:rPr>
   </ns0:style>
@@ -20016,7 +19883,7 @@
     <w:basedOn w:val="BodyText"/>
     <w:qFormat/>
     <ns0:rPr>
-      <w:rFonts ns0:ascii="Times New Roman" ns0:hAnsi="Times New Roman" ns0:eastAsia="SimSun" ns0:cs="Times New Roman"/>
+      <w:rFonts ns0:ascii="Times New Roman" ns0:hAnsi="Times New Roman" ns0:eastAsia="FangSong" ns0:cs="Times New Roman"/>
     </ns0:rPr>
   </w:style>
   <w:style w:type="paragraph" w:customStyle="1" w:styleId="SourceCode">
@@ -20027,14 +19894,14 @@
       <w:wordWrap w:val="off"/>
     </w:pPr>
     <ns0:rPr>
-      <w:rFonts ns0:ascii="Times New Roman" ns0:hAnsi="Times New Roman" ns0:eastAsia="SimSun" ns0:cs="Times New Roman"/>
+      <w:rFonts ns0:ascii="Times New Roman" ns0:hAnsi="Times New Roman" ns0:eastAsia="FangSong" ns0:cs="Times New Roman"/>
     </ns0:rPr>
   </w:style>
   <w:style w:type="character" w:customStyle="1" w:styleId="KeywordTok">
     <w:name w:val="KeywordTok"/>
     <w:basedOn w:val="VerbatimChar"/>
     <w:rPr>
-      <w:rFonts w:ascii="Times New Roman" w:hAnsi="Times New Roman" w:eastAsia="SimSun" w:cs="Times New Roman"/>
+      <w:rFonts w:ascii="Times New Roman" w:hAnsi="Times New Roman" w:eastAsia="FangSong" w:cs="Times New Roman"/>
       <w:b/>
       <w:color w:val="007020"/>
     </w:rPr>
@@ -20043,7 +19910,7 @@
     <w:name w:val="DataTypeTok"/>
     <w:basedOn w:val="VerbatimChar"/>
     <w:rPr>
-      <w:rFonts w:ascii="Times New Roman" w:hAnsi="Times New Roman" w:eastAsia="SimSun" w:cs="Times New Roman"/>
+      <w:rFonts w:ascii="Times New Roman" w:hAnsi="Times New Roman" w:eastAsia="FangSong" w:cs="Times New Roman"/>
       <w:color w:val="902000"/>
     </w:rPr>
   </w:style>
@@ -20051,7 +19918,7 @@
     <w:name w:val="DecValTok"/>
     <w:basedOn w:val="VerbatimChar"/>
     <w:rPr>
-      <w:rFonts w:ascii="Times New Roman" w:hAnsi="Times New Roman" w:eastAsia="SimSun" w:cs="Times New Roman"/>
+      <w:rFonts w:ascii="Times New Roman" w:hAnsi="Times New Roman" w:eastAsia="FangSong" w:cs="Times New Roman"/>
       <w:color w:val="40a070"/>
     </w:rPr>
   </w:style>
@@ -20059,7 +19926,7 @@
     <w:name w:val="BaseNTok"/>
     <w:basedOn w:val="VerbatimChar"/>
     <w:rPr>
-      <w:rFonts w:ascii="Times New Roman" w:hAnsi="Times New Roman" w:eastAsia="SimSun" w:cs="Times New Roman"/>
+      <w:rFonts w:ascii="Times New Roman" w:hAnsi="Times New Roman" w:eastAsia="FangSong" w:cs="Times New Roman"/>
       <w:color w:val="40a070"/>
     </w:rPr>
   </w:style>
@@ -20067,7 +19934,7 @@
     <w:name w:val="FloatTok"/>
     <w:basedOn w:val="VerbatimChar"/>
     <w:rPr>
-      <w:rFonts w:ascii="Times New Roman" w:hAnsi="Times New Roman" w:eastAsia="SimSun" w:cs="Times New Roman"/>
+      <w:rFonts w:ascii="Times New Roman" w:hAnsi="Times New Roman" w:eastAsia="FangSong" w:cs="Times New Roman"/>
       <w:color w:val="40a070"/>
     </w:rPr>
   </w:style>
@@ -20075,7 +19942,7 @@
     <w:name w:val="ConstantTok"/>
     <w:basedOn w:val="VerbatimChar"/>
     <w:rPr>
-      <w:rFonts w:ascii="Times New Roman" w:hAnsi="Times New Roman" w:eastAsia="SimSun" w:cs="Times New Roman"/>
+      <w:rFonts w:ascii="Times New Roman" w:hAnsi="Times New Roman" w:eastAsia="FangSong" w:cs="Times New Roman"/>
       <w:color w:val="880000"/>
     </w:rPr>
   </w:style>
@@ -20083,7 +19950,7 @@
     <w:name w:val="CharTok"/>
     <w:basedOn w:val="VerbatimChar"/>
     <w:rPr>
-      <w:rFonts w:ascii="Times New Roman" w:hAnsi="Times New Roman" w:eastAsia="SimSun" w:cs="Times New Roman"/>
+      <w:rFonts w:ascii="Times New Roman" w:hAnsi="Times New Roman" w:eastAsia="FangSong" w:cs="Times New Roman"/>
       <w:color w:val="4070a0"/>
     </w:rPr>
   </w:style>
@@ -20091,7 +19958,7 @@
     <w:name w:val="SpecialCharTok"/>
     <w:basedOn w:val="VerbatimChar"/>
     <w:rPr>
-      <w:rFonts w:ascii="Times New Roman" w:hAnsi="Times New Roman" w:eastAsia="SimSun" w:cs="Times New Roman"/>
+      <w:rFonts w:ascii="Times New Roman" w:hAnsi="Times New Roman" w:eastAsia="FangSong" w:cs="Times New Roman"/>
       <w:color w:val="4070a0"/>
     </w:rPr>
   </w:style>
@@ -20099,7 +19966,7 @@
     <w:name w:val="StringTok"/>
     <w:basedOn w:val="VerbatimChar"/>
     <w:rPr>
-      <w:rFonts w:ascii="Times New Roman" w:hAnsi="Times New Roman" w:eastAsia="SimSun" w:cs="Times New Roman"/>
+      <w:rFonts w:ascii="Times New Roman" w:hAnsi="Times New Roman" w:eastAsia="FangSong" w:cs="Times New Roman"/>
       <w:color w:val="4070a0"/>
     </w:rPr>
   </w:style>
@@ -20107,7 +19974,7 @@
     <w:name w:val="VerbatimStringTok"/>
     <w:basedOn w:val="VerbatimChar"/>
     <w:rPr>
-      <w:rFonts w:ascii="Times New Roman" w:hAnsi="Times New Roman" w:eastAsia="SimSun" w:cs="Times New Roman"/>
+      <w:rFonts w:ascii="Times New Roman" w:hAnsi="Times New Roman" w:eastAsia="FangSong" w:cs="Times New Roman"/>
       <w:color w:val="4070a0"/>
     </w:rPr>
   </w:style>
@@ -20115,7 +19982,7 @@
     <w:name w:val="SpecialStringTok"/>
     <w:basedOn w:val="VerbatimChar"/>
     <w:rPr>
-      <w:rFonts w:ascii="Times New Roman" w:hAnsi="Times New Roman" w:eastAsia="SimSun" w:cs="Times New Roman"/>
+      <w:rFonts w:ascii="Times New Roman" w:hAnsi="Times New Roman" w:eastAsia="FangSong" w:cs="Times New Roman"/>
       <w:color w:val="bb6688"/>
     </w:rPr>
   </w:style>
@@ -20123,7 +19990,7 @@
     <w:name w:val="ImportTok"/>
     <w:basedOn w:val="VerbatimChar"/>
     <w:rPr>
-      <w:rFonts w:ascii="Times New Roman" w:hAnsi="Times New Roman" w:eastAsia="SimSun" w:cs="Times New Roman"/>
+      <w:rFonts w:ascii="Times New Roman" w:hAnsi="Times New Roman" w:eastAsia="FangSong" w:cs="Times New Roman"/>
       <w:b/>
       <w:color w:val="008000"/>
     </w:rPr>
@@ -20132,7 +19999,7 @@
     <w:name w:val="CommentTok"/>
     <w:basedOn w:val="VerbatimChar"/>
     <w:rPr>
-      <w:rFonts w:ascii="Times New Roman" w:hAnsi="Times New Roman" w:eastAsia="SimSun" w:cs="Times New Roman"/>
+      <w:rFonts w:ascii="Times New Roman" w:hAnsi="Times New Roman" w:eastAsia="FangSong" w:cs="Times New Roman"/>
       <w:i/>
       <w:color w:val="60a0b0"/>
     </w:rPr>
@@ -20141,7 +20008,7 @@
     <w:name w:val="DocumentationTok"/>
     <w:basedOn w:val="VerbatimChar"/>
     <w:rPr>
-      <w:rFonts w:ascii="Times New Roman" w:hAnsi="Times New Roman" w:eastAsia="SimSun" w:cs="Times New Roman"/>
+      <w:rFonts w:ascii="Times New Roman" w:hAnsi="Times New Roman" w:eastAsia="FangSong" w:cs="Times New Roman"/>
       <w:i/>
       <w:color w:val="ba2121"/>
     </w:rPr>
@@ -20150,7 +20017,7 @@
     <w:name w:val="AnnotationTok"/>
     <w:basedOn w:val="VerbatimChar"/>
     <w:rPr>
-      <w:rFonts w:ascii="Times New Roman" w:hAnsi="Times New Roman" w:eastAsia="SimSun" w:cs="Times New Roman"/>
+      <w:rFonts w:ascii="Times New Roman" w:hAnsi="Times New Roman" w:eastAsia="FangSong" w:cs="Times New Roman"/>
       <w:b/>
       <w:i/>
       <w:color w:val="60a0b0"/>
@@ -20160,7 +20027,7 @@
     <w:name w:val="CommentVarTok"/>
     <w:basedOn w:val="VerbatimChar"/>
     <w:rPr>
-      <w:rFonts w:ascii="Times New Roman" w:hAnsi="Times New Roman" w:eastAsia="SimSun" w:cs="Times New Roman"/>
+      <w:rFonts w:ascii="Times New Roman" w:hAnsi="Times New Roman" w:eastAsia="FangSong" w:cs="Times New Roman"/>
       <w:b/>
       <w:i/>
       <w:color w:val="60a0b0"/>
@@ -20170,7 +20037,7 @@
     <w:name w:val="OtherTok"/>
     <w:basedOn w:val="VerbatimChar"/>
     <w:rPr>
-      <w:rFonts w:ascii="Times New Roman" w:hAnsi="Times New Roman" w:eastAsia="SimSun" w:cs="Times New Roman"/>
+      <w:rFonts w:ascii="Times New Roman" w:hAnsi="Times New Roman" w:eastAsia="FangSong" w:cs="Times New Roman"/>
       <w:color w:val="007020"/>
     </w:rPr>
   </w:style>
@@ -20178,7 +20045,7 @@
     <w:name w:val="FunctionTok"/>
     <w:basedOn w:val="VerbatimChar"/>
     <w:rPr>
-      <w:rFonts w:ascii="Times New Roman" w:hAnsi="Times New Roman" w:eastAsia="SimSun" w:cs="Times New Roman"/>
+      <w:rFonts w:ascii="Times New Roman" w:hAnsi="Times New Roman" w:eastAsia="FangSong" w:cs="Times New Roman"/>
       <w:color w:val="06287e"/>
     </w:rPr>
   </w:style>
@@ -20186,7 +20053,7 @@
     <w:name w:val="VariableTok"/>
     <w:basedOn w:val="VerbatimChar"/>
     <w:rPr>
-      <w:rFonts w:ascii="Times New Roman" w:hAnsi="Times New Roman" w:eastAsia="SimSun" w:cs="Times New Roman"/>
+      <w:rFonts w:ascii="Times New Roman" w:hAnsi="Times New Roman" w:eastAsia="FangSong" w:cs="Times New Roman"/>
       <w:color w:val="19177c"/>
     </w:rPr>
   </w:style>
@@ -20194,7 +20061,7 @@
     <w:name w:val="ControlFlowTok"/>
     <w:basedOn w:val="VerbatimChar"/>
     <w:rPr>
-      <w:rFonts w:ascii="Times New Roman" w:hAnsi="Times New Roman" w:eastAsia="SimSun" w:cs="Times New Roman"/>
+      <w:rFonts w:ascii="Times New Roman" w:hAnsi="Times New Roman" w:eastAsia="FangSong" w:cs="Times New Roman"/>
       <w:b/>
       <w:color w:val="007020"/>
     </w:rPr>
@@ -20203,7 +20070,7 @@
     <w:name w:val="OperatorTok"/>
     <w:basedOn w:val="VerbatimChar"/>
     <w:rPr>
-      <w:rFonts w:ascii="Times New Roman" w:hAnsi="Times New Roman" w:eastAsia="SimSun" w:cs="Times New Roman"/>
+      <w:rFonts w:ascii="Times New Roman" w:hAnsi="Times New Roman" w:eastAsia="FangSong" w:cs="Times New Roman"/>
       <w:color w:val="666666"/>
     </w:rPr>
   </w:style>
@@ -20211,7 +20078,7 @@
     <w:name w:val="BuiltInTok"/>
     <w:basedOn w:val="VerbatimChar"/>
     <w:rPr>
-      <w:rFonts w:ascii="Times New Roman" w:hAnsi="Times New Roman" w:eastAsia="SimSun" w:cs="Times New Roman"/>
+      <w:rFonts w:ascii="Times New Roman" w:hAnsi="Times New Roman" w:eastAsia="FangSong" w:cs="Times New Roman"/>
       <w:color w:val="008000"/>
     </w:rPr>
   </w:style>
@@ -20219,14 +20086,14 @@
     <w:name w:val="ExtensionTok"/>
     <w:basedOn w:val="VerbatimChar"/>
     <w:rPr>
-      <w:rFonts w:ascii="Times New Roman" w:hAnsi="Times New Roman" w:eastAsia="SimSun" w:cs="Times New Roman"/>
+      <w:rFonts w:ascii="Times New Roman" w:hAnsi="Times New Roman" w:eastAsia="FangSong" w:cs="Times New Roman"/>
     </w:rPr>
   </w:style>
   <w:style w:type="character" w:customStyle="1" w:styleId="PreprocessorTok">
     <w:name w:val="PreprocessorTok"/>
     <w:basedOn w:val="VerbatimChar"/>
     <w:rPr>
-      <w:rFonts w:ascii="Times New Roman" w:hAnsi="Times New Roman" w:eastAsia="SimSun" w:cs="Times New Roman"/>
+      <w:rFonts w:ascii="Times New Roman" w:hAnsi="Times New Roman" w:eastAsia="FangSong" w:cs="Times New Roman"/>
       <w:color w:val="bc7a00"/>
     </w:rPr>
   </w:style>
@@ -20234,7 +20101,7 @@
     <w:name w:val="AttributeTok"/>
     <w:basedOn w:val="VerbatimChar"/>
     <w:rPr>
-      <w:rFonts w:ascii="Times New Roman" w:hAnsi="Times New Roman" w:eastAsia="SimSun" w:cs="Times New Roman"/>
+      <w:rFonts w:ascii="Times New Roman" w:hAnsi="Times New Roman" w:eastAsia="FangSong" w:cs="Times New Roman"/>
       <w:color w:val="7d9029"/>
     </w:rPr>
   </w:style>
@@ -20242,14 +20109,14 @@
     <w:name w:val="RegionMarkerTok"/>
     <w:basedOn w:val="VerbatimChar"/>
     <w:rPr>
-      <w:rFonts w:ascii="Times New Roman" w:hAnsi="Times New Roman" w:eastAsia="SimSun" w:cs="Times New Roman"/>
+      <w:rFonts w:ascii="Times New Roman" w:hAnsi="Times New Roman" w:eastAsia="FangSong" w:cs="Times New Roman"/>
     </w:rPr>
   </w:style>
   <w:style w:type="character" w:customStyle="1" w:styleId="InformationTok">
     <w:name w:val="InformationTok"/>
     <w:basedOn w:val="VerbatimChar"/>
     <w:rPr>
-      <w:rFonts w:ascii="Times New Roman" w:hAnsi="Times New Roman" w:eastAsia="SimSun" w:cs="Times New Roman"/>
+      <w:rFonts w:ascii="Times New Roman" w:hAnsi="Times New Roman" w:eastAsia="FangSong" w:cs="Times New Roman"/>
       <w:b/>
       <w:i/>
       <w:color w:val="60a0b0"/>
@@ -20259,7 +20126,7 @@
     <w:name w:val="WarningTok"/>
     <w:basedOn w:val="VerbatimChar"/>
     <w:rPr>
-      <w:rFonts w:ascii="Times New Roman" w:hAnsi="Times New Roman" w:eastAsia="SimSun" w:cs="Times New Roman"/>
+      <w:rFonts w:ascii="Times New Roman" w:hAnsi="Times New Roman" w:eastAsia="FangSong" w:cs="Times New Roman"/>
       <w:b/>
       <w:i/>
       <w:color w:val="60a0b0"/>
@@ -20269,7 +20136,7 @@
     <w:name w:val="AlertTok"/>
     <w:basedOn w:val="VerbatimChar"/>
     <w:rPr>
-      <w:rFonts w:ascii="Times New Roman" w:hAnsi="Times New Roman" w:eastAsia="SimSun" w:cs="Times New Roman"/>
+      <w:rFonts w:ascii="Times New Roman" w:hAnsi="Times New Roman" w:eastAsia="FangSong" w:cs="Times New Roman"/>
       <w:b/>
       <w:color w:val="ff0000"/>
     </w:rPr>
@@ -20278,7 +20145,7 @@
     <w:name w:val="ErrorTok"/>
     <w:basedOn w:val="VerbatimChar"/>
     <w:rPr>
-      <w:rFonts w:ascii="Times New Roman" w:hAnsi="Times New Roman" w:eastAsia="SimSun" w:cs="Times New Roman"/>
+      <w:rFonts w:ascii="Times New Roman" w:hAnsi="Times New Roman" w:eastAsia="FangSong" w:cs="Times New Roman"/>
       <w:b/>
       <w:color w:val="ff0000"/>
     </w:rPr>
@@ -20287,7 +20154,7 @@
     <w:name w:val="NormalTok"/>
     <w:basedOn w:val="VerbatimChar"/>
     <w:rPr>
-      <w:rFonts w:ascii="Times New Roman" w:hAnsi="Times New Roman" w:eastAsia="SimSun" w:cs="Times New Roman"/>
+      <w:rFonts w:ascii="Times New Roman" w:hAnsi="Times New Roman" w:eastAsia="FangSong" w:cs="Times New Roman"/>
     </w:rPr>
   </w:style>
 </ns0:styles>

--- a/00-首页/学生讲义Word/配合物深化-超级充实版（自学完整）.docx
+++ b/00-首页/学生讲义Word/配合物深化-超级充实版（自学完整）.docx
@@ -14217,28 +14217,73 @@
         </w:rPr>
         <w:t xml:space="preserve"> </w:t>
       </w:r>
-      <w:r>
-        <w:rPr>
-          <w:rStyle w:val="VerbatimChar"/>
-          <w:rFonts w:ascii="Times New Roman" w:hAnsi="Times New Roman" w:eastAsia="Times New Roman" w:cs="Times New Roman"/>
-        </w:rPr>
-        <w:t>[Fe(CN)</w:t>
-      </w:r>
-      <w:r>
-        <w:rPr>
-          <w:rStyle w:val="VerbatimChar"/>
-          <w:rFonts w:ascii="Times New Roman" w:hAnsi="Times New Roman" w:eastAsia="Times New Roman" w:cs="Times New Roman"/>
-          <w:vertAlign w:val="subscript"/>
-        </w:rPr>
-        <w:t>6</w:t>
-      </w:r>
-      <w:r>
-        <w:rPr>
-          <w:rStyle w:val="VerbatimChar"/>
-          <w:rFonts w:ascii="Times New Roman" w:hAnsi="Times New Roman" w:eastAsia="Times New Roman" w:cs="Times New Roman"/>
-        </w:rPr>
-        <w:t>]^{4-}</w:t>
-      </w:r>
+      <m:oMath>
+        <m:oMathPr>
+          <m:ctrlPr>
+            <w:rPr>
+              <w:sz w:val="28"/>
+              <w:szCs w:val="28"/>
+            </w:rPr>
+          </m:ctrlPr>
+        </m:oMathPr>
+        <m:r>
+          <m:rPr>
+            <m:sty m:val="p"/>
+          </m:rPr>
+          <m:t>[</m:t>
+        </m:r>
+        <m:r>
+          <m:t>F</m:t>
+        </m:r>
+        <m:r>
+          <m:t>e</m:t>
+        </m:r>
+        <m:r>
+          <m:rPr>
+            <m:sty m:val="p"/>
+          </m:rPr>
+          <m:t>(</m:t>
+        </m:r>
+        <m:r>
+          <m:t>C</m:t>
+        </m:r>
+        <m:r>
+          <m:t>N</m:t>
+        </m:r>
+        <m:r>
+          <m:rPr>
+            <m:sty m:val="p"/>
+          </m:rPr>
+          <m:t>)</m:t>
+        </m:r>
+        <m:r>
+          <m:rPr>
+            <m:sty m:val="p"/>
+          </m:rPr>
+          <m:t>₆</m:t>
+        </m:r>
+        <m:sSup>
+          <m:e>
+            <m:r>
+              <m:rPr>
+                <m:sty m:val="p"/>
+              </m:rPr>
+              <m:t>]</m:t>
+            </m:r>
+          </m:e>
+          <m:sup>
+            <m:r>
+              <m:t>4</m:t>
+            </m:r>
+            <m:r>
+              <m:rPr>
+                <m:sty m:val="p"/>
+              </m:rPr>
+              <m:t>−</m:t>
+            </m:r>
+          </m:sup>
+        </m:sSup>
+      </m:oMath>
       <w:r>
         <w:rPr>
           <w:rFonts w:ascii="Times New Roman" w:hAnsi="Times New Roman" w:eastAsia="Times New Roman" w:cs="Times New Roman"/>
@@ -14269,28 +14314,58 @@
         </w:rPr>
         <w:t xml:space="preserve"> </w:t>
       </w:r>
-      <w:r>
-        <w:rPr>
-          <w:rStyle w:val="VerbatimChar"/>
-          <w:rFonts w:ascii="Times New Roman" w:hAnsi="Times New Roman" w:eastAsia="Times New Roman" w:cs="Times New Roman"/>
-        </w:rPr>
-        <w:t>[FeF</w:t>
-      </w:r>
-      <w:r>
-        <w:rPr>
-          <w:rStyle w:val="VerbatimChar"/>
-          <w:rFonts w:ascii="Times New Roman" w:hAnsi="Times New Roman" w:eastAsia="Times New Roman" w:cs="Times New Roman"/>
-          <w:vertAlign w:val="subscript"/>
-        </w:rPr>
-        <w:t>6</w:t>
-      </w:r>
-      <w:r>
-        <w:rPr>
-          <w:rStyle w:val="VerbatimChar"/>
-          <w:rFonts w:ascii="Times New Roman" w:hAnsi="Times New Roman" w:eastAsia="Times New Roman" w:cs="Times New Roman"/>
-        </w:rPr>
-        <w:t>]^{4-}</w:t>
-      </w:r>
+      <m:oMath>
+        <m:oMathPr>
+          <m:ctrlPr>
+            <w:rPr>
+              <w:sz w:val="28"/>
+              <w:szCs w:val="28"/>
+            </w:rPr>
+          </m:ctrlPr>
+        </m:oMathPr>
+        <m:r>
+          <m:rPr>
+            <m:sty m:val="p"/>
+          </m:rPr>
+          <m:t>[</m:t>
+        </m:r>
+        <m:r>
+          <m:t>F</m:t>
+        </m:r>
+        <m:r>
+          <m:t>e</m:t>
+        </m:r>
+        <m:r>
+          <m:t>F</m:t>
+        </m:r>
+        <m:r>
+          <m:rPr>
+            <m:sty m:val="p"/>
+          </m:rPr>
+          <m:t>₆</m:t>
+        </m:r>
+        <m:sSup>
+          <m:e>
+            <m:r>
+              <m:rPr>
+                <m:sty m:val="p"/>
+              </m:rPr>
+              <m:t>]</m:t>
+            </m:r>
+          </m:e>
+          <m:sup>
+            <m:r>
+              <m:t>4</m:t>
+            </m:r>
+            <m:r>
+              <m:rPr>
+                <m:sty m:val="p"/>
+              </m:rPr>
+              <m:t>−</m:t>
+            </m:r>
+          </m:sup>
+        </m:sSup>
+      </m:oMath>
       <w:r>
         <w:rPr>
           <w:rFonts w:ascii="Times New Roman" w:hAnsi="Times New Roman" w:eastAsia="Times New Roman" w:cs="Times New Roman"/>
